--- a/papers/01-evidence-audit/from-synchronization-physics-to-trained-dynamics.docx
+++ b/papers/01-evidence-audit/from-synchronization-physics-to-trained-dynamics.docx
@@ -15098,13 +15098,13 @@
               </w:rPr>
               <w:t xml:space="preserve">(</w:t>
             </w:r>
-            <w:hyperlink w:anchor="ref-rusch2021">
+            <w:hyperlink w:anchor="ref-unicornn">
               <w:r>
                 <w:rPr>
                   <w:rStyle w:val="Hyperlink"/>
                   <w:lang w:val="en-GB"/>
                 </w:rPr>
-                <w:t xml:space="preserve">Rusch &amp; Mishra, 2021a</w:t>
+                <w:t xml:space="preserve">Rusch &amp; Mishra, 2021b</w:t>
               </w:r>
             </w:hyperlink>
             <w:r>
@@ -27205,7 +27205,7 @@
             <w:rStyle w:val="Hyperlink"/>
             <w:lang w:val="en-GB"/>
           </w:rPr>
-          <w:t xml:space="preserve">https://doi.org/10.1145/3774904.3792675</w:t>
+          <w:t xml:space="preserve">https://dl.acm.org/doi/10.1145/3774904.3792675</w:t>
         </w:r>
       </w:hyperlink>
     </w:p>

--- a/papers/01-evidence-audit/from-synchronization-physics-to-trained-dynamics.docx
+++ b/papers/01-evidence-audit/from-synchronization-physics-to-trained-dynamics.docx
@@ -25211,7 +25211,7 @@
         <w:rPr>
           <w:lang w:val="en-GB"/>
         </w:rPr>
-        <w:t xml:space="preserve">Sakaguchi, H., &amp; Kuramoto, Y. (1986). A soluble active rotater model showing phase transitions via mutual entrainment.</w:t>
+        <w:t xml:space="preserve">Sakaguchi, H., &amp; Kuramoto, Y. (1986). A soluble active rotator model showing phase transitions via mutual entrainment.</w:t>
       </w:r>
       <w:r>
         <w:rPr>

--- a/papers/01-evidence-audit/from-synchronization-physics-to-trained-dynamics.docx
+++ b/papers/01-evidence-audit/from-synchronization-physics-to-trained-dynamics.docx
@@ -8237,114 +8237,6 @@
     </w:p>
     <w:p>
       <w:pPr>
-        <w:pStyle w:val="BodyText"/>
-      </w:pPr>
-      <w:r>
-        <w:rPr>
-          <w:b/>
-          <w:bCs/>
-          <w:lang w:val="en-GB"/>
-        </w:rPr>
-        <w:t xml:space="preserve">What is comparable.</w:t>
-      </w:r>
-      <w:r>
-        <w:rPr>
-          <w:lang w:val="en-GB"/>
-        </w:rPr>
-        <w:t xml:space="preserve"> </w:t>
-      </w:r>
-      <w:r>
-        <w:rPr>
-          <w:lang w:val="en-GB"/>
-        </w:rPr>
-        <w:t xml:space="preserve">Two kinds of comparison survive those limits. A paper’s own ablations are protocol-matched by construction, so the controls table below compares like with like even where nothing else in the record does. And parameter budget carries across papers wherever it is reported, which is what makes the matched-budget external baselines, rare but present, worth reading closely.</w:t>
-      </w:r>
-    </w:p>
-    <w:p>
-      <w:pPr>
-        <w:pStyle w:val="BodyText"/>
-      </w:pPr>
-      <w:r>
-        <w:rPr>
-          <w:lang w:val="en-GB"/>
-        </w:rPr>
-        <w:t xml:space="preserve">Training horizon is comparable in the same way and shows a conspicuous pattern. Un-0 trains with 10 to 25 integration steps and reports no stability machinery of any kind; WONN unrolls 18 steps, six layers of three; Kuramoto Attention takes one dynamics step per layer; Kuramoto Orientation Diffusion never trains a long chain at all. The oscillator systems that do handle long horizons changed the problem rather than solving it: coRNN and UnICORNN prove gradient bounds from damping first, LinOSS makes the dynamics linear, D-LinOSS keeps every mode contractive by construction. Theory tracks the same line, with generalization bounds growing linearly in horizon and approximation rates requiring incremental stability. Meanwhile a parallel literature develops training rules that avoid backpropagation through the dynamics entirely: equilibrium propagation for Kuramoto frequencies</w:t>
-      </w:r>
-      <w:r>
-        <w:rPr>
-          <w:lang w:val="en-GB"/>
-        </w:rPr>
-        <w:t xml:space="preserve"> </w:t>
-      </w:r>
-      <w:r>
-        <w:rPr>
-          <w:lang w:val="en-GB"/>
-        </w:rPr>
-        <w:t xml:space="preserve">(</w:t>
-      </w:r>
-      <w:hyperlink w:anchor="ref-ahmadi2026">
-        <w:r>
-          <w:rPr>
-            <w:rStyle w:val="Hyperlink"/>
-            <w:lang w:val="en-GB"/>
-          </w:rPr>
-          <w:t xml:space="preserve">Ahmadi, 2026</w:t>
-        </w:r>
-      </w:hyperlink>
-      <w:r>
-        <w:rPr>
-          <w:lang w:val="en-GB"/>
-        </w:rPr>
-        <w:t xml:space="preserve">)</w:t>
-      </w:r>
-      <w:r>
-        <w:rPr>
-          <w:lang w:val="en-GB"/>
-        </w:rPr>
-        <w:t xml:space="preserve"> </w:t>
-      </w:r>
-      <w:r>
-        <w:rPr>
-          <w:lang w:val="en-GB"/>
-        </w:rPr>
-        <w:t xml:space="preserve">and local force-measurement rules for driven nonlinear oscillators</w:t>
-      </w:r>
-      <w:r>
-        <w:rPr>
-          <w:lang w:val="en-GB"/>
-        </w:rPr>
-        <w:t xml:space="preserve"> </w:t>
-      </w:r>
-      <w:r>
-        <w:rPr>
-          <w:lang w:val="en-GB"/>
-        </w:rPr>
-        <w:t xml:space="preserve">(</w:t>
-      </w:r>
-      <w:hyperlink w:anchor="ref-bosch2025">
-        <w:r>
-          <w:rPr>
-            <w:rStyle w:val="Hyperlink"/>
-            <w:lang w:val="en-GB"/>
-          </w:rPr>
-          <w:t xml:space="preserve">Bösch et al., 2025</w:t>
-        </w:r>
-      </w:hyperlink>
-      <w:r>
-        <w:rPr>
-          <w:lang w:val="en-GB"/>
-        </w:rPr>
-        <w:t xml:space="preserve">)</w:t>
-      </w:r>
-      <w:r>
-        <w:rPr>
-          <w:lang w:val="en-GB"/>
-        </w:rPr>
-        <w:t xml:space="preserve">.</w:t>
-      </w:r>
-    </w:p>
-    <w:p>
-      <w:pPr>
         <w:pStyle w:val="CaptionedFigure"/>
       </w:pPr>
       <w:r>
@@ -8401,6 +8293,114 @@
         <w:t xml:space="preserve">Figure 12. Steps unrolled and backpropagated through, by system. Filled markers are nonlinear dynamics with no stated gradient bound; open markers are linear dynamics, or gradients bounded by dissipation. coRNN and UnICORNN are not plotted: they train long sequences, but prove gradient bounds from damping before doing so. Every nonlinear system sits at the short end, and the one system three orders of magnitude out is linear.</w:t>
       </w:r>
     </w:p>
+    <w:p>
+      <w:pPr>
+        <w:pStyle w:val="BodyText"/>
+      </w:pPr>
+      <w:r>
+        <w:rPr>
+          <w:b/>
+          <w:bCs/>
+          <w:lang w:val="en-GB"/>
+        </w:rPr>
+        <w:t xml:space="preserve">What is comparable.</w:t>
+      </w:r>
+      <w:r>
+        <w:rPr>
+          <w:lang w:val="en-GB"/>
+        </w:rPr>
+        <w:t xml:space="preserve"> </w:t>
+      </w:r>
+      <w:r>
+        <w:rPr>
+          <w:lang w:val="en-GB"/>
+        </w:rPr>
+        <w:t xml:space="preserve">Two kinds of comparison survive those limits. A paper’s own ablations are protocol-matched by construction, so the controls table below compares like with like even where nothing else in the record does. And parameter budget carries across papers wherever it is reported, which is what makes the matched-budget external baselines, rare but present, worth reading closely.</w:t>
+      </w:r>
+    </w:p>
+    <w:p>
+      <w:pPr>
+        <w:pStyle w:val="BodyText"/>
+      </w:pPr>
+      <w:r>
+        <w:rPr>
+          <w:lang w:val="en-GB"/>
+        </w:rPr>
+        <w:t xml:space="preserve">Training horizon is comparable in the same way and shows a conspicuous pattern. Un-0 trains with 10 to 25 integration steps and reports no stability machinery of any kind; WONN unrolls 18 steps, six layers of three; Kuramoto Attention takes one dynamics step per layer; Kuramoto Orientation Diffusion never trains a long chain at all. The oscillator systems that do handle long horizons changed the problem rather than solving it: coRNN and UnICORNN prove gradient bounds from damping first, LinOSS makes the dynamics linear, D-LinOSS keeps every mode contractive by construction. Theory tracks the same line, with generalization bounds growing linearly in horizon and approximation rates requiring incremental stability. Meanwhile a parallel literature develops training rules that avoid backpropagation through the dynamics entirely: equilibrium propagation for Kuramoto frequencies</w:t>
+      </w:r>
+      <w:r>
+        <w:rPr>
+          <w:lang w:val="en-GB"/>
+        </w:rPr>
+        <w:t xml:space="preserve"> </w:t>
+      </w:r>
+      <w:r>
+        <w:rPr>
+          <w:lang w:val="en-GB"/>
+        </w:rPr>
+        <w:t xml:space="preserve">(</w:t>
+      </w:r>
+      <w:hyperlink w:anchor="ref-ahmadi2026">
+        <w:r>
+          <w:rPr>
+            <w:rStyle w:val="Hyperlink"/>
+            <w:lang w:val="en-GB"/>
+          </w:rPr>
+          <w:t xml:space="preserve">Ahmadi, 2026</w:t>
+        </w:r>
+      </w:hyperlink>
+      <w:r>
+        <w:rPr>
+          <w:lang w:val="en-GB"/>
+        </w:rPr>
+        <w:t xml:space="preserve">)</w:t>
+      </w:r>
+      <w:r>
+        <w:rPr>
+          <w:lang w:val="en-GB"/>
+        </w:rPr>
+        <w:t xml:space="preserve"> </w:t>
+      </w:r>
+      <w:r>
+        <w:rPr>
+          <w:lang w:val="en-GB"/>
+        </w:rPr>
+        <w:t xml:space="preserve">and local force-measurement rules for driven nonlinear oscillators</w:t>
+      </w:r>
+      <w:r>
+        <w:rPr>
+          <w:lang w:val="en-GB"/>
+        </w:rPr>
+        <w:t xml:space="preserve"> </w:t>
+      </w:r>
+      <w:r>
+        <w:rPr>
+          <w:lang w:val="en-GB"/>
+        </w:rPr>
+        <w:t xml:space="preserve">(</w:t>
+      </w:r>
+      <w:hyperlink w:anchor="ref-bosch2025">
+        <w:r>
+          <w:rPr>
+            <w:rStyle w:val="Hyperlink"/>
+            <w:lang w:val="en-GB"/>
+          </w:rPr>
+          <w:t xml:space="preserve">Bösch et al., 2025</w:t>
+        </w:r>
+      </w:hyperlink>
+      <w:r>
+        <w:rPr>
+          <w:lang w:val="en-GB"/>
+        </w:rPr>
+        <w:t xml:space="preserve">)</w:t>
+      </w:r>
+      <w:r>
+        <w:rPr>
+          <w:lang w:val="en-GB"/>
+        </w:rPr>
+        <w:t xml:space="preserve">.</w:t>
+      </w:r>
+    </w:p>
     <w:bookmarkEnd w:id="62"/>
     <w:bookmarkStart w:id="63" w:name="what-the-systems-report-as-controls"/>
     <w:p>
@@ -10884,7 +10884,46 @@
         <w:rPr>
           <w:lang w:val="en-GB"/>
         </w:rPr>
-        <w:t xml:space="preserve">). In Kuramoto networks specifically, the one study making natural frequencies first-class learnable parameters reports roughly half of randomly initialized runs failing through landscape multistability, rescued by designed spectral seeding (toy scale, preprint). And where oscillator systems succeed with</w:t>
+        <w:t xml:space="preserve">). In Kuramoto networks specifically, the one study to train natural frequencies as a parameter in their own right rather than jointly with coupling</w:t>
+      </w:r>
+      <w:r>
+        <w:rPr>
+          <w:lang w:val="en-GB"/>
+        </w:rPr>
+        <w:t xml:space="preserve"> </w:t>
+      </w:r>
+      <w:r>
+        <w:rPr>
+          <w:lang w:val="en-GB"/>
+        </w:rPr>
+        <w:t xml:space="preserve">(</w:t>
+      </w:r>
+      <w:hyperlink w:anchor="ref-ahmadi2026">
+        <w:r>
+          <w:rPr>
+            <w:rStyle w:val="Hyperlink"/>
+            <w:lang w:val="en-GB"/>
+          </w:rPr>
+          <w:t xml:space="preserve">Ahmadi, 2026</w:t>
+        </w:r>
+      </w:hyperlink>
+      <w:r>
+        <w:rPr>
+          <w:lang w:val="en-GB"/>
+        </w:rPr>
+        <w:t xml:space="preserve">)</w:t>
+      </w:r>
+      <w:r>
+        <w:rPr>
+          <w:lang w:val="en-GB"/>
+        </w:rPr>
+        <w:t xml:space="preserve"> </w:t>
+      </w:r>
+      <w:r>
+        <w:rPr>
+          <w:lang w:val="en-GB"/>
+        </w:rPr>
+        <w:t xml:space="preserve">reports roughly half of randomly initialized runs failing through loss-landscape multistability, rescued by seeding the frequencies from the eigenvectors of the coupling Laplacian, on a nine-oscillator network with seven learnable frequencies separating two vowels (preprint). And where oscillator systems succeed with</w:t>
       </w:r>
       <w:r>
         <w:rPr>

--- a/papers/01-evidence-audit/from-synchronization-physics-to-trained-dynamics.docx
+++ b/papers/01-evidence-audit/from-synchronization-physics-to-trained-dynamics.docx
@@ -1026,7 +1026,7 @@
         <w:rPr>
           <w:lang w:val="en-GB"/>
         </w:rPr>
-        <w:t xml:space="preserve">The observed coupling of oscillators has been on record since 1665, when Christiaan Huygens, found that two pendulum clocks hung from the same wooden beam settled into antiphase within about thirty minutes and resynchronized when disturbed (later published in 1673). Huygens attributed this to motion too small to see, transmitted through the wood beam they shared. The prehistory of the self-sustained oscillator runs from Airy’s first mathematical treatment in 1830 through Poincaré’s limit cycle and Blondel’s naming of the phenomenon, a lineage traced in full by</w:t>
+        <w:t xml:space="preserve">The observed coupling of oscillators has been on record since 1665, when Christiaan Huygens found that two pendulum clocks hung from the same wooden beam settled into antiphase within about thirty minutes and resynchronized when disturbed (later published in 1673). Huygens attributed this to motion too small to see, transmitted through the wood beam they shared. The prehistory of the self-sustained oscillator runs from Airy’s first mathematical treatment in 1830 through Poincaré’s limit cycle and Blondel’s naming of the phenomenon, a lineage traced in full by</w:t>
       </w:r>
       <w:r>
         <w:rPr>
@@ -1059,7 +1059,7 @@
         <w:rPr>
           <w:lang w:val="en-GB"/>
         </w:rPr>
-        <w:t xml:space="preserve">, whose survey of self-oscillatory devices for unconventional computing covers similar background as this paper, but from the materials and neuromorphic hardware angle. Fast forward a few hundred years: Huygens’ observation was mathematically explained by the Kuramoto coupling function</w:t>
+        <w:t xml:space="preserve">, whose survey of self-oscillatory devices for unconventional computing covers similar background as this paper, but from the materials and neuromorphic hardware angle. Fast forward a few hundred years: Huygens’ observation was given its mathematical form by the Kuramoto coupling function</w:t>
       </w:r>
       <w:r>
         <w:rPr>
@@ -1092,13 +1092,40 @@
         <w:rPr>
           <w:lang w:val="en-GB"/>
         </w:rPr>
-        <w:t xml:space="preserve"> </w:t>
-      </w:r>
-      <w:r>
-        <w:rPr>
-          <w:lang w:val="en-GB"/>
-        </w:rPr>
-        <w:t xml:space="preserve">and the famous experiment demonstrating multiple metronomes on a moving surface, started at different times, synchronizing. Huygens’ experiments were later replicated and explained by</w:t>
+        <w:t xml:space="preserve">, and the same locking is what a row of metronomes started at different times on a shared moving platform demonstrates</w:t>
+      </w:r>
+      <w:r>
+        <w:rPr>
+          <w:lang w:val="en-GB"/>
+        </w:rPr>
+        <w:t xml:space="preserve"> </w:t>
+      </w:r>
+      <w:r>
+        <w:rPr>
+          <w:lang w:val="en-GB"/>
+        </w:rPr>
+        <w:t xml:space="preserve">(</w:t>
+      </w:r>
+      <w:hyperlink w:anchor="ref-pantaleone2002">
+        <w:r>
+          <w:rPr>
+            <w:rStyle w:val="Hyperlink"/>
+            <w:lang w:val="en-GB"/>
+          </w:rPr>
+          <w:t xml:space="preserve">Pantaleone, 2002</w:t>
+        </w:r>
+      </w:hyperlink>
+      <w:r>
+        <w:rPr>
+          <w:lang w:val="en-GB"/>
+        </w:rPr>
+        <w:t xml:space="preserve">)</w:t>
+      </w:r>
+      <w:r>
+        <w:rPr>
+          <w:lang w:val="en-GB"/>
+        </w:rPr>
+        <w:t xml:space="preserve">. Huygens’ experiments were later replicated and explained by</w:t>
       </w:r>
       <w:r>
         <w:rPr>
@@ -12320,7 +12347,46 @@
         <w:rPr>
           <w:lang w:val="en-GB"/>
         </w:rPr>
-        <w:t xml:space="preserve">Three further gaps sit alongside that one, and Section 3.1 sets out the evidence for each. We found no scaling study for trained oscillator networks, so how these systems behave as they grow is unknown. No surveyed system has published a measured energy win, which leaves the field’s most-cited motivation resting on adjacent substrates. And the physics in use stops short of the forms that would test the properties these papers say they want: partial coherence on structured supports, the many coexisting stable states that higher-order and simplicial coupling produce, and the phase-position coupling of swarmalators. The neuroscience shows the same attribution problem from the other side, and the review that sets three speech models against each other reaches it independently.</w:t>
+        <w:t xml:space="preserve">Three further gaps sit alongside that one, and Section 3.1 sets out the evidence for each. We found no scaling study for trained oscillator networks, so how these systems behave as they grow is unknown. No surveyed system has published a measured energy win, which leaves the field’s most-cited motivation resting on adjacent substrates. And the physics in use stops short of the forms that would test the properties these papers say they want: partial coherence on structured supports, the many coexisting stable states that higher-order and simplicial coupling produce, and the phase-position coupling of swarmalators. The neuroscience shows the same attribution problem from the other side, and the review that sets three theta-rhythmic segmentation models against each other</w:t>
+      </w:r>
+      <w:r>
+        <w:rPr>
+          <w:lang w:val="en-GB"/>
+        </w:rPr>
+        <w:t xml:space="preserve"> </w:t>
+      </w:r>
+      <w:r>
+        <w:rPr>
+          <w:lang w:val="en-GB"/>
+        </w:rPr>
+        <w:t xml:space="preserve">(</w:t>
+      </w:r>
+      <w:hyperlink w:anchor="ref-dogonasheva2026">
+        <w:r>
+          <w:rPr>
+            <w:rStyle w:val="Hyperlink"/>
+            <w:lang w:val="en-GB"/>
+          </w:rPr>
+          <w:t xml:space="preserve">Dogonasheva et al., 2026</w:t>
+        </w:r>
+      </w:hyperlink>
+      <w:r>
+        <w:rPr>
+          <w:lang w:val="en-GB"/>
+        </w:rPr>
+        <w:t xml:space="preserve">)</w:t>
+      </w:r>
+      <w:r>
+        <w:rPr>
+          <w:lang w:val="en-GB"/>
+        </w:rPr>
+        <w:t xml:space="preserve"> </w:t>
+      </w:r>
+      <w:r>
+        <w:rPr>
+          <w:lang w:val="en-GB"/>
+        </w:rPr>
+        <w:t xml:space="preserve">reaches it independently.</w:t>
       </w:r>
     </w:p>
     <w:p>
@@ -18218,7 +18284,7 @@
       </w:r>
     </w:p>
     <w:bookmarkEnd w:id="86"/>
-    <w:bookmarkStart w:id="344" w:name="g-questions-the-record-leaves-open"/>
+    <w:bookmarkStart w:id="346" w:name="g-questions-the-record-leaves-open"/>
     <w:p>
       <w:pPr>
         <w:pStyle w:val="Heading1"/>
@@ -18598,7 +18664,7 @@
         <w:t xml:space="preserve">References</w:t>
       </w:r>
     </w:p>
-    <w:bookmarkStart w:id="343" w:name="refs"/>
+    <w:bookmarkStart w:id="345" w:name="refs"/>
     <w:bookmarkStart w:id="88" w:name="ref-abrams2004"/>
     <w:p>
       <w:pPr>
@@ -24553,7 +24619,7 @@
       </w:hyperlink>
     </w:p>
     <w:bookmarkEnd w:id="260"/>
-    <w:bookmarkStart w:id="262" w:name="ref-pikovsky2001"/>
+    <w:bookmarkStart w:id="262" w:name="ref-pantaleone2002"/>
     <w:p>
       <w:pPr>
         <w:pStyle w:val="Bibliography"/>
@@ -24562,6 +24628,74 @@
         <w:rPr>
           <w:lang w:val="en-GB"/>
         </w:rPr>
+        <w:t xml:space="preserve">Pantaleone, J. (2002). Synchronization of metronomes.</w:t>
+      </w:r>
+      <w:r>
+        <w:rPr>
+          <w:lang w:val="en-GB"/>
+        </w:rPr>
+        <w:t xml:space="preserve"> </w:t>
+      </w:r>
+      <w:r>
+        <w:rPr>
+          <w:i/>
+          <w:iCs/>
+          <w:lang w:val="en-GB"/>
+        </w:rPr>
+        <w:t xml:space="preserve">American Journal of Physics</w:t>
+      </w:r>
+      <w:r>
+        <w:rPr>
+          <w:lang w:val="en-GB"/>
+        </w:rPr>
+        <w:t xml:space="preserve">,</w:t>
+      </w:r>
+      <w:r>
+        <w:rPr>
+          <w:lang w:val="en-GB"/>
+        </w:rPr>
+        <w:t xml:space="preserve"> </w:t>
+      </w:r>
+      <w:r>
+        <w:rPr>
+          <w:i/>
+          <w:iCs/>
+          <w:lang w:val="en-GB"/>
+        </w:rPr>
+        <w:t xml:space="preserve">70</w:t>
+      </w:r>
+      <w:r>
+        <w:rPr>
+          <w:lang w:val="en-GB"/>
+        </w:rPr>
+        <w:t xml:space="preserve">(10), 992–1000.</w:t>
+      </w:r>
+      <w:r>
+        <w:rPr>
+          <w:lang w:val="en-GB"/>
+        </w:rPr>
+        <w:t xml:space="preserve"> </w:t>
+      </w:r>
+      <w:hyperlink r:id="rId261">
+        <w:r>
+          <w:rPr>
+            <w:rStyle w:val="Hyperlink"/>
+            <w:lang w:val="en-GB"/>
+          </w:rPr>
+          <w:t xml:space="preserve">https://doi.org/10.1119/1.1501118</w:t>
+        </w:r>
+      </w:hyperlink>
+    </w:p>
+    <w:bookmarkEnd w:id="262"/>
+    <w:bookmarkStart w:id="264" w:name="ref-pikovsky2001"/>
+    <w:p>
+      <w:pPr>
+        <w:pStyle w:val="Bibliography"/>
+      </w:pPr>
+      <w:r>
+        <w:rPr>
+          <w:lang w:val="en-GB"/>
+        </w:rPr>
         <w:t xml:space="preserve">Pikovsky, A., Rosenblum, M., &amp; Kurths, J. (2001).</w:t>
       </w:r>
       <w:r>
@@ -24590,7 +24724,7 @@
         </w:rPr>
         <w:t xml:space="preserve"> </w:t>
       </w:r>
-      <w:hyperlink r:id="rId261">
+      <w:hyperlink r:id="rId263">
         <w:r>
           <w:rPr>
             <w:rStyle w:val="Hyperlink"/>
@@ -24600,8 +24734,8 @@
         </w:r>
       </w:hyperlink>
     </w:p>
-    <w:bookmarkEnd w:id="262"/>
-    <w:bookmarkStart w:id="264" w:name="ref-pittman-polletta2021"/>
+    <w:bookmarkEnd w:id="264"/>
+    <w:bookmarkStart w:id="266" w:name="ref-pittman-polletta2021"/>
     <w:p>
       <w:pPr>
         <w:pStyle w:val="Bibliography"/>
@@ -24658,7 +24792,7 @@
         </w:rPr>
         <w:t xml:space="preserve"> </w:t>
       </w:r>
-      <w:hyperlink r:id="rId263">
+      <w:hyperlink r:id="rId265">
         <w:r>
           <w:rPr>
             <w:rStyle w:val="Hyperlink"/>
@@ -24668,8 +24802,8 @@
         </w:r>
       </w:hyperlink>
     </w:p>
-    <w:bookmarkEnd w:id="264"/>
-    <w:bookmarkStart w:id="266" w:name="ref-poppel2026"/>
+    <w:bookmarkEnd w:id="266"/>
+    <w:bookmarkStart w:id="268" w:name="ref-poppel2026"/>
     <w:p>
       <w:pPr>
         <w:pStyle w:val="Bibliography"/>
@@ -24706,7 +24840,7 @@
         </w:rPr>
         <w:t xml:space="preserve"> </w:t>
       </w:r>
-      <w:hyperlink r:id="rId265">
+      <w:hyperlink r:id="rId267">
         <w:r>
           <w:rPr>
             <w:rStyle w:val="Hyperlink"/>
@@ -24716,8 +24850,8 @@
         </w:r>
       </w:hyperlink>
     </w:p>
-    <w:bookmarkEnd w:id="266"/>
-    <w:bookmarkStart w:id="268" w:name="ref-rivera-sierra2026"/>
+    <w:bookmarkEnd w:id="268"/>
+    <w:bookmarkStart w:id="270" w:name="ref-rivera-sierra2026"/>
     <w:p>
       <w:pPr>
         <w:pStyle w:val="Bibliography"/>
@@ -24774,7 +24908,7 @@
         </w:rPr>
         <w:t xml:space="preserve"> </w:t>
       </w:r>
-      <w:hyperlink r:id="rId267">
+      <w:hyperlink r:id="rId269">
         <w:r>
           <w:rPr>
             <w:rStyle w:val="Hyperlink"/>
@@ -24784,8 +24918,8 @@
         </w:r>
       </w:hyperlink>
     </w:p>
-    <w:bookmarkEnd w:id="268"/>
-    <w:bookmarkStart w:id="270" w:name="ref-rodan2011"/>
+    <w:bookmarkEnd w:id="270"/>
+    <w:bookmarkStart w:id="272" w:name="ref-rodan2011"/>
     <w:p>
       <w:pPr>
         <w:pStyle w:val="Bibliography"/>
@@ -24842,7 +24976,7 @@
         </w:rPr>
         <w:t xml:space="preserve"> </w:t>
       </w:r>
-      <w:hyperlink r:id="rId269">
+      <w:hyperlink r:id="rId271">
         <w:r>
           <w:rPr>
             <w:rStyle w:val="Hyperlink"/>
@@ -24852,8 +24986,8 @@
         </w:r>
       </w:hyperlink>
     </w:p>
-    <w:bookmarkEnd w:id="270"/>
-    <w:bookmarkStart w:id="272" w:name="ref-rusch2021"/>
+    <w:bookmarkEnd w:id="272"/>
+    <w:bookmarkStart w:id="274" w:name="ref-rusch2021"/>
     <w:p>
       <w:pPr>
         <w:pStyle w:val="Bibliography"/>
@@ -24922,7 +25056,7 @@
         </w:rPr>
         <w:t xml:space="preserve"> </w:t>
       </w:r>
-      <w:hyperlink r:id="rId271">
+      <w:hyperlink r:id="rId273">
         <w:r>
           <w:rPr>
             <w:rStyle w:val="Hyperlink"/>
@@ -24932,8 +25066,8 @@
         </w:r>
       </w:hyperlink>
     </w:p>
-    <w:bookmarkEnd w:id="272"/>
-    <w:bookmarkStart w:id="274" w:name="ref-unicornn"/>
+    <w:bookmarkEnd w:id="274"/>
+    <w:bookmarkStart w:id="276" w:name="ref-unicornn"/>
     <w:p>
       <w:pPr>
         <w:pStyle w:val="Bibliography"/>
@@ -25022,7 +25156,7 @@
         </w:rPr>
         <w:t xml:space="preserve"> </w:t>
       </w:r>
-      <w:hyperlink r:id="rId273">
+      <w:hyperlink r:id="rId275">
         <w:r>
           <w:rPr>
             <w:rStyle w:val="Hyperlink"/>
@@ -25032,8 +25166,8 @@
         </w:r>
       </w:hyperlink>
     </w:p>
-    <w:bookmarkEnd w:id="274"/>
-    <w:bookmarkStart w:id="276" w:name="ref-rusch2025"/>
+    <w:bookmarkEnd w:id="276"/>
+    <w:bookmarkStart w:id="278" w:name="ref-rusch2025"/>
     <w:p>
       <w:pPr>
         <w:pStyle w:val="Bibliography"/>
@@ -25102,7 +25236,7 @@
         </w:rPr>
         <w:t xml:space="preserve"> </w:t>
       </w:r>
-      <w:hyperlink r:id="rId275">
+      <w:hyperlink r:id="rId277">
         <w:r>
           <w:rPr>
             <w:rStyle w:val="Hyperlink"/>
@@ -25112,8 +25246,8 @@
         </w:r>
       </w:hyperlink>
     </w:p>
-    <w:bookmarkEnd w:id="276"/>
-    <w:bookmarkStart w:id="278" w:name="ref-sagodi"/>
+    <w:bookmarkEnd w:id="278"/>
+    <w:bookmarkStart w:id="280" w:name="ref-sagodi"/>
     <w:p>
       <w:pPr>
         <w:pStyle w:val="Bibliography"/>
@@ -25150,7 +25284,7 @@
         </w:rPr>
         <w:t xml:space="preserve"> </w:t>
       </w:r>
-      <w:hyperlink r:id="rId277">
+      <w:hyperlink r:id="rId279">
         <w:r>
           <w:rPr>
             <w:rStyle w:val="Hyperlink"/>
@@ -25160,8 +25294,8 @@
         </w:r>
       </w:hyperlink>
     </w:p>
-    <w:bookmarkEnd w:id="278"/>
-    <w:bookmarkStart w:id="280" w:name="ref-sajjadi2018"/>
+    <w:bookmarkEnd w:id="280"/>
+    <w:bookmarkStart w:id="282" w:name="ref-sajjadi2018"/>
     <w:p>
       <w:pPr>
         <w:pStyle w:val="Bibliography"/>
@@ -25230,7 +25364,7 @@
         </w:rPr>
         <w:t xml:space="preserve"> </w:t>
       </w:r>
-      <w:hyperlink r:id="rId279">
+      <w:hyperlink r:id="rId281">
         <w:r>
           <w:rPr>
             <w:rStyle w:val="Hyperlink"/>
@@ -25240,8 +25374,8 @@
         </w:r>
       </w:hyperlink>
     </w:p>
-    <w:bookmarkEnd w:id="280"/>
-    <w:bookmarkStart w:id="282" w:name="ref-sakaguchi1986"/>
+    <w:bookmarkEnd w:id="282"/>
+    <w:bookmarkStart w:id="284" w:name="ref-sakaguchi1986"/>
     <w:p>
       <w:pPr>
         <w:pStyle w:val="Bibliography"/>
@@ -25298,7 +25432,7 @@
         </w:rPr>
         <w:t xml:space="preserve"> </w:t>
       </w:r>
-      <w:hyperlink r:id="rId281">
+      <w:hyperlink r:id="rId283">
         <w:r>
           <w:rPr>
             <w:rStyle w:val="Hyperlink"/>
@@ -25308,8 +25442,8 @@
         </w:r>
       </w:hyperlink>
     </w:p>
-    <w:bookmarkEnd w:id="282"/>
-    <w:bookmarkStart w:id="284" w:name="ref-sasikumar2026"/>
+    <w:bookmarkEnd w:id="284"/>
+    <w:bookmarkStart w:id="286" w:name="ref-sasikumar2026"/>
     <w:p>
       <w:pPr>
         <w:pStyle w:val="Bibliography"/>
@@ -25366,7 +25500,7 @@
         </w:rPr>
         <w:t xml:space="preserve"> </w:t>
       </w:r>
-      <w:hyperlink r:id="rId283">
+      <w:hyperlink r:id="rId285">
         <w:r>
           <w:rPr>
             <w:rStyle w:val="Hyperlink"/>
@@ -25376,8 +25510,8 @@
         </w:r>
       </w:hyperlink>
     </w:p>
-    <w:bookmarkEnd w:id="284"/>
-    <w:bookmarkStart w:id="286" w:name="ref-schuster1989"/>
+    <w:bookmarkEnd w:id="286"/>
+    <w:bookmarkStart w:id="288" w:name="ref-schuster1989"/>
     <w:p>
       <w:pPr>
         <w:pStyle w:val="Bibliography"/>
@@ -25434,7 +25568,7 @@
         </w:rPr>
         <w:t xml:space="preserve"> </w:t>
       </w:r>
-      <w:hyperlink r:id="rId285">
+      <w:hyperlink r:id="rId287">
         <w:r>
           <w:rPr>
             <w:rStyle w:val="Hyperlink"/>
@@ -25444,8 +25578,8 @@
         </w:r>
       </w:hyperlink>
     </w:p>
-    <w:bookmarkEnd w:id="286"/>
-    <w:bookmarkStart w:id="288" w:name="ref-skardal2019"/>
+    <w:bookmarkEnd w:id="288"/>
+    <w:bookmarkStart w:id="290" w:name="ref-skardal2019"/>
     <w:p>
       <w:pPr>
         <w:pStyle w:val="Bibliography"/>
@@ -25502,7 +25636,7 @@
         </w:rPr>
         <w:t xml:space="preserve"> </w:t>
       </w:r>
-      <w:hyperlink r:id="rId287">
+      <w:hyperlink r:id="rId289">
         <w:r>
           <w:rPr>
             <w:rStyle w:val="Hyperlink"/>
@@ -25512,8 +25646,8 @@
         </w:r>
       </w:hyperlink>
     </w:p>
-    <w:bookmarkEnd w:id="288"/>
-    <w:bookmarkStart w:id="290" w:name="ref-kuramoto-orientation-diffusion"/>
+    <w:bookmarkEnd w:id="290"/>
+    <w:bookmarkStart w:id="292" w:name="ref-kuramoto-orientation-diffusion"/>
     <w:p>
       <w:pPr>
         <w:pStyle w:val="Bibliography"/>
@@ -25582,7 +25716,7 @@
         </w:rPr>
         <w:t xml:space="preserve"> </w:t>
       </w:r>
-      <w:hyperlink r:id="rId289">
+      <w:hyperlink r:id="rId291">
         <w:r>
           <w:rPr>
             <w:rStyle w:val="Hyperlink"/>
@@ -25592,8 +25726,8 @@
         </w:r>
       </w:hyperlink>
     </w:p>
-    <w:bookmarkEnd w:id="290"/>
-    <w:bookmarkStart w:id="292" w:name="ref-stiefel2016"/>
+    <w:bookmarkEnd w:id="292"/>
+    <w:bookmarkStart w:id="294" w:name="ref-stiefel2016"/>
     <w:p>
       <w:pPr>
         <w:pStyle w:val="Bibliography"/>
@@ -25650,7 +25784,7 @@
         </w:rPr>
         <w:t xml:space="preserve"> </w:t>
       </w:r>
-      <w:hyperlink r:id="rId291">
+      <w:hyperlink r:id="rId293">
         <w:r>
           <w:rPr>
             <w:rStyle w:val="Hyperlink"/>
@@ -25660,8 +25794,8 @@
         </w:r>
       </w:hyperlink>
     </w:p>
-    <w:bookmarkEnd w:id="292"/>
-    <w:bookmarkStart w:id="294" w:name="ref-stolzle2024"/>
+    <w:bookmarkEnd w:id="294"/>
+    <w:bookmarkStart w:id="296" w:name="ref-stolzle2024"/>
     <w:p>
       <w:pPr>
         <w:pStyle w:val="Bibliography"/>
@@ -25730,7 +25864,7 @@
         </w:rPr>
         <w:t xml:space="preserve"> </w:t>
       </w:r>
-      <w:hyperlink r:id="rId293">
+      <w:hyperlink r:id="rId295">
         <w:r>
           <w:rPr>
             <w:rStyle w:val="Hyperlink"/>
@@ -25740,8 +25874,8 @@
         </w:r>
       </w:hyperlink>
     </w:p>
-    <w:bookmarkEnd w:id="294"/>
-    <w:bookmarkStart w:id="296" w:name="ref-strogatz2000"/>
+    <w:bookmarkEnd w:id="296"/>
+    <w:bookmarkStart w:id="298" w:name="ref-strogatz2000"/>
     <w:p>
       <w:pPr>
         <w:pStyle w:val="Bibliography"/>
@@ -25798,7 +25932,7 @@
         </w:rPr>
         <w:t xml:space="preserve"> </w:t>
       </w:r>
-      <w:hyperlink r:id="rId295">
+      <w:hyperlink r:id="rId297">
         <w:r>
           <w:rPr>
             <w:rStyle w:val="Hyperlink"/>
@@ -25808,8 +25942,8 @@
         </w:r>
       </w:hyperlink>
     </w:p>
-    <w:bookmarkEnd w:id="296"/>
-    <w:bookmarkStart w:id="298" w:name="ref-strogatz1993"/>
+    <w:bookmarkEnd w:id="298"/>
+    <w:bookmarkStart w:id="300" w:name="ref-strogatz1993"/>
     <w:p>
       <w:pPr>
         <w:pStyle w:val="Bibliography"/>
@@ -25866,7 +26000,7 @@
         </w:rPr>
         <w:t xml:space="preserve"> </w:t>
       </w:r>
-      <w:hyperlink r:id="rId297">
+      <w:hyperlink r:id="rId299">
         <w:r>
           <w:rPr>
             <w:rStyle w:val="Hyperlink"/>
@@ -25876,8 +26010,8 @@
         </w:r>
       </w:hyperlink>
     </w:p>
-    <w:bookmarkEnd w:id="298"/>
-    <w:bookmarkStart w:id="300" w:name="ref-stuart1960"/>
+    <w:bookmarkEnd w:id="300"/>
+    <w:bookmarkStart w:id="302" w:name="ref-stuart1960"/>
     <w:p>
       <w:pPr>
         <w:pStyle w:val="Bibliography"/>
@@ -25934,7 +26068,7 @@
         </w:rPr>
         <w:t xml:space="preserve"> </w:t>
       </w:r>
-      <w:hyperlink r:id="rId299">
+      <w:hyperlink r:id="rId301">
         <w:r>
           <w:rPr>
             <w:rStyle w:val="Hyperlink"/>
@@ -25944,8 +26078,8 @@
         </w:r>
       </w:hyperlink>
     </w:p>
-    <w:bookmarkEnd w:id="300"/>
-    <w:bookmarkStart w:id="302" w:name="ref-tanaka2019"/>
+    <w:bookmarkEnd w:id="302"/>
+    <w:bookmarkStart w:id="304" w:name="ref-tanaka2019"/>
     <w:p>
       <w:pPr>
         <w:pStyle w:val="Bibliography"/>
@@ -26002,7 +26136,7 @@
         </w:rPr>
         <w:t xml:space="preserve"> </w:t>
       </w:r>
-      <w:hyperlink r:id="rId301">
+      <w:hyperlink r:id="rId303">
         <w:r>
           <w:rPr>
             <w:rStyle w:val="Hyperlink"/>
@@ -26012,8 +26146,8 @@
         </w:r>
       </w:hyperlink>
     </w:p>
-    <w:bookmarkEnd w:id="302"/>
-    <w:bookmarkStart w:id="304" w:name="ref-tanaka2011"/>
+    <w:bookmarkEnd w:id="304"/>
+    <w:bookmarkStart w:id="306" w:name="ref-tanaka2011"/>
     <w:p>
       <w:pPr>
         <w:pStyle w:val="Bibliography"/>
@@ -26070,7 +26204,7 @@
         </w:rPr>
         <w:t xml:space="preserve"> </w:t>
       </w:r>
-      <w:hyperlink r:id="rId303">
+      <w:hyperlink r:id="rId305">
         <w:r>
           <w:rPr>
             <w:rStyle w:val="Hyperlink"/>
@@ -26080,8 +26214,8 @@
         </w:r>
       </w:hyperlink>
     </w:p>
-    <w:bookmarkEnd w:id="304"/>
-    <w:bookmarkStart w:id="306" w:name="ref-torrejon2017"/>
+    <w:bookmarkEnd w:id="306"/>
+    <w:bookmarkStart w:id="308" w:name="ref-torrejon2017"/>
     <w:p>
       <w:pPr>
         <w:pStyle w:val="Bibliography"/>
@@ -26138,7 +26272,7 @@
         </w:rPr>
         <w:t xml:space="preserve"> </w:t>
       </w:r>
-      <w:hyperlink r:id="rId305">
+      <w:hyperlink r:id="rId307">
         <w:r>
           <w:rPr>
             <w:rStyle w:val="Hyperlink"/>
@@ -26148,8 +26282,8 @@
         </w:r>
       </w:hyperlink>
     </w:p>
-    <w:bookmarkEnd w:id="306"/>
-    <w:bookmarkStart w:id="308" w:name="ref-turcu2022"/>
+    <w:bookmarkEnd w:id="308"/>
+    <w:bookmarkStart w:id="310" w:name="ref-turcu2022"/>
     <w:p>
       <w:pPr>
         <w:pStyle w:val="Bibliography"/>
@@ -26206,7 +26340,7 @@
         </w:rPr>
         <w:t xml:space="preserve"> </w:t>
       </w:r>
-      <w:hyperlink r:id="rId307">
+      <w:hyperlink r:id="rId309">
         <w:r>
           <w:rPr>
             <w:rStyle w:val="Hyperlink"/>
@@ -26216,8 +26350,8 @@
         </w:r>
       </w:hyperlink>
     </w:p>
-    <w:bookmarkEnd w:id="308"/>
-    <w:bookmarkStart w:id="310" w:name="ref-turian2020"/>
+    <w:bookmarkEnd w:id="310"/>
+    <w:bookmarkStart w:id="312" w:name="ref-turian2020"/>
     <w:p>
       <w:pPr>
         <w:pStyle w:val="Bibliography"/>
@@ -26318,7 +26452,7 @@
         </w:rPr>
         <w:t xml:space="preserve"> </w:t>
       </w:r>
-      <w:hyperlink r:id="rId309">
+      <w:hyperlink r:id="rId311">
         <w:r>
           <w:rPr>
             <w:rStyle w:val="Hyperlink"/>
@@ -26328,8 +26462,8 @@
         </w:r>
       </w:hyperlink>
     </w:p>
-    <w:bookmarkEnd w:id="310"/>
-    <w:bookmarkStart w:id="312" w:name="ref-uhlhaas2006"/>
+    <w:bookmarkEnd w:id="312"/>
+    <w:bookmarkStart w:id="314" w:name="ref-uhlhaas2006"/>
     <w:p>
       <w:pPr>
         <w:pStyle w:val="Bibliography"/>
@@ -26386,7 +26520,7 @@
         </w:rPr>
         <w:t xml:space="preserve"> </w:t>
       </w:r>
-      <w:hyperlink r:id="rId311">
+      <w:hyperlink r:id="rId313">
         <w:r>
           <w:rPr>
             <w:rStyle w:val="Hyperlink"/>
@@ -26396,8 +26530,8 @@
         </w:r>
       </w:hyperlink>
     </w:p>
-    <w:bookmarkEnd w:id="312"/>
-    <w:bookmarkStart w:id="314" w:name="ref-un-0"/>
+    <w:bookmarkEnd w:id="314"/>
+    <w:bookmarkStart w:id="316" w:name="ref-un-0"/>
     <w:p>
       <w:pPr>
         <w:pStyle w:val="Bibliography"/>
@@ -26458,7 +26592,7 @@
         </w:rPr>
         <w:t xml:space="preserve"> </w:t>
       </w:r>
-      <w:hyperlink r:id="rId313">
+      <w:hyperlink r:id="rId315">
         <w:r>
           <w:rPr>
             <w:rStyle w:val="Hyperlink"/>
@@ -26468,8 +26602,8 @@
         </w:r>
       </w:hyperlink>
     </w:p>
-    <w:bookmarkEnd w:id="314"/>
-    <w:bookmarkStart w:id="316" w:name="ref-sparsity-study"/>
+    <w:bookmarkEnd w:id="316"/>
+    <w:bookmarkStart w:id="318" w:name="ref-sparsity-study"/>
     <w:p>
       <w:pPr>
         <w:pStyle w:val="Bibliography"/>
@@ -26506,7 +26640,7 @@
         </w:rPr>
         <w:t xml:space="preserve"> </w:t>
       </w:r>
-      <w:hyperlink r:id="rId315">
+      <w:hyperlink r:id="rId317">
         <w:r>
           <w:rPr>
             <w:rStyle w:val="Hyperlink"/>
@@ -26516,8 +26650,8 @@
         </w:r>
       </w:hyperlink>
     </w:p>
-    <w:bookmarkEnd w:id="316"/>
-    <w:bookmarkStart w:id="318" w:name="ref-mit-code"/>
+    <w:bookmarkEnd w:id="318"/>
+    <w:bookmarkStart w:id="320" w:name="ref-mit-code"/>
     <w:p>
       <w:pPr>
         <w:pStyle w:val="Bibliography"/>
@@ -26562,7 +26696,7 @@
         </w:rPr>
         <w:t xml:space="preserve"> </w:t>
       </w:r>
-      <w:hyperlink r:id="rId317">
+      <w:hyperlink r:id="rId319">
         <w:r>
           <w:rPr>
             <w:rStyle w:val="Hyperlink"/>
@@ -26572,8 +26706,8 @@
         </w:r>
       </w:hyperlink>
     </w:p>
-    <w:bookmarkEnd w:id="318"/>
-    <w:bookmarkStart w:id="320" w:name="ref-vanderpol1926"/>
+    <w:bookmarkEnd w:id="320"/>
+    <w:bookmarkStart w:id="322" w:name="ref-vanderpol1926"/>
     <w:p>
       <w:pPr>
         <w:pStyle w:val="Bibliography"/>
@@ -26630,7 +26764,7 @@
         </w:rPr>
         <w:t xml:space="preserve"> </w:t>
       </w:r>
-      <w:hyperlink r:id="rId319">
+      <w:hyperlink r:id="rId321">
         <w:r>
           <w:rPr>
             <w:rStyle w:val="Hyperlink"/>
@@ -26640,8 +26774,8 @@
         </w:r>
       </w:hyperlink>
     </w:p>
-    <w:bookmarkEnd w:id="320"/>
-    <w:bookmarkStart w:id="322" w:name="ref-vaswani2017"/>
+    <w:bookmarkEnd w:id="322"/>
+    <w:bookmarkStart w:id="324" w:name="ref-vaswani2017"/>
     <w:p>
       <w:pPr>
         <w:pStyle w:val="Bibliography"/>
@@ -26710,7 +26844,7 @@
         </w:rPr>
         <w:t xml:space="preserve"> </w:t>
       </w:r>
-      <w:hyperlink r:id="rId321">
+      <w:hyperlink r:id="rId323">
         <w:r>
           <w:rPr>
             <w:rStyle w:val="Hyperlink"/>
@@ -26720,8 +26854,8 @@
         </w:r>
       </w:hyperlink>
     </w:p>
-    <w:bookmarkEnd w:id="322"/>
-    <w:bookmarkStart w:id="324" w:name="ref-spikevoice"/>
+    <w:bookmarkEnd w:id="324"/>
+    <w:bookmarkStart w:id="326" w:name="ref-spikevoice"/>
     <w:p>
       <w:pPr>
         <w:pStyle w:val="Bibliography"/>
@@ -26758,7 +26892,7 @@
         </w:rPr>
         <w:t xml:space="preserve"> </w:t>
       </w:r>
-      <w:hyperlink r:id="rId323">
+      <w:hyperlink r:id="rId325">
         <w:r>
           <w:rPr>
             <w:rStyle w:val="Hyperlink"/>
@@ -26768,8 +26902,8 @@
         </w:r>
       </w:hyperlink>
     </w:p>
-    <w:bookmarkEnd w:id="324"/>
-    <w:bookmarkStart w:id="326" w:name="ref-oscillator-ising-machines"/>
+    <w:bookmarkEnd w:id="326"/>
+    <w:bookmarkStart w:id="328" w:name="ref-oscillator-ising-machines"/>
     <w:p>
       <w:pPr>
         <w:pStyle w:val="Bibliography"/>
@@ -26806,7 +26940,7 @@
         </w:rPr>
         <w:t xml:space="preserve"> </w:t>
       </w:r>
-      <w:hyperlink r:id="rId325">
+      <w:hyperlink r:id="rId327">
         <w:r>
           <w:rPr>
             <w:rStyle w:val="Hyperlink"/>
@@ -26816,8 +26950,8 @@
         </w:r>
       </w:hyperlink>
     </w:p>
-    <w:bookmarkEnd w:id="326"/>
-    <w:bookmarkStart w:id="328" w:name="ref-winfree1967"/>
+    <w:bookmarkEnd w:id="328"/>
+    <w:bookmarkStart w:id="330" w:name="ref-winfree1967"/>
     <w:p>
       <w:pPr>
         <w:pStyle w:val="Bibliography"/>
@@ -26874,7 +27008,7 @@
         </w:rPr>
         <w:t xml:space="preserve"> </w:t>
       </w:r>
-      <w:hyperlink r:id="rId327">
+      <w:hyperlink r:id="rId329">
         <w:r>
           <w:rPr>
             <w:rStyle w:val="Hyperlink"/>
@@ -26884,8 +27018,8 @@
         </w:r>
       </w:hyperlink>
     </w:p>
-    <w:bookmarkEnd w:id="328"/>
-    <w:bookmarkStart w:id="330" w:name="ref-kope"/>
+    <w:bookmarkEnd w:id="330"/>
+    <w:bookmarkStart w:id="332" w:name="ref-kope"/>
     <w:p>
       <w:pPr>
         <w:pStyle w:val="Bibliography"/>
@@ -26954,7 +27088,7 @@
         </w:rPr>
         <w:t xml:space="preserve"> </w:t>
       </w:r>
-      <w:hyperlink r:id="rId329">
+      <w:hyperlink r:id="rId331">
         <w:r>
           <w:rPr>
             <w:rStyle w:val="Hyperlink"/>
@@ -26964,8 +27098,8 @@
         </w:r>
       </w:hyperlink>
     </w:p>
-    <w:bookmarkEnd w:id="330"/>
-    <w:bookmarkStart w:id="332" w:name="ref-yeung1999"/>
+    <w:bookmarkEnd w:id="332"/>
+    <w:bookmarkStart w:id="334" w:name="ref-yeung1999"/>
     <w:p>
       <w:pPr>
         <w:pStyle w:val="Bibliography"/>
@@ -27022,7 +27156,7 @@
         </w:rPr>
         <w:t xml:space="preserve"> </w:t>
       </w:r>
-      <w:hyperlink r:id="rId331">
+      <w:hyperlink r:id="rId333">
         <w:r>
           <w:rPr>
             <w:rStyle w:val="Hyperlink"/>
@@ -27032,8 +27166,8 @@
         </w:r>
       </w:hyperlink>
     </w:p>
-    <w:bookmarkEnd w:id="332"/>
-    <w:bookmarkStart w:id="334" w:name="ref-yu2025"/>
+    <w:bookmarkEnd w:id="334"/>
+    <w:bookmarkStart w:id="336" w:name="ref-yu2025"/>
     <w:p>
       <w:pPr>
         <w:pStyle w:val="Bibliography"/>
@@ -27102,7 +27236,7 @@
         </w:rPr>
         <w:t xml:space="preserve"> </w:t>
       </w:r>
-      <w:hyperlink r:id="rId333">
+      <w:hyperlink r:id="rId335">
         <w:r>
           <w:rPr>
             <w:rStyle w:val="Hyperlink"/>
@@ -27112,8 +27246,8 @@
         </w:r>
       </w:hyperlink>
     </w:p>
-    <w:bookmarkEnd w:id="334"/>
-    <w:bookmarkStart w:id="336" w:name="ref-zhang2026"/>
+    <w:bookmarkEnd w:id="336"/>
+    <w:bookmarkStart w:id="338" w:name="ref-zhang2026"/>
     <w:p>
       <w:pPr>
         <w:pStyle w:val="Bibliography"/>
@@ -27238,7 +27372,7 @@
         </w:rPr>
         <w:t xml:space="preserve"> </w:t>
       </w:r>
-      <w:hyperlink r:id="rId335">
+      <w:hyperlink r:id="rId337">
         <w:r>
           <w:rPr>
             <w:rStyle w:val="Hyperlink"/>
@@ -27248,8 +27382,8 @@
         </w:r>
       </w:hyperlink>
     </w:p>
-    <w:bookmarkEnd w:id="336"/>
-    <w:bookmarkStart w:id="338" w:name="ref-ada-fe"/>
+    <w:bookmarkEnd w:id="338"/>
+    <w:bookmarkStart w:id="340" w:name="ref-ada-fe"/>
     <w:p>
       <w:pPr>
         <w:pStyle w:val="Bibliography"/>
@@ -27286,7 +27420,7 @@
         </w:rPr>
         <w:t xml:space="preserve"> </w:t>
       </w:r>
-      <w:hyperlink r:id="rId337">
+      <w:hyperlink r:id="rId339">
         <w:r>
           <w:rPr>
             <w:rStyle w:val="Hyperlink"/>
@@ -27296,8 +27430,8 @@
         </w:r>
       </w:hyperlink>
     </w:p>
-    <w:bookmarkEnd w:id="338"/>
-    <w:bookmarkStart w:id="340" w:name="ref-zhang2023"/>
+    <w:bookmarkEnd w:id="340"/>
+    <w:bookmarkStart w:id="342" w:name="ref-zhang2023"/>
     <w:p>
       <w:pPr>
         <w:pStyle w:val="Bibliography"/>
@@ -27354,7 +27488,7 @@
         </w:rPr>
         <w:t xml:space="preserve"> </w:t>
       </w:r>
-      <w:hyperlink r:id="rId339">
+      <w:hyperlink r:id="rId341">
         <w:r>
           <w:rPr>
             <w:rStyle w:val="Hyperlink"/>
@@ -27364,8 +27498,8 @@
         </w:r>
       </w:hyperlink>
     </w:p>
-    <w:bookmarkEnd w:id="340"/>
-    <w:bookmarkStart w:id="342" w:name="ref-gdd"/>
+    <w:bookmarkEnd w:id="342"/>
+    <w:bookmarkStart w:id="344" w:name="ref-gdd"/>
     <w:p>
       <w:pPr>
         <w:pStyle w:val="Bibliography"/>
@@ -27402,7 +27536,7 @@
         </w:rPr>
         <w:t xml:space="preserve"> </w:t>
       </w:r>
-      <w:hyperlink r:id="rId341">
+      <w:hyperlink r:id="rId343">
         <w:r>
           <w:rPr>
             <w:rStyle w:val="Hyperlink"/>
@@ -27412,9 +27546,9 @@
         </w:r>
       </w:hyperlink>
     </w:p>
-    <w:bookmarkEnd w:id="342"/>
-    <w:bookmarkEnd w:id="343"/>
     <w:bookmarkEnd w:id="344"/>
+    <w:bookmarkEnd w:id="345"/>
+    <w:bookmarkEnd w:id="346"/>
     <w:sectPr>
       <w:footnotePr>
         <w:numRestart w:val="eachSect"/>

--- a/papers/01-evidence-audit/from-synchronization-physics-to-trained-dynamics.docx
+++ b/papers/01-evidence-audit/from-synchronization-physics-to-trained-dynamics.docx
@@ -52,7 +52,7 @@
         <w:rPr>
           <w:lang w:val="en-GB"/>
         </w:rPr>
-        <w:t xml:space="preserve">while at the same time literature from physics, neuroscience and neuromorphic computing appear</w:t>
+        <w:t xml:space="preserve">while at the same time literature from physics, neuroscience and neuromorphic computing appears</w:t>
       </w:r>
       <w:r>
         <w:rPr>
@@ -172,7 +172,7 @@
         <w:rPr>
           <w:lang w:val="en-GB"/>
         </w:rPr>
-        <w:t xml:space="preserve">more closely resemble the biological neurons refined through evolutionary</w:t>
+        <w:t xml:space="preserve">more closely resembles the biological neurons refined through evolutionary</w:t>
       </w:r>
       <w:r>
         <w:rPr>
@@ -946,7 +946,7 @@
         <w:rPr>
           <w:lang w:val="en-GB"/>
         </w:rPr>
-        <w:t xml:space="preserve">, reservoirs are deliberately parked near that edge, and and hierarchical modular structure makes that edge markedly less sensitive to precise tuning</w:t>
+        <w:t xml:space="preserve">, reservoirs are deliberately parked near that edge, and hierarchical modular structure makes that edge markedly less sensitive to precise tuning</w:t>
       </w:r>
       <w:r>
         <w:rPr>
@@ -1003,7 +1003,7 @@
         <w:rPr>
           <w:lang w:val="en-GB"/>
         </w:rPr>
-        <w:t xml:space="preserve">Literature from three different fields arrive at the similar observations from different directions. Physics and mathematics come first chronologically, describing when a coupled population locks and what its structure does to that. Literature from neuroscience presents findings that cortex runs on rhythms and uses them to route information. Applications within machine learning are much more recent, and almost every system we surveyed aligns with findings from the other two fields.</w:t>
+        <w:t xml:space="preserve">Literature from three different fields arrives at similar observations from different directions. Physics and mathematics come first chronologically, describing when a coupled population locks and what its structure does to that. Literature from neuroscience presents findings that cortex runs on rhythms and uses them to route information. Applications within machine learning are much more recent, and almost every system we surveyed aligns with findings from the other two fields.</w:t>
       </w:r>
     </w:p>
     <w:bookmarkStart w:id="19" w:name="within-physics-and-mathematics"/>
@@ -1228,7 +1228,7 @@
         <w:rPr>
           <w:lang w:val="en-GB"/>
         </w:rPr>
-        <w:t xml:space="preserve">computation is much more recent, predating the current Oscillatory Neural Network (ONN) wave by four decades (</w:t>
+        <w:t xml:space="preserve">computation is much more recent, predating the current oscillatory neural network (ONN) wave by four decades (</w:t>
       </w:r>
       <w:r>
         <w:rPr>
@@ -1281,7 +1281,7 @@
         <w:rPr>
           <w:lang w:val="en-GB"/>
         </w:rPr>
-        <w:t xml:space="preserve">framed memory as the settling of a dynamic physical system after a stimulus and that such a system has emergent computational properties.</w:t>
+        <w:t xml:space="preserve">framed memory as the settling of a dynamic physical system after a stimulus, and argued that such a system has emergent computational properties.</w:t>
       </w:r>
       <w:r>
         <w:rPr>
@@ -1464,7 +1464,7 @@
         <w:rPr>
           <w:lang w:val="en-GB"/>
         </w:rPr>
-        <w:t xml:space="preserve">textbook set out how coupled oscillator populations self-organize.</w:t>
+        <w:t xml:space="preserve">textbook set out how coupled oscillator populations self-organise.</w:t>
       </w:r>
     </w:p>
     <w:p>
@@ -2148,7 +2148,7 @@
         <w:rPr>
           <w:lang w:val="en-GB"/>
         </w:rPr>
-        <w:t xml:space="preserve">(CTC) hypothesis which essentially states that: inter-neuron communication is selective based on gamma-band coherence and synchronization.</w:t>
+        <w:t xml:space="preserve">(CTC) hypothesis which essentially states that inter-neuron communication is selective based on gamma-band coherence and synchronization.</w:t>
       </w:r>
     </w:p>
     <w:p>
@@ -2303,7 +2303,7 @@
         <w:rPr>
           <w:lang w:val="en-GB"/>
         </w:rPr>
-        <w:t xml:space="preserve">makes the broader claim that self-emerged oscillatory timing is the brain’s fundamental organizer of neuronal information, and that spontaneous activity is the source of cognitive capacity rather than noise to be averaged away. The small-world connectivity of cortex lets these rhythms carry computation on multiple spatial and temporal scales at once, and the perpetual interaction between many network oscillators holds the system in a highly sensitive metastable state, synchronized through weak links at low energetic cost. At the population level the standard reduction is the Kuramoto model</w:t>
+        <w:t xml:space="preserve">makes the broader claim that self-emerged oscillatory timing is the brain’s fundamental organiser of neuronal information, and that spontaneous activity is the source of cognitive capacity rather than noise to be averaged away. The small-world connectivity of cortex lets these rhythms carry computation on multiple spatial and temporal scales at once, and the perpetual interaction between many network oscillators holds the system in a highly sensitive metastable state, synchronized through weak links at low energetic cost. At the population level the standard reduction is the Kuramoto model</w:t>
       </w:r>
       <w:r>
         <w:rPr>
@@ -2336,7 +2336,7 @@
         <w:rPr>
           <w:lang w:val="en-GB"/>
         </w:rPr>
-        <w:t xml:space="preserve">, which recast as a diffusion process under the nonlinear Fokker-Planck equation accounts for two features of spontaneous large-scale neocortical recordings that a linear treatment does not: the bistability of the human alpha rhythm, and the non-Gaussian fluctuations of the beta rhythm. The family of such reductions, and the mappings between them, has since been set out systematically</w:t>
+        <w:t xml:space="preserve">, which, recast as a diffusion process under the nonlinear Fokker-Planck equation, accounts for two features of spontaneous large-scale neocortical recordings that a linear treatment does not: the bistability of the human alpha rhythm, and the non-Gaussian fluctuations of the beta rhythm. The family of such reductions, and the mappings between them, has since been set out systematically</w:t>
       </w:r>
       <w:r>
         <w:rPr>
@@ -2763,7 +2763,7 @@
         <w:rPr>
           <w:lang w:val="en-GB"/>
         </w:rPr>
-        <w:t xml:space="preserve">. In the single-cell biophysical model, flexibility is intrinsic rather than imposed: the interaction of an m-current with a super-slow potassium current lets a Hodgkin-Huxley cell phase-lock across a broad frequency range, and the resulting segmentation was validated against the TIMIT corpus</w:t>
+        <w:t xml:space="preserve">. In the single-cell biophysical model, flexibility is intrinsic rather than imposed: the interaction of an m-current with a super-slow potassium current lets a Hodgkin–Huxley cell phase-lock across a broad frequency range, and the resulting segmentation was validated against the TIMIT corpus</w:t>
       </w:r>
       <w:r>
         <w:rPr>
@@ -3624,7 +3624,7 @@
         <w:rPr>
           <w:lang w:val="en-GB"/>
         </w:rPr>
-        <w:t xml:space="preserve">obtains unconditional stability from an implicit discretization and reaches roughly eighteen-thousand-step sequences by parallel scan, and D-LinOSS</w:t>
+        <w:t xml:space="preserve">obtains unconditional stability from an implicit discretisation and reaches roughly eighteen-thousand-step sequences by parallel scan, and D-LinOSS</w:t>
       </w:r>
       <w:r>
         <w:rPr>
@@ -3920,7 +3920,7 @@
         <w:rPr>
           <w:lang w:val="en-GB"/>
         </w:rPr>
-        <w:t xml:space="preserve">replaces attention layers with a single Kuramoto-Sakaguchi step, and FSN</w:t>
+        <w:t xml:space="preserve">replaces attention layers with a single Kuramoto–Sakaguchi step, and FSN</w:t>
       </w:r>
       <w:r>
         <w:rPr>
@@ -4416,7 +4416,7 @@
         <w:rPr>
           <w:lang w:val="en-GB"/>
         </w:rPr>
-        <w:t xml:space="preserve">Kuramoto and Kuramoto-Sakaguchi account for nearly all of the trained systems. Past them the tally is short enough to state exactly. The Stuart-Landau form appears once</w:t>
+        <w:t xml:space="preserve">Kuramoto and Kuramoto–Sakaguchi account for nearly all of the trained systems. Past them the tally is short enough to state exactly. The Stuart-Landau form appears once</w:t>
       </w:r>
       <w:r>
         <w:rPr>
@@ -5193,13 +5193,19 @@
         <w:rPr>
           <w:lang w:val="en-GB"/>
         </w:rPr>
-        <w:t xml:space="preserve">. Oscillator models keep the state continuous, so coupling is differentiable and no surrogate is needed, and they carry structure a threshold unit discards: a natural frequency, a phase relationship to every other unit, and a graded rather than binary response to input. Recent work narrows the gap from the other side, training networks of Morris-Lecar neurons directly with backpropagation (</w:t>
-      </w:r>
-      <w:r>
-        <w:rPr>
-          <w:lang w:val="en-GB"/>
-        </w:rPr>
-        <w:t xml:space="preserve">Akbari et al. (</w:t>
+        <w:t xml:space="preserve">. Oscillator models keep the state continuous, so coupling is differentiable and no surrogate is needed, and they carry structure a threshold unit discards: a natural frequency, a phase relationship to every other unit, and a graded rather than binary response to input. Recent work narrows the gap from the other side, training networks of Morris–Lecar neurons directly with backpropagation</w:t>
+      </w:r>
+      <w:r>
+        <w:rPr>
+          <w:lang w:val="en-GB"/>
+        </w:rPr>
+        <w:t xml:space="preserve"> </w:t>
+      </w:r>
+      <w:r>
+        <w:rPr>
+          <w:lang w:val="en-GB"/>
+        </w:rPr>
+        <w:t xml:space="preserve">(</w:t>
       </w:r>
       <w:hyperlink w:anchor="ref-akbari2025">
         <w:r>
@@ -5207,20 +5213,20 @@
             <w:rStyle w:val="Hyperlink"/>
             <w:lang w:val="en-GB"/>
           </w:rPr>
-          <w:t xml:space="preserve">2025</w:t>
-        </w:r>
-      </w:hyperlink>
-      <w:r>
-        <w:rPr>
-          <w:lang w:val="en-GB"/>
-        </w:rPr>
-        <w:t xml:space="preserve">)</w:t>
-      </w:r>
-      <w:r>
-        <w:rPr>
-          <w:lang w:val="en-GB"/>
-        </w:rPr>
-        <w:t xml:space="preserve">, preprint).</w:t>
+          <w:t xml:space="preserve">Akbari et al., 2025</w:t>
+        </w:r>
+      </w:hyperlink>
+      <w:r>
+        <w:rPr>
+          <w:lang w:val="en-GB"/>
+        </w:rPr>
+        <w:t xml:space="preserve">, preprint)</w:t>
+      </w:r>
+      <w:r>
+        <w:rPr>
+          <w:lang w:val="en-GB"/>
+        </w:rPr>
+        <w:t xml:space="preserve">.</w:t>
       </w:r>
       <w:r>
         <w:rPr>
@@ -6197,7 +6203,7 @@
         <w:rPr>
           <w:lang w:val="en-GB"/>
         </w:rPr>
-        <w:t xml:space="preserve">: is the oscillator field fitted to the task, or fixed by design or at random before training begins. The second is</w:t>
+        <w:t xml:space="preserve">: is the oscillator field fitted to the task, or fixed by design or at random before training begins? The second is</w:t>
       </w:r>
       <w:r>
         <w:rPr>
@@ -6217,7 +6223,7 @@
         <w:rPr>
           <w:lang w:val="en-GB"/>
         </w:rPr>
-        <w:t xml:space="preserve">: does a conventional encoder, decoder or readout sit around the field and do part of the work. The first question is where the field’s claims differ most. The second is where its attribution problems live, because a trained scaffold can carry a result that is then reported as the dynamics’.</w:t>
+        <w:t xml:space="preserve">: does a conventional encoder, decoder or readout sit around the field and do part of the work? The first question is where the field’s claims differ most. The second is where its attribution problems live, because a trained scaffold can carry a result that is then reported as the dynamics’.</w:t>
       </w:r>
     </w:p>
     <w:p>
@@ -6475,13 +6481,19 @@
         <w:rPr>
           <w:lang w:val="en-GB"/>
         </w:rPr>
-        <w:t xml:space="preserve">The dynamics is fixed, randomly or by design, and a readout is fitted to it. This is the oldest branch and the best evidenced, because a field was built on it: echo-state networks and liquid state machines fix random recurrent dynamics and train only a linear readout (</w:t>
-      </w:r>
-      <w:r>
-        <w:rPr>
-          <w:lang w:val="en-GB"/>
-        </w:rPr>
-        <w:t xml:space="preserve">Jaeger (</w:t>
+        <w:t xml:space="preserve">The dynamics is fixed, randomly or by design, and a readout is fitted to it. This is the oldest branch and the best evidenced, because a field was built on it: echo-state networks and liquid state machines fix random recurrent dynamics and train only a linear readout</w:t>
+      </w:r>
+      <w:r>
+        <w:rPr>
+          <w:lang w:val="en-GB"/>
+        </w:rPr>
+        <w:t xml:space="preserve"> </w:t>
+      </w:r>
+      <w:r>
+        <w:rPr>
+          <w:lang w:val="en-GB"/>
+        </w:rPr>
+        <w:t xml:space="preserve">(</w:t>
       </w:r>
       <w:hyperlink w:anchor="ref-jaeger2001">
         <w:r>
@@ -6489,7 +6501,28 @@
             <w:rStyle w:val="Hyperlink"/>
             <w:lang w:val="en-GB"/>
           </w:rPr>
-          <w:t xml:space="preserve">2001</w:t>
+          <w:t xml:space="preserve">Jaeger, 2001</w:t>
+        </w:r>
+      </w:hyperlink>
+      <w:r>
+        <w:rPr>
+          <w:lang w:val="en-GB"/>
+        </w:rPr>
+        <w:t xml:space="preserve">;</w:t>
+      </w:r>
+      <w:r>
+        <w:rPr>
+          <w:lang w:val="en-GB"/>
+        </w:rPr>
+        <w:t xml:space="preserve"> </w:t>
+      </w:r>
+      <w:hyperlink w:anchor="ref-maass2002">
+        <w:r>
+          <w:rPr>
+            <w:rStyle w:val="Hyperlink"/>
+            <w:lang w:val="en-GB"/>
+          </w:rPr>
+          <w:t xml:space="preserve">Maass et al., 2002</w:t>
         </w:r>
       </w:hyperlink>
       <w:r>
@@ -6502,40 +6535,7 @@
         <w:rPr>
           <w:lang w:val="en-GB"/>
         </w:rPr>
-        <w:t xml:space="preserve">;</w:t>
-      </w:r>
-      <w:r>
-        <w:rPr>
-          <w:lang w:val="en-GB"/>
-        </w:rPr>
-        <w:t xml:space="preserve"> </w:t>
-      </w:r>
-      <w:r>
-        <w:rPr>
-          <w:lang w:val="en-GB"/>
-        </w:rPr>
-        <w:t xml:space="preserve">Maass et al. (</w:t>
-      </w:r>
-      <w:hyperlink w:anchor="ref-maass2002">
-        <w:r>
-          <w:rPr>
-            <w:rStyle w:val="Hyperlink"/>
-            <w:lang w:val="en-GB"/>
-          </w:rPr>
-          <w:t xml:space="preserve">2002</w:t>
-        </w:r>
-      </w:hyperlink>
-      <w:r>
-        <w:rPr>
-          <w:lang w:val="en-GB"/>
-        </w:rPr>
-        <w:t xml:space="preserve">)</w:t>
-      </w:r>
-      <w:r>
-        <w:rPr>
-          <w:lang w:val="en-GB"/>
-        </w:rPr>
-        <w:t xml:space="preserve">), a construction whose scope and limits were consolidated a decade later</w:t>
+        <w:t xml:space="preserve">, a construction whose scope and limits were consolidated a decade later</w:t>
       </w:r>
       <w:r>
         <w:rPr>
@@ -7132,7 +7132,7 @@
         <w:rPr>
           <w:lang w:val="en-GB"/>
         </w:rPr>
-        <w:t xml:space="preserve">, a Kuramoto or Kuramoto-Sakaguchi step stands in for an attention layer, typically one dynamics step per layer: Kuramoto Attention</w:t>
+        <w:t xml:space="preserve">, a Kuramoto or Kuramoto–Sakaguchi step stands in for an attention layer, typically one dynamics step per layer: Kuramoto Attention</w:t>
       </w:r>
       <w:r>
         <w:rPr>
@@ -7294,13 +7294,40 @@
         <w:rPr>
           <w:lang w:val="en-GB"/>
         </w:rPr>
-        <w:t xml:space="preserve">learned is thin. The family is universal, with quantitative approximation and generalization bounds (</w:t>
-      </w:r>
-      <w:r>
-        <w:rPr>
-          <w:lang w:val="en-GB"/>
-        </w:rPr>
-        <w:t xml:space="preserve">Huang et al. (</w:t>
+        <w:t xml:space="preserve">learned is thin. The family is universal, with quantitative approximation and generalisation bounds</w:t>
+      </w:r>
+      <w:r>
+        <w:rPr>
+          <w:lang w:val="en-GB"/>
+        </w:rPr>
+        <w:t xml:space="preserve"> </w:t>
+      </w:r>
+      <w:r>
+        <w:rPr>
+          <w:lang w:val="en-GB"/>
+        </w:rPr>
+        <w:t xml:space="preserve">(</w:t>
+      </w:r>
+      <w:hyperlink w:anchor="ref-huang">
+        <w:r>
+          <w:rPr>
+            <w:rStyle w:val="Hyperlink"/>
+            <w:lang w:val="en-GB"/>
+          </w:rPr>
+          <w:t xml:space="preserve">Huang et al., 2026b</w:t>
+        </w:r>
+      </w:hyperlink>
+      <w:r>
+        <w:rPr>
+          <w:lang w:val="en-GB"/>
+        </w:rPr>
+        <w:t xml:space="preserve">,</w:t>
+      </w:r>
+      <w:r>
+        <w:rPr>
+          <w:lang w:val="en-GB"/>
+        </w:rPr>
+        <w:t xml:space="preserve"> </w:t>
       </w:r>
       <w:hyperlink w:anchor="ref-huang2025">
         <w:r>
@@ -7321,40 +7348,13 @@
         <w:rPr>
           <w:lang w:val="en-GB"/>
         </w:rPr>
-        <w:t xml:space="preserve">;</w:t>
-      </w:r>
-      <w:r>
-        <w:rPr>
-          <w:lang w:val="en-GB"/>
-        </w:rPr>
-        <w:t xml:space="preserve"> </w:t>
-      </w:r>
-      <w:r>
-        <w:rPr>
-          <w:lang w:val="en-GB"/>
-        </w:rPr>
-        <w:t xml:space="preserve">Huang et al. (</w:t>
-      </w:r>
-      <w:hyperlink w:anchor="ref-huang">
-        <w:r>
-          <w:rPr>
-            <w:rStyle w:val="Hyperlink"/>
-            <w:lang w:val="en-GB"/>
-          </w:rPr>
-          <w:t xml:space="preserve">2026b</w:t>
-        </w:r>
-      </w:hyperlink>
-      <w:r>
-        <w:rPr>
-          <w:lang w:val="en-GB"/>
-        </w:rPr>
-        <w:t xml:space="preserve">)</w:t>
-      </w:r>
-      <w:r>
-        <w:rPr>
-          <w:lang w:val="en-GB"/>
-        </w:rPr>
-        <w:t xml:space="preserve">) and an infinite-horizon extension</w:t>
+        <w:t xml:space="preserve"> </w:t>
+      </w:r>
+      <w:r>
+        <w:rPr>
+          <w:lang w:val="en-GB"/>
+        </w:rPr>
+        <w:t xml:space="preserve">and an infinite-horizon extension</w:t>
       </w:r>
       <w:r>
         <w:rPr>
@@ -7646,7 +7646,34 @@
         <w:rPr>
           <w:lang w:val="en-GB"/>
         </w:rPr>
-        <w:t xml:space="preserve">looks like an implementation detail and is not one. Classical theory is unambiguous that input can only pull the phases into step if it acts on the phase, so an additive drive and a value written into the natural frequency do different things (Adler 1946; the phase-response formalism in</w:t>
+        <w:t xml:space="preserve">looks like an implementation detail and is not one. Classical theory is unambiguous that input can only pull the phases into step if it acts on the phase, so an additive drive and a value written into the natural frequency do different things (</w:t>
+      </w:r>
+      <w:r>
+        <w:rPr>
+          <w:lang w:val="en-GB"/>
+        </w:rPr>
+        <w:t xml:space="preserve">Adler (</w:t>
+      </w:r>
+      <w:hyperlink w:anchor="ref-adler1946">
+        <w:r>
+          <w:rPr>
+            <w:rStyle w:val="Hyperlink"/>
+            <w:lang w:val="en-GB"/>
+          </w:rPr>
+          <w:t xml:space="preserve">1946</w:t>
+        </w:r>
+      </w:hyperlink>
+      <w:r>
+        <w:rPr>
+          <w:lang w:val="en-GB"/>
+        </w:rPr>
+        <w:t xml:space="preserve">)</w:t>
+      </w:r>
+      <w:r>
+        <w:rPr>
+          <w:lang w:val="en-GB"/>
+        </w:rPr>
+        <w:t xml:space="preserve">; the phase-response formalism in</w:t>
       </w:r>
       <w:r>
         <w:rPr>
@@ -7795,7 +7822,7 @@
         <w:rPr>
           <w:lang w:val="en-GB"/>
         </w:rPr>
-        <w:t xml:space="preserve">are separable design choices in principle, and whether they can be set separately in practice is not something the record answers: one surveyed system has varied them together, none has varied either alone. Un-0’s sparsity study</w:t>
+        <w:t xml:space="preserve">are separable design choices in principle, and whether they can be set separately in practice is not something the record answers: one surveyed system has varied them together; none has varied either alone. Un-0’s sparsity study</w:t>
       </w:r>
       <w:r>
         <w:rPr>
@@ -7880,13 +7907,40 @@
         <w:rPr>
           <w:lang w:val="en-GB"/>
         </w:rPr>
-        <w:t xml:space="preserve">, meaning diversity, rather than precision, under the established decomposition (</w:t>
-      </w:r>
-      <w:r>
-        <w:rPr>
-          <w:lang w:val="en-GB"/>
-        </w:rPr>
-        <w:t xml:space="preserve">Sajjadi et al. (</w:t>
+        <w:t xml:space="preserve">, meaning diversity, rather than precision, under the established decomposition</w:t>
+      </w:r>
+      <w:r>
+        <w:rPr>
+          <w:lang w:val="en-GB"/>
+        </w:rPr>
+        <w:t xml:space="preserve"> </w:t>
+      </w:r>
+      <w:r>
+        <w:rPr>
+          <w:lang w:val="en-GB"/>
+        </w:rPr>
+        <w:t xml:space="preserve">(</w:t>
+      </w:r>
+      <w:hyperlink w:anchor="ref-kynkaanniemi2019">
+        <w:r>
+          <w:rPr>
+            <w:rStyle w:val="Hyperlink"/>
+            <w:lang w:val="en-GB"/>
+          </w:rPr>
+          <w:t xml:space="preserve">Kynkäänniemi et al., 2019</w:t>
+        </w:r>
+      </w:hyperlink>
+      <w:r>
+        <w:rPr>
+          <w:lang w:val="en-GB"/>
+        </w:rPr>
+        <w:t xml:space="preserve">;</w:t>
+      </w:r>
+      <w:r>
+        <w:rPr>
+          <w:lang w:val="en-GB"/>
+        </w:rPr>
+        <w:t xml:space="preserve"> </w:t>
       </w:r>
       <w:hyperlink w:anchor="ref-sajjadi2018">
         <w:r>
@@ -7894,7 +7948,7 @@
             <w:rStyle w:val="Hyperlink"/>
             <w:lang w:val="en-GB"/>
           </w:rPr>
-          <w:t xml:space="preserve">2018</w:t>
+          <w:t xml:space="preserve">Sajjadi et al., 2018</w:t>
         </w:r>
       </w:hyperlink>
       <w:r>
@@ -7907,6 +7961,33 @@
         <w:rPr>
           <w:lang w:val="en-GB"/>
         </w:rPr>
+        <w:t xml:space="preserve">, and sparse systems tolerate higher learning rates, with dense failures blamed on collapse into global lock. All of this is blog-published, one system, one modality. The physics is consistent with it: chimera coexistence is generic for nonlocal finite-range coupling, modular fabrics natively produce chimera-like states and metastable timescale hierarchies</w:t>
+      </w:r>
+      <w:r>
+        <w:rPr>
+          <w:lang w:val="en-GB"/>
+        </w:rPr>
+        <w:t xml:space="preserve"> </w:t>
+      </w:r>
+      <w:r>
+        <w:rPr>
+          <w:lang w:val="en-GB"/>
+        </w:rPr>
+        <w:t xml:space="preserve">(</w:t>
+      </w:r>
+      <w:hyperlink w:anchor="ref-hizanidis2016">
+        <w:r>
+          <w:rPr>
+            <w:rStyle w:val="Hyperlink"/>
+            <w:lang w:val="en-GB"/>
+          </w:rPr>
+          <w:t xml:space="preserve">Hizanidis et al., 2016</w:t>
+        </w:r>
+      </w:hyperlink>
+      <w:r>
+        <w:rPr>
+          <w:lang w:val="en-GB"/>
+        </w:rPr>
         <w:t xml:space="preserve">;</w:t>
       </w:r>
       <w:r>
@@ -7915,19 +7996,13 @@
         </w:rPr>
         <w:t xml:space="preserve"> </w:t>
       </w:r>
-      <w:r>
-        <w:rPr>
-          <w:lang w:val="en-GB"/>
-        </w:rPr>
-        <w:t xml:space="preserve">Kynkäänniemi et al. (</w:t>
-      </w:r>
-      <w:hyperlink w:anchor="ref-kynkaanniemi2019">
-        <w:r>
-          <w:rPr>
-            <w:rStyle w:val="Hyperlink"/>
-            <w:lang w:val="en-GB"/>
-          </w:rPr>
-          <w:t xml:space="preserve">2019</w:t>
+      <w:hyperlink w:anchor="ref-litwin-kumar2012">
+        <w:r>
+          <w:rPr>
+            <w:rStyle w:val="Hyperlink"/>
+            <w:lang w:val="en-GB"/>
+          </w:rPr>
+          <w:t xml:space="preserve">Litwin-Kumar &amp; Doiron, 2012</w:t>
         </w:r>
       </w:hyperlink>
       <w:r>
@@ -7940,67 +8015,7 @@
         <w:rPr>
           <w:lang w:val="en-GB"/>
         </w:rPr>
-        <w:t xml:space="preserve">), and sparse systems tolerate higher learning rates, with dense failures blamed on collapse into global lock. All of this is blog-published, one system, one modality. The physics is consistent with it: chimera coexistence is generic for nonlocal finite-range coupling, modular fabrics natively produce chimera-like states and metastable timescale hierarchies (</w:t>
-      </w:r>
-      <w:r>
-        <w:rPr>
-          <w:lang w:val="en-GB"/>
-        </w:rPr>
-        <w:t xml:space="preserve">Hizanidis et al. (</w:t>
-      </w:r>
-      <w:hyperlink w:anchor="ref-hizanidis2016">
-        <w:r>
-          <w:rPr>
-            <w:rStyle w:val="Hyperlink"/>
-            <w:lang w:val="en-GB"/>
-          </w:rPr>
-          <w:t xml:space="preserve">2016</w:t>
-        </w:r>
-      </w:hyperlink>
-      <w:r>
-        <w:rPr>
-          <w:lang w:val="en-GB"/>
-        </w:rPr>
-        <w:t xml:space="preserve">)</w:t>
-      </w:r>
-      <w:r>
-        <w:rPr>
-          <w:lang w:val="en-GB"/>
-        </w:rPr>
-        <w:t xml:space="preserve">;</w:t>
-      </w:r>
-      <w:r>
-        <w:rPr>
-          <w:lang w:val="en-GB"/>
-        </w:rPr>
-        <w:t xml:space="preserve"> </w:t>
-      </w:r>
-      <w:r>
-        <w:rPr>
-          <w:lang w:val="en-GB"/>
-        </w:rPr>
-        <w:t xml:space="preserve">Litwin-Kumar &amp; Doiron (</w:t>
-      </w:r>
-      <w:hyperlink w:anchor="ref-litwin-kumar2012">
-        <w:r>
-          <w:rPr>
-            <w:rStyle w:val="Hyperlink"/>
-            <w:lang w:val="en-GB"/>
-          </w:rPr>
-          <w:t xml:space="preserve">2012</w:t>
-        </w:r>
-      </w:hyperlink>
-      <w:r>
-        <w:rPr>
-          <w:lang w:val="en-GB"/>
-        </w:rPr>
-        <w:t xml:space="preserve">)</w:t>
-      </w:r>
-      <w:r>
-        <w:rPr>
-          <w:lang w:val="en-GB"/>
-        </w:rPr>
-        <w:t xml:space="preserve">), sparse recurrent fabrics classify at high capacity through resonant amplification</w:t>
+        <w:t xml:space="preserve">, sparse recurrent fabrics classify at high capacity through resonant amplification</w:t>
       </w:r>
       <w:r>
         <w:rPr>
@@ -8259,7 +8274,7 @@
         <w:rPr>
           <w:lang w:val="en-GB"/>
         </w:rPr>
-        <w:t xml:space="preserve">cannot be supported by this record, because no two systems have been run on X under one protocol. Narrower claims can be made, and two papers make them: Kuramoto Attention reports beating a parameter-matched transformer at the 5M scale, and RON reports beating echo-state and fully trained recurrent baselines on time-series benchmarks. Each of those stands for its own task at its own scale against its own baseline. What does not follow from either is that the result carries to another task, another parameter budget, or another oscillator system. And an absent result is not a demonstrated limitation: generative speech, streaming inference and measured energy on hardware contain no oscillator system at all, so nothing has been shown to fail there.</w:t>
+        <w:t xml:space="preserve">cannot be supported by this record, because no two systems have been run on X under one protocol. Narrower claims can be made, and two papers make them: Kuramoto Attention reports beating a parameter-matched Transformer at the 5M scale, and RON reports beating echo-state and fully trained recurrent baselines on time-series benchmarks. Each of those stands for its own task at its own scale against its own baseline. What does not follow from either is that the result carries to another task, another parameter budget, or another oscillator system. And an absent result is not a demonstrated limitation: generative speech, streaming inference and measured energy on hardware contain no oscillator system at all, so nothing has been shown to fail there.</w:t>
       </w:r>
     </w:p>
     <w:p>
@@ -8353,7 +8368,7 @@
         <w:rPr>
           <w:lang w:val="en-GB"/>
         </w:rPr>
-        <w:t xml:space="preserve">Training horizon is comparable in the same way and shows a conspicuous pattern. Un-0 trains with 10 to 25 integration steps and reports no stability machinery of any kind; WONN unrolls 18 steps, six layers of three; Kuramoto Attention takes one dynamics step per layer; Kuramoto Orientation Diffusion never trains a long chain at all. The oscillator systems that do handle long horizons changed the problem rather than solving it: coRNN and UnICORNN prove gradient bounds from damping first, LinOSS makes the dynamics linear, D-LinOSS keeps every mode contractive by construction. Theory tracks the same line, with generalization bounds growing linearly in horizon and approximation rates requiring incremental stability. Meanwhile a parallel literature develops training rules that avoid backpropagation through the dynamics entirely: equilibrium propagation for Kuramoto frequencies</w:t>
+        <w:t xml:space="preserve">Training horizon is comparable in the same way and shows a conspicuous pattern. Un-0 trains with 10 to 25 integration steps and reports no stability machinery of any kind; WONN unrolls 18 steps, six layers of three; Kuramoto Attention takes one dynamics step per layer; Kuramoto Orientation Diffusion never trains a long chain at all. The oscillator systems that do handle long horizons changed the problem rather than solving it: coRNN and UnICORNN prove gradient bounds from damping first, LinOSS makes the dynamics linear, D-LinOSS keeps every mode contractive by construction. Theory tracks the same line, with generalisation bounds growing linearly in horizon and approximation rates requiring incremental stability. Meanwhile a parallel literature develops training rules that avoid backpropagation through the dynamics entirely: equilibrium propagation for Kuramoto frequencies</w:t>
       </w:r>
       <w:r>
         <w:rPr>
@@ -9924,13 +9939,19 @@
         <w:rPr>
           <w:lang w:val="en-GB"/>
         </w:rPr>
-        <w:t xml:space="preserve">; continuous-time ODE neurons make the small-trained-dynamical-system case (</w:t>
-      </w:r>
-      <w:r>
-        <w:rPr>
-          <w:lang w:val="en-GB"/>
-        </w:rPr>
-        <w:t xml:space="preserve">Hasani et al. (</w:t>
+        <w:t xml:space="preserve">; continuous-time ODE neurons make the small-trained-dynamical-system case</w:t>
+      </w:r>
+      <w:r>
+        <w:rPr>
+          <w:lang w:val="en-GB"/>
+        </w:rPr>
+        <w:t xml:space="preserve"> </w:t>
+      </w:r>
+      <w:r>
+        <w:rPr>
+          <w:lang w:val="en-GB"/>
+        </w:rPr>
+        <w:t xml:space="preserve">(</w:t>
       </w:r>
       <w:hyperlink w:anchor="ref-ltc">
         <w:r>
@@ -9938,7 +9959,28 @@
             <w:rStyle w:val="Hyperlink"/>
             <w:lang w:val="en-GB"/>
           </w:rPr>
-          <w:t xml:space="preserve">2021</w:t>
+          <w:t xml:space="preserve">Hasani et al., 2021</w:t>
+        </w:r>
+      </w:hyperlink>
+      <w:r>
+        <w:rPr>
+          <w:lang w:val="en-GB"/>
+        </w:rPr>
+        <w:t xml:space="preserve">;</w:t>
+      </w:r>
+      <w:r>
+        <w:rPr>
+          <w:lang w:val="en-GB"/>
+        </w:rPr>
+        <w:t xml:space="preserve"> </w:t>
+      </w:r>
+      <w:hyperlink w:anchor="ref-cfc">
+        <w:r>
+          <w:rPr>
+            <w:rStyle w:val="Hyperlink"/>
+            <w:lang w:val="en-GB"/>
+          </w:rPr>
+          <w:t xml:space="preserve">Hasani et al., 2022</w:t>
         </w:r>
       </w:hyperlink>
       <w:r>
@@ -9951,40 +9993,7 @@
         <w:rPr>
           <w:lang w:val="en-GB"/>
         </w:rPr>
-        <w:t xml:space="preserve">;</w:t>
-      </w:r>
-      <w:r>
-        <w:rPr>
-          <w:lang w:val="en-GB"/>
-        </w:rPr>
-        <w:t xml:space="preserve"> </w:t>
-      </w:r>
-      <w:r>
-        <w:rPr>
-          <w:lang w:val="en-GB"/>
-        </w:rPr>
-        <w:t xml:space="preserve">Hasani et al. (</w:t>
-      </w:r>
-      <w:hyperlink w:anchor="ref-cfc">
-        <w:r>
-          <w:rPr>
-            <w:rStyle w:val="Hyperlink"/>
-            <w:lang w:val="en-GB"/>
-          </w:rPr>
-          <w:t xml:space="preserve">2022</w:t>
-        </w:r>
-      </w:hyperlink>
-      <w:r>
-        <w:rPr>
-          <w:lang w:val="en-GB"/>
-        </w:rPr>
-        <w:t xml:space="preserve">)</w:t>
-      </w:r>
-      <w:r>
-        <w:rPr>
-          <w:lang w:val="en-GB"/>
-        </w:rPr>
-        <w:t xml:space="preserve">). No trained oscillator network has published a measured energy win.</w:t>
+        <w:t xml:space="preserve">. No trained oscillator network has published a measured energy win.</w:t>
       </w:r>
     </w:p>
     <w:p>
@@ -10851,13 +10860,40 @@
         <w:rPr>
           <w:lang w:val="en-GB"/>
         </w:rPr>
-        <w:t xml:space="preserve">; and where front-ends are compared head to head, gradient-learned placement wins neither contest: front-ends that keep adapting at inference beat both the hand-designed and the gradient-learned kind (</w:t>
-      </w:r>
-      <w:r>
-        <w:rPr>
-          <w:lang w:val="en-GB"/>
-        </w:rPr>
-        <w:t xml:space="preserve">Q. Zhang et al. (</w:t>
+        <w:t xml:space="preserve">; and where front-ends are compared head to head, gradient-learned placement wins neither contest: front-ends that keep adapting at inference beat both the hand-designed and the gradient-learned kind</w:t>
+      </w:r>
+      <w:r>
+        <w:rPr>
+          <w:lang w:val="en-GB"/>
+        </w:rPr>
+        <w:t xml:space="preserve"> </w:t>
+      </w:r>
+      <w:r>
+        <w:rPr>
+          <w:lang w:val="en-GB"/>
+        </w:rPr>
+        <w:t xml:space="preserve">(</w:t>
+      </w:r>
+      <w:hyperlink w:anchor="ref-leaf-apcen">
+        <w:r>
+          <w:rPr>
+            <w:rStyle w:val="Hyperlink"/>
+            <w:lang w:val="en-GB"/>
+          </w:rPr>
+          <w:t xml:space="preserve">Meng et al., 2026</w:t>
+        </w:r>
+      </w:hyperlink>
+      <w:r>
+        <w:rPr>
+          <w:lang w:val="en-GB"/>
+        </w:rPr>
+        <w:t xml:space="preserve">;</w:t>
+      </w:r>
+      <w:r>
+        <w:rPr>
+          <w:lang w:val="en-GB"/>
+        </w:rPr>
+        <w:t xml:space="preserve"> </w:t>
       </w:r>
       <w:hyperlink w:anchor="ref-ada-fe">
         <w:r>
@@ -10865,7 +10901,7 @@
             <w:rStyle w:val="Hyperlink"/>
             <w:lang w:val="en-GB"/>
           </w:rPr>
-          <w:t xml:space="preserve">2025</w:t>
+          <w:t xml:space="preserve">Q. Zhang et al., 2025</w:t>
         </w:r>
       </w:hyperlink>
       <w:r>
@@ -10878,40 +10914,7 @@
         <w:rPr>
           <w:lang w:val="en-GB"/>
         </w:rPr>
-        <w:t xml:space="preserve">;</w:t>
-      </w:r>
-      <w:r>
-        <w:rPr>
-          <w:lang w:val="en-GB"/>
-        </w:rPr>
-        <w:t xml:space="preserve"> </w:t>
-      </w:r>
-      <w:r>
-        <w:rPr>
-          <w:lang w:val="en-GB"/>
-        </w:rPr>
-        <w:t xml:space="preserve">Meng et al. (</w:t>
-      </w:r>
-      <w:hyperlink w:anchor="ref-leaf-apcen">
-        <w:r>
-          <w:rPr>
-            <w:rStyle w:val="Hyperlink"/>
-            <w:lang w:val="en-GB"/>
-          </w:rPr>
-          <w:t xml:space="preserve">2026</w:t>
-        </w:r>
-      </w:hyperlink>
-      <w:r>
-        <w:rPr>
-          <w:lang w:val="en-GB"/>
-        </w:rPr>
-        <w:t xml:space="preserve">)</w:t>
-      </w:r>
-      <w:r>
-        <w:rPr>
-          <w:lang w:val="en-GB"/>
-        </w:rPr>
-        <w:t xml:space="preserve">). In Kuramoto networks specifically, the one study to train natural frequencies as a parameter in their own right rather than jointly with coupling</w:t>
+        <w:t xml:space="preserve">. In Kuramoto networks specifically, the one study to train natural frequencies as a parameter in their own right rather than jointly with coupling</w:t>
       </w:r>
       <w:r>
         <w:rPr>
@@ -11449,13 +11452,19 @@
         <w:rPr>
           <w:lang w:val="en-GB"/>
         </w:rPr>
-        <w:t xml:space="preserve">: frequency-parameter loss surfaces are highly non-convex with narrow basins, established for sinusoidal-frequency estimation by gradient descent (</w:t>
-      </w:r>
-      <w:r>
-        <w:rPr>
-          <w:lang w:val="en-GB"/>
-        </w:rPr>
-        <w:t xml:space="preserve">Hayes et al. (</w:t>
+        <w:t xml:space="preserve">: frequency-parameter loss surfaces are highly non-convex with narrow basins, established for sinusoidal-frequency estimation by gradient descent</w:t>
+      </w:r>
+      <w:r>
+        <w:rPr>
+          <w:lang w:val="en-GB"/>
+        </w:rPr>
+        <w:t xml:space="preserve"> </w:t>
+      </w:r>
+      <w:r>
+        <w:rPr>
+          <w:lang w:val="en-GB"/>
+        </w:rPr>
+        <w:t xml:space="preserve">(</w:t>
       </w:r>
       <w:hyperlink w:anchor="ref-hayes2023">
         <w:r>
@@ -11463,7 +11472,28 @@
             <w:rStyle w:val="Hyperlink"/>
             <w:lang w:val="en-GB"/>
           </w:rPr>
-          <w:t xml:space="preserve">2023</w:t>
+          <w:t xml:space="preserve">Hayes et al., 2023</w:t>
+        </w:r>
+      </w:hyperlink>
+      <w:r>
+        <w:rPr>
+          <w:lang w:val="en-GB"/>
+        </w:rPr>
+        <w:t xml:space="preserve">;</w:t>
+      </w:r>
+      <w:r>
+        <w:rPr>
+          <w:lang w:val="en-GB"/>
+        </w:rPr>
+        <w:t xml:space="preserve"> </w:t>
+      </w:r>
+      <w:hyperlink w:anchor="ref-turian2020">
+        <w:r>
+          <w:rPr>
+            <w:rStyle w:val="Hyperlink"/>
+            <w:lang w:val="en-GB"/>
+          </w:rPr>
+          <w:t xml:space="preserve">Turian &amp; Henry, 2020</w:t>
         </w:r>
       </w:hyperlink>
       <w:r>
@@ -11476,27 +11506,27 @@
         <w:rPr>
           <w:lang w:val="en-GB"/>
         </w:rPr>
-        <w:t xml:space="preserve">;</w:t>
-      </w:r>
-      <w:r>
-        <w:rPr>
-          <w:lang w:val="en-GB"/>
-        </w:rPr>
-        <w:t xml:space="preserve"> </w:t>
-      </w:r>
-      <w:r>
-        <w:rPr>
-          <w:lang w:val="en-GB"/>
-        </w:rPr>
-        <w:t xml:space="preserve">Turian &amp; Henry (</w:t>
-      </w:r>
-      <w:hyperlink w:anchor="ref-turian2020">
-        <w:r>
-          <w:rPr>
-            <w:rStyle w:val="Hyperlink"/>
-            <w:lang w:val="en-GB"/>
-          </w:rPr>
-          <w:t xml:space="preserve">2020</w:t>
+        <w:t xml:space="preserve">, known since Rife and Boorstyn in 1974, observed as spectral-gap gradient suppression in quantum circuits</w:t>
+      </w:r>
+      <w:r>
+        <w:rPr>
+          <w:lang w:val="en-GB"/>
+        </w:rPr>
+        <w:t xml:space="preserve"> </w:t>
+      </w:r>
+      <w:r>
+        <w:rPr>
+          <w:lang w:val="en-GB"/>
+        </w:rPr>
+        <w:t xml:space="preserve">(</w:t>
+      </w:r>
+      <w:hyperlink w:anchor="ref-poppel2026">
+        <w:r>
+          <w:rPr>
+            <w:rStyle w:val="Hyperlink"/>
+            <w:lang w:val="en-GB"/>
+          </w:rPr>
+          <w:t xml:space="preserve">Poppel et al., 2026</w:t>
         </w:r>
       </w:hyperlink>
       <w:r>
@@ -11509,7 +11539,44 @@
         <w:rPr>
           <w:lang w:val="en-GB"/>
         </w:rPr>
-        <w:t xml:space="preserve">), known since Rife and Boorstyn in 1974, observed as spectral-gap gradient suppression in quantum circuits</w:t>
+        <w:t xml:space="preserve">, and reported as multistability seed-failures in Kuramoto frequency learning.</w:t>
+      </w:r>
+    </w:p>
+    <w:p>
+      <w:pPr>
+        <w:pStyle w:val="BodyText"/>
+      </w:pPr>
+      <w:r>
+        <w:rPr>
+          <w:lang w:val="en-GB"/>
+        </w:rPr>
+        <w:t xml:space="preserve">The hazard is manageable, since the successes exist. But the published management strategies are themselves evidence for the diagnosis: coRNN proves its gradient bounds</w:t>
+      </w:r>
+      <w:r>
+        <w:rPr>
+          <w:lang w:val="en-GB"/>
+        </w:rPr>
+        <w:t xml:space="preserve"> </w:t>
+      </w:r>
+      <w:r>
+        <w:rPr>
+          <w:i/>
+          <w:iCs/>
+          <w:lang w:val="en-GB"/>
+        </w:rPr>
+        <w:t xml:space="preserve">from</w:t>
+      </w:r>
+      <w:r>
+        <w:rPr>
+          <w:lang w:val="en-GB"/>
+        </w:rPr>
+        <w:t xml:space="preserve"> </w:t>
+      </w:r>
+      <w:r>
+        <w:rPr>
+          <w:lang w:val="en-GB"/>
+        </w:rPr>
+        <w:t xml:space="preserve">its damping, LinOSS</w:t>
       </w:r>
       <w:r>
         <w:rPr>
@@ -11523,13 +11590,13 @@
         </w:rPr>
         <w:t xml:space="preserve">(</w:t>
       </w:r>
-      <w:hyperlink w:anchor="ref-poppel2026">
-        <w:r>
-          <w:rPr>
-            <w:rStyle w:val="Hyperlink"/>
-            <w:lang w:val="en-GB"/>
-          </w:rPr>
-          <w:t xml:space="preserve">Poppel et al., 2026</w:t>
+      <w:hyperlink w:anchor="ref-rusch2025">
+        <w:r>
+          <w:rPr>
+            <w:rStyle w:val="Hyperlink"/>
+            <w:lang w:val="en-GB"/>
+          </w:rPr>
+          <w:t xml:space="preserve">Rusch &amp; Rus, 2025</w:t>
         </w:r>
       </w:hyperlink>
       <w:r>
@@ -11542,83 +11609,13 @@
         <w:rPr>
           <w:lang w:val="en-GB"/>
         </w:rPr>
-        <w:t xml:space="preserve">, and reported as multistability seed-failures in Kuramoto frequency learning.</w:t>
-      </w:r>
-    </w:p>
-    <w:p>
-      <w:pPr>
-        <w:pStyle w:val="BodyText"/>
-      </w:pPr>
-      <w:r>
-        <w:rPr>
-          <w:lang w:val="en-GB"/>
-        </w:rPr>
-        <w:t xml:space="preserve">The hazard is manageable, since the successes exist. But the published management strategies are themselves evidence for the diagnosis: coRNN proves its gradient bounds</w:t>
-      </w:r>
-      <w:r>
-        <w:rPr>
-          <w:lang w:val="en-GB"/>
-        </w:rPr>
-        <w:t xml:space="preserve"> </w:t>
-      </w:r>
-      <w:r>
-        <w:rPr>
-          <w:i/>
-          <w:iCs/>
-          <w:lang w:val="en-GB"/>
-        </w:rPr>
-        <w:t xml:space="preserve">from</w:t>
-      </w:r>
-      <w:r>
-        <w:rPr>
-          <w:lang w:val="en-GB"/>
-        </w:rPr>
-        <w:t xml:space="preserve"> </w:t>
-      </w:r>
-      <w:r>
-        <w:rPr>
-          <w:lang w:val="en-GB"/>
-        </w:rPr>
-        <w:t xml:space="preserve">its damping, LinOSS</w:t>
-      </w:r>
-      <w:r>
-        <w:rPr>
-          <w:lang w:val="en-GB"/>
-        </w:rPr>
-        <w:t xml:space="preserve"> </w:t>
-      </w:r>
-      <w:r>
-        <w:rPr>
-          <w:lang w:val="en-GB"/>
-        </w:rPr>
-        <w:t xml:space="preserve">(</w:t>
-      </w:r>
-      <w:hyperlink w:anchor="ref-rusch2025">
-        <w:r>
-          <w:rPr>
-            <w:rStyle w:val="Hyperlink"/>
-            <w:lang w:val="en-GB"/>
-          </w:rPr>
-          <w:t xml:space="preserve">Rusch &amp; Rus, 2025</w:t>
-        </w:r>
-      </w:hyperlink>
-      <w:r>
-        <w:rPr>
-          <w:lang w:val="en-GB"/>
-        </w:rPr>
-        <w:t xml:space="preserve">)</w:t>
-      </w:r>
-      <w:r>
-        <w:rPr>
-          <w:lang w:val="en-GB"/>
-        </w:rPr>
-        <w:t xml:space="preserve"> </w:t>
-      </w:r>
-      <w:r>
-        <w:rPr>
-          <w:lang w:val="en-GB"/>
-        </w:rPr>
-        <w:t xml:space="preserve">obtains stability from implicit discretization, D-LinOSS</w:t>
+        <w:t xml:space="preserve"> </w:t>
+      </w:r>
+      <w:r>
+        <w:rPr>
+          <w:lang w:val="en-GB"/>
+        </w:rPr>
+        <w:t xml:space="preserve">obtains stability from implicit discretisation, D-LinOSS</w:t>
       </w:r>
       <w:r>
         <w:rPr>
@@ -11714,7 +11711,7 @@
         <w:rPr>
           <w:lang w:val="en-GB"/>
         </w:rPr>
-        <w:t xml:space="preserve">, and we found no machine-learning system built on them, trained or untrained. The bounds of the physics parameters are unmapped: no published work sweeps coupling strength, frequency spread or delay to the point where the system leaves its useful regime, so the operating envelope is known only anecdotally. One paper compares coupling functions on a single task under controls, and its result is a null. FSN removes the static frustration phases, which reduces its Kuramoto-Sakaguchi coupling to plain Kuramoto, and reports the two statistically indistinguishable at convergence over matched seeds, with the frustration buying early-training speed rather than final quality. That is one comparison, within one coupling family, on one task. We found none that compares across families, so the choice of a Kuramoto-type coupling over a Winfree or Stuart-Landau one remains a convention rather than a finding.</w:t>
+        <w:t xml:space="preserve">, and we found no machine-learning system built on them, trained or untrained. The bounds of the physics parameters are unmapped: no published work sweeps coupling strength, frequency spread or delay to the point where the system leaves its useful regime, so the operating envelope is known only anecdotally. One paper compares coupling functions on a single task under controls, and its result is a null. FSN removes the static frustration phases, which reduces its Kuramoto–Sakaguchi coupling to plain Kuramoto, and reports the two statistically indistinguishable at convergence over matched seeds, with the frustration buying early-training speed rather than final quality. That is one comparison, within one coupling family, on one task. We found none that compares across families, so the choice of a Kuramoto-type coupling over a Winfree or Stuart-Landau one remains a convention rather than a finding.</w:t>
       </w:r>
     </w:p>
     <w:bookmarkEnd w:id="74"/>
@@ -12736,7 +12733,7 @@
               <w:rPr>
                 <w:lang w:val="en-GB"/>
               </w:rPr>
-              <w:t xml:space="preserve">The specific form that dependence takes, for example a single sinusoid (Kuramoto), a sinusoid with a phase lag (Kuramoto-Sakaguchi), or an arbitrary periodic function (Daido).</w:t>
+              <w:t xml:space="preserve">The specific form that dependence takes, for example a single sinusoid (Kuramoto), a sinusoid with a phase lag (Kuramoto–Sakaguchi), or an arbitrary periodic function (Daido).</w:t>
             </w:r>
           </w:p>
         </w:tc>
@@ -13179,7 +13176,7 @@
         <w:rPr>
           <w:lang w:val="en-GB"/>
         </w:rPr>
-        <w:t xml:space="preserve">Table 3. Oscillator physics models, in the order they were derived, and what each one’s coupling gained over the one before it. Huygens’s observation heads the table as the first record of the coupling rather than as a model of it. Airy, Poincaré and Blondel are the prehistory of the self-sustained oscillator, dated as in</w:t>
+        <w:t xml:space="preserve">Table 3. Oscillator physics models, in the order they were derived, and what each one’s coupling gained over the one before it. Huygens’ observation heads the table as the first record of the coupling rather than as a model of it. Airy, Poincaré and Blondel are the prehistory of the self-sustained oscillator, dated as in</w:t>
       </w:r>
       <w:r>
         <w:rPr>
@@ -13221,7 +13218,7 @@
         <w:tblW w:type="pct" w:w="5000"/>
         <w:tblLayout w:type="fixed"/>
         <w:tblLook w:firstRow="1" w:lastRow="0" w:firstColumn="0" w:lastColumn="0" w:noHBand="0" w:noVBand="0" w:val="0020"/>
-        <w:tblCaption w:val="Table 3. Oscillator physics models, in the order they were derived, and what each one’s coupling gained over the one before it. Huygens’s observation heads the table as the first record of the coupling rather than as a model of it. Airy, Poincaré and Blondel are the prehistory of the self-sustained oscillator, dated as in Rivera-Sierra et al. (2026). Almost every machine-learning system surveyed in this paper uses one of the entries from Landau and Stuart, Winfree, Kuramoto, Kuramoto–Sakaguchi, Schuster and Wagner, Daido, or Chandra, Girvan &amp; Ott; the model timeline in Section 1.2.3 marks which rows those are, and no surveyed system is built on any of the others."/>
+        <w:tblCaption w:val="Table 3. Oscillator physics models, in the order they were derived, and what each one’s coupling gained over the one before it. Huygens’ observation heads the table as the first record of the coupling rather than as a model of it. Airy, Poincaré and Blondel are the prehistory of the self-sustained oscillator, dated as in Rivera-Sierra et al. (2026). Almost every machine-learning system surveyed in this paper uses one of the entries from Landau and Stuart, Winfree, Kuramoto, Kuramoto–Sakaguchi, Schuster and Wagner, Daido, or Chandra, Girvan &amp; Ott; the model timeline in Section 1.2.3 marks which rows those are, and no surveyed system is built on any of the others."/>
       </w:tblPr>
       <w:tblGrid>
         <w:gridCol w:w="3960"/>
@@ -13866,6 +13863,84 @@
               <w:rPr>
                 <w:lang w:val="en-GB"/>
               </w:rPr>
+              <w:t xml:space="preserve">Schuster &amp; Wagner (</w:t>
+            </w:r>
+            <w:hyperlink w:anchor="ref-schuster1989">
+              <w:r>
+                <w:rPr>
+                  <w:rStyle w:val="Hyperlink"/>
+                  <w:lang w:val="en-GB"/>
+                </w:rPr>
+                <w:t xml:space="preserve">1989</w:t>
+              </w:r>
+            </w:hyperlink>
+            <w:r>
+              <w:rPr>
+                <w:lang w:val="en-GB"/>
+              </w:rPr>
+              <w:t xml:space="preserve">)</w:t>
+            </w:r>
+          </w:p>
+        </w:tc>
+        <w:tc>
+          <w:tcPr/>
+          <w:p>
+            <w:pPr>
+              <w:pStyle w:val="Compact"/>
+            </w:pPr>
+            <w:r>
+              <w:rPr>
+                <w:lang w:val="en-GB"/>
+              </w:rPr>
+              <w:t xml:space="preserve">An explicit propagation delay inside the coupling argument, making the interaction depend on history rather than on the instantaneous state, which supports coexisting in-phase and anti-phase branches. Lifted to a whole population by</w:t>
+            </w:r>
+            <w:r>
+              <w:rPr>
+                <w:lang w:val="en-GB"/>
+              </w:rPr>
+              <w:t xml:space="preserve"> </w:t>
+            </w:r>
+            <w:r>
+              <w:rPr>
+                <w:lang w:val="en-GB"/>
+              </w:rPr>
+              <w:t xml:space="preserve">Yeung &amp; Strogatz (</w:t>
+            </w:r>
+            <w:hyperlink w:anchor="ref-yeung1999">
+              <w:r>
+                <w:rPr>
+                  <w:rStyle w:val="Hyperlink"/>
+                  <w:lang w:val="en-GB"/>
+                </w:rPr>
+                <w:t xml:space="preserve">1999</w:t>
+              </w:r>
+            </w:hyperlink>
+            <w:r>
+              <w:rPr>
+                <w:lang w:val="en-GB"/>
+              </w:rPr>
+              <w:t xml:space="preserve">)</w:t>
+            </w:r>
+            <w:r>
+              <w:rPr>
+                <w:lang w:val="en-GB"/>
+              </w:rPr>
+              <w:t xml:space="preserve">.</w:t>
+            </w:r>
+          </w:p>
+        </w:tc>
+      </w:tr>
+      <w:tr>
+        <w:tc>
+          <w:tcPr/>
+          <w:p>
+            <w:pPr>
+              <w:pStyle w:val="Compact"/>
+            </w:pPr>
+            <w:r>
+              <w:rPr>
+                <w:lang w:val="en-GB"/>
+              </w:rPr>
               <w:t xml:space="preserve">Ermentrout (</w:t>
             </w:r>
             <w:hyperlink w:anchor="ref-ermentrout1991">
@@ -13896,84 +13971,6 @@
                 <w:lang w:val="en-GB"/>
               </w:rPr>
               <w:t xml:space="preserve">Inertia in the phase dynamics, giving the population mass-like behaviour and a hysteretic rather than smooth approach to synchrony, the form used for power grids and Josephson junctions.</w:t>
-            </w:r>
-          </w:p>
-        </w:tc>
-      </w:tr>
-      <w:tr>
-        <w:tc>
-          <w:tcPr/>
-          <w:p>
-            <w:pPr>
-              <w:pStyle w:val="Compact"/>
-            </w:pPr>
-            <w:r>
-              <w:rPr>
-                <w:lang w:val="en-GB"/>
-              </w:rPr>
-              <w:t xml:space="preserve">Schuster &amp; Wagner (</w:t>
-            </w:r>
-            <w:hyperlink w:anchor="ref-schuster1989">
-              <w:r>
-                <w:rPr>
-                  <w:rStyle w:val="Hyperlink"/>
-                  <w:lang w:val="en-GB"/>
-                </w:rPr>
-                <w:t xml:space="preserve">1989</w:t>
-              </w:r>
-            </w:hyperlink>
-            <w:r>
-              <w:rPr>
-                <w:lang w:val="en-GB"/>
-              </w:rPr>
-              <w:t xml:space="preserve">)</w:t>
-            </w:r>
-          </w:p>
-        </w:tc>
-        <w:tc>
-          <w:tcPr/>
-          <w:p>
-            <w:pPr>
-              <w:pStyle w:val="Compact"/>
-            </w:pPr>
-            <w:r>
-              <w:rPr>
-                <w:lang w:val="en-GB"/>
-              </w:rPr>
-              <w:t xml:space="preserve">An explicit propagation delay inside the coupling argument, making the interaction depend on history rather than on the instantaneous state, which supports coexisting in-phase and anti-phase branches. Lifted to a whole population by</w:t>
-            </w:r>
-            <w:r>
-              <w:rPr>
-                <w:lang w:val="en-GB"/>
-              </w:rPr>
-              <w:t xml:space="preserve"> </w:t>
-            </w:r>
-            <w:r>
-              <w:rPr>
-                <w:lang w:val="en-GB"/>
-              </w:rPr>
-              <w:t xml:space="preserve">Yeung &amp; Strogatz (</w:t>
-            </w:r>
-            <w:hyperlink w:anchor="ref-yeung1999">
-              <w:r>
-                <w:rPr>
-                  <w:rStyle w:val="Hyperlink"/>
-                  <w:lang w:val="en-GB"/>
-                </w:rPr>
-                <w:t xml:space="preserve">1999</w:t>
-              </w:r>
-            </w:hyperlink>
-            <w:r>
-              <w:rPr>
-                <w:lang w:val="en-GB"/>
-              </w:rPr>
-              <w:t xml:space="preserve">)</w:t>
-            </w:r>
-            <w:r>
-              <w:rPr>
-                <w:lang w:val="en-GB"/>
-              </w:rPr>
-              <w:t xml:space="preserve">.</w:t>
             </w:r>
           </w:p>
         </w:tc>
@@ -15749,7 +15746,7 @@
                 <w:bCs/>
                 <w:lang w:val="en-GB"/>
               </w:rPr>
-              <w:t xml:space="preserve">; not peer-reviewed</w:t>
+              <w:t xml:space="preserve">; not peer reviewed</w:t>
             </w:r>
           </w:p>
         </w:tc>
@@ -15919,7 +15916,7 @@
               <w:rPr>
                 <w:lang w:val="en-GB"/>
               </w:rPr>
-              <w:t xml:space="preserve">N-dimensional Kuramoto</w:t>
+              <w:t xml:space="preserve">D-dimensional Kuramoto</w:t>
             </w:r>
           </w:p>
         </w:tc>
@@ -17421,7 +17418,7 @@
               <w:rPr>
                 <w:lang w:val="en-GB"/>
               </w:rPr>
-              <w:t xml:space="preserve">above a parameter-matched transformer at 5M (preprint)</w:t>
+              <w:t xml:space="preserve">above a parameter-matched Transformer at 5M (preprint)</w:t>
             </w:r>
           </w:p>
         </w:tc>
@@ -18000,7 +17997,7 @@
         <w:rPr>
           <w:lang w:val="en-GB"/>
         </w:rPr>
-        <w:t xml:space="preserve">, matched-budget baseline (parameter-matched transformer at 5M).</w:t>
+        <w:t xml:space="preserve">, matched-budget baseline (parameter-matched Transformer at 5M).</w:t>
       </w:r>
     </w:p>
     <w:p>
@@ -18284,7 +18281,7 @@
       </w:r>
     </w:p>
     <w:bookmarkEnd w:id="86"/>
-    <w:bookmarkStart w:id="346" w:name="g-questions-the-record-leaves-open"/>
+    <w:bookmarkStart w:id="348" w:name="g-questions-the-record-leaves-open"/>
     <w:p>
       <w:pPr>
         <w:pStyle w:val="Heading1"/>
@@ -18333,7 +18330,7 @@
         <w:rPr>
           <w:lang w:val="en-GB"/>
         </w:rPr>
-        <w:t xml:space="preserve">Removed as a single variable twice, in a diffusion forward process and in one bar of a robustness figure, and never at a matched budget on a headline task; theory says expressivity survives without it, the binding literature says something</w:t>
+        <w:t xml:space="preserve">Removed as a single variable twice, in a diffusion forward process and in one bar of a robustness figure, and never at a matched budget on a headline task; theory says expressivity survives without it; the binding literature says something</w:t>
       </w:r>
       <w:r>
         <w:rPr>
@@ -18650,7 +18647,7 @@
         <w:rPr>
           <w:lang w:val="en-GB"/>
         </w:rPr>
-        <w:t xml:space="preserve">Energy per inference measured on hardware under the established neuromorphic methodology, for a trained oscillator system doing a real</w:t>
+        <w:t xml:space="preserve">Energy per inference measured on hardware under the established neuromorphic methodology, for a trained oscillator system doing a real task, against a conventional baseline at matched accuracy.</w:t>
       </w:r>
     </w:p>
     <w:p>
@@ -18664,7 +18661,7 @@
         <w:t xml:space="preserve">References</w:t>
       </w:r>
     </w:p>
-    <w:bookmarkStart w:id="345" w:name="refs"/>
+    <w:bookmarkStart w:id="347" w:name="refs"/>
     <w:bookmarkStart w:id="88" w:name="ref-abrams2004"/>
     <w:p>
       <w:pPr>
@@ -18801,7 +18798,7 @@
       </w:hyperlink>
     </w:p>
     <w:bookmarkEnd w:id="90"/>
-    <w:bookmarkStart w:id="92" w:name="ref-de-aguiar2023"/>
+    <w:bookmarkStart w:id="92" w:name="ref-adler1946"/>
     <w:p>
       <w:pPr>
         <w:pStyle w:val="Bibliography"/>
@@ -18810,6 +18807,90 @@
         <w:rPr>
           <w:lang w:val="en-GB"/>
         </w:rPr>
+        <w:t xml:space="preserve">Adler, R. (1946). A study of locking phenomena in oscillators.</w:t>
+      </w:r>
+      <w:r>
+        <w:rPr>
+          <w:lang w:val="en-GB"/>
+        </w:rPr>
+        <w:t xml:space="preserve"> </w:t>
+      </w:r>
+      <w:r>
+        <w:rPr>
+          <w:i/>
+          <w:iCs/>
+          <w:lang w:val="en-GB"/>
+        </w:rPr>
+        <w:t xml:space="preserve">Proceedings of the</w:t>
+      </w:r>
+      <w:r>
+        <w:rPr>
+          <w:i/>
+          <w:iCs/>
+          <w:lang w:val="en-GB"/>
+        </w:rPr>
+        <w:t xml:space="preserve"> </w:t>
+      </w:r>
+      <w:r>
+        <w:rPr>
+          <w:i/>
+          <w:iCs/>
+          <w:lang w:val="en-GB"/>
+        </w:rPr>
+        <w:t xml:space="preserve">IRE</w:t>
+      </w:r>
+      <w:r>
+        <w:rPr>
+          <w:lang w:val="en-GB"/>
+        </w:rPr>
+        <w:t xml:space="preserve">,</w:t>
+      </w:r>
+      <w:r>
+        <w:rPr>
+          <w:lang w:val="en-GB"/>
+        </w:rPr>
+        <w:t xml:space="preserve"> </w:t>
+      </w:r>
+      <w:r>
+        <w:rPr>
+          <w:i/>
+          <w:iCs/>
+          <w:lang w:val="en-GB"/>
+        </w:rPr>
+        <w:t xml:space="preserve">34</w:t>
+      </w:r>
+      <w:r>
+        <w:rPr>
+          <w:lang w:val="en-GB"/>
+        </w:rPr>
+        <w:t xml:space="preserve">(6), 351–357.</w:t>
+      </w:r>
+      <w:r>
+        <w:rPr>
+          <w:lang w:val="en-GB"/>
+        </w:rPr>
+        <w:t xml:space="preserve"> </w:t>
+      </w:r>
+      <w:hyperlink r:id="rId91">
+        <w:r>
+          <w:rPr>
+            <w:rStyle w:val="Hyperlink"/>
+            <w:lang w:val="en-GB"/>
+          </w:rPr>
+          <w:t xml:space="preserve">https://doi.org/10.1109/JRPROC.1946.229930</w:t>
+        </w:r>
+      </w:hyperlink>
+    </w:p>
+    <w:bookmarkEnd w:id="92"/>
+    <w:bookmarkStart w:id="94" w:name="ref-de-aguiar2023"/>
+    <w:p>
+      <w:pPr>
+        <w:pStyle w:val="Bibliography"/>
+      </w:pPr>
+      <w:r>
+        <w:rPr>
+          <w:lang w:val="en-GB"/>
+        </w:rPr>
         <w:t xml:space="preserve">Aguiar, M. A. M. de. (2023). Generalized frustration in the multidimensional kuramoto model.</w:t>
       </w:r>
       <w:r>
@@ -18858,7 +18939,7 @@
         </w:rPr>
         <w:t xml:space="preserve"> </w:t>
       </w:r>
-      <w:hyperlink r:id="rId91">
+      <w:hyperlink r:id="rId93">
         <w:r>
           <w:rPr>
             <w:rStyle w:val="Hyperlink"/>
@@ -18868,8 +18949,8 @@
         </w:r>
       </w:hyperlink>
     </w:p>
-    <w:bookmarkEnd w:id="92"/>
-    <w:bookmarkStart w:id="94" w:name="ref-ahmadi2026"/>
+    <w:bookmarkEnd w:id="94"/>
+    <w:bookmarkStart w:id="96" w:name="ref-ahmadi2026"/>
     <w:p>
       <w:pPr>
         <w:pStyle w:val="Bibliography"/>
@@ -18906,7 +18987,7 @@
         </w:rPr>
         <w:t xml:space="preserve"> </w:t>
       </w:r>
-      <w:hyperlink r:id="rId93">
+      <w:hyperlink r:id="rId95">
         <w:r>
           <w:rPr>
             <w:rStyle w:val="Hyperlink"/>
@@ -18916,8 +18997,8 @@
         </w:r>
       </w:hyperlink>
     </w:p>
-    <w:bookmarkEnd w:id="94"/>
-    <w:bookmarkStart w:id="96" w:name="ref-akbari2025"/>
+    <w:bookmarkEnd w:id="96"/>
+    <w:bookmarkStart w:id="98" w:name="ref-akbari2025"/>
     <w:p>
       <w:pPr>
         <w:pStyle w:val="Bibliography"/>
@@ -18954,7 +19035,7 @@
         </w:rPr>
         <w:t xml:space="preserve"> </w:t>
       </w:r>
-      <w:hyperlink r:id="rId95">
+      <w:hyperlink r:id="rId97">
         <w:r>
           <w:rPr>
             <w:rStyle w:val="Hyperlink"/>
@@ -18964,8 +19045,8 @@
         </w:r>
       </w:hyperlink>
     </w:p>
-    <w:bookmarkEnd w:id="96"/>
-    <w:bookmarkStart w:id="98" w:name="ref-anderson2023"/>
+    <w:bookmarkEnd w:id="98"/>
+    <w:bookmarkStart w:id="100" w:name="ref-anderson2023"/>
     <w:p>
       <w:pPr>
         <w:pStyle w:val="Bibliography"/>
@@ -19050,7 +19131,7 @@
         </w:rPr>
         <w:t xml:space="preserve"> </w:t>
       </w:r>
-      <w:hyperlink r:id="rId97">
+      <w:hyperlink r:id="rId99">
         <w:r>
           <w:rPr>
             <w:rStyle w:val="Hyperlink"/>
@@ -19060,8 +19141,8 @@
         </w:r>
       </w:hyperlink>
     </w:p>
-    <w:bookmarkEnd w:id="98"/>
-    <w:bookmarkStart w:id="100" w:name="ref-appeltant2011"/>
+    <w:bookmarkEnd w:id="100"/>
+    <w:bookmarkStart w:id="102" w:name="ref-appeltant2011"/>
     <w:p>
       <w:pPr>
         <w:pStyle w:val="Bibliography"/>
@@ -19118,7 +19199,7 @@
         </w:rPr>
         <w:t xml:space="preserve"> </w:t>
       </w:r>
-      <w:hyperlink r:id="rId99">
+      <w:hyperlink r:id="rId101">
         <w:r>
           <w:rPr>
             <w:rStyle w:val="Hyperlink"/>
@@ -19128,8 +19209,8 @@
         </w:r>
       </w:hyperlink>
     </w:p>
-    <w:bookmarkEnd w:id="100"/>
-    <w:bookmarkStart w:id="102" w:name="ref-ashwin2016"/>
+    <w:bookmarkEnd w:id="102"/>
+    <w:bookmarkStart w:id="104" w:name="ref-ashwin2016"/>
     <w:p>
       <w:pPr>
         <w:pStyle w:val="Bibliography"/>
@@ -19218,7 +19299,7 @@
         </w:rPr>
         <w:t xml:space="preserve"> </w:t>
       </w:r>
-      <w:hyperlink r:id="rId101">
+      <w:hyperlink r:id="rId103">
         <w:r>
           <w:rPr>
             <w:rStyle w:val="Hyperlink"/>
@@ -19228,8 +19309,8 @@
         </w:r>
       </w:hyperlink>
     </w:p>
-    <w:bookmarkEnd w:id="102"/>
-    <w:bookmarkStart w:id="104" w:name="ref-assaneo2020"/>
+    <w:bookmarkEnd w:id="104"/>
+    <w:bookmarkStart w:id="106" w:name="ref-assaneo2020"/>
     <w:p>
       <w:pPr>
         <w:pStyle w:val="Bibliography"/>
@@ -19286,7 +19367,7 @@
         </w:rPr>
         <w:t xml:space="preserve"> </w:t>
       </w:r>
-      <w:hyperlink r:id="rId103">
+      <w:hyperlink r:id="rId105">
         <w:r>
           <w:rPr>
             <w:rStyle w:val="Hyperlink"/>
@@ -19296,8 +19377,8 @@
         </w:r>
       </w:hyperlink>
     </w:p>
-    <w:bookmarkEnd w:id="104"/>
-    <w:bookmarkStart w:id="106" w:name="ref-attwell2001"/>
+    <w:bookmarkEnd w:id="106"/>
+    <w:bookmarkStart w:id="108" w:name="ref-attwell2001"/>
     <w:p>
       <w:pPr>
         <w:pStyle w:val="Bibliography"/>
@@ -19354,7 +19435,7 @@
         </w:rPr>
         <w:t xml:space="preserve"> </w:t>
       </w:r>
-      <w:hyperlink r:id="rId105">
+      <w:hyperlink r:id="rId107">
         <w:r>
           <w:rPr>
             <w:rStyle w:val="Hyperlink"/>
@@ -19364,8 +19445,8 @@
         </w:r>
       </w:hyperlink>
     </w:p>
-    <w:bookmarkEnd w:id="106"/>
-    <w:bookmarkStart w:id="108" w:name="ref-bacic2026"/>
+    <w:bookmarkEnd w:id="108"/>
+    <w:bookmarkStart w:id="110" w:name="ref-bacic2026"/>
     <w:p>
       <w:pPr>
         <w:pStyle w:val="Bibliography"/>
@@ -19422,7 +19503,7 @@
         </w:rPr>
         <w:t xml:space="preserve"> </w:t>
       </w:r>
-      <w:hyperlink r:id="rId107">
+      <w:hyperlink r:id="rId109">
         <w:r>
           <w:rPr>
             <w:rStyle w:val="Hyperlink"/>
@@ -19432,8 +19513,8 @@
         </w:r>
       </w:hyperlink>
     </w:p>
-    <w:bookmarkEnd w:id="108"/>
-    <w:bookmarkStart w:id="110" w:name="ref-bennett2002"/>
+    <w:bookmarkEnd w:id="110"/>
+    <w:bookmarkStart w:id="112" w:name="ref-bennett2002"/>
     <w:p>
       <w:pPr>
         <w:pStyle w:val="Bibliography"/>
@@ -19490,7 +19571,7 @@
         </w:rPr>
         <w:t xml:space="preserve"> </w:t>
       </w:r>
-      <w:hyperlink r:id="rId109">
+      <w:hyperlink r:id="rId111">
         <w:r>
           <w:rPr>
             <w:rStyle w:val="Hyperlink"/>
@@ -19500,8 +19581,8 @@
         </w:r>
       </w:hyperlink>
     </w:p>
-    <w:bookmarkEnd w:id="110"/>
-    <w:bookmarkStart w:id="112" w:name="ref-bertschinger2004"/>
+    <w:bookmarkEnd w:id="112"/>
+    <w:bookmarkStart w:id="114" w:name="ref-bertschinger2004"/>
     <w:p>
       <w:pPr>
         <w:pStyle w:val="Bibliography"/>
@@ -19558,7 +19639,7 @@
         </w:rPr>
         <w:t xml:space="preserve"> </w:t>
       </w:r>
-      <w:hyperlink r:id="rId111">
+      <w:hyperlink r:id="rId113">
         <w:r>
           <w:rPr>
             <w:rStyle w:val="Hyperlink"/>
@@ -19568,8 +19649,8 @@
         </w:r>
       </w:hyperlink>
     </w:p>
-    <w:bookmarkEnd w:id="112"/>
-    <w:bookmarkStart w:id="114" w:name="ref-blouw2018"/>
+    <w:bookmarkEnd w:id="114"/>
+    <w:bookmarkStart w:id="116" w:name="ref-blouw2018"/>
     <w:p>
       <w:pPr>
         <w:pStyle w:val="Bibliography"/>
@@ -19630,7 +19711,7 @@
         </w:rPr>
         <w:t xml:space="preserve"> </w:t>
       </w:r>
-      <w:hyperlink r:id="rId113">
+      <w:hyperlink r:id="rId115">
         <w:r>
           <w:rPr>
             <w:rStyle w:val="Hyperlink"/>
@@ -19640,8 +19721,8 @@
         </w:r>
       </w:hyperlink>
     </w:p>
-    <w:bookmarkEnd w:id="114"/>
-    <w:bookmarkStart w:id="116" w:name="ref-bosch2025"/>
+    <w:bookmarkEnd w:id="116"/>
+    <w:bookmarkStart w:id="118" w:name="ref-bosch2025"/>
     <w:p>
       <w:pPr>
         <w:pStyle w:val="Bibliography"/>
@@ -19678,7 +19759,7 @@
         </w:rPr>
         <w:t xml:space="preserve"> </w:t>
       </w:r>
-      <w:hyperlink r:id="rId115">
+      <w:hyperlink r:id="rId117">
         <w:r>
           <w:rPr>
             <w:rStyle w:val="Hyperlink"/>
@@ -19688,8 +19769,8 @@
         </w:r>
       </w:hyperlink>
     </w:p>
-    <w:bookmarkEnd w:id="116"/>
-    <w:bookmarkStart w:id="118" w:name="ref-d-linoss"/>
+    <w:bookmarkEnd w:id="118"/>
+    <w:bookmarkStart w:id="120" w:name="ref-d-linoss"/>
     <w:p>
       <w:pPr>
         <w:pStyle w:val="Bibliography"/>
@@ -19726,7 +19807,7 @@
         </w:rPr>
         <w:t xml:space="preserve"> </w:t>
       </w:r>
-      <w:hyperlink r:id="rId117">
+      <w:hyperlink r:id="rId119">
         <w:r>
           <w:rPr>
             <w:rStyle w:val="Hyperlink"/>
@@ -19736,8 +19817,8 @@
         </w:r>
       </w:hyperlink>
     </w:p>
-    <w:bookmarkEnd w:id="118"/>
-    <w:bookmarkStart w:id="120" w:name="ref-breakspear2010"/>
+    <w:bookmarkEnd w:id="120"/>
+    <w:bookmarkStart w:id="122" w:name="ref-breakspear2010"/>
     <w:p>
       <w:pPr>
         <w:pStyle w:val="Bibliography"/>
@@ -19794,7 +19875,7 @@
         </w:rPr>
         <w:t xml:space="preserve"> </w:t>
       </w:r>
-      <w:hyperlink r:id="rId119">
+      <w:hyperlink r:id="rId121">
         <w:r>
           <w:rPr>
             <w:rStyle w:val="Hyperlink"/>
@@ -19804,8 +19885,8 @@
         </w:r>
       </w:hyperlink>
     </w:p>
-    <w:bookmarkEnd w:id="120"/>
-    <w:bookmarkStart w:id="122" w:name="ref-buzsaki2006"/>
+    <w:bookmarkEnd w:id="122"/>
+    <w:bookmarkStart w:id="124" w:name="ref-buzsaki2006"/>
     <w:p>
       <w:pPr>
         <w:pStyle w:val="Bibliography"/>
@@ -19842,7 +19923,7 @@
         </w:rPr>
         <w:t xml:space="preserve"> </w:t>
       </w:r>
-      <w:hyperlink r:id="rId121">
+      <w:hyperlink r:id="rId123">
         <w:r>
           <w:rPr>
             <w:rStyle w:val="Hyperlink"/>
@@ -19852,8 +19933,8 @@
         </w:r>
       </w:hyperlink>
     </w:p>
-    <w:bookmarkEnd w:id="122"/>
-    <w:bookmarkStart w:id="124" w:name="ref-cabral2011"/>
+    <w:bookmarkEnd w:id="124"/>
+    <w:bookmarkStart w:id="126" w:name="ref-cabral2011"/>
     <w:p>
       <w:pPr>
         <w:pStyle w:val="Bibliography"/>
@@ -19910,7 +19991,7 @@
         </w:rPr>
         <w:t xml:space="preserve"> </w:t>
       </w:r>
-      <w:hyperlink r:id="rId123">
+      <w:hyperlink r:id="rId125">
         <w:r>
           <w:rPr>
             <w:rStyle w:val="Hyperlink"/>
@@ -19920,8 +20001,8 @@
         </w:r>
       </w:hyperlink>
     </w:p>
-    <w:bookmarkEnd w:id="124"/>
-    <w:bookmarkStart w:id="126" w:name="ref-calmon2022"/>
+    <w:bookmarkEnd w:id="126"/>
+    <w:bookmarkStart w:id="128" w:name="ref-calmon2022"/>
     <w:p>
       <w:pPr>
         <w:pStyle w:val="Bibliography"/>
@@ -19978,7 +20059,7 @@
         </w:rPr>
         <w:t xml:space="preserve"> </w:t>
       </w:r>
-      <w:hyperlink r:id="rId125">
+      <w:hyperlink r:id="rId127">
         <w:r>
           <w:rPr>
             <w:rStyle w:val="Hyperlink"/>
@@ -19988,8 +20069,8 @@
         </w:r>
       </w:hyperlink>
     </w:p>
-    <w:bookmarkEnd w:id="126"/>
-    <w:bookmarkStart w:id="128" w:name="ref-camalet2000"/>
+    <w:bookmarkEnd w:id="128"/>
+    <w:bookmarkStart w:id="130" w:name="ref-camalet2000"/>
     <w:p>
       <w:pPr>
         <w:pStyle w:val="Bibliography"/>
@@ -20046,7 +20127,7 @@
         </w:rPr>
         <w:t xml:space="preserve"> </w:t>
       </w:r>
-      <w:hyperlink r:id="rId127">
+      <w:hyperlink r:id="rId129">
         <w:r>
           <w:rPr>
             <w:rStyle w:val="Hyperlink"/>
@@ -20056,8 +20137,8 @@
         </w:r>
       </w:hyperlink>
     </w:p>
-    <w:bookmarkEnd w:id="128"/>
-    <w:bookmarkStart w:id="130" w:name="ref-caranzano2025"/>
+    <w:bookmarkEnd w:id="130"/>
+    <w:bookmarkStart w:id="132" w:name="ref-caranzano2025"/>
     <w:p>
       <w:pPr>
         <w:pStyle w:val="Bibliography"/>
@@ -20114,7 +20195,7 @@
         </w:rPr>
         <w:t xml:space="preserve"> </w:t>
       </w:r>
-      <w:hyperlink r:id="rId129">
+      <w:hyperlink r:id="rId131">
         <w:r>
           <w:rPr>
             <w:rStyle w:val="Hyperlink"/>
@@ -20124,8 +20205,8 @@
         </w:r>
       </w:hyperlink>
     </w:p>
-    <w:bookmarkEnd w:id="130"/>
-    <w:bookmarkStart w:id="132" w:name="ref-castaldo2026"/>
+    <w:bookmarkEnd w:id="132"/>
+    <w:bookmarkStart w:id="134" w:name="ref-castaldo2026"/>
     <w:p>
       <w:pPr>
         <w:pStyle w:val="Bibliography"/>
@@ -20182,7 +20263,7 @@
         </w:rPr>
         <w:t xml:space="preserve"> </w:t>
       </w:r>
-      <w:hyperlink r:id="rId131">
+      <w:hyperlink r:id="rId133">
         <w:r>
           <w:rPr>
             <w:rStyle w:val="Hyperlink"/>
@@ -20192,8 +20273,8 @@
         </w:r>
       </w:hyperlink>
     </w:p>
-    <w:bookmarkEnd w:id="132"/>
-    <w:bookmarkStart w:id="134" w:name="ref-ceni2024"/>
+    <w:bookmarkEnd w:id="134"/>
+    <w:bookmarkStart w:id="136" w:name="ref-ceni2024"/>
     <w:p>
       <w:pPr>
         <w:pStyle w:val="Bibliography"/>
@@ -20254,7 +20335,7 @@
         </w:rPr>
         <w:t xml:space="preserve"> </w:t>
       </w:r>
-      <w:hyperlink r:id="rId133">
+      <w:hyperlink r:id="rId135">
         <w:r>
           <w:rPr>
             <w:rStyle w:val="Hyperlink"/>
@@ -20264,8 +20345,8 @@
         </w:r>
       </w:hyperlink>
     </w:p>
-    <w:bookmarkEnd w:id="134"/>
-    <w:bookmarkStart w:id="136" w:name="ref-chandra2019"/>
+    <w:bookmarkEnd w:id="136"/>
+    <w:bookmarkStart w:id="138" w:name="ref-chandra2019"/>
     <w:p>
       <w:pPr>
         <w:pStyle w:val="Bibliography"/>
@@ -20322,7 +20403,7 @@
         </w:rPr>
         <w:t xml:space="preserve"> </w:t>
       </w:r>
-      <w:hyperlink r:id="rId135">
+      <w:hyperlink r:id="rId137">
         <w:r>
           <w:rPr>
             <w:rStyle w:val="Hyperlink"/>
@@ -20332,8 +20413,8 @@
         </w:r>
       </w:hyperlink>
     </w:p>
-    <w:bookmarkEnd w:id="136"/>
-    <w:bookmarkStart w:id="138" w:name="ref-chandravadia2026"/>
+    <w:bookmarkEnd w:id="138"/>
+    <w:bookmarkStart w:id="140" w:name="ref-chandravadia2026"/>
     <w:p>
       <w:pPr>
         <w:pStyle w:val="Bibliography"/>
@@ -20390,7 +20471,7 @@
         </w:rPr>
         <w:t xml:space="preserve"> </w:t>
       </w:r>
-      <w:hyperlink r:id="rId137">
+      <w:hyperlink r:id="rId139">
         <w:r>
           <w:rPr>
             <w:rStyle w:val="Hyperlink"/>
@@ -20400,8 +20481,8 @@
         </w:r>
       </w:hyperlink>
     </w:p>
-    <w:bookmarkEnd w:id="138"/>
-    <w:bookmarkStart w:id="140" w:name="ref-chen2025"/>
+    <w:bookmarkEnd w:id="140"/>
+    <w:bookmarkStart w:id="142" w:name="ref-chen2025"/>
     <w:p>
       <w:pPr>
         <w:pStyle w:val="Bibliography"/>
@@ -20458,7 +20539,7 @@
         </w:rPr>
         <w:t xml:space="preserve"> </w:t>
       </w:r>
-      <w:hyperlink r:id="rId139">
+      <w:hyperlink r:id="rId141">
         <w:r>
           <w:rPr>
             <w:rStyle w:val="Hyperlink"/>
@@ -20468,8 +20549,8 @@
         </w:r>
       </w:hyperlink>
     </w:p>
-    <w:bookmarkEnd w:id="140"/>
-    <w:bookmarkStart w:id="142" w:name="ref-childs2008"/>
+    <w:bookmarkEnd w:id="142"/>
+    <w:bookmarkStart w:id="144" w:name="ref-childs2008"/>
     <w:p>
       <w:pPr>
         <w:pStyle w:val="Bibliography"/>
@@ -20526,7 +20607,7 @@
         </w:rPr>
         <w:t xml:space="preserve"> </w:t>
       </w:r>
-      <w:hyperlink r:id="rId141">
+      <w:hyperlink r:id="rId143">
         <w:r>
           <w:rPr>
             <w:rStyle w:val="Hyperlink"/>
@@ -20536,8 +20617,8 @@
         </w:r>
       </w:hyperlink>
     </w:p>
-    <w:bookmarkEnd w:id="142"/>
-    <w:bookmarkStart w:id="144" w:name="ref-cho2014"/>
+    <w:bookmarkEnd w:id="144"/>
+    <w:bookmarkStart w:id="146" w:name="ref-cho2014"/>
     <w:p>
       <w:pPr>
         <w:pStyle w:val="Bibliography"/>
@@ -20590,7 +20671,7 @@
         </w:rPr>
         <w:t xml:space="preserve"> </w:t>
       </w:r>
-      <w:hyperlink r:id="rId143">
+      <w:hyperlink r:id="rId145">
         <w:r>
           <w:rPr>
             <w:rStyle w:val="Hyperlink"/>
@@ -20600,8 +20681,8 @@
         </w:r>
       </w:hyperlink>
     </w:p>
-    <w:bookmarkEnd w:id="144"/>
-    <w:bookmarkStart w:id="146" w:name="ref-coles2023"/>
+    <w:bookmarkEnd w:id="146"/>
+    <w:bookmarkStart w:id="148" w:name="ref-coles2023"/>
     <w:p>
       <w:pPr>
         <w:pStyle w:val="Bibliography"/>
@@ -20686,7 +20767,7 @@
         </w:rPr>
         <w:t xml:space="preserve"> </w:t>
       </w:r>
-      <w:hyperlink r:id="rId145">
+      <w:hyperlink r:id="rId147">
         <w:r>
           <w:rPr>
             <w:rStyle w:val="Hyperlink"/>
@@ -20696,8 +20777,8 @@
         </w:r>
       </w:hyperlink>
     </w:p>
-    <w:bookmarkEnd w:id="146"/>
-    <w:bookmarkStart w:id="148" w:name="ref-wonn"/>
+    <w:bookmarkEnd w:id="148"/>
+    <w:bookmarkStart w:id="150" w:name="ref-wonn"/>
     <w:p>
       <w:pPr>
         <w:pStyle w:val="Bibliography"/>
@@ -20734,7 +20815,7 @@
         </w:rPr>
         <w:t xml:space="preserve"> </w:t>
       </w:r>
-      <w:hyperlink r:id="rId147">
+      <w:hyperlink r:id="rId149">
         <w:r>
           <w:rPr>
             <w:rStyle w:val="Hyperlink"/>
@@ -20744,8 +20825,8 @@
         </w:r>
       </w:hyperlink>
     </w:p>
-    <w:bookmarkEnd w:id="148"/>
-    <w:bookmarkStart w:id="150" w:name="ref-daido1992"/>
+    <w:bookmarkEnd w:id="150"/>
+    <w:bookmarkStart w:id="152" w:name="ref-daido1992"/>
     <w:p>
       <w:pPr>
         <w:pStyle w:val="Bibliography"/>
@@ -20802,7 +20883,7 @@
         </w:rPr>
         <w:t xml:space="preserve"> </w:t>
       </w:r>
-      <w:hyperlink r:id="rId149">
+      <w:hyperlink r:id="rId151">
         <w:r>
           <w:rPr>
             <w:rStyle w:val="Hyperlink"/>
@@ -20812,8 +20893,8 @@
         </w:r>
       </w:hyperlink>
     </w:p>
-    <w:bookmarkEnd w:id="150"/>
-    <w:bookmarkStart w:id="152" w:name="ref-dan2025"/>
+    <w:bookmarkEnd w:id="152"/>
+    <w:bookmarkStart w:id="154" w:name="ref-dan2025"/>
     <w:p>
       <w:pPr>
         <w:pStyle w:val="Bibliography"/>
@@ -20870,7 +20951,7 @@
         </w:rPr>
         <w:t xml:space="preserve"> </w:t>
       </w:r>
-      <w:hyperlink r:id="rId151">
+      <w:hyperlink r:id="rId153">
         <w:r>
           <w:rPr>
             <w:rStyle w:val="Hyperlink"/>
@@ -20880,8 +20961,8 @@
         </w:r>
       </w:hyperlink>
     </w:p>
-    <w:bookmarkEnd w:id="152"/>
-    <w:bookmarkStart w:id="154" w:name="ref-deng2026"/>
+    <w:bookmarkEnd w:id="154"/>
+    <w:bookmarkStart w:id="156" w:name="ref-deng2026"/>
     <w:p>
       <w:pPr>
         <w:pStyle w:val="Bibliography"/>
@@ -20918,7 +20999,7 @@
         </w:rPr>
         <w:t xml:space="preserve"> </w:t>
       </w:r>
-      <w:hyperlink r:id="rId153">
+      <w:hyperlink r:id="rId155">
         <w:r>
           <w:rPr>
             <w:rStyle w:val="Hyperlink"/>
@@ -20928,8 +21009,8 @@
         </w:r>
       </w:hyperlink>
     </w:p>
-    <w:bookmarkEnd w:id="154"/>
-    <w:bookmarkStart w:id="156" w:name="ref-doelling2023"/>
+    <w:bookmarkEnd w:id="156"/>
+    <w:bookmarkStart w:id="158" w:name="ref-doelling2023"/>
     <w:p>
       <w:pPr>
         <w:pStyle w:val="Bibliography"/>
@@ -20986,7 +21067,7 @@
         </w:rPr>
         <w:t xml:space="preserve"> </w:t>
       </w:r>
-      <w:hyperlink r:id="rId155">
+      <w:hyperlink r:id="rId157">
         <w:r>
           <w:rPr>
             <w:rStyle w:val="Hyperlink"/>
@@ -20996,8 +21077,8 @@
         </w:r>
       </w:hyperlink>
     </w:p>
-    <w:bookmarkEnd w:id="156"/>
-    <w:bookmarkStart w:id="158" w:name="ref-dogonasheva2026"/>
+    <w:bookmarkEnd w:id="158"/>
+    <w:bookmarkStart w:id="160" w:name="ref-dogonasheva2026"/>
     <w:p>
       <w:pPr>
         <w:pStyle w:val="Bibliography"/>
@@ -21054,7 +21135,7 @@
         </w:rPr>
         <w:t xml:space="preserve"> </w:t>
       </w:r>
-      <w:hyperlink r:id="rId157">
+      <w:hyperlink r:id="rId159">
         <w:r>
           <w:rPr>
             <w:rStyle w:val="Hyperlink"/>
@@ -21064,8 +21145,8 @@
         </w:r>
       </w:hyperlink>
     </w:p>
-    <w:bookmarkEnd w:id="158"/>
-    <w:bookmarkStart w:id="160" w:name="ref-elman1990"/>
+    <w:bookmarkEnd w:id="160"/>
+    <w:bookmarkStart w:id="162" w:name="ref-elman1990"/>
     <w:p>
       <w:pPr>
         <w:pStyle w:val="Bibliography"/>
@@ -21122,7 +21203,7 @@
         </w:rPr>
         <w:t xml:space="preserve"> </w:t>
       </w:r>
-      <w:hyperlink r:id="rId159">
+      <w:hyperlink r:id="rId161">
         <w:r>
           <w:rPr>
             <w:rStyle w:val="Hyperlink"/>
@@ -21132,8 +21213,8 @@
         </w:r>
       </w:hyperlink>
     </w:p>
-    <w:bookmarkEnd w:id="160"/>
-    <w:bookmarkStart w:id="162" w:name="ref-ermentrout1991"/>
+    <w:bookmarkEnd w:id="162"/>
+    <w:bookmarkStart w:id="164" w:name="ref-ermentrout1991"/>
     <w:p>
       <w:pPr>
         <w:pStyle w:val="Bibliography"/>
@@ -21190,7 +21271,7 @@
         </w:rPr>
         <w:t xml:space="preserve"> </w:t>
       </w:r>
-      <w:hyperlink r:id="rId161">
+      <w:hyperlink r:id="rId163">
         <w:r>
           <w:rPr>
             <w:rStyle w:val="Hyperlink"/>
@@ -21200,8 +21281,8 @@
         </w:r>
       </w:hyperlink>
     </w:p>
-    <w:bookmarkEnd w:id="162"/>
-    <w:bookmarkStart w:id="164" w:name="ref-fries2015"/>
+    <w:bookmarkEnd w:id="164"/>
+    <w:bookmarkStart w:id="166" w:name="ref-fries2015"/>
     <w:p>
       <w:pPr>
         <w:pStyle w:val="Bibliography"/>
@@ -21258,7 +21339,7 @@
         </w:rPr>
         <w:t xml:space="preserve"> </w:t>
       </w:r>
-      <w:hyperlink r:id="rId163">
+      <w:hyperlink r:id="rId165">
         <w:r>
           <w:rPr>
             <w:rStyle w:val="Hyperlink"/>
@@ -21268,8 +21349,8 @@
         </w:r>
       </w:hyperlink>
     </w:p>
-    <w:bookmarkEnd w:id="164"/>
-    <w:bookmarkStart w:id="166" w:name="ref-goyal2021"/>
+    <w:bookmarkEnd w:id="166"/>
+    <w:bookmarkStart w:id="168" w:name="ref-goyal2021"/>
     <w:p>
       <w:pPr>
         <w:pStyle w:val="Bibliography"/>
@@ -21338,7 +21419,7 @@
         </w:rPr>
         <w:t xml:space="preserve"> </w:t>
       </w:r>
-      <w:hyperlink r:id="rId165">
+      <w:hyperlink r:id="rId167">
         <w:r>
           <w:rPr>
             <w:rStyle w:val="Hyperlink"/>
@@ -21348,8 +21429,8 @@
         </w:r>
       </w:hyperlink>
     </w:p>
-    <w:bookmarkEnd w:id="166"/>
-    <w:bookmarkStart w:id="168" w:name="ref-gray1989"/>
+    <w:bookmarkEnd w:id="168"/>
+    <w:bookmarkStart w:id="170" w:name="ref-gray1989"/>
     <w:p>
       <w:pPr>
         <w:pStyle w:val="Bibliography"/>
@@ -21406,7 +21487,7 @@
         </w:rPr>
         <w:t xml:space="preserve"> </w:t>
       </w:r>
-      <w:hyperlink r:id="rId167">
+      <w:hyperlink r:id="rId169">
         <w:r>
           <w:rPr>
             <w:rStyle w:val="Hyperlink"/>
@@ -21416,8 +21497,8 @@
         </w:r>
       </w:hyperlink>
     </w:p>
-    <w:bookmarkEnd w:id="168"/>
-    <w:bookmarkStart w:id="170" w:name="ref-mamba"/>
+    <w:bookmarkEnd w:id="170"/>
+    <w:bookmarkStart w:id="172" w:name="ref-mamba"/>
     <w:p>
       <w:pPr>
         <w:pStyle w:val="Bibliography"/>
@@ -21454,7 +21535,7 @@
         </w:rPr>
         <w:t xml:space="preserve"> </w:t>
       </w:r>
-      <w:hyperlink r:id="rId169">
+      <w:hyperlink r:id="rId171">
         <w:r>
           <w:rPr>
             <w:rStyle w:val="Hyperlink"/>
@@ -21464,8 +21545,8 @@
         </w:r>
       </w:hyperlink>
     </w:p>
-    <w:bookmarkEnd w:id="170"/>
-    <w:bookmarkStart w:id="172" w:name="ref-s4"/>
+    <w:bookmarkEnd w:id="172"/>
+    <w:bookmarkStart w:id="174" w:name="ref-s4"/>
     <w:p>
       <w:pPr>
         <w:pStyle w:val="Bibliography"/>
@@ -21534,7 +21615,7 @@
         </w:rPr>
         <w:t xml:space="preserve"> </w:t>
       </w:r>
-      <w:hyperlink r:id="rId171">
+      <w:hyperlink r:id="rId173">
         <w:r>
           <w:rPr>
             <w:rStyle w:val="Hyperlink"/>
@@ -21544,8 +21625,8 @@
         </w:r>
       </w:hyperlink>
     </w:p>
-    <w:bookmarkEnd w:id="172"/>
-    <w:bookmarkStart w:id="174" w:name="ref-how-train-your-hippo"/>
+    <w:bookmarkEnd w:id="174"/>
+    <w:bookmarkStart w:id="176" w:name="ref-how-train-your-hippo"/>
     <w:p>
       <w:pPr>
         <w:pStyle w:val="Bibliography"/>
@@ -21614,7 +21695,7 @@
         </w:rPr>
         <w:t xml:space="preserve"> </w:t>
       </w:r>
-      <w:hyperlink r:id="rId173">
+      <w:hyperlink r:id="rId175">
         <w:r>
           <w:rPr>
             <w:rStyle w:val="Hyperlink"/>
@@ -21624,8 +21705,8 @@
         </w:r>
       </w:hyperlink>
     </w:p>
-    <w:bookmarkEnd w:id="174"/>
-    <w:bookmarkStart w:id="176" w:name="ref-cfc"/>
+    <w:bookmarkEnd w:id="176"/>
+    <w:bookmarkStart w:id="178" w:name="ref-cfc"/>
     <w:p>
       <w:pPr>
         <w:pStyle w:val="Bibliography"/>
@@ -21682,7 +21763,7 @@
         </w:rPr>
         <w:t xml:space="preserve"> </w:t>
       </w:r>
-      <w:hyperlink r:id="rId175">
+      <w:hyperlink r:id="rId177">
         <w:r>
           <w:rPr>
             <w:rStyle w:val="Hyperlink"/>
@@ -21692,8 +21773,8 @@
         </w:r>
       </w:hyperlink>
     </w:p>
-    <w:bookmarkEnd w:id="176"/>
-    <w:bookmarkStart w:id="178" w:name="ref-ltc"/>
+    <w:bookmarkEnd w:id="178"/>
+    <w:bookmarkStart w:id="180" w:name="ref-ltc"/>
     <w:p>
       <w:pPr>
         <w:pStyle w:val="Bibliography"/>
@@ -21798,7 +21879,7 @@
         </w:rPr>
         <w:t xml:space="preserve"> </w:t>
       </w:r>
-      <w:hyperlink r:id="rId177">
+      <w:hyperlink r:id="rId179">
         <w:r>
           <w:rPr>
             <w:rStyle w:val="Hyperlink"/>
@@ -21808,8 +21889,8 @@
         </w:r>
       </w:hyperlink>
     </w:p>
-    <w:bookmarkEnd w:id="178"/>
-    <w:bookmarkStart w:id="180" w:name="ref-hayes2023"/>
+    <w:bookmarkEnd w:id="180"/>
+    <w:bookmarkStart w:id="182" w:name="ref-hayes2023"/>
     <w:p>
       <w:pPr>
         <w:pStyle w:val="Bibliography"/>
@@ -21894,7 +21975,7 @@
         </w:rPr>
         <w:t xml:space="preserve"> </w:t>
       </w:r>
-      <w:hyperlink r:id="rId179">
+      <w:hyperlink r:id="rId181">
         <w:r>
           <w:rPr>
             <w:rStyle w:val="Hyperlink"/>
@@ -21904,8 +21985,8 @@
         </w:r>
       </w:hyperlink>
     </w:p>
-    <w:bookmarkEnd w:id="180"/>
-    <w:bookmarkStart w:id="182" w:name="ref-kuramoto-mnist"/>
+    <w:bookmarkEnd w:id="182"/>
+    <w:bookmarkStart w:id="184" w:name="ref-kuramoto-mnist"/>
     <w:p>
       <w:pPr>
         <w:pStyle w:val="Bibliography"/>
@@ -21948,7 +22029,7 @@
         </w:rPr>
         <w:t xml:space="preserve"> </w:t>
       </w:r>
-      <w:hyperlink r:id="rId181">
+      <w:hyperlink r:id="rId183">
         <w:r>
           <w:rPr>
             <w:rStyle w:val="Hyperlink"/>
@@ -21958,8 +22039,8 @@
         </w:r>
       </w:hyperlink>
     </w:p>
-    <w:bookmarkEnd w:id="182"/>
-    <w:bookmarkStart w:id="184" w:name="ref-heimburg2005"/>
+    <w:bookmarkEnd w:id="184"/>
+    <w:bookmarkStart w:id="186" w:name="ref-heimburg2005"/>
     <w:p>
       <w:pPr>
         <w:pStyle w:val="Bibliography"/>
@@ -22016,7 +22097,7 @@
         </w:rPr>
         <w:t xml:space="preserve"> </w:t>
       </w:r>
-      <w:hyperlink r:id="rId183">
+      <w:hyperlink r:id="rId185">
         <w:r>
           <w:rPr>
             <w:rStyle w:val="Hyperlink"/>
@@ -22026,8 +22107,8 @@
         </w:r>
       </w:hyperlink>
     </w:p>
-    <w:bookmarkEnd w:id="184"/>
-    <w:bookmarkStart w:id="186" w:name="ref-hizanidis2016"/>
+    <w:bookmarkEnd w:id="186"/>
+    <w:bookmarkStart w:id="188" w:name="ref-hizanidis2016"/>
     <w:p>
       <w:pPr>
         <w:pStyle w:val="Bibliography"/>
@@ -22084,7 +22165,7 @@
         </w:rPr>
         <w:t xml:space="preserve"> </w:t>
       </w:r>
-      <w:hyperlink r:id="rId185">
+      <w:hyperlink r:id="rId187">
         <w:r>
           <w:rPr>
             <w:rStyle w:val="Hyperlink"/>
@@ -22094,8 +22175,8 @@
         </w:r>
       </w:hyperlink>
     </w:p>
-    <w:bookmarkEnd w:id="186"/>
-    <w:bookmarkStart w:id="188" w:name="ref-hochreiter1997"/>
+    <w:bookmarkEnd w:id="188"/>
+    <w:bookmarkStart w:id="190" w:name="ref-hochreiter1997"/>
     <w:p>
       <w:pPr>
         <w:pStyle w:val="Bibliography"/>
@@ -22152,7 +22233,7 @@
         </w:rPr>
         <w:t xml:space="preserve"> </w:t>
       </w:r>
-      <w:hyperlink r:id="rId187">
+      <w:hyperlink r:id="rId189">
         <w:r>
           <w:rPr>
             <w:rStyle w:val="Hyperlink"/>
@@ -22162,8 +22243,8 @@
         </w:r>
       </w:hyperlink>
     </w:p>
-    <w:bookmarkEnd w:id="188"/>
-    <w:bookmarkStart w:id="190" w:name="ref-hodgkin1952"/>
+    <w:bookmarkEnd w:id="190"/>
+    <w:bookmarkStart w:id="192" w:name="ref-hodgkin1952"/>
     <w:p>
       <w:pPr>
         <w:pStyle w:val="Bibliography"/>
@@ -22220,7 +22301,7 @@
         </w:rPr>
         <w:t xml:space="preserve"> </w:t>
       </w:r>
-      <w:hyperlink r:id="rId189">
+      <w:hyperlink r:id="rId191">
         <w:r>
           <w:rPr>
             <w:rStyle w:val="Hyperlink"/>
@@ -22230,8 +22311,8 @@
         </w:r>
       </w:hyperlink>
     </w:p>
-    <w:bookmarkEnd w:id="190"/>
-    <w:bookmarkStart w:id="192" w:name="ref-hopfield1982"/>
+    <w:bookmarkEnd w:id="192"/>
+    <w:bookmarkStart w:id="194" w:name="ref-hopfield1982"/>
     <w:p>
       <w:pPr>
         <w:pStyle w:val="Bibliography"/>
@@ -22288,7 +22369,7 @@
         </w:rPr>
         <w:t xml:space="preserve"> </w:t>
       </w:r>
-      <w:hyperlink r:id="rId191">
+      <w:hyperlink r:id="rId193">
         <w:r>
           <w:rPr>
             <w:rStyle w:val="Hyperlink"/>
@@ -22298,8 +22379,8 @@
         </w:r>
       </w:hyperlink>
     </w:p>
-    <w:bookmarkEnd w:id="192"/>
-    <w:bookmarkStart w:id="194" w:name="ref-huang2025"/>
+    <w:bookmarkEnd w:id="194"/>
+    <w:bookmarkStart w:id="196" w:name="ref-huang2025"/>
     <w:p>
       <w:pPr>
         <w:pStyle w:val="Bibliography"/>
@@ -22356,7 +22437,7 @@
         </w:rPr>
         <w:t xml:space="preserve"> </w:t>
       </w:r>
-      <w:hyperlink r:id="rId193">
+      <w:hyperlink r:id="rId195">
         <w:r>
           <w:rPr>
             <w:rStyle w:val="Hyperlink"/>
@@ -22366,8 +22447,8 @@
         </w:r>
       </w:hyperlink>
     </w:p>
-    <w:bookmarkEnd w:id="194"/>
-    <w:bookmarkStart w:id="196" w:name="ref-huang"/>
+    <w:bookmarkEnd w:id="196"/>
+    <w:bookmarkStart w:id="198" w:name="ref-huang"/>
     <w:p>
       <w:pPr>
         <w:pStyle w:val="Bibliography"/>
@@ -22404,7 +22485,7 @@
         </w:rPr>
         <w:t xml:space="preserve"> </w:t>
       </w:r>
-      <w:hyperlink r:id="rId195">
+      <w:hyperlink r:id="rId197">
         <w:r>
           <w:rPr>
             <w:rStyle w:val="Hyperlink"/>
@@ -22414,8 +22495,8 @@
         </w:r>
       </w:hyperlink>
     </w:p>
-    <w:bookmarkEnd w:id="196"/>
-    <w:bookmarkStart w:id="198" w:name="ref-iaccarino2016"/>
+    <w:bookmarkEnd w:id="198"/>
+    <w:bookmarkStart w:id="200" w:name="ref-iaccarino2016"/>
     <w:p>
       <w:pPr>
         <w:pStyle w:val="Bibliography"/>
@@ -22472,7 +22553,7 @@
         </w:rPr>
         <w:t xml:space="preserve"> </w:t>
       </w:r>
-      <w:hyperlink r:id="rId197">
+      <w:hyperlink r:id="rId199">
         <w:r>
           <w:rPr>
             <w:rStyle w:val="Hyperlink"/>
@@ -22482,8 +22563,8 @@
         </w:r>
       </w:hyperlink>
     </w:p>
-    <w:bookmarkEnd w:id="198"/>
-    <w:bookmarkStart w:id="200" w:name="ref-jaeger2001"/>
+    <w:bookmarkEnd w:id="200"/>
+    <w:bookmarkStart w:id="202" w:name="ref-jaeger2001"/>
     <w:p>
       <w:pPr>
         <w:pStyle w:val="Bibliography"/>
@@ -22558,7 +22639,7 @@
         </w:rPr>
         <w:t xml:space="preserve"> </w:t>
       </w:r>
-      <w:hyperlink r:id="rId199">
+      <w:hyperlink r:id="rId201">
         <w:r>
           <w:rPr>
             <w:rStyle w:val="Hyperlink"/>
@@ -22568,8 +22649,8 @@
         </w:r>
       </w:hyperlink>
     </w:p>
-    <w:bookmarkEnd w:id="200"/>
-    <w:bookmarkStart w:id="202" w:name="ref-edm"/>
+    <w:bookmarkEnd w:id="202"/>
+    <w:bookmarkStart w:id="204" w:name="ref-edm"/>
     <w:p>
       <w:pPr>
         <w:pStyle w:val="Bibliography"/>
@@ -22638,7 +22719,7 @@
         </w:rPr>
         <w:t xml:space="preserve"> </w:t>
       </w:r>
-      <w:hyperlink r:id="rId201">
+      <w:hyperlink r:id="rId203">
         <w:r>
           <w:rPr>
             <w:rStyle w:val="Hyperlink"/>
@@ -22648,8 +22729,8 @@
         </w:r>
       </w:hyperlink>
     </w:p>
-    <w:bookmarkEnd w:id="202"/>
-    <w:bookmarkStart w:id="204" w:name="ref-keller2023"/>
+    <w:bookmarkEnd w:id="204"/>
+    <w:bookmarkStart w:id="206" w:name="ref-keller2023"/>
     <w:p>
       <w:pPr>
         <w:pStyle w:val="Bibliography"/>
@@ -22758,7 +22839,7 @@
         </w:rPr>
         <w:t xml:space="preserve"> </w:t>
       </w:r>
-      <w:hyperlink r:id="rId203">
+      <w:hyperlink r:id="rId205">
         <w:r>
           <w:rPr>
             <w:rStyle w:val="Hyperlink"/>
@@ -22768,8 +22849,8 @@
         </w:r>
       </w:hyperlink>
     </w:p>
-    <w:bookmarkEnd w:id="204"/>
-    <w:bookmarkStart w:id="206" w:name="ref-kern2003"/>
+    <w:bookmarkEnd w:id="206"/>
+    <w:bookmarkStart w:id="208" w:name="ref-kern2003"/>
     <w:p>
       <w:pPr>
         <w:pStyle w:val="Bibliography"/>
@@ -22826,7 +22907,7 @@
         </w:rPr>
         <w:t xml:space="preserve"> </w:t>
       </w:r>
-      <w:hyperlink r:id="rId205">
+      <w:hyperlink r:id="rId207">
         <w:r>
           <w:rPr>
             <w:rStyle w:val="Hyperlink"/>
@@ -22836,8 +22917,8 @@
         </w:r>
       </w:hyperlink>
     </w:p>
-    <w:bookmarkEnd w:id="206"/>
-    <w:bookmarkStart w:id="208" w:name="ref-kozachkov2022"/>
+    <w:bookmarkEnd w:id="208"/>
+    <w:bookmarkStart w:id="210" w:name="ref-kozachkov2022"/>
     <w:p>
       <w:pPr>
         <w:pStyle w:val="Bibliography"/>
@@ -22874,7 +22955,7 @@
         </w:rPr>
         <w:t xml:space="preserve"> </w:t>
       </w:r>
-      <w:hyperlink r:id="rId207">
+      <w:hyperlink r:id="rId209">
         <w:r>
           <w:rPr>
             <w:rStyle w:val="Hyperlink"/>
@@ -22884,8 +22965,8 @@
         </w:r>
       </w:hyperlink>
     </w:p>
-    <w:bookmarkEnd w:id="208"/>
-    <w:bookmarkStart w:id="210" w:name="ref-kuramoto1975"/>
+    <w:bookmarkEnd w:id="210"/>
+    <w:bookmarkStart w:id="212" w:name="ref-kuramoto1975"/>
     <w:p>
       <w:pPr>
         <w:pStyle w:val="Bibliography"/>
@@ -22922,7 +23003,7 @@
         </w:rPr>
         <w:t xml:space="preserve"> </w:t>
       </w:r>
-      <w:hyperlink r:id="rId209">
+      <w:hyperlink r:id="rId211">
         <w:r>
           <w:rPr>
             <w:rStyle w:val="Hyperlink"/>
@@ -22932,8 +23013,8 @@
         </w:r>
       </w:hyperlink>
     </w:p>
-    <w:bookmarkEnd w:id="210"/>
-    <w:bookmarkStart w:id="212" w:name="ref-kuramoto2002"/>
+    <w:bookmarkEnd w:id="212"/>
+    <w:bookmarkStart w:id="214" w:name="ref-kuramoto2002"/>
     <w:p>
       <w:pPr>
         <w:pStyle w:val="Bibliography"/>
@@ -22990,7 +23071,7 @@
         </w:rPr>
         <w:t xml:space="preserve"> </w:t>
       </w:r>
-      <w:hyperlink r:id="rId211">
+      <w:hyperlink r:id="rId213">
         <w:r>
           <w:rPr>
             <w:rStyle w:val="Hyperlink"/>
@@ -23000,8 +23081,8 @@
         </w:r>
       </w:hyperlink>
     </w:p>
-    <w:bookmarkEnd w:id="212"/>
-    <w:bookmarkStart w:id="214" w:name="ref-kusmierz2025"/>
+    <w:bookmarkEnd w:id="214"/>
+    <w:bookmarkStart w:id="216" w:name="ref-kusmierz2025"/>
     <w:p>
       <w:pPr>
         <w:pStyle w:val="Bibliography"/>
@@ -23058,7 +23139,7 @@
         </w:rPr>
         <w:t xml:space="preserve"> </w:t>
       </w:r>
-      <w:hyperlink r:id="rId213">
+      <w:hyperlink r:id="rId215">
         <w:r>
           <w:rPr>
             <w:rStyle w:val="Hyperlink"/>
@@ -23068,8 +23149,8 @@
         </w:r>
       </w:hyperlink>
     </w:p>
-    <w:bookmarkEnd w:id="214"/>
-    <w:bookmarkStart w:id="216" w:name="ref-kwon2023"/>
+    <w:bookmarkEnd w:id="216"/>
+    <w:bookmarkStart w:id="218" w:name="ref-kwon2023"/>
     <w:p>
       <w:pPr>
         <w:pStyle w:val="Bibliography"/>
@@ -23138,7 +23219,7 @@
         </w:rPr>
         <w:t xml:space="preserve"> </w:t>
       </w:r>
-      <w:hyperlink r:id="rId215">
+      <w:hyperlink r:id="rId217">
         <w:r>
           <w:rPr>
             <w:rStyle w:val="Hyperlink"/>
@@ -23148,8 +23229,8 @@
         </w:r>
       </w:hyperlink>
     </w:p>
-    <w:bookmarkEnd w:id="216"/>
-    <w:bookmarkStart w:id="218" w:name="ref-kynkaanniemi2019"/>
+    <w:bookmarkEnd w:id="218"/>
+    <w:bookmarkStart w:id="220" w:name="ref-kynkaanniemi2019"/>
     <w:p>
       <w:pPr>
         <w:pStyle w:val="Bibliography"/>
@@ -23218,7 +23299,7 @@
         </w:rPr>
         <w:t xml:space="preserve"> </w:t>
       </w:r>
-      <w:hyperlink r:id="rId217">
+      <w:hyperlink r:id="rId219">
         <w:r>
           <w:rPr>
             <w:rStyle w:val="Hyperlink"/>
@@ -23228,8 +23309,8 @@
         </w:r>
       </w:hyperlink>
     </w:p>
-    <w:bookmarkEnd w:id="218"/>
-    <w:bookmarkStart w:id="220" w:name="ref-landau1944"/>
+    <w:bookmarkEnd w:id="220"/>
+    <w:bookmarkStart w:id="222" w:name="ref-landau1944"/>
     <w:p>
       <w:pPr>
         <w:pStyle w:val="Bibliography"/>
@@ -23272,7 +23353,7 @@
         </w:rPr>
         <w:t xml:space="preserve"> </w:t>
       </w:r>
-      <w:hyperlink r:id="rId219">
+      <w:hyperlink r:id="rId221">
         <w:r>
           <w:rPr>
             <w:rStyle w:val="Hyperlink"/>
@@ -23282,8 +23363,8 @@
         </w:r>
       </w:hyperlink>
     </w:p>
-    <w:bookmarkEnd w:id="220"/>
-    <w:bookmarkStart w:id="222" w:name="ref-lanthaler2023"/>
+    <w:bookmarkEnd w:id="222"/>
+    <w:bookmarkStart w:id="224" w:name="ref-lanthaler2023"/>
     <w:p>
       <w:pPr>
         <w:pStyle w:val="Bibliography"/>
@@ -23352,7 +23433,7 @@
         </w:rPr>
         <w:t xml:space="preserve"> </w:t>
       </w:r>
-      <w:hyperlink r:id="rId221">
+      <w:hyperlink r:id="rId223">
         <w:r>
           <w:rPr>
             <w:rStyle w:val="Hyperlink"/>
@@ -23362,8 +23443,8 @@
         </w:r>
       </w:hyperlink>
     </w:p>
-    <w:bookmarkEnd w:id="222"/>
-    <w:bookmarkStart w:id="224" w:name="ref-lecun1998"/>
+    <w:bookmarkEnd w:id="224"/>
+    <w:bookmarkStart w:id="226" w:name="ref-lecun1998"/>
     <w:p>
       <w:pPr>
         <w:pStyle w:val="Bibliography"/>
@@ -23420,7 +23501,7 @@
         </w:rPr>
         <w:t xml:space="preserve"> </w:t>
       </w:r>
-      <w:hyperlink r:id="rId223">
+      <w:hyperlink r:id="rId225">
         <w:r>
           <w:rPr>
             <w:rStyle w:val="Hyperlink"/>
@@ -23430,8 +23511,8 @@
         </w:r>
       </w:hyperlink>
     </w:p>
-    <w:bookmarkEnd w:id="224"/>
-    <w:bookmarkStart w:id="226" w:name="ref-lieber2024"/>
+    <w:bookmarkEnd w:id="226"/>
+    <w:bookmarkStart w:id="228" w:name="ref-lieber2024"/>
     <w:p>
       <w:pPr>
         <w:pStyle w:val="Bibliography"/>
@@ -23468,7 +23549,7 @@
         </w:rPr>
         <w:t xml:space="preserve"> </w:t>
       </w:r>
-      <w:hyperlink r:id="rId225">
+      <w:hyperlink r:id="rId227">
         <w:r>
           <w:rPr>
             <w:rStyle w:val="Hyperlink"/>
@@ -23478,8 +23559,8 @@
         </w:r>
       </w:hyperlink>
     </w:p>
-    <w:bookmarkEnd w:id="226"/>
-    <w:bookmarkStart w:id="228" w:name="ref-litwin-kumar2012"/>
+    <w:bookmarkEnd w:id="228"/>
+    <w:bookmarkStart w:id="230" w:name="ref-litwin-kumar2012"/>
     <w:p>
       <w:pPr>
         <w:pStyle w:val="Bibliography"/>
@@ -23536,7 +23617,7 @@
         </w:rPr>
         <w:t xml:space="preserve"> </w:t>
       </w:r>
-      <w:hyperlink r:id="rId227">
+      <w:hyperlink r:id="rId229">
         <w:r>
           <w:rPr>
             <w:rStyle w:val="Hyperlink"/>
@@ -23546,8 +23627,8 @@
         </w:r>
       </w:hyperlink>
     </w:p>
-    <w:bookmarkEnd w:id="228"/>
-    <w:bookmarkStart w:id="230" w:name="ref-murenn"/>
+    <w:bookmarkEnd w:id="230"/>
+    <w:bookmarkStart w:id="232" w:name="ref-murenn"/>
     <w:p>
       <w:pPr>
         <w:pStyle w:val="Bibliography"/>
@@ -23632,7 +23713,7 @@
         </w:rPr>
         <w:t xml:space="preserve"> </w:t>
       </w:r>
-      <w:hyperlink r:id="rId229">
+      <w:hyperlink r:id="rId231">
         <w:r>
           <w:rPr>
             <w:rStyle w:val="Hyperlink"/>
@@ -23642,8 +23723,8 @@
         </w:r>
       </w:hyperlink>
     </w:p>
-    <w:bookmarkEnd w:id="230"/>
-    <w:bookmarkStart w:id="232" w:name="ref-lukosevicius2009"/>
+    <w:bookmarkEnd w:id="232"/>
+    <w:bookmarkStart w:id="234" w:name="ref-lukosevicius2009"/>
     <w:p>
       <w:pPr>
         <w:pStyle w:val="Bibliography"/>
@@ -23700,7 +23781,7 @@
         </w:rPr>
         <w:t xml:space="preserve"> </w:t>
       </w:r>
-      <w:hyperlink r:id="rId231">
+      <w:hyperlink r:id="rId233">
         <w:r>
           <w:rPr>
             <w:rStyle w:val="Hyperlink"/>
@@ -23710,8 +23791,8 @@
         </w:r>
       </w:hyperlink>
     </w:p>
-    <w:bookmarkEnd w:id="232"/>
-    <w:bookmarkStart w:id="234" w:name="ref-maass2002"/>
+    <w:bookmarkEnd w:id="234"/>
+    <w:bookmarkStart w:id="236" w:name="ref-maass2002"/>
     <w:p>
       <w:pPr>
         <w:pStyle w:val="Bibliography"/>
@@ -23768,7 +23849,7 @@
         </w:rPr>
         <w:t xml:space="preserve"> </w:t>
       </w:r>
-      <w:hyperlink r:id="rId233">
+      <w:hyperlink r:id="rId235">
         <w:r>
           <w:rPr>
             <w:rStyle w:val="Hyperlink"/>
@@ -23778,8 +23859,8 @@
         </w:r>
       </w:hyperlink>
     </w:p>
-    <w:bookmarkEnd w:id="234"/>
-    <w:bookmarkStart w:id="236" w:name="ref-mead1990"/>
+    <w:bookmarkEnd w:id="236"/>
+    <w:bookmarkStart w:id="238" w:name="ref-mead1990"/>
     <w:p>
       <w:pPr>
         <w:pStyle w:val="Bibliography"/>
@@ -23836,7 +23917,7 @@
         </w:rPr>
         <w:t xml:space="preserve"> </w:t>
       </w:r>
-      <w:hyperlink r:id="rId235">
+      <w:hyperlink r:id="rId237">
         <w:r>
           <w:rPr>
             <w:rStyle w:val="Hyperlink"/>
@@ -23846,8 +23927,8 @@
         </w:r>
       </w:hyperlink>
     </w:p>
-    <w:bookmarkEnd w:id="236"/>
-    <w:bookmarkStart w:id="238" w:name="ref-leaf-apcen"/>
+    <w:bookmarkEnd w:id="238"/>
+    <w:bookmarkStart w:id="240" w:name="ref-leaf-apcen"/>
     <w:p>
       <w:pPr>
         <w:pStyle w:val="Bibliography"/>
@@ -23932,7 +24013,7 @@
         </w:rPr>
         <w:t xml:space="preserve"> </w:t>
       </w:r>
-      <w:hyperlink r:id="rId237">
+      <w:hyperlink r:id="rId239">
         <w:r>
           <w:rPr>
             <w:rStyle w:val="Hyperlink"/>
@@ -23942,8 +24023,8 @@
         </w:r>
       </w:hyperlink>
     </w:p>
-    <w:bookmarkEnd w:id="238"/>
-    <w:bookmarkStart w:id="240" w:name="ref-millan2020"/>
+    <w:bookmarkEnd w:id="240"/>
+    <w:bookmarkStart w:id="242" w:name="ref-millan2020"/>
     <w:p>
       <w:pPr>
         <w:pStyle w:val="Bibliography"/>
@@ -24000,7 +24081,7 @@
         </w:rPr>
         <w:t xml:space="preserve"> </w:t>
       </w:r>
-      <w:hyperlink r:id="rId239">
+      <w:hyperlink r:id="rId241">
         <w:r>
           <w:rPr>
             <w:rStyle w:val="Hyperlink"/>
@@ -24010,8 +24091,8 @@
         </w:r>
       </w:hyperlink>
     </w:p>
-    <w:bookmarkEnd w:id="240"/>
-    <w:bookmarkStart w:id="242" w:name="ref-milling2026"/>
+    <w:bookmarkEnd w:id="242"/>
+    <w:bookmarkStart w:id="244" w:name="ref-milling2026"/>
     <w:p>
       <w:pPr>
         <w:pStyle w:val="Bibliography"/>
@@ -24068,7 +24149,7 @@
         </w:rPr>
         <w:t xml:space="preserve"> </w:t>
       </w:r>
-      <w:hyperlink r:id="rId241">
+      <w:hyperlink r:id="rId243">
         <w:r>
           <w:rPr>
             <w:rStyle w:val="Hyperlink"/>
@@ -24078,8 +24159,8 @@
         </w:r>
       </w:hyperlink>
     </w:p>
-    <w:bookmarkEnd w:id="242"/>
-    <w:bookmarkStart w:id="244" w:name="ref-akorn"/>
+    <w:bookmarkEnd w:id="244"/>
+    <w:bookmarkStart w:id="246" w:name="ref-akorn"/>
     <w:p>
       <w:pPr>
         <w:pStyle w:val="Bibliography"/>
@@ -24148,7 +24229,7 @@
         </w:rPr>
         <w:t xml:space="preserve"> </w:t>
       </w:r>
-      <w:hyperlink r:id="rId243">
+      <w:hyperlink r:id="rId245">
         <w:r>
           <w:rPr>
             <w:rStyle w:val="Hyperlink"/>
@@ -24158,8 +24239,8 @@
         </w:r>
       </w:hyperlink>
     </w:p>
-    <w:bookmarkEnd w:id="244"/>
-    <w:bookmarkStart w:id="246" w:name="ref-morris1981"/>
+    <w:bookmarkEnd w:id="246"/>
+    <w:bookmarkStart w:id="248" w:name="ref-morris1981"/>
     <w:p>
       <w:pPr>
         <w:pStyle w:val="Bibliography"/>
@@ -24216,7 +24297,7 @@
         </w:rPr>
         <w:t xml:space="preserve"> </w:t>
       </w:r>
-      <w:hyperlink r:id="rId245">
+      <w:hyperlink r:id="rId247">
         <w:r>
           <w:rPr>
             <w:rStyle w:val="Hyperlink"/>
@@ -24226,8 +24307,8 @@
         </w:r>
       </w:hyperlink>
     </w:p>
-    <w:bookmarkEnd w:id="246"/>
-    <w:bookmarkStart w:id="248" w:name="ref-mulas2020"/>
+    <w:bookmarkEnd w:id="248"/>
+    <w:bookmarkStart w:id="250" w:name="ref-mulas2020"/>
     <w:p>
       <w:pPr>
         <w:pStyle w:val="Bibliography"/>
@@ -24284,7 +24365,7 @@
         </w:rPr>
         <w:t xml:space="preserve"> </w:t>
       </w:r>
-      <w:hyperlink r:id="rId247">
+      <w:hyperlink r:id="rId249">
         <w:r>
           <w:rPr>
             <w:rStyle w:val="Hyperlink"/>
@@ -24294,8 +24375,8 @@
         </w:r>
       </w:hyperlink>
     </w:p>
-    <w:bookmarkEnd w:id="248"/>
-    <w:bookmarkStart w:id="250" w:name="ref-muzellec2025"/>
+    <w:bookmarkEnd w:id="250"/>
+    <w:bookmarkStart w:id="252" w:name="ref-muzellec2025"/>
     <w:p>
       <w:pPr>
         <w:pStyle w:val="Bibliography"/>
@@ -24332,7 +24413,7 @@
         </w:rPr>
         <w:t xml:space="preserve"> </w:t>
       </w:r>
-      <w:hyperlink r:id="rId249">
+      <w:hyperlink r:id="rId251">
         <w:r>
           <w:rPr>
             <w:rStyle w:val="Hyperlink"/>
@@ -24342,8 +24423,8 @@
         </w:r>
       </w:hyperlink>
     </w:p>
-    <w:bookmarkEnd w:id="250"/>
-    <w:bookmarkStart w:id="252" w:name="ref-nagerl2025"/>
+    <w:bookmarkEnd w:id="252"/>
+    <w:bookmarkStart w:id="254" w:name="ref-nagerl2025"/>
     <w:p>
       <w:pPr>
         <w:pStyle w:val="Bibliography"/>
@@ -24380,7 +24461,7 @@
         </w:rPr>
         <w:t xml:space="preserve"> </w:t>
       </w:r>
-      <w:hyperlink r:id="rId251">
+      <w:hyperlink r:id="rId253">
         <w:r>
           <w:rPr>
             <w:rStyle w:val="Hyperlink"/>
@@ -24390,8 +24471,8 @@
         </w:r>
       </w:hyperlink>
     </w:p>
-    <w:bookmarkEnd w:id="252"/>
-    <w:bookmarkStart w:id="254" w:name="ref-neftci2019"/>
+    <w:bookmarkEnd w:id="254"/>
+    <w:bookmarkStart w:id="256" w:name="ref-neftci2019"/>
     <w:p>
       <w:pPr>
         <w:pStyle w:val="Bibliography"/>
@@ -24448,7 +24529,7 @@
         </w:rPr>
         <w:t xml:space="preserve"> </w:t>
       </w:r>
-      <w:hyperlink r:id="rId253">
+      <w:hyperlink r:id="rId255">
         <w:r>
           <w:rPr>
             <w:rStyle w:val="Hyperlink"/>
@@ -24458,8 +24539,8 @@
         </w:r>
       </w:hyperlink>
     </w:p>
-    <w:bookmarkEnd w:id="254"/>
-    <w:bookmarkStart w:id="256" w:name="ref-nunley2026"/>
+    <w:bookmarkEnd w:id="256"/>
+    <w:bookmarkStart w:id="258" w:name="ref-nunley2026"/>
     <w:p>
       <w:pPr>
         <w:pStyle w:val="Bibliography"/>
@@ -24496,7 +24577,7 @@
         </w:rPr>
         <w:t xml:space="preserve"> </w:t>
       </w:r>
-      <w:hyperlink r:id="rId255">
+      <w:hyperlink r:id="rId257">
         <w:r>
           <w:rPr>
             <w:rStyle w:val="Hyperlink"/>
@@ -24506,8 +24587,8 @@
         </w:r>
       </w:hyperlink>
     </w:p>
-    <w:bookmarkEnd w:id="256"/>
-    <w:bookmarkStart w:id="258" w:name="ref-kuramoto-attention"/>
+    <w:bookmarkEnd w:id="258"/>
+    <w:bookmarkStart w:id="260" w:name="ref-kuramoto-attention"/>
     <w:p>
       <w:pPr>
         <w:pStyle w:val="Bibliography"/>
@@ -24544,7 +24625,7 @@
         </w:rPr>
         <w:t xml:space="preserve"> </w:t>
       </w:r>
-      <w:hyperlink r:id="rId257">
+      <w:hyperlink r:id="rId259">
         <w:r>
           <w:rPr>
             <w:rStyle w:val="Hyperlink"/>
@@ -24554,8 +24635,8 @@
         </w:r>
       </w:hyperlink>
     </w:p>
-    <w:bookmarkEnd w:id="258"/>
-    <w:bookmarkStart w:id="260" w:name="ref-o-keeffe2019"/>
+    <w:bookmarkEnd w:id="260"/>
+    <w:bookmarkStart w:id="262" w:name="ref-o-keeffe2019"/>
     <w:p>
       <w:pPr>
         <w:pStyle w:val="Bibliography"/>
@@ -24608,7 +24689,7 @@
         </w:rPr>
         <w:t xml:space="preserve"> </w:t>
       </w:r>
-      <w:hyperlink r:id="rId259">
+      <w:hyperlink r:id="rId261">
         <w:r>
           <w:rPr>
             <w:rStyle w:val="Hyperlink"/>
@@ -24618,8 +24699,8 @@
         </w:r>
       </w:hyperlink>
     </w:p>
-    <w:bookmarkEnd w:id="260"/>
-    <w:bookmarkStart w:id="262" w:name="ref-pantaleone2002"/>
+    <w:bookmarkEnd w:id="262"/>
+    <w:bookmarkStart w:id="264" w:name="ref-pantaleone2002"/>
     <w:p>
       <w:pPr>
         <w:pStyle w:val="Bibliography"/>
@@ -24676,7 +24757,7 @@
         </w:rPr>
         <w:t xml:space="preserve"> </w:t>
       </w:r>
-      <w:hyperlink r:id="rId261">
+      <w:hyperlink r:id="rId263">
         <w:r>
           <w:rPr>
             <w:rStyle w:val="Hyperlink"/>
@@ -24686,8 +24767,8 @@
         </w:r>
       </w:hyperlink>
     </w:p>
-    <w:bookmarkEnd w:id="262"/>
-    <w:bookmarkStart w:id="264" w:name="ref-pikovsky2001"/>
+    <w:bookmarkEnd w:id="264"/>
+    <w:bookmarkStart w:id="266" w:name="ref-pikovsky2001"/>
     <w:p>
       <w:pPr>
         <w:pStyle w:val="Bibliography"/>
@@ -24724,7 +24805,7 @@
         </w:rPr>
         <w:t xml:space="preserve"> </w:t>
       </w:r>
-      <w:hyperlink r:id="rId263">
+      <w:hyperlink r:id="rId265">
         <w:r>
           <w:rPr>
             <w:rStyle w:val="Hyperlink"/>
@@ -24734,8 +24815,8 @@
         </w:r>
       </w:hyperlink>
     </w:p>
-    <w:bookmarkEnd w:id="264"/>
-    <w:bookmarkStart w:id="266" w:name="ref-pittman-polletta2021"/>
+    <w:bookmarkEnd w:id="266"/>
+    <w:bookmarkStart w:id="268" w:name="ref-pittman-polletta2021"/>
     <w:p>
       <w:pPr>
         <w:pStyle w:val="Bibliography"/>
@@ -24792,7 +24873,7 @@
         </w:rPr>
         <w:t xml:space="preserve"> </w:t>
       </w:r>
-      <w:hyperlink r:id="rId265">
+      <w:hyperlink r:id="rId267">
         <w:r>
           <w:rPr>
             <w:rStyle w:val="Hyperlink"/>
@@ -24802,8 +24883,8 @@
         </w:r>
       </w:hyperlink>
     </w:p>
-    <w:bookmarkEnd w:id="266"/>
-    <w:bookmarkStart w:id="268" w:name="ref-poppel2026"/>
+    <w:bookmarkEnd w:id="268"/>
+    <w:bookmarkStart w:id="270" w:name="ref-poppel2026"/>
     <w:p>
       <w:pPr>
         <w:pStyle w:val="Bibliography"/>
@@ -24840,7 +24921,7 @@
         </w:rPr>
         <w:t xml:space="preserve"> </w:t>
       </w:r>
-      <w:hyperlink r:id="rId267">
+      <w:hyperlink r:id="rId269">
         <w:r>
           <w:rPr>
             <w:rStyle w:val="Hyperlink"/>
@@ -24850,8 +24931,8 @@
         </w:r>
       </w:hyperlink>
     </w:p>
-    <w:bookmarkEnd w:id="268"/>
-    <w:bookmarkStart w:id="270" w:name="ref-rivera-sierra2026"/>
+    <w:bookmarkEnd w:id="270"/>
+    <w:bookmarkStart w:id="272" w:name="ref-rivera-sierra2026"/>
     <w:p>
       <w:pPr>
         <w:pStyle w:val="Bibliography"/>
@@ -24908,7 +24989,7 @@
         </w:rPr>
         <w:t xml:space="preserve"> </w:t>
       </w:r>
-      <w:hyperlink r:id="rId269">
+      <w:hyperlink r:id="rId271">
         <w:r>
           <w:rPr>
             <w:rStyle w:val="Hyperlink"/>
@@ -24918,8 +24999,8 @@
         </w:r>
       </w:hyperlink>
     </w:p>
-    <w:bookmarkEnd w:id="270"/>
-    <w:bookmarkStart w:id="272" w:name="ref-rodan2011"/>
+    <w:bookmarkEnd w:id="272"/>
+    <w:bookmarkStart w:id="274" w:name="ref-rodan2011"/>
     <w:p>
       <w:pPr>
         <w:pStyle w:val="Bibliography"/>
@@ -24976,7 +25057,7 @@
         </w:rPr>
         <w:t xml:space="preserve"> </w:t>
       </w:r>
-      <w:hyperlink r:id="rId271">
+      <w:hyperlink r:id="rId273">
         <w:r>
           <w:rPr>
             <w:rStyle w:val="Hyperlink"/>
@@ -24986,8 +25067,8 @@
         </w:r>
       </w:hyperlink>
     </w:p>
-    <w:bookmarkEnd w:id="272"/>
-    <w:bookmarkStart w:id="274" w:name="ref-rusch2021"/>
+    <w:bookmarkEnd w:id="274"/>
+    <w:bookmarkStart w:id="276" w:name="ref-rusch2021"/>
     <w:p>
       <w:pPr>
         <w:pStyle w:val="Bibliography"/>
@@ -25056,7 +25137,7 @@
         </w:rPr>
         <w:t xml:space="preserve"> </w:t>
       </w:r>
-      <w:hyperlink r:id="rId273">
+      <w:hyperlink r:id="rId275">
         <w:r>
           <w:rPr>
             <w:rStyle w:val="Hyperlink"/>
@@ -25066,8 +25147,8 @@
         </w:r>
       </w:hyperlink>
     </w:p>
-    <w:bookmarkEnd w:id="274"/>
-    <w:bookmarkStart w:id="276" w:name="ref-unicornn"/>
+    <w:bookmarkEnd w:id="276"/>
+    <w:bookmarkStart w:id="278" w:name="ref-unicornn"/>
     <w:p>
       <w:pPr>
         <w:pStyle w:val="Bibliography"/>
@@ -25156,7 +25237,7 @@
         </w:rPr>
         <w:t xml:space="preserve"> </w:t>
       </w:r>
-      <w:hyperlink r:id="rId275">
+      <w:hyperlink r:id="rId277">
         <w:r>
           <w:rPr>
             <w:rStyle w:val="Hyperlink"/>
@@ -25166,8 +25247,8 @@
         </w:r>
       </w:hyperlink>
     </w:p>
-    <w:bookmarkEnd w:id="276"/>
-    <w:bookmarkStart w:id="278" w:name="ref-rusch2025"/>
+    <w:bookmarkEnd w:id="278"/>
+    <w:bookmarkStart w:id="280" w:name="ref-rusch2025"/>
     <w:p>
       <w:pPr>
         <w:pStyle w:val="Bibliography"/>
@@ -25236,7 +25317,7 @@
         </w:rPr>
         <w:t xml:space="preserve"> </w:t>
       </w:r>
-      <w:hyperlink r:id="rId277">
+      <w:hyperlink r:id="rId279">
         <w:r>
           <w:rPr>
             <w:rStyle w:val="Hyperlink"/>
@@ -25246,8 +25327,8 @@
         </w:r>
       </w:hyperlink>
     </w:p>
-    <w:bookmarkEnd w:id="278"/>
-    <w:bookmarkStart w:id="280" w:name="ref-sagodi"/>
+    <w:bookmarkEnd w:id="280"/>
+    <w:bookmarkStart w:id="282" w:name="ref-sagodi"/>
     <w:p>
       <w:pPr>
         <w:pStyle w:val="Bibliography"/>
@@ -25284,7 +25365,7 @@
         </w:rPr>
         <w:t xml:space="preserve"> </w:t>
       </w:r>
-      <w:hyperlink r:id="rId279">
+      <w:hyperlink r:id="rId281">
         <w:r>
           <w:rPr>
             <w:rStyle w:val="Hyperlink"/>
@@ -25294,8 +25375,8 @@
         </w:r>
       </w:hyperlink>
     </w:p>
-    <w:bookmarkEnd w:id="280"/>
-    <w:bookmarkStart w:id="282" w:name="ref-sajjadi2018"/>
+    <w:bookmarkEnd w:id="282"/>
+    <w:bookmarkStart w:id="284" w:name="ref-sajjadi2018"/>
     <w:p>
       <w:pPr>
         <w:pStyle w:val="Bibliography"/>
@@ -25364,7 +25445,7 @@
         </w:rPr>
         <w:t xml:space="preserve"> </w:t>
       </w:r>
-      <w:hyperlink r:id="rId281">
+      <w:hyperlink r:id="rId283">
         <w:r>
           <w:rPr>
             <w:rStyle w:val="Hyperlink"/>
@@ -25374,8 +25455,8 @@
         </w:r>
       </w:hyperlink>
     </w:p>
-    <w:bookmarkEnd w:id="282"/>
-    <w:bookmarkStart w:id="284" w:name="ref-sakaguchi1986"/>
+    <w:bookmarkEnd w:id="284"/>
+    <w:bookmarkStart w:id="286" w:name="ref-sakaguchi1986"/>
     <w:p>
       <w:pPr>
         <w:pStyle w:val="Bibliography"/>
@@ -25432,7 +25513,7 @@
         </w:rPr>
         <w:t xml:space="preserve"> </w:t>
       </w:r>
-      <w:hyperlink r:id="rId283">
+      <w:hyperlink r:id="rId285">
         <w:r>
           <w:rPr>
             <w:rStyle w:val="Hyperlink"/>
@@ -25442,8 +25523,8 @@
         </w:r>
       </w:hyperlink>
     </w:p>
-    <w:bookmarkEnd w:id="284"/>
-    <w:bookmarkStart w:id="286" w:name="ref-sasikumar2026"/>
+    <w:bookmarkEnd w:id="286"/>
+    <w:bookmarkStart w:id="288" w:name="ref-sasikumar2026"/>
     <w:p>
       <w:pPr>
         <w:pStyle w:val="Bibliography"/>
@@ -25500,7 +25581,7 @@
         </w:rPr>
         <w:t xml:space="preserve"> </w:t>
       </w:r>
-      <w:hyperlink r:id="rId285">
+      <w:hyperlink r:id="rId287">
         <w:r>
           <w:rPr>
             <w:rStyle w:val="Hyperlink"/>
@@ -25510,8 +25591,8 @@
         </w:r>
       </w:hyperlink>
     </w:p>
-    <w:bookmarkEnd w:id="286"/>
-    <w:bookmarkStart w:id="288" w:name="ref-schuster1989"/>
+    <w:bookmarkEnd w:id="288"/>
+    <w:bookmarkStart w:id="290" w:name="ref-schuster1989"/>
     <w:p>
       <w:pPr>
         <w:pStyle w:val="Bibliography"/>
@@ -25568,7 +25649,7 @@
         </w:rPr>
         <w:t xml:space="preserve"> </w:t>
       </w:r>
-      <w:hyperlink r:id="rId287">
+      <w:hyperlink r:id="rId289">
         <w:r>
           <w:rPr>
             <w:rStyle w:val="Hyperlink"/>
@@ -25578,8 +25659,8 @@
         </w:r>
       </w:hyperlink>
     </w:p>
-    <w:bookmarkEnd w:id="288"/>
-    <w:bookmarkStart w:id="290" w:name="ref-skardal2019"/>
+    <w:bookmarkEnd w:id="290"/>
+    <w:bookmarkStart w:id="292" w:name="ref-skardal2019"/>
     <w:p>
       <w:pPr>
         <w:pStyle w:val="Bibliography"/>
@@ -25636,7 +25717,7 @@
         </w:rPr>
         <w:t xml:space="preserve"> </w:t>
       </w:r>
-      <w:hyperlink r:id="rId289">
+      <w:hyperlink r:id="rId291">
         <w:r>
           <w:rPr>
             <w:rStyle w:val="Hyperlink"/>
@@ -25646,8 +25727,8 @@
         </w:r>
       </w:hyperlink>
     </w:p>
-    <w:bookmarkEnd w:id="290"/>
-    <w:bookmarkStart w:id="292" w:name="ref-kuramoto-orientation-diffusion"/>
+    <w:bookmarkEnd w:id="292"/>
+    <w:bookmarkStart w:id="294" w:name="ref-kuramoto-orientation-diffusion"/>
     <w:p>
       <w:pPr>
         <w:pStyle w:val="Bibliography"/>
@@ -25716,7 +25797,7 @@
         </w:rPr>
         <w:t xml:space="preserve"> </w:t>
       </w:r>
-      <w:hyperlink r:id="rId291">
+      <w:hyperlink r:id="rId293">
         <w:r>
           <w:rPr>
             <w:rStyle w:val="Hyperlink"/>
@@ -25726,8 +25807,8 @@
         </w:r>
       </w:hyperlink>
     </w:p>
-    <w:bookmarkEnd w:id="292"/>
-    <w:bookmarkStart w:id="294" w:name="ref-stiefel2016"/>
+    <w:bookmarkEnd w:id="294"/>
+    <w:bookmarkStart w:id="296" w:name="ref-stiefel2016"/>
     <w:p>
       <w:pPr>
         <w:pStyle w:val="Bibliography"/>
@@ -25784,7 +25865,7 @@
         </w:rPr>
         <w:t xml:space="preserve"> </w:t>
       </w:r>
-      <w:hyperlink r:id="rId293">
+      <w:hyperlink r:id="rId295">
         <w:r>
           <w:rPr>
             <w:rStyle w:val="Hyperlink"/>
@@ -25794,8 +25875,8 @@
         </w:r>
       </w:hyperlink>
     </w:p>
-    <w:bookmarkEnd w:id="294"/>
-    <w:bookmarkStart w:id="296" w:name="ref-stolzle2024"/>
+    <w:bookmarkEnd w:id="296"/>
+    <w:bookmarkStart w:id="298" w:name="ref-stolzle2024"/>
     <w:p>
       <w:pPr>
         <w:pStyle w:val="Bibliography"/>
@@ -25864,7 +25945,7 @@
         </w:rPr>
         <w:t xml:space="preserve"> </w:t>
       </w:r>
-      <w:hyperlink r:id="rId295">
+      <w:hyperlink r:id="rId297">
         <w:r>
           <w:rPr>
             <w:rStyle w:val="Hyperlink"/>
@@ -25874,8 +25955,8 @@
         </w:r>
       </w:hyperlink>
     </w:p>
-    <w:bookmarkEnd w:id="296"/>
-    <w:bookmarkStart w:id="298" w:name="ref-strogatz2000"/>
+    <w:bookmarkEnd w:id="298"/>
+    <w:bookmarkStart w:id="300" w:name="ref-strogatz2000"/>
     <w:p>
       <w:pPr>
         <w:pStyle w:val="Bibliography"/>
@@ -25932,7 +26013,7 @@
         </w:rPr>
         <w:t xml:space="preserve"> </w:t>
       </w:r>
-      <w:hyperlink r:id="rId297">
+      <w:hyperlink r:id="rId299">
         <w:r>
           <w:rPr>
             <w:rStyle w:val="Hyperlink"/>
@@ -25942,8 +26023,8 @@
         </w:r>
       </w:hyperlink>
     </w:p>
-    <w:bookmarkEnd w:id="298"/>
-    <w:bookmarkStart w:id="300" w:name="ref-strogatz1993"/>
+    <w:bookmarkEnd w:id="300"/>
+    <w:bookmarkStart w:id="302" w:name="ref-strogatz1993"/>
     <w:p>
       <w:pPr>
         <w:pStyle w:val="Bibliography"/>
@@ -26000,7 +26081,7 @@
         </w:rPr>
         <w:t xml:space="preserve"> </w:t>
       </w:r>
-      <w:hyperlink r:id="rId299">
+      <w:hyperlink r:id="rId301">
         <w:r>
           <w:rPr>
             <w:rStyle w:val="Hyperlink"/>
@@ -26010,8 +26091,8 @@
         </w:r>
       </w:hyperlink>
     </w:p>
-    <w:bookmarkEnd w:id="300"/>
-    <w:bookmarkStart w:id="302" w:name="ref-stuart1960"/>
+    <w:bookmarkEnd w:id="302"/>
+    <w:bookmarkStart w:id="304" w:name="ref-stuart1960"/>
     <w:p>
       <w:pPr>
         <w:pStyle w:val="Bibliography"/>
@@ -26068,7 +26149,7 @@
         </w:rPr>
         <w:t xml:space="preserve"> </w:t>
       </w:r>
-      <w:hyperlink r:id="rId301">
+      <w:hyperlink r:id="rId303">
         <w:r>
           <w:rPr>
             <w:rStyle w:val="Hyperlink"/>
@@ -26078,8 +26159,8 @@
         </w:r>
       </w:hyperlink>
     </w:p>
-    <w:bookmarkEnd w:id="302"/>
-    <w:bookmarkStart w:id="304" w:name="ref-tanaka2019"/>
+    <w:bookmarkEnd w:id="304"/>
+    <w:bookmarkStart w:id="306" w:name="ref-tanaka2019"/>
     <w:p>
       <w:pPr>
         <w:pStyle w:val="Bibliography"/>
@@ -26136,7 +26217,7 @@
         </w:rPr>
         <w:t xml:space="preserve"> </w:t>
       </w:r>
-      <w:hyperlink r:id="rId303">
+      <w:hyperlink r:id="rId305">
         <w:r>
           <w:rPr>
             <w:rStyle w:val="Hyperlink"/>
@@ -26146,8 +26227,8 @@
         </w:r>
       </w:hyperlink>
     </w:p>
-    <w:bookmarkEnd w:id="304"/>
-    <w:bookmarkStart w:id="306" w:name="ref-tanaka2011"/>
+    <w:bookmarkEnd w:id="306"/>
+    <w:bookmarkStart w:id="308" w:name="ref-tanaka2011"/>
     <w:p>
       <w:pPr>
         <w:pStyle w:val="Bibliography"/>
@@ -26204,7 +26285,7 @@
         </w:rPr>
         <w:t xml:space="preserve"> </w:t>
       </w:r>
-      <w:hyperlink r:id="rId305">
+      <w:hyperlink r:id="rId307">
         <w:r>
           <w:rPr>
             <w:rStyle w:val="Hyperlink"/>
@@ -26214,8 +26295,8 @@
         </w:r>
       </w:hyperlink>
     </w:p>
-    <w:bookmarkEnd w:id="306"/>
-    <w:bookmarkStart w:id="308" w:name="ref-torrejon2017"/>
+    <w:bookmarkEnd w:id="308"/>
+    <w:bookmarkStart w:id="310" w:name="ref-torrejon2017"/>
     <w:p>
       <w:pPr>
         <w:pStyle w:val="Bibliography"/>
@@ -26272,7 +26353,7 @@
         </w:rPr>
         <w:t xml:space="preserve"> </w:t>
       </w:r>
-      <w:hyperlink r:id="rId307">
+      <w:hyperlink r:id="rId309">
         <w:r>
           <w:rPr>
             <w:rStyle w:val="Hyperlink"/>
@@ -26282,8 +26363,8 @@
         </w:r>
       </w:hyperlink>
     </w:p>
-    <w:bookmarkEnd w:id="308"/>
-    <w:bookmarkStart w:id="310" w:name="ref-turcu2022"/>
+    <w:bookmarkEnd w:id="310"/>
+    <w:bookmarkStart w:id="312" w:name="ref-turcu2022"/>
     <w:p>
       <w:pPr>
         <w:pStyle w:val="Bibliography"/>
@@ -26340,7 +26421,7 @@
         </w:rPr>
         <w:t xml:space="preserve"> </w:t>
       </w:r>
-      <w:hyperlink r:id="rId309">
+      <w:hyperlink r:id="rId311">
         <w:r>
           <w:rPr>
             <w:rStyle w:val="Hyperlink"/>
@@ -26350,8 +26431,8 @@
         </w:r>
       </w:hyperlink>
     </w:p>
-    <w:bookmarkEnd w:id="310"/>
-    <w:bookmarkStart w:id="312" w:name="ref-turian2020"/>
+    <w:bookmarkEnd w:id="312"/>
+    <w:bookmarkStart w:id="314" w:name="ref-turian2020"/>
     <w:p>
       <w:pPr>
         <w:pStyle w:val="Bibliography"/>
@@ -26452,7 +26533,7 @@
         </w:rPr>
         <w:t xml:space="preserve"> </w:t>
       </w:r>
-      <w:hyperlink r:id="rId311">
+      <w:hyperlink r:id="rId313">
         <w:r>
           <w:rPr>
             <w:rStyle w:val="Hyperlink"/>
@@ -26462,8 +26543,8 @@
         </w:r>
       </w:hyperlink>
     </w:p>
-    <w:bookmarkEnd w:id="312"/>
-    <w:bookmarkStart w:id="314" w:name="ref-uhlhaas2006"/>
+    <w:bookmarkEnd w:id="314"/>
+    <w:bookmarkStart w:id="316" w:name="ref-uhlhaas2006"/>
     <w:p>
       <w:pPr>
         <w:pStyle w:val="Bibliography"/>
@@ -26520,7 +26601,7 @@
         </w:rPr>
         <w:t xml:space="preserve"> </w:t>
       </w:r>
-      <w:hyperlink r:id="rId313">
+      <w:hyperlink r:id="rId315">
         <w:r>
           <w:rPr>
             <w:rStyle w:val="Hyperlink"/>
@@ -26530,8 +26611,8 @@
         </w:r>
       </w:hyperlink>
     </w:p>
-    <w:bookmarkEnd w:id="314"/>
-    <w:bookmarkStart w:id="316" w:name="ref-un-0"/>
+    <w:bookmarkEnd w:id="316"/>
+    <w:bookmarkStart w:id="318" w:name="ref-un-0"/>
     <w:p>
       <w:pPr>
         <w:pStyle w:val="Bibliography"/>
@@ -26592,7 +26673,7 @@
         </w:rPr>
         <w:t xml:space="preserve"> </w:t>
       </w:r>
-      <w:hyperlink r:id="rId315">
+      <w:hyperlink r:id="rId317">
         <w:r>
           <w:rPr>
             <w:rStyle w:val="Hyperlink"/>
@@ -26602,8 +26683,8 @@
         </w:r>
       </w:hyperlink>
     </w:p>
-    <w:bookmarkEnd w:id="316"/>
-    <w:bookmarkStart w:id="318" w:name="ref-sparsity-study"/>
+    <w:bookmarkEnd w:id="318"/>
+    <w:bookmarkStart w:id="320" w:name="ref-sparsity-study"/>
     <w:p>
       <w:pPr>
         <w:pStyle w:val="Bibliography"/>
@@ -26640,7 +26721,7 @@
         </w:rPr>
         <w:t xml:space="preserve"> </w:t>
       </w:r>
-      <w:hyperlink r:id="rId317">
+      <w:hyperlink r:id="rId319">
         <w:r>
           <w:rPr>
             <w:rStyle w:val="Hyperlink"/>
@@ -26650,8 +26731,8 @@
         </w:r>
       </w:hyperlink>
     </w:p>
-    <w:bookmarkEnd w:id="318"/>
-    <w:bookmarkStart w:id="320" w:name="ref-mit-code"/>
+    <w:bookmarkEnd w:id="320"/>
+    <w:bookmarkStart w:id="322" w:name="ref-mit-code"/>
     <w:p>
       <w:pPr>
         <w:pStyle w:val="Bibliography"/>
@@ -26696,7 +26777,7 @@
         </w:rPr>
         <w:t xml:space="preserve"> </w:t>
       </w:r>
-      <w:hyperlink r:id="rId319">
+      <w:hyperlink r:id="rId321">
         <w:r>
           <w:rPr>
             <w:rStyle w:val="Hyperlink"/>
@@ -26706,8 +26787,8 @@
         </w:r>
       </w:hyperlink>
     </w:p>
-    <w:bookmarkEnd w:id="320"/>
-    <w:bookmarkStart w:id="322" w:name="ref-vanderpol1926"/>
+    <w:bookmarkEnd w:id="322"/>
+    <w:bookmarkStart w:id="324" w:name="ref-vanderpol1926"/>
     <w:p>
       <w:pPr>
         <w:pStyle w:val="Bibliography"/>
@@ -26764,7 +26845,7 @@
         </w:rPr>
         <w:t xml:space="preserve"> </w:t>
       </w:r>
-      <w:hyperlink r:id="rId321">
+      <w:hyperlink r:id="rId323">
         <w:r>
           <w:rPr>
             <w:rStyle w:val="Hyperlink"/>
@@ -26774,8 +26855,8 @@
         </w:r>
       </w:hyperlink>
     </w:p>
-    <w:bookmarkEnd w:id="322"/>
-    <w:bookmarkStart w:id="324" w:name="ref-vaswani2017"/>
+    <w:bookmarkEnd w:id="324"/>
+    <w:bookmarkStart w:id="326" w:name="ref-vaswani2017"/>
     <w:p>
       <w:pPr>
         <w:pStyle w:val="Bibliography"/>
@@ -26844,7 +26925,7 @@
         </w:rPr>
         <w:t xml:space="preserve"> </w:t>
       </w:r>
-      <w:hyperlink r:id="rId323">
+      <w:hyperlink r:id="rId325">
         <w:r>
           <w:rPr>
             <w:rStyle w:val="Hyperlink"/>
@@ -26854,8 +26935,8 @@
         </w:r>
       </w:hyperlink>
     </w:p>
-    <w:bookmarkEnd w:id="324"/>
-    <w:bookmarkStart w:id="326" w:name="ref-spikevoice"/>
+    <w:bookmarkEnd w:id="326"/>
+    <w:bookmarkStart w:id="328" w:name="ref-spikevoice"/>
     <w:p>
       <w:pPr>
         <w:pStyle w:val="Bibliography"/>
@@ -26892,7 +26973,7 @@
         </w:rPr>
         <w:t xml:space="preserve"> </w:t>
       </w:r>
-      <w:hyperlink r:id="rId325">
+      <w:hyperlink r:id="rId327">
         <w:r>
           <w:rPr>
             <w:rStyle w:val="Hyperlink"/>
@@ -26902,8 +26983,8 @@
         </w:r>
       </w:hyperlink>
     </w:p>
-    <w:bookmarkEnd w:id="326"/>
-    <w:bookmarkStart w:id="328" w:name="ref-oscillator-ising-machines"/>
+    <w:bookmarkEnd w:id="328"/>
+    <w:bookmarkStart w:id="330" w:name="ref-oscillator-ising-machines"/>
     <w:p>
       <w:pPr>
         <w:pStyle w:val="Bibliography"/>
@@ -26940,7 +27021,7 @@
         </w:rPr>
         <w:t xml:space="preserve"> </w:t>
       </w:r>
-      <w:hyperlink r:id="rId327">
+      <w:hyperlink r:id="rId329">
         <w:r>
           <w:rPr>
             <w:rStyle w:val="Hyperlink"/>
@@ -26950,8 +27031,8 @@
         </w:r>
       </w:hyperlink>
     </w:p>
-    <w:bookmarkEnd w:id="328"/>
-    <w:bookmarkStart w:id="330" w:name="ref-winfree1967"/>
+    <w:bookmarkEnd w:id="330"/>
+    <w:bookmarkStart w:id="332" w:name="ref-winfree1967"/>
     <w:p>
       <w:pPr>
         <w:pStyle w:val="Bibliography"/>
@@ -27008,7 +27089,7 @@
         </w:rPr>
         <w:t xml:space="preserve"> </w:t>
       </w:r>
-      <w:hyperlink r:id="rId329">
+      <w:hyperlink r:id="rId331">
         <w:r>
           <w:rPr>
             <w:rStyle w:val="Hyperlink"/>
@@ -27018,8 +27099,8 @@
         </w:r>
       </w:hyperlink>
     </w:p>
-    <w:bookmarkEnd w:id="330"/>
-    <w:bookmarkStart w:id="332" w:name="ref-kope"/>
+    <w:bookmarkEnd w:id="332"/>
+    <w:bookmarkStart w:id="334" w:name="ref-kope"/>
     <w:p>
       <w:pPr>
         <w:pStyle w:val="Bibliography"/>
@@ -27088,7 +27169,7 @@
         </w:rPr>
         <w:t xml:space="preserve"> </w:t>
       </w:r>
-      <w:hyperlink r:id="rId331">
+      <w:hyperlink r:id="rId333">
         <w:r>
           <w:rPr>
             <w:rStyle w:val="Hyperlink"/>
@@ -27098,8 +27179,8 @@
         </w:r>
       </w:hyperlink>
     </w:p>
-    <w:bookmarkEnd w:id="332"/>
-    <w:bookmarkStart w:id="334" w:name="ref-yeung1999"/>
+    <w:bookmarkEnd w:id="334"/>
+    <w:bookmarkStart w:id="336" w:name="ref-yeung1999"/>
     <w:p>
       <w:pPr>
         <w:pStyle w:val="Bibliography"/>
@@ -27156,7 +27237,7 @@
         </w:rPr>
         <w:t xml:space="preserve"> </w:t>
       </w:r>
-      <w:hyperlink r:id="rId333">
+      <w:hyperlink r:id="rId335">
         <w:r>
           <w:rPr>
             <w:rStyle w:val="Hyperlink"/>
@@ -27166,8 +27247,8 @@
         </w:r>
       </w:hyperlink>
     </w:p>
-    <w:bookmarkEnd w:id="334"/>
-    <w:bookmarkStart w:id="336" w:name="ref-yu2025"/>
+    <w:bookmarkEnd w:id="336"/>
+    <w:bookmarkStart w:id="338" w:name="ref-yu2025"/>
     <w:p>
       <w:pPr>
         <w:pStyle w:val="Bibliography"/>
@@ -27236,7 +27317,7 @@
         </w:rPr>
         <w:t xml:space="preserve"> </w:t>
       </w:r>
-      <w:hyperlink r:id="rId335">
+      <w:hyperlink r:id="rId337">
         <w:r>
           <w:rPr>
             <w:rStyle w:val="Hyperlink"/>
@@ -27246,8 +27327,8 @@
         </w:r>
       </w:hyperlink>
     </w:p>
-    <w:bookmarkEnd w:id="336"/>
-    <w:bookmarkStart w:id="338" w:name="ref-zhang2026"/>
+    <w:bookmarkEnd w:id="338"/>
+    <w:bookmarkStart w:id="340" w:name="ref-zhang2026"/>
     <w:p>
       <w:pPr>
         <w:pStyle w:val="Bibliography"/>
@@ -27372,7 +27453,7 @@
         </w:rPr>
         <w:t xml:space="preserve"> </w:t>
       </w:r>
-      <w:hyperlink r:id="rId337">
+      <w:hyperlink r:id="rId339">
         <w:r>
           <w:rPr>
             <w:rStyle w:val="Hyperlink"/>
@@ -27382,8 +27463,8 @@
         </w:r>
       </w:hyperlink>
     </w:p>
-    <w:bookmarkEnd w:id="338"/>
-    <w:bookmarkStart w:id="340" w:name="ref-ada-fe"/>
+    <w:bookmarkEnd w:id="340"/>
+    <w:bookmarkStart w:id="342" w:name="ref-ada-fe"/>
     <w:p>
       <w:pPr>
         <w:pStyle w:val="Bibliography"/>
@@ -27420,7 +27501,7 @@
         </w:rPr>
         <w:t xml:space="preserve"> </w:t>
       </w:r>
-      <w:hyperlink r:id="rId339">
+      <w:hyperlink r:id="rId341">
         <w:r>
           <w:rPr>
             <w:rStyle w:val="Hyperlink"/>
@@ -27430,8 +27511,8 @@
         </w:r>
       </w:hyperlink>
     </w:p>
-    <w:bookmarkEnd w:id="340"/>
-    <w:bookmarkStart w:id="342" w:name="ref-zhang2023"/>
+    <w:bookmarkEnd w:id="342"/>
+    <w:bookmarkStart w:id="344" w:name="ref-zhang2023"/>
     <w:p>
       <w:pPr>
         <w:pStyle w:val="Bibliography"/>
@@ -27488,7 +27569,7 @@
         </w:rPr>
         <w:t xml:space="preserve"> </w:t>
       </w:r>
-      <w:hyperlink r:id="rId341">
+      <w:hyperlink r:id="rId343">
         <w:r>
           <w:rPr>
             <w:rStyle w:val="Hyperlink"/>
@@ -27498,8 +27579,8 @@
         </w:r>
       </w:hyperlink>
     </w:p>
-    <w:bookmarkEnd w:id="342"/>
-    <w:bookmarkStart w:id="344" w:name="ref-gdd"/>
+    <w:bookmarkEnd w:id="344"/>
+    <w:bookmarkStart w:id="346" w:name="ref-gdd"/>
     <w:p>
       <w:pPr>
         <w:pStyle w:val="Bibliography"/>
@@ -27536,7 +27617,7 @@
         </w:rPr>
         <w:t xml:space="preserve"> </w:t>
       </w:r>
-      <w:hyperlink r:id="rId343">
+      <w:hyperlink r:id="rId345">
         <w:r>
           <w:rPr>
             <w:rStyle w:val="Hyperlink"/>
@@ -27546,9 +27627,9 @@
         </w:r>
       </w:hyperlink>
     </w:p>
-    <w:bookmarkEnd w:id="344"/>
-    <w:bookmarkEnd w:id="345"/>
     <w:bookmarkEnd w:id="346"/>
+    <w:bookmarkEnd w:id="347"/>
+    <w:bookmarkEnd w:id="348"/>
     <w:sectPr>
       <w:footnotePr>
         <w:numRestart w:val="eachSect"/>

--- a/papers/01-evidence-audit/from-synchronization-physics-to-trained-dynamics.docx
+++ b/papers/01-evidence-audit/from-synchronization-physics-to-trained-dynamics.docx
@@ -244,7 +244,7 @@
         <w:rPr>
           <w:lang w:val="en-GB"/>
         </w:rPr>
-        <w:t xml:space="preserve">provide a critical survey of the current landscape of ONNs. We organise thirteen published</w:t>
+        <w:t xml:space="preserve">provide a critical survey of the current landscape of ONNs. We organize thirteen published</w:t>
       </w:r>
       <w:r>
         <w:rPr>
@@ -844,7 +844,7 @@
         <w:rPr>
           <w:lang w:val="en-GB"/>
         </w:rPr>
-        <w:t xml:space="preserve">near 0 nothing is organised for a readout to pick up. The regime that matters is the partial coherence between them, in which some units lock while others drift.</w:t>
+        <w:t xml:space="preserve">near 0 nothing is organized for a readout to pick up. The regime that matters is the partial coherence between them, in which some units lock while others drift.</w:t>
       </w:r>
     </w:p>
     <w:p>
@@ -856,7 +856,7 @@
           <wp:inline>
             <wp:extent cx="5334000" cy="1699265"/>
             <wp:effectExtent b="0" l="0" r="0" t="0"/>
-            <wp:docPr descr="The three coupling regimes reported in the synchronization literature, drawn schematically. Full synchrony leaves no degrees of freedom to carry a signal and incoherence leaves nothing organised; the useful regime is the partial coherence between them, which finite-range nonlocal coupling generically produces. The phases shown are illustrative, not simulated." title="" id="13" name="Picture"/>
+            <wp:docPr descr="The three coupling regimes reported in the synchronization literature, drawn schematically. Full synchrony leaves no degrees of freedom to carry a signal and incoherence leaves nothing organized; the useful regime is the partial coherence between them, which finite-range nonlocal coupling generically produces. The phases shown are illustrative, not simulated." title="" id="13" name="Picture"/>
             <a:graphic>
               <a:graphicData uri="http://schemas.openxmlformats.org/drawingml/2006/picture">
                 <pic:pic>
@@ -902,7 +902,7 @@
         <w:rPr>
           <w:lang w:val="en-GB"/>
         </w:rPr>
-        <w:t xml:space="preserve">Figure 2. The three coupling regimes reported in the synchronization literature, drawn schematically. Full synchrony leaves no degrees of freedom to carry a signal and incoherence leaves nothing organised; the useful regime is the partial coherence between them, which finite-range nonlocal coupling generically produces. The phases shown are illustrative, not simulated.</w:t>
+        <w:t xml:space="preserve">Figure 2. The three coupling regimes reported in the synchronization literature, drawn schematically. Full synchrony leaves no degrees of freedom to carry a signal and incoherence leaves nothing organized; the useful regime is the partial coherence between them, which finite-range nonlocal coupling generically produces. The phases shown are illustrative, not simulated.</w:t>
       </w:r>
     </w:p>
     <w:p>
@@ -913,7 +913,7 @@
         <w:rPr>
           <w:lang w:val="en-GB"/>
         </w:rPr>
-        <w:t xml:space="preserve">That partial regime is also where recurrent computation is reported to peak. Computation in recurrent networks is maximised near the boundary between ordered and chaotic dynamics</w:t>
+        <w:t xml:space="preserve">That partial regime is also where recurrent computation is reported to peak. Computation in recurrent networks is maximized near the boundary between ordered and chaotic dynamics</w:t>
       </w:r>
       <w:r>
         <w:rPr>
@@ -1059,7 +1059,7 @@
         <w:rPr>
           <w:lang w:val="en-GB"/>
         </w:rPr>
-        <w:t xml:space="preserve">, whose survey of self-oscillatory devices for unconventional computing covers similar background as this paper, but from the materials and neuromorphic hardware angle. Fast forward a few hundred years: Huygens’ observation was given its mathematical form by the Kuramoto coupling function</w:t>
+        <w:t xml:space="preserve">, whose survey of self-oscillatory devices for unconventional computing covers similar background as this paper, but from the materials and neuromorphic hardware angle. Three centuries after Huygens, his observation was given its mathematical form by the Kuramoto coupling function</w:t>
       </w:r>
       <w:r>
         <w:rPr>
@@ -1464,7 +1464,7 @@
         <w:rPr>
           <w:lang w:val="en-GB"/>
         </w:rPr>
-        <w:t xml:space="preserve">textbook set out how coupled oscillator populations self-organise.</w:t>
+        <w:t xml:space="preserve">textbook set out how coupled oscillator populations self-organize.</w:t>
       </w:r>
     </w:p>
     <w:p>
@@ -1475,7 +1475,7 @@
         <w:rPr>
           <w:lang w:val="en-GB"/>
         </w:rPr>
-        <w:t xml:space="preserve">Further work on the coupling laws themselves has continued, while the current ONN landscape in machine learning has not yet caught up. The single sinusoid was generalised in several directions:</w:t>
+        <w:t xml:space="preserve">Further work on the coupling laws themselves has continued, while the current ONN landscape in machine learning has not yet caught up. The single sinusoid was generalized in several directions:</w:t>
       </w:r>
       <w:r>
         <w:rPr>
@@ -1592,7 +1592,7 @@
         <w:rPr>
           <w:lang w:val="en-GB"/>
         </w:rPr>
-        <w:t xml:space="preserve">put an explicit delay inside the coupling so that interaction depends on history rather than on the instantaneous state. Then it was generalised past pairs entirely.</w:t>
+        <w:t xml:space="preserve">put an explicit delay inside the coupling so that interaction depends on history rather than on the instantaneous state. Then it was generalized past pairs entirely.</w:t>
       </w:r>
       <w:r>
         <w:rPr>
@@ -1787,7 +1787,7 @@
         <w:rPr>
           <w:lang w:val="en-GB"/>
         </w:rPr>
-        <w:t xml:space="preserve">showed those two representations give qualitatively different synchronization, so higher-order coupling is at least two distinct generalisations rather than one. Multistability on such structures is now characterised directly</w:t>
+        <w:t xml:space="preserve">showed those two representations give qualitatively different synchronization, so higher-order coupling is at least two distinct generalizations rather than one. Multistability on such structures is now characterized directly</w:t>
       </w:r>
       <w:r>
         <w:rPr>
@@ -1910,7 +1910,7 @@
           <wp:inline>
             <wp:extent cx="5334000" cy="2538321"/>
             <wp:effectExtent b="0" l="0" r="0" t="0"/>
-            <wp:docPr descr="Every physics and mathematics source cited in this survey, in date order. The upper track is the account of when a coupled population locks; the lower track is what structure and operating regime do to it. The axis is piecewise, because four entries predate 1930 and most postdate 1990. Almost every machine-learning system in Section 2 takes its coupling law from the upper track, and from the 1967 to 1992 stretch of it in particular. The single exception is AKOrN (Miyato et al., 2025), built on the D-dimensional generalisation of Chandra et al. (2019) in the lower track. The rest of the lower track is untouched by the surveyed systems, and its earliest two entries are arguments that physics can compute at all rather than coupling laws to build with." title="" id="17" name="Picture"/>
+            <wp:docPr descr="Every physics and mathematics source cited in this survey, in date order. The upper track is the account of when a coupled population locks; the lower track is what structure and operating regime do to it. The axis is piecewise, because four entries predate 1930 and most postdate 1990. Almost every machine-learning system in Section 2 takes its coupling law from the upper track, and from the 1967 to 1992 stretch of it in particular. The single exception is AKOrN (Miyato et al., 2025), built on the D-dimensional generalization of Chandra et al. (2019) in the lower track. The rest of the lower track is untouched by the surveyed systems, and its earliest two entries are arguments that physics can compute at all rather than coupling laws to build with." title="" id="17" name="Picture"/>
             <a:graphic>
               <a:graphicData uri="http://schemas.openxmlformats.org/drawingml/2006/picture">
                 <pic:pic>
@@ -1989,7 +1989,7 @@
         <w:rPr>
           <w:lang w:val="en-GB"/>
         </w:rPr>
-        <w:t xml:space="preserve">, built on the D-dimensional generalisation of</w:t>
+        <w:t xml:space="preserve">, built on the D-dimensional generalization of</w:t>
       </w:r>
       <w:r>
         <w:rPr>
@@ -2303,7 +2303,7 @@
         <w:rPr>
           <w:lang w:val="en-GB"/>
         </w:rPr>
-        <w:t xml:space="preserve">makes the broader claim that self-emerged oscillatory timing is the brain’s fundamental organiser of neuronal information, and that spontaneous activity is the source of cognitive capacity rather than noise to be averaged away. The small-world connectivity of cortex lets these rhythms carry computation on multiple spatial and temporal scales at once, and the perpetual interaction between many network oscillators holds the system in a highly sensitive metastable state, synchronized through weak links at low energetic cost. At the population level the standard reduction is the Kuramoto model</w:t>
+        <w:t xml:space="preserve">makes the broader claim that self-emerged oscillatory timing is the brain’s fundamental organizer of neuronal information, and that spontaneous activity is the source of cognitive capacity rather than noise to be averaged away. The small-world connectivity of cortex lets these rhythms carry computation on multiple spatial and temporal scales at once, and the perpetual interaction between many network oscillators holds the system in a highly sensitive metastable state, synchronized through weak links at low energetic cost. At the population level the standard reduction is the Kuramoto model</w:t>
       </w:r>
       <w:r>
         <w:rPr>
@@ -2807,7 +2807,7 @@
         <w:rPr>
           <w:lang w:val="en-GB"/>
         </w:rPr>
-        <w:t xml:space="preserve">Disruption of these rhythms is a recognised signature across neurological and psychiatric disorders rather than a correlate of one</w:t>
+        <w:t xml:space="preserve">Disruption of these rhythms is a recognized signature across neurological and psychiatric disorders rather than a correlate of one</w:t>
       </w:r>
       <w:r>
         <w:rPr>
@@ -3624,7 +3624,7 @@
         <w:rPr>
           <w:lang w:val="en-GB"/>
         </w:rPr>
-        <w:t xml:space="preserve">obtains unconditional stability from an implicit discretisation and reaches roughly eighteen-thousand-step sequences by parallel scan, and D-LinOSS</w:t>
+        <w:t xml:space="preserve">obtains unconditional stability from an implicit discretization and reaches roughly eighteen-thousand-step sequences by parallel scan, and D-LinOSS</w:t>
       </w:r>
       <w:r>
         <w:rPr>
@@ -3764,7 +3764,7 @@
         <w:rPr>
           <w:lang w:val="en-GB"/>
         </w:rPr>
-        <w:t xml:space="preserve">uses the D-dimensional generalisation as a layer inside a conventional network and reports its gains on object discovery, calibration and reasoning-style tasks rather than on raw accuracy. WONN</w:t>
+        <w:t xml:space="preserve">uses the D-dimensional generalization as a layer inside a conventional network and reports its gains on object discovery, calibration and reasoning-style tasks rather than on raw accuracy. WONN</w:t>
       </w:r>
       <w:r>
         <w:rPr>
@@ -3803,7 +3803,7 @@
         <w:rPr>
           <w:lang w:val="en-GB"/>
         </w:rPr>
-        <w:t xml:space="preserve">evolves representations on a torus under generalised Winfree dynamics, writing the input into the natural frequencies rather than adding it as a drive. It is the first synchronization architecture to reach ImageNet-1K scale at all, and it is also the only one in the survey evaluated on logical reasoning and path finding as well as recognition: on Maze-hard it reports 80.1% at 1% of the parameters of the prior state of the art, which is the largest parameter-efficiency margin any system here claims. Un-0</w:t>
+        <w:t xml:space="preserve">evolves representations on a torus under generalized Winfree dynamics, writing the input into the natural frequencies rather than adding it as a drive. It is the first synchronization architecture to reach ImageNet-1K scale at all, and it is also the only one in the survey evaluated on logical reasoning and path finding as well as recognition: on Maze-hard it reports 80.1% at 1% of the parameters of the prior state of the art, which is the largest parameter-efficiency margin any system here claims. Un-0</w:t>
       </w:r>
       <w:r>
         <w:rPr>
@@ -4449,7 +4449,7 @@
         <w:rPr>
           <w:lang w:val="en-GB"/>
         </w:rPr>
-        <w:t xml:space="preserve">. The D-dimensional generalisation appears once, as the basis of AKOrN. Higher-order coupling appears once, in a dense associative memory</w:t>
+        <w:t xml:space="preserve">. The D-dimensional generalization appears once, as the basis of AKOrN. Higher-order coupling appears once, in a dense associative memory</w:t>
       </w:r>
       <w:r>
         <w:rPr>
@@ -7294,7 +7294,7 @@
         <w:rPr>
           <w:lang w:val="en-GB"/>
         </w:rPr>
-        <w:t xml:space="preserve">learned is thin. The family is universal, with quantitative approximation and generalisation bounds</w:t>
+        <w:t xml:space="preserve">learned is thin. The family is universal, with quantitative approximation and generalization bounds</w:t>
       </w:r>
       <w:r>
         <w:rPr>
@@ -8228,7 +8228,7 @@
         <w:rPr>
           <w:lang w:val="en-GB"/>
         </w:rPr>
-        <w:t xml:space="preserve">A survey of this shape would normally open its comparison with a shared benchmark. The field has not established one yet, and that absence is itself one of the gaps this survey identifies. Some convergence has started: Sudoku is now reported by two independent groups, AKOrN and WONN, and CIFAR and ImageNet recur across several systems, though at different tasks. The spread is still the point, though. Read down the task column of Appendix E: class-conditional image generation scored by FID, ImageNet-1K top-1 classification, maze path finding and Sudoku, object discovery, multi-object binding robustness at small scale, character-level language modelling, generation on periodic domains, extreme-length sequence classification, general time-series benchmarks, spoken-digit recognition, and combinatorial optimisation. Almost no two rows share a task, and where two rows do, they rarely share a protocol.</w:t>
+        <w:t xml:space="preserve">A survey of this shape would normally open its comparison with a shared benchmark. The field has not established one yet, and that absence is itself one of the gaps this survey identifies. Some convergence has started: Sudoku is now reported by two independent groups, AKOrN and WONN, and CIFAR and ImageNet recur across several systems, though at different tasks. The spread is still the point, though. Read down the task column of Appendix E: class-conditional image generation scored by FID, ImageNet-1K top-1 classification, maze path finding and Sudoku, object discovery, multi-object binding robustness at small scale, character-level language modelling, generation on periodic domains, extreme-length sequence classification, general time-series benchmarks, spoken-digit recognition, and combinatorial optimization. Almost no two rows share a task, and where two rows do, they rarely share a protocol.</w:t>
       </w:r>
     </w:p>
     <w:p>
@@ -8239,7 +8239,7 @@
         <w:rPr>
           <w:lang w:val="en-GB"/>
         </w:rPr>
-        <w:t xml:space="preserve">Shared cross-disciplinary benchmarks largely do not exist here for three reasons. The field is genuinely multidisciplinary: results arrive from nonlinear dynamics, neuromorphic hardware, computational neuroscience and mainstream deep learning, and each of those communities brought its own evaluation habits with it. A physics group reporting a locking diagram and a deep-learning group reporting top-1 accuracy are not being careless with each other’s conventions; they are answering different questions. The field is also young. Most of the trained-dynamics systems here postdate 2023, and a subfield converges on shared benchmarks once its methods stabilise, not before. And the substrates are not commensurable: a time-multiplexed physical oscillator and a 322M-parameter simulated Kuramoto pool cannot be run on one task suite even in principle.</w:t>
+        <w:t xml:space="preserve">Shared cross-disciplinary benchmarks largely do not exist here for three reasons. The field is genuinely multidisciplinary: results arrive from nonlinear dynamics, neuromorphic hardware, computational neuroscience and mainstream deep learning, and each of those communities brought its own evaluation habits with it. A physics group reporting a locking diagram and a deep-learning group reporting top-1 accuracy are not being careless with each other’s conventions; they are answering different questions. The field is also young. Most of the trained-dynamics systems here postdate 2023, and a subfield converges on shared benchmarks once its methods stabilize, not before. And the substrates are not commensurable: a time-multiplexed physical oscillator and a 322M-parameter simulated Kuramoto pool cannot be run on one task suite even in principle.</w:t>
       </w:r>
     </w:p>
     <w:p>
@@ -8368,7 +8368,7 @@
         <w:rPr>
           <w:lang w:val="en-GB"/>
         </w:rPr>
-        <w:t xml:space="preserve">Training horizon is comparable in the same way and shows a conspicuous pattern. Un-0 trains with 10 to 25 integration steps and reports no stability machinery of any kind; WONN unrolls 18 steps, six layers of three; Kuramoto Attention takes one dynamics step per layer; Kuramoto Orientation Diffusion never trains a long chain at all. The oscillator systems that do handle long horizons changed the problem rather than solving it: coRNN and UnICORNN prove gradient bounds from damping first, LinOSS makes the dynamics linear, D-LinOSS keeps every mode contractive by construction. Theory tracks the same line, with generalisation bounds growing linearly in horizon and approximation rates requiring incremental stability. Meanwhile a parallel literature develops training rules that avoid backpropagation through the dynamics entirely: equilibrium propagation for Kuramoto frequencies</w:t>
+        <w:t xml:space="preserve">Training horizon is comparable in the same way and shows a conspicuous pattern. Un-0 trains with 10 to 25 integration steps and reports no stability machinery of any kind; WONN unrolls 18 steps, six layers of three; Kuramoto Attention takes one dynamics step per layer; Kuramoto Orientation Diffusion never trains a long chain at all. The oscillator systems that do handle long horizons changed the problem rather than solving it: coRNN and UnICORNN prove gradient bounds from damping first, LinOSS makes the dynamics linear, D-LinOSS keeps every mode contractive by construction. Theory tracks the same line, with generalization bounds growing linearly in horizon and approximation rates requiring incremental stability. Meanwhile a parallel literature develops training rules that avoid backpropagation through the dynamics entirely: equilibrium propagation for Kuramoto frequencies</w:t>
       </w:r>
       <w:r>
         <w:rPr>
@@ -9682,7 +9682,7 @@
         <w:rPr>
           <w:lang w:val="en-GB"/>
         </w:rPr>
-        <w:t xml:space="preserve">Two systems remove the coupling term as a single variable, and the way they do it is an important finding. Kuramoto Orientation Diffusion sets K(t) = 0 in its forward process and reports the result in a table, which is the one unambiguous instance in the record. AKOrN ablates its learned coupling matrix as a J = 0 bar inside a robustness figure, with no number in the text and no statement of whether that variant was retrained without coupling or had its coupling zeroed at evaluation, which is the difference between measuring what coupling contributes and measuring a readout meeting unfamiliar dynamics. KomplexNet’s random-phase control is a third near-instance that freezes phases rather than deleting the coupling. Neither of the two is run at a matched parameter budget against the full model on a task the paper leads with, so the term that names the family has been isolated twice, once legibly. Of the fifty-five applicable control comparisons these five give across the twelve systems, seven have been run, plus this one near-instance; Appendix G itemises them.</w:t>
+        <w:t xml:space="preserve">Two systems remove the coupling term as a single variable, and the way they do it is an important finding. Kuramoto Orientation Diffusion sets K(t) = 0 in its forward process and reports the result in a table, which is the one unambiguous instance in the record. AKOrN ablates its learned coupling matrix as a J = 0 bar inside a robustness figure, with no number in the text and no statement of whether that variant was retrained without coupling or had its coupling zeroed at evaluation, which is the difference between measuring what coupling contributes and measuring a readout meeting unfamiliar dynamics. KomplexNet’s random-phase control is a third near-instance that freezes phases rather than deleting the coupling. Neither of the two is run at a matched parameter budget against the full model on a task the paper leads with, so the term that names the family has been isolated twice, once legibly. Of the fifty-five applicable control comparisons these five give across the twelve systems, seven have been run, plus this one near-instance; Appendix G itemizes them.</w:t>
       </w:r>
     </w:p>
     <w:bookmarkEnd w:id="63"/>
@@ -10518,7 +10518,7 @@
         <w:rPr>
           <w:lang w:val="en-GB"/>
         </w:rPr>
-        <w:t xml:space="preserve">, and the input, with both Ω and J optimised against the task objective. Figure 8 of that paper reports a J = 0 bar beside a separate Ω = 0 bar, so the two physics terms were treated as independent axes rather than swapped wholesale, and with J = 0 the population decouples completely: each oscillator turns under its own frequency and the input alone. What the paper does not say is whether that variant was retrained without coupling or had a learned J zeroed at evaluation, and the difference decides what the number means. A retrained variant measures what the coupling contributes; zeroing a learned J at test time largely measures a readout meeting dynamics it was never fitted to. The value itself appears in no table and no sentence, only as a bar, so a reader cannot tell which was done. Kuramoto Attention</w:t>
+        <w:t xml:space="preserve">, and the input, with both Ω and J optimized against the task objective. Figure 8 of that paper reports a J = 0 bar beside a separate Ω = 0 bar, so the two physics terms were treated as independent axes rather than swapped wholesale, and with J = 0 the population decouples completely: each oscillator turns under its own frequency and the input alone. What the paper does not say is whether that variant was retrained without coupling or had a learned J zeroed at evaluation, and the difference decides what the number means. A retrained variant measures what the coupling contributes; zeroing a learned J at test time largely measures a readout meeting dynamics it was never fitted to. The value itself appears in no table and no sentence, only as a bar, so a reader cannot tell which was done. Kuramoto Attention</w:t>
       </w:r>
       <w:r>
         <w:rPr>
@@ -11615,7 +11615,7 @@
         <w:rPr>
           <w:lang w:val="en-GB"/>
         </w:rPr>
-        <w:t xml:space="preserve">obtains stability from implicit discretisation, D-LinOSS</w:t>
+        <w:t xml:space="preserve">obtains stability from implicit discretization, D-LinOSS</w:t>
       </w:r>
       <w:r>
         <w:rPr>
@@ -11847,7 +11847,7 @@
         <w:rPr>
           <w:lang w:val="en-GB"/>
         </w:rPr>
-        <w:t xml:space="preserve">The field should establish what its namesake mechanism contributes, by comparing coupling functions on one task under one harness, and by reaching past the 1967 to 1992 window into the higher-order, delayed and D-dimensional forms the physics has characterised. The specific value of the later physics is that each form makes a different capability available, and none has been tried. Higher-order coupling produces many coexisting stable states where pairwise coupling produces one, which is what an associative memory needs. Simplicial and hypergraph coupling attach the dynamics to structure that is not reducible to pairs, which is what relational data has. Swarmalators couple phase to spatial position, so position becomes part of the computation rather than an index into it, which is what a system processing spatially structured input would want. Each of these is a testable substitution into an existing architecture rather than a new one, and each would establish whether the field’s concentration on 1967-to-1992 coupling reflects a considered choice or an inherited default.</w:t>
+        <w:t xml:space="preserve">The field should establish what its namesake mechanism contributes, by comparing coupling functions on one task under one harness, and by reaching past the 1967 to 1992 window into the higher-order, delayed and D-dimensional forms the physics has characterized. The specific value of the later physics is that each form makes a different capability available, and none has been tried. Higher-order coupling produces many coexisting stable states where pairwise coupling produces one, which is what an associative memory needs. Simplicial and hypergraph coupling attach the dynamics to structure that is not reducible to pairs, which is what relational data has. Swarmalators couple phase to spatial position, so position becomes part of the computation rather than an index into it, which is what a system processing spatially structured input would want. Each of these is a testable substitution into an existing architecture rather than a new one, and each would establish whether the field’s concentration on 1967-to-1992 coupling reflects a considered choice or an inherited default.</w:t>
       </w:r>
     </w:p>
     <w:p>
@@ -12333,7 +12333,7 @@
         <w:rPr>
           <w:lang w:val="en-GB"/>
         </w:rPr>
-        <w:t xml:space="preserve">. Appendix G itemises them. Where a control has been run it has changed what the paper could conclude, and in one case it reversed the headline: a matched-budget community replication found a conventional baseline clearly stronger than the oscillator system it reimplemented.</w:t>
+        <w:t xml:space="preserve">. Appendix G itemizes them. Where a control has been run it has changed what the paper could conclude, and in one case it reversed the headline: a matched-budget community replication found a conventional baseline clearly stronger than the oscillator system it reimplemented.</w:t>
       </w:r>
     </w:p>
     <w:p>
@@ -14015,7 +14015,7 @@
               <w:rPr>
                 <w:lang w:val="en-GB"/>
               </w:rPr>
-              <w:t xml:space="preserve">Coupling generalised from a sine to an arbitrary periodic function, described by an order function rather than a single order parameter.</w:t>
+              <w:t xml:space="preserve">Coupling generalized from a sine to an arbitrary periodic function, described by an order function rather than a single order parameter.</w:t>
             </w:r>
           </w:p>
         </w:tc>
@@ -14453,7 +14453,7 @@
               <w:rPr>
                 <w:lang w:val="en-GB"/>
               </w:rPr>
-              <w:t xml:space="preserve">The scalar coupling constant replaced by a coupling matrix, generalising the Sakaguchi phase lag to a full rotation of the interaction in D dimensions.</w:t>
+              <w:t xml:space="preserve">The scalar coupling constant replaced by a coupling matrix, generalizing the Sakaguchi phase lag to a full rotation of the interaction in D dimensions.</w:t>
             </w:r>
           </w:p>
         </w:tc>
@@ -14498,7 +14498,7 @@
               <w:rPr>
                 <w:lang w:val="en-GB"/>
               </w:rPr>
-              <w:t xml:space="preserve">The finding that hypergraph and simplicial representations give qualitatively different synchronization, so higher-order coupling is not one generalisation but at least two.</w:t>
+              <w:t xml:space="preserve">The finding that hypergraph and simplicial representations give qualitatively different synchronization, so higher-order coupling is not one generalization but at least two.</w:t>
             </w:r>
           </w:p>
         </w:tc>
@@ -16795,7 +16795,7 @@
               <w:rPr>
                 <w:lang w:val="en-GB"/>
               </w:rPr>
-              <w:t xml:space="preserve">combinatorial optimisation</w:t>
+              <w:t xml:space="preserve">combinatorial optimization</w:t>
             </w:r>
           </w:p>
         </w:tc>
@@ -17014,7 +17014,7 @@
               <w:rPr>
                 <w:lang w:val="en-GB"/>
               </w:rPr>
-              <w:t xml:space="preserve">parallel scan, implicit discretisation</w:t>
+              <w:t xml:space="preserve">parallel scan, implicit discretization</w:t>
             </w:r>
           </w:p>
         </w:tc>

--- a/papers/01-evidence-audit/from-synchronization-physics-to-trained-dynamics.docx
+++ b/papers/01-evidence-audit/from-synchronization-physics-to-trained-dynamics.docx
@@ -557,7 +557,7 @@
         <w:rPr>
           <w:lang w:val="en-GB"/>
         </w:rPr>
-        <w:t xml:space="preserve">, and the Kuramoto and Winfree families this survey meets most often are of that kind. Models that keep the distance from the centre as well, the</w:t>
+        <w:t xml:space="preserve">, and the Kuramoto and Winfree families this survey meets most often are of that kind. Models that track an oscillator’s distance from the centre in addition to its phase carry a second coordinate, the</w:t>
       </w:r>
       <w:r>
         <w:rPr>
@@ -577,7 +577,7 @@
         <w:rPr>
           <w:lang w:val="en-GB"/>
         </w:rPr>
-        <w:t xml:space="preserve">, describe a state living in a plane rather than on a circle: the Stuart-Landau equation is the canonical form, and the damped second-order recurrences of the coRNN</w:t>
+        <w:t xml:space="preserve">, so the state lives in a plane rather than on a circle. The Stuart-Landau equation is the canonical form; among the systems surveyed here, the damped second-order recurrences of the coRNN</w:t>
       </w:r>
       <w:r>
         <w:rPr>
@@ -655,7 +655,7 @@
         <w:rPr>
           <w:lang w:val="en-GB"/>
         </w:rPr>
-        <w:t xml:space="preserve">lines are the machine-learning case.</w:t>
+        <w:t xml:space="preserve">lines share that planar state, though without the amplitude-restoring terms that make a rhythm self-sustaining, so they oscillate under drive rather than on their own.</w:t>
       </w:r>
     </w:p>
     <w:p>

--- a/papers/01-evidence-audit/from-synchronization-physics-to-trained-dynamics.docx
+++ b/papers/01-evidence-audit/from-synchronization-physics-to-trained-dynamics.docx
@@ -244,91 +244,91 @@
         <w:rPr>
           <w:lang w:val="en-GB"/>
         </w:rPr>
-        <w:t xml:space="preserve">provide a critical survey of the current landscape of ONNs. We organize thirteen published</w:t>
-      </w:r>
-      <w:r>
-        <w:rPr>
-          <w:lang w:val="en-GB"/>
-        </w:rPr>
-        <w:t xml:space="preserve"> </w:t>
-      </w:r>
-      <w:r>
-        <w:rPr>
-          <w:lang w:val="en-GB"/>
-        </w:rPr>
-        <w:t xml:space="preserve">systems on two questions: whether gradients reach the oscillator dynamics and whether a</w:t>
-      </w:r>
-      <w:r>
-        <w:rPr>
-          <w:lang w:val="en-GB"/>
-        </w:rPr>
-        <w:t xml:space="preserve"> </w:t>
-      </w:r>
-      <w:r>
-        <w:rPr>
-          <w:lang w:val="en-GB"/>
-        </w:rPr>
-        <w:t xml:space="preserve">conventional encoder or decoder is trained around it, which separates designed dynamics that are</w:t>
-      </w:r>
-      <w:r>
-        <w:rPr>
-          <w:lang w:val="en-GB"/>
-        </w:rPr>
-        <w:t xml:space="preserve"> </w:t>
-      </w:r>
-      <w:r>
-        <w:rPr>
-          <w:lang w:val="en-GB"/>
-        </w:rPr>
-        <w:t xml:space="preserve">never learned, apparent learning via untrained dynamics with a trained readout, and trained</w:t>
-      </w:r>
-      <w:r>
-        <w:rPr>
-          <w:lang w:val="en-GB"/>
-        </w:rPr>
-        <w:t xml:space="preserve"> </w:t>
-      </w:r>
-      <w:r>
-        <w:rPr>
-          <w:lang w:val="en-GB"/>
-        </w:rPr>
-        <w:t xml:space="preserve">dynamics with and without a conventional network wrapped around them. For each model</w:t>
-      </w:r>
-      <w:r>
-        <w:rPr>
-          <w:lang w:val="en-GB"/>
-        </w:rPr>
-        <w:t xml:space="preserve"> </w:t>
-      </w:r>
-      <w:r>
-        <w:rPr>
-          <w:lang w:val="en-GB"/>
-        </w:rPr>
-        <w:t xml:space="preserve">classification we record the task, the data used, the controls, and how it compares against</w:t>
-      </w:r>
-      <w:r>
-        <w:rPr>
-          <w:lang w:val="en-GB"/>
-        </w:rPr>
-        <w:t xml:space="preserve"> </w:t>
-      </w:r>
-      <w:r>
-        <w:rPr>
-          <w:lang w:val="en-GB"/>
-        </w:rPr>
-        <w:t xml:space="preserve">conventional artificial neural network (ANN) baselines at comparable parameter budgets, tasks</w:t>
-      </w:r>
-      <w:r>
-        <w:rPr>
-          <w:lang w:val="en-GB"/>
-        </w:rPr>
-        <w:t xml:space="preserve"> </w:t>
-      </w:r>
-      <w:r>
-        <w:rPr>
-          <w:lang w:val="en-GB"/>
-        </w:rPr>
-        <w:t xml:space="preserve">and training. The comparative picture is an analysis of parity and niches rather than a</w:t>
+        <w:t xml:space="preserve">provide a critical survey of the current landscape of ONNs. We organize eighteen published</w:t>
+      </w:r>
+      <w:r>
+        <w:rPr>
+          <w:lang w:val="en-GB"/>
+        </w:rPr>
+        <w:t xml:space="preserve"> </w:t>
+      </w:r>
+      <w:r>
+        <w:rPr>
+          <w:lang w:val="en-GB"/>
+        </w:rPr>
+        <w:t xml:space="preserve">systems, in fifteen lines, on two questions: whether gradients reach the oscillator dynamics and</w:t>
+      </w:r>
+      <w:r>
+        <w:rPr>
+          <w:lang w:val="en-GB"/>
+        </w:rPr>
+        <w:t xml:space="preserve"> </w:t>
+      </w:r>
+      <w:r>
+        <w:rPr>
+          <w:lang w:val="en-GB"/>
+        </w:rPr>
+        <w:t xml:space="preserve">whether a conventional encoder or decoder is trained around it, which separates designed</w:t>
+      </w:r>
+      <w:r>
+        <w:rPr>
+          <w:lang w:val="en-GB"/>
+        </w:rPr>
+        <w:t xml:space="preserve"> </w:t>
+      </w:r>
+      <w:r>
+        <w:rPr>
+          <w:lang w:val="en-GB"/>
+        </w:rPr>
+        <w:t xml:space="preserve">dynamics that are never learned, apparent learning via untrained dynamics with a trained</w:t>
+      </w:r>
+      <w:r>
+        <w:rPr>
+          <w:lang w:val="en-GB"/>
+        </w:rPr>
+        <w:t xml:space="preserve"> </w:t>
+      </w:r>
+      <w:r>
+        <w:rPr>
+          <w:lang w:val="en-GB"/>
+        </w:rPr>
+        <w:t xml:space="preserve">readout, and trained dynamics with and without a conventional network wrapped around them. For</w:t>
+      </w:r>
+      <w:r>
+        <w:rPr>
+          <w:lang w:val="en-GB"/>
+        </w:rPr>
+        <w:t xml:space="preserve"> </w:t>
+      </w:r>
+      <w:r>
+        <w:rPr>
+          <w:lang w:val="en-GB"/>
+        </w:rPr>
+        <w:t xml:space="preserve">each model classification we record the task, the data used, the controls, and how it compares</w:t>
+      </w:r>
+      <w:r>
+        <w:rPr>
+          <w:lang w:val="en-GB"/>
+        </w:rPr>
+        <w:t xml:space="preserve"> </w:t>
+      </w:r>
+      <w:r>
+        <w:rPr>
+          <w:lang w:val="en-GB"/>
+        </w:rPr>
+        <w:t xml:space="preserve">against conventional artificial neural network (ANN) baselines at comparable parameter budgets,</w:t>
+      </w:r>
+      <w:r>
+        <w:rPr>
+          <w:lang w:val="en-GB"/>
+        </w:rPr>
+        <w:t xml:space="preserve"> </w:t>
+      </w:r>
+      <w:r>
+        <w:rPr>
+          <w:lang w:val="en-GB"/>
+        </w:rPr>
+        <w:t xml:space="preserve">tasks and training. The comparative picture is an analysis of parity and niches rather than a</w:t>
       </w:r>
       <w:r>
         <w:rPr>
@@ -364,79 +364,91 @@
         <w:rPr>
           <w:lang w:val="en-GB"/>
         </w:rPr>
-        <w:t xml:space="preserve">fifty-five applicable control comparisons the five give across the surveyed systems, seven have</w:t>
-      </w:r>
-      <w:r>
-        <w:rPr>
-          <w:lang w:val="en-GB"/>
-        </w:rPr>
-        <w:t xml:space="preserve"> </w:t>
-      </w:r>
-      <w:r>
-        <w:rPr>
-          <w:lang w:val="en-GB"/>
-        </w:rPr>
-        <w:t xml:space="preserve">been run, the coupling term has been removed as a single variable just twice and never at a</w:t>
-      </w:r>
-      <w:r>
-        <w:rPr>
-          <w:lang w:val="en-GB"/>
-        </w:rPr>
-        <w:t xml:space="preserve"> </w:t>
-      </w:r>
-      <w:r>
-        <w:rPr>
-          <w:lang w:val="en-GB"/>
-        </w:rPr>
-        <w:t xml:space="preserve">matched budget on a paper’s headline task, and no report varies coupling range or boundary</w:t>
-      </w:r>
-      <w:r>
-        <w:rPr>
-          <w:lang w:val="en-GB"/>
-        </w:rPr>
-        <w:t xml:space="preserve"> </w:t>
-      </w:r>
-      <w:r>
-        <w:rPr>
-          <w:lang w:val="en-GB"/>
-        </w:rPr>
-        <w:t xml:space="preserve">conditions as a single variable. We identify these gaps in greater detail and close with eight</w:t>
-      </w:r>
-      <w:r>
-        <w:rPr>
-          <w:lang w:val="en-GB"/>
-        </w:rPr>
-        <w:t xml:space="preserve"> </w:t>
-      </w:r>
-      <w:r>
-        <w:rPr>
-          <w:lang w:val="en-GB"/>
-        </w:rPr>
-        <w:t xml:space="preserve">concrete directions for the field that we believe would help the field establish more cross-</w:t>
-      </w:r>
-      <w:r>
-        <w:rPr>
-          <w:lang w:val="en-GB"/>
-        </w:rPr>
-        <w:t xml:space="preserve"> </w:t>
-      </w:r>
-      <w:r>
-        <w:rPr>
-          <w:lang w:val="en-GB"/>
-        </w:rPr>
-        <w:t xml:space="preserve">referential data, tasks, training and model architecture parity from which to baseline future</w:t>
-      </w:r>
-      <w:r>
-        <w:rPr>
-          <w:lang w:val="en-GB"/>
-        </w:rPr>
-        <w:t xml:space="preserve"> </w:t>
-      </w:r>
-      <w:r>
-        <w:rPr>
-          <w:lang w:val="en-GB"/>
-        </w:rPr>
-        <w:t xml:space="preserve">ONN research efforts with more precise controls.</w:t>
+        <w:t xml:space="preserve">sixty-five applicable control comparisons the five give across the surveyed systems, sixteen</w:t>
+      </w:r>
+      <w:r>
+        <w:rPr>
+          <w:lang w:val="en-GB"/>
+        </w:rPr>
+        <w:t xml:space="preserve"> </w:t>
+      </w:r>
+      <w:r>
+        <w:rPr>
+          <w:lang w:val="en-GB"/>
+        </w:rPr>
+        <w:t xml:space="preserve">have been run, ten of them by three systems; the coupling term has been removed as a single</w:t>
+      </w:r>
+      <w:r>
+        <w:rPr>
+          <w:lang w:val="en-GB"/>
+        </w:rPr>
+        <w:t xml:space="preserve"> </w:t>
+      </w:r>
+      <w:r>
+        <w:rPr>
+          <w:lang w:val="en-GB"/>
+        </w:rPr>
+        <w:t xml:space="preserve">variable three times, once without a reported number, once on a single dataset, and once only as</w:t>
+      </w:r>
+      <w:r>
+        <w:rPr>
+          <w:lang w:val="en-GB"/>
+        </w:rPr>
+        <w:t xml:space="preserve"> </w:t>
+      </w:r>
+      <w:r>
+        <w:rPr>
+          <w:lang w:val="en-GB"/>
+        </w:rPr>
+        <w:t xml:space="preserve">a retrained model; and no report varies coupling range or boundary conditions as a single</w:t>
+      </w:r>
+      <w:r>
+        <w:rPr>
+          <w:lang w:val="en-GB"/>
+        </w:rPr>
+        <w:t xml:space="preserve"> </w:t>
+      </w:r>
+      <w:r>
+        <w:rPr>
+          <w:lang w:val="en-GB"/>
+        </w:rPr>
+        <w:t xml:space="preserve">variable. We identify these gaps in greater detail and close with eight concrete directions for</w:t>
+      </w:r>
+      <w:r>
+        <w:rPr>
+          <w:lang w:val="en-GB"/>
+        </w:rPr>
+        <w:t xml:space="preserve"> </w:t>
+      </w:r>
+      <w:r>
+        <w:rPr>
+          <w:lang w:val="en-GB"/>
+        </w:rPr>
+        <w:t xml:space="preserve">the field that we believe would help the field establish more cross-referential data, tasks,</w:t>
+      </w:r>
+      <w:r>
+        <w:rPr>
+          <w:lang w:val="en-GB"/>
+        </w:rPr>
+        <w:t xml:space="preserve"> </w:t>
+      </w:r>
+      <w:r>
+        <w:rPr>
+          <w:lang w:val="en-GB"/>
+        </w:rPr>
+        <w:t xml:space="preserve">training and model architecture parity from which to baseline future ONN research efforts with</w:t>
+      </w:r>
+      <w:r>
+        <w:rPr>
+          <w:lang w:val="en-GB"/>
+        </w:rPr>
+        <w:t xml:space="preserve"> </w:t>
+      </w:r>
+      <w:r>
+        <w:rPr>
+          <w:lang w:val="en-GB"/>
+        </w:rPr>
+        <w:t xml:space="preserve">more precise controls.</w:t>
       </w:r>
     </w:p>
     <w:bookmarkStart w:id="41" w:name="introduction-and-background"/>
@@ -577,7 +589,7 @@
         <w:rPr>
           <w:lang w:val="en-GB"/>
         </w:rPr>
-        <w:t xml:space="preserve">, so the state lives in a plane rather than on a circle. The Stuart-Landau equation is the canonical form; among the systems surveyed here, the damped second-order recurrences of the coRNN</w:t>
+        <w:t xml:space="preserve">, so the state lives in a plane rather than on a circle. The Stuart-Landau equation is the canonical form; among the systems surveyed here, the second-order recurrences of the coRNN</w:t>
       </w:r>
       <w:r>
         <w:rPr>
@@ -610,6 +622,39 @@
         <w:rPr>
           <w:lang w:val="en-GB"/>
         </w:rPr>
+        <w:t xml:space="preserve">, UnICORNN</w:t>
+      </w:r>
+      <w:r>
+        <w:rPr>
+          <w:lang w:val="en-GB"/>
+        </w:rPr>
+        <w:t xml:space="preserve"> </w:t>
+      </w:r>
+      <w:r>
+        <w:rPr>
+          <w:lang w:val="en-GB"/>
+        </w:rPr>
+        <w:t xml:space="preserve">(</w:t>
+      </w:r>
+      <w:hyperlink w:anchor="ref-unicornn">
+        <w:r>
+          <w:rPr>
+            <w:rStyle w:val="Hyperlink"/>
+            <w:lang w:val="en-GB"/>
+          </w:rPr>
+          <w:t xml:space="preserve">Rusch &amp; Mishra, 2021b</w:t>
+        </w:r>
+      </w:hyperlink>
+      <w:r>
+        <w:rPr>
+          <w:lang w:val="en-GB"/>
+        </w:rPr>
+        <w:t xml:space="preserve">)</w:t>
+      </w:r>
+      <w:r>
+        <w:rPr>
+          <w:lang w:val="en-GB"/>
+        </w:rPr>
         <w:t xml:space="preserve"> </w:t>
       </w:r>
       <w:r>
@@ -655,7 +700,7 @@
         <w:rPr>
           <w:lang w:val="en-GB"/>
         </w:rPr>
-        <w:t xml:space="preserve">lines share that planar state, though without the amplitude-restoring terms that make a rhythm self-sustaining, so they oscillate under drive rather than on their own.</w:t>
+        <w:t xml:space="preserve">lines share that planar state, but as damped or linear oscillators without the amplitude-restoring term that makes a limit cycle self-sustaining: started from rest, as all of them are, they oscillate with whatever amplitude the input gives them rather than returning to a rhythm of their own. Only coRNN among them is damped in the model itself; UnICORNN is undamped by construction and LinOSS has no damping term, a distinction Section 2.3.1 returns to.</w:t>
       </w:r>
     </w:p>
     <w:p>
@@ -1910,7 +1955,7 @@
           <wp:inline>
             <wp:extent cx="5334000" cy="2538321"/>
             <wp:effectExtent b="0" l="0" r="0" t="0"/>
-            <wp:docPr descr="Every physics and mathematics source cited in this survey, in date order. The upper track is the account of when a coupled population locks; the lower track is what structure and operating regime do to it. The axis is piecewise, because four entries predate 1930 and most postdate 1990. Almost every machine-learning system in Section 2 takes its coupling law from the upper track, and from the 1967 to 1992 stretch of it in particular. The single exception is AKOrN (Miyato et al., 2025), built on the D-dimensional generalization of Chandra et al. (2019) in the lower track. The rest of the lower track is untouched by the surveyed systems, and its earliest two entries are arguments that physics can compute at all rather than coupling laws to build with." title="" id="17" name="Picture"/>
+            <wp:docPr descr="Every physics and mathematics source cited in this survey, in date order. The upper track is the account of when a coupled population locks; the lower track is what structure and operating regime do to it. The axis is piecewise, because four entries predate 1930 and most postdate 1990. Almost every machine-learning system in Section 2 takes its coupling law from the upper track, and from the 1967 to 1992 stretch of it in particular. The exceptions are AKOrN (Miyato et al., 2025) and, through it, HoloGraph (Dan et al., 2025), built on the D-dimensional generalization of Chandra et al. (2019) in the lower track. The rest of the lower track is untouched by the surveyed systems, and its earliest two entries are arguments that physics can compute at all rather than coupling laws to build with." title="" id="17" name="Picture"/>
             <a:graphic>
               <a:graphicData uri="http://schemas.openxmlformats.org/drawingml/2006/picture">
                 <pic:pic>
@@ -1956,7 +2001,7 @@
         <w:rPr>
           <w:lang w:val="en-GB"/>
         </w:rPr>
-        <w:t xml:space="preserve">Figure 3. Every physics and mathematics source cited in this survey, in date order. The upper track is the account of when a coupled population locks; the lower track is what structure and operating regime do to it. The axis is piecewise, because four entries predate 1930 and most postdate 1990. Almost every machine-learning system in Section 2 takes its coupling law from the upper track, and from the 1967 to 1992 stretch of it in particular. The single exception is AKOrN</w:t>
+        <w:t xml:space="preserve">Figure 3. Every physics and mathematics source cited in this survey, in date order. The upper track is the account of when a coupled population locks; the lower track is what structure and operating regime do to it. The axis is piecewise, because four entries predate 1930 and most postdate 1990. Almost every machine-learning system in Section 2 takes its coupling law from the upper track, and from the 1967 to 1992 stretch of it in particular. The exceptions are AKOrN</w:t>
       </w:r>
       <w:r>
         <w:rPr>
@@ -1977,6 +2022,45 @@
             <w:lang w:val="en-GB"/>
           </w:rPr>
           <w:t xml:space="preserve">Miyato et al., 2025</w:t>
+        </w:r>
+      </w:hyperlink>
+      <w:r>
+        <w:rPr>
+          <w:lang w:val="en-GB"/>
+        </w:rPr>
+        <w:t xml:space="preserve">)</w:t>
+      </w:r>
+      <w:r>
+        <w:rPr>
+          <w:lang w:val="en-GB"/>
+        </w:rPr>
+        <w:t xml:space="preserve"> </w:t>
+      </w:r>
+      <w:r>
+        <w:rPr>
+          <w:lang w:val="en-GB"/>
+        </w:rPr>
+        <w:t xml:space="preserve">and, through it, HoloGraph</w:t>
+      </w:r>
+      <w:r>
+        <w:rPr>
+          <w:lang w:val="en-GB"/>
+        </w:rPr>
+        <w:t xml:space="preserve"> </w:t>
+      </w:r>
+      <w:r>
+        <w:rPr>
+          <w:lang w:val="en-GB"/>
+        </w:rPr>
+        <w:t xml:space="preserve">(</w:t>
+      </w:r>
+      <w:hyperlink w:anchor="ref-dan2025">
+        <w:r>
+          <w:rPr>
+            <w:rStyle w:val="Hyperlink"/>
+            <w:lang w:val="en-GB"/>
+          </w:rPr>
+          <w:t xml:space="preserve">Dan et al., 2025</w:t>
         </w:r>
       </w:hyperlink>
       <w:r>
@@ -3257,7 +3341,7 @@
         <w:rPr>
           <w:lang w:val="en-GB"/>
         </w:rPr>
-        <w:t xml:space="preserve">Geometry deserves its own picture because it is treated as an implementation detail in most of the surveyed work and is not one. All-to-all coupling connects every pair, as in Un-0</w:t>
+        <w:t xml:space="preserve">Geometry deserves its own picture because it is treated as an implementation detail in most of the surveyed work and is not one. All-to-all coupling connects every pair through its own learned weight, as in Un-0</w:t>
       </w:r>
       <w:r>
         <w:rPr>
@@ -3290,13 +3374,7 @@
         <w:rPr>
           <w:lang w:val="en-GB"/>
         </w:rPr>
-        <w:t xml:space="preserve"> </w:t>
-      </w:r>
-      <w:r>
-        <w:rPr>
-          <w:lang w:val="en-GB"/>
-        </w:rPr>
-        <w:t xml:space="preserve">and AKOrN</w:t>
+        <w:t xml:space="preserve">; a ring with a finite coupling range connects each unit only to units near it; a lattice arranges the units in space and couples neighbours through a shared kernel, as in Neural Wave Machines</w:t>
       </w:r>
       <w:r>
         <w:rPr>
@@ -3310,6 +3388,45 @@
         </w:rPr>
         <w:t xml:space="preserve">(</w:t>
       </w:r>
+      <w:hyperlink w:anchor="ref-keller2023">
+        <w:r>
+          <w:rPr>
+            <w:rStyle w:val="Hyperlink"/>
+            <w:lang w:val="en-GB"/>
+          </w:rPr>
+          <w:t xml:space="preserve">Keller &amp; Welling, 2023</w:t>
+        </w:r>
+      </w:hyperlink>
+      <w:r>
+        <w:rPr>
+          <w:lang w:val="en-GB"/>
+        </w:rPr>
+        <w:t xml:space="preserve">)</w:t>
+      </w:r>
+      <w:r>
+        <w:rPr>
+          <w:lang w:val="en-GB"/>
+        </w:rPr>
+        <w:t xml:space="preserve"> </w:t>
+      </w:r>
+      <w:r>
+        <w:rPr>
+          <w:lang w:val="en-GB"/>
+        </w:rPr>
+        <w:t xml:space="preserve">and the convolutional variant of AKOrN</w:t>
+      </w:r>
+      <w:r>
+        <w:rPr>
+          <w:lang w:val="en-GB"/>
+        </w:rPr>
+        <w:t xml:space="preserve"> </w:t>
+      </w:r>
+      <w:r>
+        <w:rPr>
+          <w:lang w:val="en-GB"/>
+        </w:rPr>
+        <w:t xml:space="preserve">(</w:t>
+      </w:r>
       <w:hyperlink w:anchor="ref-akorn">
         <w:r>
           <w:rPr>
@@ -3329,7 +3446,7 @@
         <w:rPr>
           <w:lang w:val="en-GB"/>
         </w:rPr>
-        <w:t xml:space="preserve">; a ring with a finite coupling range connects each unit only to units near it; a lattice arranges the units in space and couples neighbours, as in Neural Wave Machines</w:t>
+        <w:t xml:space="preserve">; attention connects every pair through weights recomputed from the current state, as in AKOrN’s attentive variant and WONN</w:t>
       </w:r>
       <w:r>
         <w:rPr>
@@ -3343,13 +3460,13 @@
         </w:rPr>
         <w:t xml:space="preserve">(</w:t>
       </w:r>
-      <w:hyperlink w:anchor="ref-keller2023">
-        <w:r>
-          <w:rPr>
-            <w:rStyle w:val="Hyperlink"/>
-            <w:lang w:val="en-GB"/>
-          </w:rPr>
-          <w:t xml:space="preserve">Keller &amp; Welling, 2023</w:t>
+      <w:hyperlink w:anchor="ref-wonn">
+        <w:r>
+          <w:rPr>
+            <w:rStyle w:val="Hyperlink"/>
+            <w:lang w:val="en-GB"/>
+          </w:rPr>
+          <w:t xml:space="preserve">Dai &amp; Song, 2026</w:t>
         </w:r>
       </w:hyperlink>
       <w:r>
@@ -3407,7 +3524,7 @@
           <wp:inline>
             <wp:extent cx="5334000" cy="1730994"/>
             <wp:effectExtent b="0" l="0" r="0" t="0"/>
-            <wp:docPr descr="Four coupling geometries over the same twelve oscillators. All-to-all coupling is what Un-0 and AKOrN use, and its O(N²) parameter cost is the bulk of Un-0’s 322M parameters at 16k oscillators. Finite coupling range is the case the physics canon reports chimera states in. A lattice is the geometry of Neural Wave Machines. The modular fabric is the best performer in the one published sparsity study of a trained oscillator network, which is blog-published and covers one system." title="" id="25" name="Picture"/>
+            <wp:docPr descr="Four coupling geometries over the same twelve oscillators. All-to-all coupling with a free weight per pair is what Un-0 uses, and its O(N²) parameter cost is the bulk of Un-0’s 322M parameters at 16k oscillators; AKOrN and WONN reach every pair through attention weights instead, and AKOrN’s convolutional variant couples a fixed neighbourhood. Finite coupling range is the case the physics canon reports chimera states in. A lattice is the geometry of Neural Wave Machines. The modular fabric is the best performer in the one published sparsity study of a trained oscillator network, which is blog-published and covers one system." title="" id="25" name="Picture"/>
             <a:graphic>
               <a:graphicData uri="http://schemas.openxmlformats.org/drawingml/2006/picture">
                 <pic:pic>
@@ -3453,7 +3570,7 @@
         <w:rPr>
           <w:lang w:val="en-GB"/>
         </w:rPr>
-        <w:t xml:space="preserve">Figure 5. Four coupling geometries over the same twelve oscillators. All-to-all coupling is what Un-0 and AKOrN use, and its O(N²) parameter cost is the bulk of Un-0’s 322M parameters at 16k oscillators. Finite coupling range is the case the physics canon reports chimera states in. A lattice is the geometry of Neural Wave Machines. The modular fabric is the best performer in the one published sparsity study of a trained oscillator network, which is blog-published and covers one system.</w:t>
+        <w:t xml:space="preserve">Figure 5. Four coupling geometries over the same twelve oscillators. All-to-all coupling with a free weight per pair is what Un-0 uses, and its O(N²) parameter cost is the bulk of Un-0’s 322M parameters at 16k oscillators; AKOrN and WONN reach every pair through attention weights instead, and AKOrN’s convolutional variant couples a fixed neighbourhood. Finite coupling range is the case the physics canon reports chimera states in. A lattice is the geometry of Neural Wave Machines. The modular fabric is the best performer in the one published sparsity study of a trained oscillator network, which is blog-published and covers one system.</w:t>
       </w:r>
     </w:p>
     <w:p>
@@ -3507,7 +3624,7 @@
         <w:rPr>
           <w:lang w:val="en-GB"/>
         </w:rPr>
-        <w:t xml:space="preserve">replace the recurrence of an RNN with a damped second-order ODE. The coRNN</w:t>
+        <w:t xml:space="preserve">replace the recurrence of an RNN with a second-order oscillator ODE. The coRNN</w:t>
       </w:r>
       <w:r>
         <w:rPr>
@@ -3546,7 +3663,7 @@
         <w:rPr>
           <w:lang w:val="en-GB"/>
         </w:rPr>
-        <w:t xml:space="preserve">proves gradient bounds directly from its damping terms rather than relying on gating, and UnICORNN</w:t>
+        <w:t xml:space="preserve">is a network of coupled, damped, nonlinear oscillators: its hidden units interact through full weight matrices inside the nonlinearity, its damping bounds the energy of the hidden state, and its gradient bounds follow from a structure-preserving discretization under a condition that ties the time step to the weight norms, rather than from gating. UnICORNN</w:t>
       </w:r>
       <w:r>
         <w:rPr>
@@ -3585,7 +3702,7 @@
         <w:rPr>
           <w:lang w:val="en-GB"/>
         </w:rPr>
-        <w:t xml:space="preserve">makes the same construction fast by keeping the units independent. Their linear descendants trade the nonlinearity for scale: LinOSS</w:t>
+        <w:t xml:space="preserve">keeps the second-order form but drops both the damping and the coupling within a layer: each unit is an independent undamped oscillator, y’’ = −[σ(w y + Vu + b) + αy] with w a vector applied elementwise, the system is Hamiltonian, and a symplectic discretization conserves phase-space volume, which is what its gradient bounds rest on; layers are stacked densely, each unit carries a trainable time step, and the result runs thirty to forty times faster than coRNN. One consequence matters for Section 2.3.2: UnICORNN trains nonlinear dynamics with full backpropagation through the 17,984-step EigenWorms sequences and reaches 90.3% there, a record set in 2021. Their linear descendants trade the nonlinearity for scale: LinOSS</w:t>
       </w:r>
       <w:r>
         <w:rPr>
@@ -3624,7 +3741,7 @@
         <w:rPr>
           <w:lang w:val="en-GB"/>
         </w:rPr>
-        <w:t xml:space="preserve">obtains unconditional stability from an implicit discretization and reaches roughly eighteen-thousand-step sequences by parallel scan, and D-LinOSS</w:t>
+        <w:t xml:space="preserve">is a bank of uncoupled forced harmonic oscillators, y’’ = −Ay + Bu + b with A diagonal and no damping term, that is stable for any non-negative A, reaches sequences of roughly fifty thousand steps by parallel scan, and comes in two discretizations, a conservative one and an implicit one whose numerical dissipation the authors read as a forgetting mechanism; D-LinOSS</w:t>
       </w:r>
       <w:r>
         <w:rPr>
@@ -3663,7 +3780,7 @@
         <w:rPr>
           <w:lang w:val="en-GB"/>
         </w:rPr>
-        <w:t xml:space="preserve">makes the damping itself learnable and proves this strictly enlarges the reachable dynamics, since fixed damping covers only a measure-zero set of eigenvalue configurations. The family has a universality theorem, and it is reservoir-shaped: a bank of forced harmonic oscillators plus a readout suffices</w:t>
+        <w:t xml:space="preserve">adds an explicit learnable damping term and proves that this enlarges the reachable dynamics from a measure-zero set of eigenvalues, which the earlier discretizations tie to frequency, to the full unit disk. The family has universality theorems, and their construction is a fixed bank of uncoupled forced harmonic oscillators followed by a nonlinear readout</w:t>
       </w:r>
       <w:r>
         <w:rPr>
@@ -3696,7 +3813,31 @@
         <w:rPr>
           <w:lang w:val="en-GB"/>
         </w:rPr>
-        <w:t xml:space="preserve">.</w:t>
+        <w:t xml:space="preserve">; LinOSS proves its own for its continuous-time model. Two wording notes are worth recording, because they misled an earlier draft of this survey and may mislead a reader. The UnICORNN paper twice calls its parameter α</w:t>
+      </w:r>
+      <w:r>
+        <w:rPr>
+          <w:lang w:val="en-GB"/>
+        </w:rPr>
+        <w:t xml:space="preserve"> </w:t>
+      </w:r>
+      <w:r>
+        <w:rPr>
+          <w:lang w:val="en-GB"/>
+        </w:rPr>
+        <w:t xml:space="preserve">“the damping parameter”</w:t>
+      </w:r>
+      <w:r>
+        <w:rPr>
+          <w:lang w:val="en-GB"/>
+        </w:rPr>
+        <w:t xml:space="preserve"> </w:t>
+      </w:r>
+      <w:r>
+        <w:rPr>
+          <w:lang w:val="en-GB"/>
+        </w:rPr>
+        <w:t xml:space="preserve">in its experiments section, while its model section calls the same α the oscillation frequency and states that the system has no damping or friction term; α multiplies the position, enters the Hamiltonian as the restoring potential, and cannot dissipate energy, so we read the model as the undamped one its name declares. And the LinOSS paper never uses the word damping, while D-LinOSS describes its predecessors as undamped harmonic oscillators whose discretization couples frequency and damping: the dissipation in question belongs to the implicit integrator, not to a term of the model.</w:t>
       </w:r>
     </w:p>
     <w:p>
@@ -3764,7 +3905,7 @@
         <w:rPr>
           <w:lang w:val="en-GB"/>
         </w:rPr>
-        <w:t xml:space="preserve">uses the D-dimensional generalization as a layer inside a conventional network and reports its gains on object discovery, calibration and reasoning-style tasks rather than on raw accuracy. WONN</w:t>
+        <w:t xml:space="preserve">uses the D-dimensional generalization as a layer inside a conventional network, with the coupling defined by a convolution kernel or by attention rather than by a free all-to-all matrix, and reports its gains on object discovery, adversarial and corruption robustness, calibration and Sudoku rather than on clean classification accuracy, where it trails a ResNet-18. WONN</w:t>
       </w:r>
       <w:r>
         <w:rPr>
@@ -3803,7 +3944,7 @@
         <w:rPr>
           <w:lang w:val="en-GB"/>
         </w:rPr>
-        <w:t xml:space="preserve">evolves representations on a torus under generalized Winfree dynamics, writing the input into the natural frequencies rather than adding it as a drive. It is the first synchronization architecture to reach ImageNet-1K scale at all, and it is also the only one in the survey evaluated on logical reasoning and path finding as well as recognition: on Maze-hard it reports 80.1% at 1% of the parameters of the prior state of the art, which is the largest parameter-efficiency margin any system here claims. Un-0</w:t>
+        <w:t xml:space="preserve">evolves representations on a torus under generalized Winfree dynamics, writing the input into the natural frequencies rather than adding it as a drive. Its authors describe it as the first synchronization architecture to scale competitively to ImageNet-1K, and the qualifier matters, since their own table trains AKOrN on ImageNet-1K at 67.45%; it is also the only system in the survey evaluated on path finding, and one of two on Sudoku. On Maze-hard it reports 76.2% in a single pass and 80.1% when the lowest-energy of 32 sampled trajectories is selected, at 0.396M parameters. The paper frames this as 1% of the parameters of the prior state of the art, but the best result in its own table is TRM-Att at 85.3% with 7M parameters, so the reading we take is a model eighteen times smaller that trails the best result by five points and beats the 27M-parameter HRM by two to six. Un-0</w:t>
       </w:r>
       <w:r>
         <w:rPr>
@@ -3842,7 +3983,7 @@
         <w:rPr>
           <w:lang w:val="en-GB"/>
         </w:rPr>
-        <w:t xml:space="preserve">trains an all-to-all Kuramoto pool end to end for image generation and is the only system in the survey to publish a frozen-dynamics control against itself, though only as blog posts with released code. KomplexNet</w:t>
+        <w:t xml:space="preserve">trains an all-to-all Kuramoto pool end to end for image generation and publishes a frozen-dynamics control, a decoder-only control and a randomized-structure twin against itself, though only as blog posts with released code. KomplexNet</w:t>
       </w:r>
       <w:r>
         <w:rPr>
@@ -3881,7 +4022,7 @@
         <w:rPr>
           <w:lang w:val="en-GB"/>
         </w:rPr>
-        <w:t xml:space="preserve">carries phase dynamics inside a complex-valued CNN and reports the field’s most direct evidence for the binding hypothesis, a random-phase control that costs roughly 10 to 15% on multi-object grouping. Kuramoto Attention</w:t>
+        <w:t xml:space="preserve">runs Kuramoto dynamics on the phases of a complex-valued CNN’s first layer, with a coupling kernel trained through a synchrony loss on ground-truth object masks, and reports the most complete set of controls in the survey: a twin trained without the Kuramoto step, a twin whose coupling kernel is held at a fixed Gaussian, and parameter-matched real-valued and Transformer baselines. Its headline margin of 10 to 15% over the real-valued model is measured on overlapping and noisy digits; in distribution the synchronization step is worth two to three points. Kuramoto Attention</w:t>
       </w:r>
       <w:r>
         <w:rPr>
@@ -3920,7 +4061,7 @@
         <w:rPr>
           <w:lang w:val="en-GB"/>
         </w:rPr>
-        <w:t xml:space="preserve">replaces attention layers with a single Kuramoto–Sakaguchi step, and FSN</w:t>
+        <w:t xml:space="preserve">keeps the query-key selection of an attention layer and replaces its value path with a single Kuramoto step, and FSN</w:t>
       </w:r>
       <w:r>
         <w:rPr>
@@ -3959,7 +4100,7 @@
         <w:rPr>
           <w:lang w:val="en-GB"/>
         </w:rPr>
-        <w:t xml:space="preserve">builds a value pathway from frustration angles, repulsive harmonics and a delay term at once, arguing explicitly that a fully synchronized network computes nothing further. Kuramoto Orientation Diffusion</w:t>
+        <w:t xml:space="preserve">builds that value pathway from static frustration angles, Daido harmonics and an anticipating delay term at once, arguing that consensus records where the attended context is rather than what followed it, so it suits retrieval but not prediction. Kuramoto Orientation Diffusion</w:t>
       </w:r>
       <w:r>
         <w:rPr>
@@ -4037,7 +4178,7 @@
         <w:rPr>
           <w:lang w:val="en-GB"/>
         </w:rPr>
-        <w:t xml:space="preserve">swaps the diffusion-style message passing of a graph network for synchronization between coupled oscillators, aimed at the over-smoothing repeated diffusion causes. Neural Wave Machines</w:t>
+        <w:t xml:space="preserve">swaps the diffusion-style message passing of a graph network for synchronization between AKOrN’s vector-valued oscillators with a feedback term, aimed at the over-smoothing repeated diffusion causes; it is the one peer-reviewed system in this group whose ablations concern spectral features and depth rather than the dynamics. Neural Wave Machines</w:t>
       </w:r>
       <w:r>
         <w:rPr>
@@ -4076,7 +4217,7 @@
         <w:rPr>
           <w:lang w:val="en-GB"/>
         </w:rPr>
-        <w:t xml:space="preserve">couple oscillators locally on a lattice and report parameter-efficiency advantages from the travelling waves that result.</w:t>
+        <w:t xml:space="preserve">replace coRNN’s dense coupling matrices with a convolution kernel over a lattice, so each oscillator couples only to its neighbours, and report travelling waves along with a parameter saving that follows from the locality by construction.</w:t>
       </w:r>
     </w:p>
     <w:p>
@@ -4331,7 +4472,7 @@
       <w:r>
         <w:drawing>
           <wp:inline>
-            <wp:extent cx="5334000" cy="1949571"/>
+            <wp:extent cx="5334000" cy="2062385"/>
             <wp:effectExtent b="0" l="0" r="0" t="0"/>
             <wp:docPr descr="The machine-learning systems this survey covers, by the publication date of the report cited for each. Systems whose dynamics is untrained or designed appear above the axis, systems trained through their dynamics below. A filled marker means the report is peer reviewed. The trained branch is entirely post-2020, and every system whose report is not peer reviewed falls in its last two years." title="" id="28" name="Picture"/>
             <a:graphic>
@@ -4352,7 +4493,7 @@
                   <pic:spPr bwMode="auto">
                     <a:xfrm>
                       <a:off x="0" y="0"/>
-                      <a:ext cx="5334000" cy="1949571"/>
+                      <a:ext cx="5334000" cy="2062385"/>
                     </a:xfrm>
                     <a:prstGeom prst="rect">
                       <a:avLst/>
@@ -4554,7 +4695,7 @@
         <w:rPr>
           <w:lang w:val="en-GB"/>
         </w:rPr>
-        <w:t xml:space="preserve">and we found no machine-learning system built on them. One of the properties those later models offer is asked for directly. FSN argues that a fully synchronized network computes nothing further, and Un-0’s sparsity study reports dense fields collapsing into a globally locked, zero-gradient state, so partial coherence is a stated requirement of the systems themselves rather than an inference of ours. Multistability and coupling beyond pairwise carry no comparable stated demand, and no surveyed system has tested whether either helps. The gap is untested rather than considered.</w:t>
+        <w:t xml:space="preserve">and we found no machine-learning system built on them. One of the properties those later models offer is asked for directly. FSN argues that consensus records where the attended context is rather than what followed it, and Un-0’s sparsity study reports dense fields collapsing into a globally locked, zero-gradient state, so partial coherence is a stated requirement of the systems themselves rather than an inference of ours. Multistability and coupling beyond pairwise carry no comparable stated demand, and no surveyed system has tested whether either helps. The gap is untested rather than considered.</w:t>
       </w:r>
     </w:p>
     <w:p>
@@ -4779,7 +4920,7 @@
         <w:rPr>
           <w:lang w:val="en-GB"/>
         </w:rPr>
-        <w:t xml:space="preserve">reaches the same effect with two gating units where the LSTM uses four. Oscillator recurrences answer the same question with different machinery, bounding the gradient with damping rather than with gates, which is why coRNN can prove what an LSTM can only demonstrate.</w:t>
+        <w:t xml:space="preserve">reaches the same effect with two gating units where the LSTM uses four. Oscillator recurrences answer the same question with different machinery, bounding the gradient through the structure of the dynamics rather than with gates, a dissipative energy bound and a structure-preserving discretization in coRNN, conservation of phase-space volume in UnICORNN, which is why both can prove what an LSTM can only demonstrate.</w:t>
       </w:r>
     </w:p>
     <w:p>
@@ -5102,7 +5243,7 @@
         <w:rPr>
           <w:lang w:val="en-GB"/>
         </w:rPr>
-        <w:t xml:space="preserve">a state-space model whose transition is a bank of harmonic oscillators, which is why it is also the oscillator system with the longest gradient horizon in the survey. Hybrids interleave the two, keeping a few attention layers for recall over a mostly recurrent stack</w:t>
+        <w:t xml:space="preserve">a state-space model whose transition is a bank of harmonic oscillators, which is why it is also the oscillator system with the longest gradient horizon in the survey, roughly fifty thousand steps; UnICORNN’s 17,984 is the longest for a nonlinear one. Hybrids interleave the two, keeping a few attention layers for recall over a mostly recurrent stack</w:t>
       </w:r>
       <w:r>
         <w:rPr>
@@ -5252,7 +5393,7 @@
         <w:rPr>
           <w:lang w:val="en-GB"/>
         </w:rPr>
-        <w:t xml:space="preserve">No published work compares a spiking network and an oscillator network on one task under matched conditions, and every nonlinear oscillator system in the record works at a short gradient horizon (Section 2.3).</w:t>
+        <w:t xml:space="preserve">No published work compares a spiking network and an oscillator network on one task under matched conditions, and every nonlinear oscillator system in the record that lacks a proven gradient bound works at a short gradient horizon (Section 2.3).</w:t>
       </w:r>
     </w:p>
     <w:p>
@@ -5426,7 +5567,7 @@
         <w:rPr>
           <w:lang w:val="en-GB"/>
         </w:rPr>
-        <w:t xml:space="preserve">, oscillator dynamics has begun to appear in architectures that run on mainstream tasks at non-trivial scale: 76.78% top-1 on ImageNet-1K at 12.3M parameters (WONN, preprint), class-conditional generation on ImageNet-64 at FID 6.74 (Un-0, blog-published), sequence classification at roughly eighteen thousand steps (LinOSS), object discovery and Sudoku (AKOrN), and character-level language modelling (Kuramoto Attention, preprint). What these results establish is that the dynamics can be trained at these scales at all, which was not on the record five years ago. What they do not establish is how the systems stand against tuned conventional baselines, which Section 2.3.4 takes up.</w:t>
+        <w:t xml:space="preserve">, oscillator dynamics has begun to appear in architectures that run on mainstream tasks at non-trivial scale: 76.78% top-1 on ImageNet-1K at 12.3M parameters (WONN, preprint), class-conditional generation on ImageNet-64 at FID 6.74 (Un-0, blog-published), regression over fifty-thousand-step windows (LinOSS), object discovery and Sudoku (AKOrN), and character- and byte-level language modelling (Kuramoto Attention, preprint). What these results establish is that the dynamics can be trained at these scales at all; the long-sequence result has a 2021 precedent in UnICORNN’s 17,984-step classification, and the rest were not on the record five years ago. What they do not establish is how the systems stand against tuned conventional baselines, which Section 2.3.4 takes up.</w:t>
       </w:r>
     </w:p>
     <w:p>
@@ -5437,7 +5578,7 @@
         <w:rPr>
           <w:lang w:val="en-GB"/>
         </w:rPr>
-        <w:t xml:space="preserve">The machine-learning literature has so far built on the simpler end of that physics, and it is already getting results there. The coupling laws in use generally end around the 1992-era physics models (Figure 7), and the geometries in the surveyed machine-learning models are all-to-all or nothing, with Un-0 only recently demonstrating a sparse geometry, while the more recent physics models demonstrate behaviour ONN researchers have reason to want. Partial coherence is the clearest case: two of the surveyed systems name full synchronization as the failure mode they are trying to avoid. Multistability and coupling beyond pairwise are untried here rather than unwanted. That gap reads as headroom rather than deficiency: more expressive coupling laws are sitting unused, and the results already obtained with the simple ones are the reason to think the richer ones are worth trying.</w:t>
+        <w:t xml:space="preserve">The machine-learning literature has so far built on the simpler end of that physics, and it is already getting results there. The coupling laws in use generally end around the 1992-era physics models (Figure 7), and the geometries in the surveyed machine-learning models are all-to-all, convolutional or attention-defined, with Un-0’s sparsity study the only one to vary connectivity on purpose, while the more recent physics models demonstrate behaviour ONN researchers have reason to want. Partial coherence is the clearest case: two of the surveyed systems name full synchronization as the failure mode they are trying to avoid. Multistability and coupling beyond pairwise are untried here rather than unwanted. That gap reads as headroom rather than deficiency: more expressive coupling laws are sitting unused, and the results already obtained with the simple ones are the reason to think the richer ones are worth trying.</w:t>
       </w:r>
     </w:p>
     <w:p>
@@ -6077,7 +6218,151 @@
         <w:rPr>
           <w:lang w:val="en-GB"/>
         </w:rPr>
-        <w:t xml:space="preserve">here means a machine-learning system whose state evolves under oscillator dynamics: phase-only models of the Kuramoto and Winfree family, second-order oscillator ODEs, linear oscillatory state-space models, amplitude-phase models, and physical oscillator hardware. Thirteen load-bearing systems meet that definition and are tabulated in Appendix D. The same words are used differently in physics, neuroscience and machine learning, and several of the comparisons below depend on which sense is meant; Appendix B is a glossary of the terms as this survey uses them.</w:t>
+        <w:t xml:space="preserve">here means a machine-learning system whose state evolves under oscillator dynamics: phase-only models of the Kuramoto and Winfree family, second-order oscillator ODEs, linear oscillatory state-space models, amplitude-phase models, and physical oscillator hardware. Eighteen load-bearing systems meet that definition and are tabulated in Appendix D as fifteen rows, since three pairs share an architecture and a control record: the echo-state network and the liquid state machine, LinOSS</w:t>
+      </w:r>
+      <w:r>
+        <w:rPr>
+          <w:lang w:val="en-GB"/>
+        </w:rPr>
+        <w:t xml:space="preserve"> </w:t>
+      </w:r>
+      <w:r>
+        <w:rPr>
+          <w:lang w:val="en-GB"/>
+        </w:rPr>
+        <w:t xml:space="preserve">(</w:t>
+      </w:r>
+      <w:hyperlink w:anchor="ref-rusch2025">
+        <w:r>
+          <w:rPr>
+            <w:rStyle w:val="Hyperlink"/>
+            <w:lang w:val="en-GB"/>
+          </w:rPr>
+          <w:t xml:space="preserve">Rusch &amp; Rus, 2025</w:t>
+        </w:r>
+      </w:hyperlink>
+      <w:r>
+        <w:rPr>
+          <w:lang w:val="en-GB"/>
+        </w:rPr>
+        <w:t xml:space="preserve">)</w:t>
+      </w:r>
+      <w:r>
+        <w:rPr>
+          <w:lang w:val="en-GB"/>
+        </w:rPr>
+        <w:t xml:space="preserve"> </w:t>
+      </w:r>
+      <w:r>
+        <w:rPr>
+          <w:lang w:val="en-GB"/>
+        </w:rPr>
+        <w:t xml:space="preserve">and D-LinOSS</w:t>
+      </w:r>
+      <w:r>
+        <w:rPr>
+          <w:lang w:val="en-GB"/>
+        </w:rPr>
+        <w:t xml:space="preserve"> </w:t>
+      </w:r>
+      <w:r>
+        <w:rPr>
+          <w:lang w:val="en-GB"/>
+        </w:rPr>
+        <w:t xml:space="preserve">(</w:t>
+      </w:r>
+      <w:hyperlink w:anchor="ref-d-linoss">
+        <w:r>
+          <w:rPr>
+            <w:rStyle w:val="Hyperlink"/>
+            <w:lang w:val="en-GB"/>
+          </w:rPr>
+          <w:t xml:space="preserve">Boyer et al., 2025</w:t>
+        </w:r>
+      </w:hyperlink>
+      <w:r>
+        <w:rPr>
+          <w:lang w:val="en-GB"/>
+        </w:rPr>
+        <w:t xml:space="preserve">)</w:t>
+      </w:r>
+      <w:r>
+        <w:rPr>
+          <w:lang w:val="en-GB"/>
+        </w:rPr>
+        <w:t xml:space="preserve">, and Kuramoto Attention</w:t>
+      </w:r>
+      <w:r>
+        <w:rPr>
+          <w:lang w:val="en-GB"/>
+        </w:rPr>
+        <w:t xml:space="preserve"> </w:t>
+      </w:r>
+      <w:r>
+        <w:rPr>
+          <w:lang w:val="en-GB"/>
+        </w:rPr>
+        <w:t xml:space="preserve">(</w:t>
+      </w:r>
+      <w:hyperlink w:anchor="ref-kuramoto-attention">
+        <w:r>
+          <w:rPr>
+            <w:rStyle w:val="Hyperlink"/>
+            <w:lang w:val="en-GB"/>
+          </w:rPr>
+          <w:t xml:space="preserve">Nunley, 2026b</w:t>
+        </w:r>
+      </w:hyperlink>
+      <w:r>
+        <w:rPr>
+          <w:lang w:val="en-GB"/>
+        </w:rPr>
+        <w:t xml:space="preserve">)</w:t>
+      </w:r>
+      <w:r>
+        <w:rPr>
+          <w:lang w:val="en-GB"/>
+        </w:rPr>
+        <w:t xml:space="preserve"> </w:t>
+      </w:r>
+      <w:r>
+        <w:rPr>
+          <w:lang w:val="en-GB"/>
+        </w:rPr>
+        <w:t xml:space="preserve">and FSN</w:t>
+      </w:r>
+      <w:r>
+        <w:rPr>
+          <w:lang w:val="en-GB"/>
+        </w:rPr>
+        <w:t xml:space="preserve"> </w:t>
+      </w:r>
+      <w:r>
+        <w:rPr>
+          <w:lang w:val="en-GB"/>
+        </w:rPr>
+        <w:t xml:space="preserve">(</w:t>
+      </w:r>
+      <w:hyperlink w:anchor="ref-nunley2026">
+        <w:r>
+          <w:rPr>
+            <w:rStyle w:val="Hyperlink"/>
+            <w:lang w:val="en-GB"/>
+          </w:rPr>
+          <w:t xml:space="preserve">Nunley, 2026a</w:t>
+        </w:r>
+      </w:hyperlink>
+      <w:r>
+        <w:rPr>
+          <w:lang w:val="en-GB"/>
+        </w:rPr>
+        <w:t xml:space="preserve">)</w:t>
+      </w:r>
+      <w:r>
+        <w:rPr>
+          <w:lang w:val="en-GB"/>
+        </w:rPr>
+        <w:t xml:space="preserve">. The same words are used differently in physics, neuroscience and machine learning, and several of the comparisons below depend on which sense is meant; Appendix B is a glossary of the terms as this survey uses them.</w:t>
       </w:r>
     </w:p>
     <w:p>
@@ -6379,7 +6664,7 @@
         <w:rPr>
           <w:lang w:val="en-GB"/>
         </w:rPr>
-        <w:t xml:space="preserve">Gradients reach the dynamics, and the dynamics is essentially the whole model rather than a component of one. Un-0</w:t>
+        <w:t xml:space="preserve">Gradients reach the dynamics, and the dynamics is essentially the whole model rather than a component of one; a thin conventional encoder or decoder may remain, and in Un-0 it is under 13% of the parameters. Un-0</w:t>
       </w:r>
       <w:r>
         <w:rPr>
@@ -6418,7 +6703,7 @@
         <w:rPr>
           <w:lang w:val="en-GB"/>
         </w:rPr>
-        <w:t xml:space="preserve">is a pure Kuramoto pool with learned all-to-all coupling and learned natural frequencies, trained end to end for image generation; WONN</w:t>
+        <w:t xml:space="preserve">is a pure Kuramoto pool with learned all-to-all coupling and learned natural frequencies, read out by a convolutional decoder and trained end to end for image generation; WONN</w:t>
       </w:r>
       <w:r>
         <w:rPr>
@@ -6457,7 +6742,7 @@
         <w:rPr>
           <w:lang w:val="en-GB"/>
         </w:rPr>
-        <w:t xml:space="preserve">uses Winfree coupling and writes the input into the natural frequencies rather than adding it as a drive. Both are the field’s scale demonstrations, and both are also where the attribution question is cleanest, because there is comparatively little conventional machinery to which a result could be misattributed. Un-0 is the only system in the survey that publishes the control this quadrant makes possible: a frozen-reservoir control, against which its trained dynamics wins clearly, with single-step and linearized dynamics performing near the untrained level (blog-published).</w:t>
+        <w:t xml:space="preserve">uses generalized Winfree coupling, writes the input into the natural frequencies through a learned embedding rather than adding it as a drive, and updates those frequencies once per layer. Both are the field’s scale demonstrations, and both are also where the attribution question is cleanest, because there is comparatively little conventional machinery to which a result could be misattributed, which is also what makes a decoder-only control meaningful for Un-0. Un-0 publishes the controls this quadrant makes possible: a frozen-reservoir control, against which its trained dynamics wins clearly, with single-step learned dynamics performing near the untrained level on CIFAR-10, and a decoder-only control that does worse than either (blog-published). WONN publishes neither.</w:t>
       </w:r>
     </w:p>
     <w:bookmarkEnd w:id="48"/>
@@ -6645,7 +6930,7 @@
         <w:rPr>
           <w:lang w:val="en-GB"/>
         </w:rPr>
-        <w:t xml:space="preserve">, are reported to outperform both echo-state and fully trained recurrent baselines on time-series benchmarks, which is a trained-versus-untrained comparison in the untrained direction. And designed dynamics can replace random dynamics at no cost: deterministic minimum-complexity reservoirs match classical random echo-state networks</w:t>
+        <w:t xml:space="preserve">, are reported to beat a leaky echo-state network on every benchmark they run, and to beat fully trained recurrent models, including a trained version of themselves, on chaotic forecasting and on small-parameter classification, while losing to the trained models on the long-memory classification tasks; the trainable parameters are matched, which the paper enforces, and the random reservoir then carries about fifty times more units than the trained networks. That is a trained-versus-untrained comparison in the untrained direction, and the paper’s trained twin is the frozen-twin control of Section 2.3.3 run in reverse. And designed dynamics can replace random dynamics at no cost: deterministic minimum-complexity reservoirs match classical random echo-state networks</w:t>
       </w:r>
       <w:r>
         <w:rPr>
@@ -7486,7 +7771,7 @@
         <w:rPr>
           <w:lang w:val="en-GB"/>
         </w:rPr>
-        <w:t xml:space="preserve">. That is proved for a bank of forced harmonic oscillators with a nonlinear readout rather than for the Kuramoto-family models most of the surveyed systems use, so it bounds what synchronization can be claimed to add rather than settling it. If it carries, whatever synchronization contributes is inductive bias, and only a controlled ablation can measure it.</w:t>
+        <w:t xml:space="preserve">. That is proved for a fixed bank of forced harmonic oscillators with a nonlinear readout, in continuous time, rather than for the Kuramoto-family models most of the surveyed systems use, and a discretization inherits it only for small time steps, so it bounds what synchronization can be claimed to add rather than settling it. If it carries, whatever synchronization contributes is inductive bias, and only a controlled ablation can measure it.</w:t>
       </w:r>
     </w:p>
     <w:bookmarkEnd w:id="50"/>
@@ -7573,9 +7858,9 @@
       <w:r>
         <w:drawing>
           <wp:inline>
-            <wp:extent cx="5334000" cy="4107144"/>
+            <wp:extent cx="5334000" cy="5051964"/>
             <wp:effectExtent b="0" l="0" r="0" t="0"/>
-            <wp:docPr descr="The oscillator dynamics each surveyed system is built on, grouped by how the dynamics is written rather than by when it was published. The first six forms carry an explicit coupling term between units. The last two do not, which is why Section 2.3.3 records a coupling ablation for those rows as not applicable rather than as missing. Appendix C places all of them in the wider lineage." title="" id="53" name="Picture"/>
+            <wp:docPr descr="The oscillator dynamics each surveyed system is built on, grouped by how the dynamics is written rather than by when it was published. The first seven forms carry a coupling term between units, whether as a phase difference, a projected vector sum, or, in the coupled second-order recurrences, full or convolutional weight matrices inside the nonlinearity. The last two do not: UnICORNN’s units are independent within a layer and LinOSS’s state matrices are diagonal, which is why Section 2.3.3 records a coupling ablation for those rows as not applicable rather than as missing. Appendix C places all of them in the wider lineage." title="" id="53" name="Picture"/>
             <a:graphic>
               <a:graphicData uri="http://schemas.openxmlformats.org/drawingml/2006/picture">
                 <pic:pic>
@@ -7594,7 +7879,7 @@
                   <pic:spPr bwMode="auto">
                     <a:xfrm>
                       <a:off x="0" y="0"/>
-                      <a:ext cx="5334000" cy="4107144"/>
+                      <a:ext cx="5334000" cy="5051964"/>
                     </a:xfrm>
                     <a:prstGeom prst="rect">
                       <a:avLst/>
@@ -7621,7 +7906,7 @@
         <w:rPr>
           <w:lang w:val="en-GB"/>
         </w:rPr>
-        <w:t xml:space="preserve">Figure 10. The oscillator dynamics each surveyed system is built on, grouped by how the dynamics is written rather than by when it was published. The first six forms carry an explicit coupling term between units. The last two do not, which is why Section 2.3.3 records a coupling ablation for those rows as not applicable rather than as missing. Appendix C places all of them in the wider lineage.</w:t>
+        <w:t xml:space="preserve">Figure 10. The oscillator dynamics each surveyed system is built on, grouped by how the dynamics is written rather than by when it was published. The first seven forms carry a coupling term between units, whether as a phase difference, a projected vector sum, or, in the coupled second-order recurrences, full or convolutional weight matrices inside the nonlinearity. The last two do not: UnICORNN’s units are independent within a layer and LinOSS’s state matrices are diagonal, which is why Section 2.3.3 records a coupling ablation for those rows as not applicable rather than as missing. Appendix C places all of them in the wider lineage.</w:t>
       </w:r>
     </w:p>
     <w:p>
@@ -7739,7 +8024,7 @@
         <w:rPr>
           <w:lang w:val="en-GB"/>
         </w:rPr>
-        <w:t xml:space="preserve">. Hardware treats injection locking as the computation itself. The surveyed systems scatter across the four available forms silently: additive drive (coRNN, LinOSS), phase-coupled conditioning (AKOrN’s projected conditioning, Un-0’s conditioning oscillators sin-coupled into the field), input written into natural frequencies (WONN), and input-gated coupling strength (KomplexNet). No paper in this set contrasts two injection forms under controls or discusses the choice as a choice.</w:t>
+        <w:t xml:space="preserve">. Hardware treats injection locking as the computation itself. The surveyed systems scatter across the four available forms silently: additive drive (LinOSS; coRNN, inside its nonlinearity), phase-coupled conditioning (AKOrN’s projected conditioning, Un-0’s conditioning oscillators sin-coupled into the field), input written into natural frequencies (WONN), and input-gated coupling strength (KomplexNet). No paper in this set contrasts two injection forms under controls or discusses the choice as a choice.</w:t>
       </w:r>
     </w:p>
     <w:p>
@@ -7887,7 +8172,7 @@
         <w:rPr>
           <w:lang w:val="en-GB"/>
         </w:rPr>
-        <w:t xml:space="preserve">generation; that the best ImageNet-64 result is a modular variant at reduced parameter count; that optimal sparsity scales with system size; and that above a critical sparsity performance degrades, the extreme failure being input-output disconnection. Its own summary is that connectivity acts as a control knob, not a monotonic regularizer. Two attributions carry independent interest: improvements track generative</w:t>
+        <w:t xml:space="preserve">generation; that at the smallest ImageNet-64 size the best result is a modular variant at reduced parameter count; that optimal sparsity scales with system size; and that above a critical sparsity performance degrades, the extreme failure being input-output disconnection. Its own summary is that connectivity acts as a control knob, not a monotonic regularizer. Two attributions carry independent interest: improvements track generative</w:t>
       </w:r>
       <w:r>
         <w:rPr>
@@ -8145,33 +8430,7 @@
         <w:rPr>
           <w:lang w:val="en-GB"/>
         </w:rPr>
-        <w:t xml:space="preserve">are the two physics parameters the surveyed papers do report, and each turns out to be doing two jobs at once. The spectral radius of an echo-state network is simultaneously its stability condition and its memory-nonlinearity operating point; coRNN’s damping guarantees its gradient bounds</w:t>
-      </w:r>
-      <w:r>
-        <w:rPr>
-          <w:lang w:val="en-GB"/>
-        </w:rPr>
-        <w:t xml:space="preserve"> </w:t>
-      </w:r>
-      <w:r>
-        <w:rPr>
-          <w:i/>
-          <w:iCs/>
-          <w:lang w:val="en-GB"/>
-        </w:rPr>
-        <w:t xml:space="preserve">and</w:t>
-      </w:r>
-      <w:r>
-        <w:rPr>
-          <w:lang w:val="en-GB"/>
-        </w:rPr>
-        <w:t xml:space="preserve"> </w:t>
-      </w:r>
-      <w:r>
-        <w:rPr>
-          <w:lang w:val="en-GB"/>
-        </w:rPr>
-        <w:t xml:space="preserve">shapes its expressivity; D-LinOSS uses learnable damping as its stability mechanism and proves it strictly enlarges the reachable dynamics; and per-unit damping has a unimodal sweet spot in a speech-oscillator study</w:t>
+        <w:t xml:space="preserve">are the two physics parameters the surveyed papers do report, and each turns out to be doing two jobs at once. The spectral radius of an echo-state network is simultaneously its stability condition and its memory-nonlinearity operating point; coRNN’s damping bounds the energy of its hidden state, which its gradient analysis then rests on, while its authors offer only heuristics and a robustness sweep on what damping does for expressivity; D-LinOSS learns its damping to widen the reachable spectrum, and keeps its eigenvalues inside the unit disk by constraining the frequency given the damping and time step rather than by the damping itself; and a speech-oscillator study built on coRNN sweeps its frequency and damping ranges together and finds the low-frequency band decisive</w:t>
       </w:r>
       <w:r>
         <w:rPr>
@@ -8274,7 +8533,7 @@
         <w:rPr>
           <w:lang w:val="en-GB"/>
         </w:rPr>
-        <w:t xml:space="preserve">cannot be supported by this record, because no two systems have been run on X under one protocol. Narrower claims can be made, and two papers make them: Kuramoto Attention reports beating a parameter-matched Transformer at the 5M scale, and RON reports beating echo-state and fully trained recurrent baselines on time-series benchmarks. Each of those stands for its own task at its own scale against its own baseline. What does not follow from either is that the result carries to another task, another parameter budget, or another oscillator system. And an absent result is not a demonstrated limitation: generative speech, streaming inference and measured energy on hardware contain no oscillator system at all, so nothing has been shown to fail there.</w:t>
+        <w:t xml:space="preserve">cannot be supported by this record, because no two systems have been run on X under one protocol. Narrower claims can be made, and two papers make them: Kuramoto Attention reports beating a parameter-matched Transformer at the 5M scale on byte-level code, and RON reports beating echo-state and fully trained recurrent baselines on chaotic forecasting. Each of those stands for its own task at its own scale against its own baseline. What does not follow from either is that the result carries to another task, another parameter budget, or another oscillator system. And an absent result is not a demonstrated limitation: generative speech, streaming inference and measured energy on hardware contain no oscillator system at all, so nothing has been shown to fail there.</w:t>
       </w:r>
     </w:p>
     <w:p>
@@ -8284,9 +8543,9 @@
       <w:r>
         <w:drawing>
           <wp:inline>
-            <wp:extent cx="5334000" cy="2118793"/>
+            <wp:extent cx="5334000" cy="3557175"/>
             <wp:effectExtent b="0" l="0" r="0" t="0"/>
-            <wp:docPr descr="Steps unrolled and backpropagated through, by system. Filled markers are nonlinear dynamics with no stated gradient bound; open markers are linear dynamics, or gradients bounded by dissipation. coRNN and UnICORNN are not plotted: they train long sequences, but prove gradient bounds from damping before doing so. Every nonlinear system sits at the short end, and the one system three orders of magnitude out is linear." title="" id="60" name="Picture"/>
+            <wp:docPr descr="Steps unrolled and backpropagated through, by system. Filled markers are nonlinear dynamics with no stated gradient bound; half-filled markers are nonlinear dynamics whose gradients are controlled by the structure of the dynamics, a dissipative energy bound with a time-step condition in coRNN and Neural Wave Machines, and Hamiltonian conservation in UnICORNN; the open marker is linear dynamics. Every nonlinear system without a stated bound trains at twenty-five steps or fewer; the two nonlinear systems that reach thousands of steps carry a proof, and the only system beyond twenty thousand is linear." title="" id="60" name="Picture"/>
             <a:graphic>
               <a:graphicData uri="http://schemas.openxmlformats.org/drawingml/2006/picture">
                 <pic:pic>
@@ -8305,7 +8564,7 @@
                   <pic:spPr bwMode="auto">
                     <a:xfrm>
                       <a:off x="0" y="0"/>
-                      <a:ext cx="5334000" cy="2118793"/>
+                      <a:ext cx="5334000" cy="3557175"/>
                     </a:xfrm>
                     <a:prstGeom prst="rect">
                       <a:avLst/>
@@ -8332,7 +8591,7 @@
         <w:rPr>
           <w:lang w:val="en-GB"/>
         </w:rPr>
-        <w:t xml:space="preserve">Figure 12. Steps unrolled and backpropagated through, by system. Filled markers are nonlinear dynamics with no stated gradient bound; open markers are linear dynamics, or gradients bounded by dissipation. coRNN and UnICORNN are not plotted: they train long sequences, but prove gradient bounds from damping before doing so. Every nonlinear system sits at the short end, and the one system three orders of magnitude out is linear.</w:t>
+        <w:t xml:space="preserve">Figure 12. Steps unrolled and backpropagated through, by system. Filled markers are nonlinear dynamics with no stated gradient bound; half-filled markers are nonlinear dynamics whose gradients are controlled by the structure of the dynamics, a dissipative energy bound with a time-step condition in coRNN and Neural Wave Machines, and Hamiltonian conservation in UnICORNN; the open marker is linear dynamics. Every nonlinear system without a stated bound trains at twenty-five steps or fewer; the two nonlinear systems that reach thousands of steps carry a proof, and the only system beyond twenty thousand is linear.</w:t>
       </w:r>
     </w:p>
     <w:p>
@@ -8368,7 +8627,7 @@
         <w:rPr>
           <w:lang w:val="en-GB"/>
         </w:rPr>
-        <w:t xml:space="preserve">Training horizon is comparable in the same way and shows a conspicuous pattern. Un-0 trains with 10 to 25 integration steps and reports no stability machinery of any kind; WONN unrolls 18 steps, six layers of three; Kuramoto Attention takes one dynamics step per layer; Kuramoto Orientation Diffusion never trains a long chain at all. The oscillator systems that do handle long horizons changed the problem rather than solving it: coRNN and UnICORNN prove gradient bounds from damping first, LinOSS makes the dynamics linear, D-LinOSS keeps every mode contractive by construction. Theory tracks the same line, with generalization bounds growing linearly in horizon and approximation rates requiring incremental stability. Meanwhile a parallel literature develops training rules that avoid backpropagation through the dynamics entirely: equilibrium propagation for Kuramoto frequencies</w:t>
+        <w:t xml:space="preserve">Training horizon is comparable in the same way and shows a conspicuous pattern. Un-0 trains with 10 to 25 integration steps and reports no stability machinery of any kind; WONN unrolls 18 steps for images, six layers of three, and a single layer of 24 or 16 steps for Maze-hard and Sudoku; AKOrN settles for 3 to 16 steps per block; KomplexNet runs 15; Kuramoto Attention takes one dynamics step per layer; Kuramoto Orientation Diffusion never trains a long chain at all. The oscillator systems that do handle long horizons each brought a guarantee with them rather than a recipe: coRNN bounds its hidden-state energy through damping and its gradients through a structure-preserving discretization with a time-step condition, and trains to five thousand steps; UnICORNN removes the damping, integrates a Hamiltonian system symplectically so that phase-space volume is conserved, and trains with full backpropagation through 17,984-step sequences, made affordable by inverting the recurrence instead of storing it; LinOSS makes the dynamics linear and stable for any non-negative frequency, and reaches fifty thousand; D-LinOSS constrains its eigenvalues to the unit disk. Two of those four are nonlinear, so the wall is not nonlinearity as such; it is nonlinear dynamics without a proof. Theory tracks the same line, with generalization bounds growing linearly in horizon and approximation rates requiring incremental stability. Meanwhile a parallel literature develops training rules that avoid backpropagation through the dynamics entirely: equilibrium propagation for Kuramoto frequencies</w:t>
       </w:r>
       <w:r>
         <w:rPr>
@@ -8533,7 +8792,7 @@
         <w:rPr>
           <w:lang w:val="en-GB"/>
         </w:rPr>
-        <w:t xml:space="preserve">nearest published instance rather than the control itself; a dash means we did not find it reported, which is not evidence it was not run.</w:t>
+        <w:t xml:space="preserve">nearest published instance rather than the control itself; a dash means we did not find it reported, which is not evidence it was not run. Damping is not one of the five, but the record holds two ablations of it that span a pair of papers (Section 2.3.3).</w:t>
       </w:r>
     </w:p>
     <w:tbl>
@@ -8542,7 +8801,7 @@
         <w:tblW w:type="pct" w:w="5000"/>
         <w:tblLayout w:type="fixed"/>
         <w:tblLook w:firstRow="1" w:lastRow="0" w:firstColumn="0" w:lastColumn="0" w:noHBand="0" w:noVBand="0" w:val="0020"/>
-        <w:tblCaption w:val="Table 1. Controls reported by each system. A tick means the surveyed work reports running that control; ≈ marks the nearest published instance rather than the control itself; a dash means we did not find it reported, which is not evidence it was not run."/>
+        <w:tblCaption w:val="Table 1. Controls reported by each system. A tick means the surveyed work reports running that control; ≈ marks the nearest published instance rather than the control itself; a dash means we did not find it reported, which is not evidence it was not run. Damping is not one of the five, but the record holds two ablations of it that span a pair of papers (Section 2.3.3)."/>
       </w:tblPr>
       <w:tblGrid>
         <w:gridCol w:w="1320"/>
@@ -8708,7 +8967,7 @@
               <w:rPr>
                 <w:lang w:val="en-GB"/>
               </w:rPr>
-              <w:t xml:space="preserve">not reported (external replication only)</w:t>
+              <w:t xml:space="preserve">— (an external reimplementation exists but is not matched; Section 2.3.4)</w:t>
             </w:r>
           </w:p>
         </w:tc>
@@ -8766,6 +9025,20 @@
               <w:rPr>
                 <w:lang w:val="en-GB"/>
               </w:rPr>
+              <w:t xml:space="preserve">✓ (ItrConv and ItrSA: the same iterated layers without the Kuramoto update)</w:t>
+            </w:r>
+          </w:p>
+        </w:tc>
+        <w:tc>
+          <w:tcPr/>
+          <w:p>
+            <w:pPr>
+              <w:pStyle w:val="Compact"/>
+            </w:pPr>
+            <w:r>
+              <w:rPr>
+                <w:lang w:val="en-GB"/>
+              </w:rPr>
               <w:t xml:space="preserve">—</w:t>
             </w:r>
           </w:p>
@@ -8780,21 +9053,25 @@
               <w:rPr>
                 <w:lang w:val="en-GB"/>
               </w:rPr>
-              <w:t xml:space="preserve">—</w:t>
-            </w:r>
-          </w:p>
-        </w:tc>
-        <w:tc>
-          <w:tcPr/>
-          <w:p>
-            <w:pPr>
-              <w:pStyle w:val="Compact"/>
-            </w:pPr>
-            <w:r>
-              <w:rPr>
-                <w:lang w:val="en-GB"/>
-              </w:rPr>
-              <w:t xml:space="preserve">—</w:t>
+              <w:t xml:space="preserve">≈ (those baselines at matched FLOPs and memory and</w:t>
+            </w:r>
+            <w:r>
+              <w:rPr>
+                <w:lang w:val="en-GB"/>
+              </w:rPr>
+              <w:t xml:space="preserve"> </w:t>
+            </w:r>
+            <w:r>
+              <w:rPr>
+                <w:lang w:val="en-GB"/>
+              </w:rPr>
+              <w:t xml:space="preserve">“roughly the same number of parameters”</w:t>
+            </w:r>
+            <w:r>
+              <w:rPr>
+                <w:lang w:val="en-GB"/>
+              </w:rPr>
+              <w:t xml:space="preserve">; counts not printed)</w:t>
             </w:r>
           </w:p>
         </w:tc>
@@ -8880,7 +9157,7 @@
               <w:rPr>
                 <w:lang w:val="en-GB"/>
               </w:rPr>
-              <w:t xml:space="preserve">—</w:t>
+              <w:t xml:space="preserve">≈ (ResNet-18 at 11.7M against 12.3M on ImageNet-1K, an off-the-shelf baseline under a different training recipe)</w:t>
             </w:r>
           </w:p>
         </w:tc>
@@ -8966,21 +9243,21 @@
               <w:rPr>
                 <w:lang w:val="en-GB"/>
               </w:rPr>
-              <w:t xml:space="preserve">✓ (param-matched transformer, 5M)</w:t>
-            </w:r>
-          </w:p>
-        </w:tc>
-        <w:tc>
-          <w:tcPr/>
-          <w:p>
-            <w:pPr>
-              <w:pStyle w:val="Compact"/>
-            </w:pPr>
-            <w:r>
-              <w:rPr>
-                <w:lang w:val="en-GB"/>
-              </w:rPr>
-              <w:t xml:space="preserve">not reported (thirteen ablations, none removed the synchronization step)</w:t>
+              <w:t xml:space="preserve">✓ (parameter-matched Transformers at 1M and 5M)</w:t>
+            </w:r>
+          </w:p>
+        </w:tc>
+        <w:tc>
+          <w:tcPr/>
+          <w:p>
+            <w:pPr>
+              <w:pStyle w:val="Compact"/>
+            </w:pPr>
+            <w:r>
+              <w:rPr>
+                <w:lang w:val="en-GB"/>
+              </w:rPr>
+              <w:t xml:space="preserve">≈ (a learned value projection in place of the Kuramoto step, +0.25 BPC; the matched Transformer is the no-synchronization model)</w:t>
             </w:r>
           </w:p>
         </w:tc>
@@ -9010,6 +9287,34 @@
               <w:rPr>
                 <w:lang w:val="en-GB"/>
               </w:rPr>
+              <w:t xml:space="preserve">✓ (coupling kernel held at a fixed Gaussian)</w:t>
+            </w:r>
+          </w:p>
+        </w:tc>
+        <w:tc>
+          <w:tcPr/>
+          <w:p>
+            <w:pPr>
+              <w:pStyle w:val="Compact"/>
+            </w:pPr>
+            <w:r>
+              <w:rPr>
+                <w:lang w:val="en-GB"/>
+              </w:rPr>
+              <w:t xml:space="preserve">✓ (real-valued twin; complex twin without the Kuramoto step)</w:t>
+            </w:r>
+          </w:p>
+        </w:tc>
+        <w:tc>
+          <w:tcPr/>
+          <w:p>
+            <w:pPr>
+              <w:pStyle w:val="Compact"/>
+            </w:pPr>
+            <w:r>
+              <w:rPr>
+                <w:lang w:val="en-GB"/>
+              </w:rPr>
               <w:t xml:space="preserve">—</w:t>
             </w:r>
           </w:p>
@@ -9024,49 +9329,39 @@
               <w:rPr>
                 <w:lang w:val="en-GB"/>
               </w:rPr>
-              <w:t xml:space="preserve">—</w:t>
-            </w:r>
-          </w:p>
-        </w:tc>
-        <w:tc>
-          <w:tcPr/>
-          <w:p>
-            <w:pPr>
-              <w:pStyle w:val="Compact"/>
-            </w:pPr>
-            <w:r>
-              <w:rPr>
-                <w:lang w:val="en-GB"/>
-              </w:rPr>
-              <w:t xml:space="preserve">—</w:t>
-            </w:r>
-          </w:p>
-        </w:tc>
-        <w:tc>
-          <w:tcPr/>
-          <w:p>
-            <w:pPr>
-              <w:pStyle w:val="Compact"/>
-            </w:pPr>
-            <w:r>
-              <w:rPr>
-                <w:lang w:val="en-GB"/>
-              </w:rPr>
-              <w:t xml:space="preserve">—</w:t>
-            </w:r>
-          </w:p>
-        </w:tc>
-        <w:tc>
-          <w:tcPr/>
-          <w:p>
-            <w:pPr>
-              <w:pStyle w:val="Compact"/>
-            </w:pPr>
-            <w:r>
-              <w:rPr>
-                <w:lang w:val="en-GB"/>
-              </w:rPr>
-              <w:t xml:space="preserve">≈ (random-phase control: the nearest published instance, not the ablation itself)</w:t>
+              <w:t xml:space="preserve">✓ (parameter-matched real-valued model, and a ViT of comparable size)</w:t>
+            </w:r>
+          </w:p>
+        </w:tc>
+        <w:tc>
+          <w:tcPr/>
+          <w:p>
+            <w:pPr>
+              <w:pStyle w:val="Compact"/>
+            </w:pPr>
+            <w:r>
+              <w:rPr>
+                <w:lang w:val="en-GB"/>
+              </w:rPr>
+              <w:t xml:space="preserve">✓ (retrained without the Kuramoto step,</w:t>
+            </w:r>
+            <w:r>
+              <w:rPr>
+                <w:lang w:val="en-GB"/>
+              </w:rPr>
+              <w:t xml:space="preserve"> </w:t>
+            </w:r>
+            <w:r>
+              <w:rPr>
+                <w:lang w:val="en-GB"/>
+              </w:rPr>
+              <w:t xml:space="preserve">“random phases at the first layer”</w:t>
+            </w:r>
+            <w:r>
+              <w:rPr>
+                <w:lang w:val="en-GB"/>
+              </w:rPr>
+              <w:t xml:space="preserve">; not also zeroed at evaluation)</w:t>
             </w:r>
           </w:p>
         </w:tc>
@@ -9110,6 +9405,20 @@
               <w:rPr>
                 <w:lang w:val="en-GB"/>
               </w:rPr>
+              <w:t xml:space="preserve">✓ (Gaussian score model with the same U-Net)</w:t>
+            </w:r>
+          </w:p>
+        </w:tc>
+        <w:tc>
+          <w:tcPr/>
+          <w:p>
+            <w:pPr>
+              <w:pStyle w:val="Compact"/>
+            </w:pPr>
+            <w:r>
+              <w:rPr>
+                <w:lang w:val="en-GB"/>
+              </w:rPr>
               <w:t xml:space="preserve">—</w:t>
             </w:r>
           </w:p>
@@ -9124,35 +9433,21 @@
               <w:rPr>
                 <w:lang w:val="en-GB"/>
               </w:rPr>
-              <w:t xml:space="preserve">—</w:t>
-            </w:r>
-          </w:p>
-        </w:tc>
-        <w:tc>
-          <w:tcPr/>
-          <w:p>
-            <w:pPr>
-              <w:pStyle w:val="Compact"/>
-            </w:pPr>
-            <w:r>
-              <w:rPr>
-                <w:lang w:val="en-GB"/>
-              </w:rPr>
-              <w:t xml:space="preserve">—</w:t>
-            </w:r>
-          </w:p>
-        </w:tc>
-        <w:tc>
-          <w:tcPr/>
-          <w:p>
-            <w:pPr>
-              <w:pStyle w:val="Compact"/>
-            </w:pPr>
-            <w:r>
-              <w:rPr>
-                <w:lang w:val="en-GB"/>
-              </w:rPr>
-              <w:t xml:space="preserve">✓ (K(t) = 0 in the forward process, reported numerically)</w:t>
+              <w:t xml:space="preserve">✓ (the same U-Net; the same experiment as the previous cell)</w:t>
+            </w:r>
+          </w:p>
+        </w:tc>
+        <w:tc>
+          <w:tcPr/>
+          <w:p>
+            <w:pPr>
+              <w:pStyle w:val="Compact"/>
+            </w:pPr>
+            <w:r>
+              <w:rPr>
+                <w:lang w:val="en-GB"/>
+              </w:rPr>
+              <w:t xml:space="preserve">✓ (K(t) = 0 in the forward process, reported numerically on one dataset)</w:t>
             </w:r>
           </w:p>
         </w:tc>
@@ -9168,7 +9463,7 @@
               <w:rPr>
                 <w:lang w:val="en-GB"/>
               </w:rPr>
-              <w:t xml:space="preserve">Neural Wave Machines</w:t>
+              <w:t xml:space="preserve">HoloGraph</w:t>
             </w:r>
           </w:p>
         </w:tc>
@@ -9254,7 +9549,7 @@
               <w:rPr>
                 <w:lang w:val="en-GB"/>
               </w:rPr>
-              <w:t xml:space="preserve">coRNN / UnICORNN</w:t>
+              <w:t xml:space="preserve">Neural Wave Machines</w:t>
             </w:r>
           </w:p>
         </w:tc>
@@ -9310,21 +9605,21 @@
               <w:rPr>
                 <w:lang w:val="en-GB"/>
               </w:rPr>
+              <w:t xml:space="preserve">— (the globally coupled coRNN it is compared with shares hyperparameters, not a parameter count)</w:t>
+            </w:r>
+          </w:p>
+        </w:tc>
+        <w:tc>
+          <w:tcPr/>
+          <w:p>
+            <w:pPr>
+              <w:pStyle w:val="Compact"/>
+            </w:pPr>
+            <w:r>
+              <w:rPr>
+                <w:lang w:val="en-GB"/>
+              </w:rPr>
               <w:t xml:space="preserve">—</w:t>
-            </w:r>
-          </w:p>
-        </w:tc>
-        <w:tc>
-          <w:tcPr/>
-          <w:p>
-            <w:pPr>
-              <w:pStyle w:val="Compact"/>
-            </w:pPr>
-            <w:r>
-              <w:rPr>
-                <w:lang w:val="en-GB"/>
-              </w:rPr>
-              <w:t xml:space="preserve">n/a (no coupling term)</w:t>
             </w:r>
           </w:p>
         </w:tc>
@@ -9340,7 +9635,7 @@
               <w:rPr>
                 <w:lang w:val="en-GB"/>
               </w:rPr>
-              <w:t xml:space="preserve">LinOSS / D-LinOSS</w:t>
+              <w:t xml:space="preserve">coRNN</w:t>
             </w:r>
           </w:p>
         </w:tc>
@@ -9396,21 +9691,21 @@
               <w:rPr>
                 <w:lang w:val="en-GB"/>
               </w:rPr>
+              <w:t xml:space="preserve">✓ (a 9k-parameter LSTM on Lorenz-96, in the supplement, where coRNN loses)</w:t>
+            </w:r>
+          </w:p>
+        </w:tc>
+        <w:tc>
+          <w:tcPr/>
+          <w:p>
+            <w:pPr>
+              <w:pStyle w:val="Compact"/>
+            </w:pPr>
+            <w:r>
+              <w:rPr>
+                <w:lang w:val="en-GB"/>
+              </w:rPr>
               <w:t xml:space="preserve">—</w:t>
-            </w:r>
-          </w:p>
-        </w:tc>
-        <w:tc>
-          <w:tcPr/>
-          <w:p>
-            <w:pPr>
-              <w:pStyle w:val="Compact"/>
-            </w:pPr>
-            <w:r>
-              <w:rPr>
-                <w:lang w:val="en-GB"/>
-              </w:rPr>
-              <w:t xml:space="preserve">n/a (no coupling term)</w:t>
             </w:r>
           </w:p>
         </w:tc>
@@ -9426,21 +9721,7 @@
               <w:rPr>
                 <w:lang w:val="en-GB"/>
               </w:rPr>
-              <w:t xml:space="preserve">RON</w:t>
-            </w:r>
-          </w:p>
-        </w:tc>
-        <w:tc>
-          <w:tcPr/>
-          <w:p>
-            <w:pPr>
-              <w:pStyle w:val="Compact"/>
-            </w:pPr>
-            <w:r>
-              <w:rPr>
-                <w:lang w:val="en-GB"/>
-              </w:rPr>
-              <w:t xml:space="preserve">n/a (untrained by construction)</w:t>
+              <w:t xml:space="preserve">UnICORNN</w:t>
             </w:r>
           </w:p>
         </w:tc>
@@ -9482,21 +9763,35 @@
               <w:rPr>
                 <w:lang w:val="en-GB"/>
               </w:rPr>
-              <w:t xml:space="preserve">✓ (ESN and trained RNN baselines)</w:t>
-            </w:r>
-          </w:p>
-        </w:tc>
-        <w:tc>
-          <w:tcPr/>
-          <w:p>
-            <w:pPr>
-              <w:pStyle w:val="Compact"/>
-            </w:pPr>
-            <w:r>
-              <w:rPr>
-                <w:lang w:val="en-GB"/>
-              </w:rPr>
               <w:t xml:space="preserve">—</w:t>
+            </w:r>
+          </w:p>
+        </w:tc>
+        <w:tc>
+          <w:tcPr/>
+          <w:p>
+            <w:pPr>
+              <w:pStyle w:val="Compact"/>
+            </w:pPr>
+            <w:r>
+              <w:rPr>
+                <w:lang w:val="en-GB"/>
+              </w:rPr>
+              <w:t xml:space="preserve">✓ (the same 9k-parameter Lorenz-96 comparison, where UnICORNN loses)</w:t>
+            </w:r>
+          </w:p>
+        </w:tc>
+        <w:tc>
+          <w:tcPr/>
+          <w:p>
+            <w:pPr>
+              <w:pStyle w:val="Compact"/>
+            </w:pPr>
+            <w:r>
+              <w:rPr>
+                <w:lang w:val="en-GB"/>
+              </w:rPr>
+              <w:t xml:space="preserve">n/a (no coupling within a layer)</w:t>
             </w:r>
           </w:p>
         </w:tc>
@@ -9512,21 +9807,7 @@
               <w:rPr>
                 <w:lang w:val="en-GB"/>
               </w:rPr>
-              <w:t xml:space="preserve">Spintronic reservoir</w:t>
-            </w:r>
-          </w:p>
-        </w:tc>
-        <w:tc>
-          <w:tcPr/>
-          <w:p>
-            <w:pPr>
-              <w:pStyle w:val="Compact"/>
-            </w:pPr>
-            <w:r>
-              <w:rPr>
-                <w:lang w:val="en-GB"/>
-              </w:rPr>
-              <w:t xml:space="preserve">n/a</w:t>
+              <w:t xml:space="preserve">LinOSS / D-LinOSS</w:t>
             </w:r>
           </w:p>
         </w:tc>
@@ -9582,7 +9863,21 @@
               <w:rPr>
                 <w:lang w:val="en-GB"/>
               </w:rPr>
-              <w:t xml:space="preserve">—</w:t>
+              <w:t xml:space="preserve">— (counts reported and unmatched)</w:t>
+            </w:r>
+          </w:p>
+        </w:tc>
+        <w:tc>
+          <w:tcPr/>
+          <w:p>
+            <w:pPr>
+              <w:pStyle w:val="Compact"/>
+            </w:pPr>
+            <w:r>
+              <w:rPr>
+                <w:lang w:val="en-GB"/>
+              </w:rPr>
+              <w:t xml:space="preserve">n/a (diagonal state matrices; D-LinOSS against LinOSS-IMEX ablates damping, not coupling)</w:t>
             </w:r>
           </w:p>
         </w:tc>
@@ -9598,6 +9893,178 @@
               <w:rPr>
                 <w:lang w:val="en-GB"/>
               </w:rPr>
+              <w:t xml:space="preserve">RON</w:t>
+            </w:r>
+          </w:p>
+        </w:tc>
+        <w:tc>
+          <w:tcPr/>
+          <w:p>
+            <w:pPr>
+              <w:pStyle w:val="Compact"/>
+            </w:pPr>
+            <w:r>
+              <w:rPr>
+                <w:lang w:val="en-GB"/>
+              </w:rPr>
+              <w:t xml:space="preserve">n/a (untrained by construction; its trained twin hcoRNN is the same comparison run in reverse)</w:t>
+            </w:r>
+          </w:p>
+        </w:tc>
+        <w:tc>
+          <w:tcPr/>
+          <w:p>
+            <w:pPr>
+              <w:pStyle w:val="Compact"/>
+            </w:pPr>
+            <w:r>
+              <w:rPr>
+                <w:lang w:val="en-GB"/>
+              </w:rPr>
+              <w:t xml:space="preserve">—</w:t>
+            </w:r>
+          </w:p>
+        </w:tc>
+        <w:tc>
+          <w:tcPr/>
+          <w:p>
+            <w:pPr>
+              <w:pStyle w:val="Compact"/>
+            </w:pPr>
+            <w:r>
+              <w:rPr>
+                <w:lang w:val="en-GB"/>
+              </w:rPr>
+              <w:t xml:space="preserve">—</w:t>
+            </w:r>
+          </w:p>
+        </w:tc>
+        <w:tc>
+          <w:tcPr/>
+          <w:p>
+            <w:pPr>
+              <w:pStyle w:val="Compact"/>
+            </w:pPr>
+            <w:r>
+              <w:rPr>
+                <w:lang w:val="en-GB"/>
+              </w:rPr>
+              <w:t xml:space="preserve">✓ (ESN and trained RNN baselines at matched trainable parameters)</w:t>
+            </w:r>
+          </w:p>
+        </w:tc>
+        <w:tc>
+          <w:tcPr/>
+          <w:p>
+            <w:pPr>
+              <w:pStyle w:val="Compact"/>
+            </w:pPr>
+            <w:r>
+              <w:rPr>
+                <w:lang w:val="en-GB"/>
+              </w:rPr>
+              <w:t xml:space="preserve">—</w:t>
+            </w:r>
+          </w:p>
+        </w:tc>
+      </w:tr>
+      <w:tr>
+        <w:tc>
+          <w:tcPr/>
+          <w:p>
+            <w:pPr>
+              <w:pStyle w:val="Compact"/>
+            </w:pPr>
+            <w:r>
+              <w:rPr>
+                <w:lang w:val="en-GB"/>
+              </w:rPr>
+              <w:t xml:space="preserve">Spintronic reservoir</w:t>
+            </w:r>
+          </w:p>
+        </w:tc>
+        <w:tc>
+          <w:tcPr/>
+          <w:p>
+            <w:pPr>
+              <w:pStyle w:val="Compact"/>
+            </w:pPr>
+            <w:r>
+              <w:rPr>
+                <w:lang w:val="en-GB"/>
+              </w:rPr>
+              <w:t xml:space="preserve">n/a</w:t>
+            </w:r>
+          </w:p>
+        </w:tc>
+        <w:tc>
+          <w:tcPr/>
+          <w:p>
+            <w:pPr>
+              <w:pStyle w:val="Compact"/>
+            </w:pPr>
+            <w:r>
+              <w:rPr>
+                <w:lang w:val="en-GB"/>
+              </w:rPr>
+              <w:t xml:space="preserve">—</w:t>
+            </w:r>
+          </w:p>
+        </w:tc>
+        <w:tc>
+          <w:tcPr/>
+          <w:p>
+            <w:pPr>
+              <w:pStyle w:val="Compact"/>
+            </w:pPr>
+            <w:r>
+              <w:rPr>
+                <w:lang w:val="en-GB"/>
+              </w:rPr>
+              <w:t xml:space="preserve">—</w:t>
+            </w:r>
+          </w:p>
+        </w:tc>
+        <w:tc>
+          <w:tcPr/>
+          <w:p>
+            <w:pPr>
+              <w:pStyle w:val="Compact"/>
+            </w:pPr>
+            <w:r>
+              <w:rPr>
+                <w:lang w:val="en-GB"/>
+              </w:rPr>
+              <w:t xml:space="preserve">—</w:t>
+            </w:r>
+          </w:p>
+        </w:tc>
+        <w:tc>
+          <w:tcPr/>
+          <w:p>
+            <w:pPr>
+              <w:pStyle w:val="Compact"/>
+            </w:pPr>
+            <w:r>
+              <w:rPr>
+                <w:lang w:val="en-GB"/>
+              </w:rPr>
+              <w:t xml:space="preserve">—</w:t>
+            </w:r>
+          </w:p>
+        </w:tc>
+      </w:tr>
+      <w:tr>
+        <w:tc>
+          <w:tcPr/>
+          <w:p>
+            <w:pPr>
+              <w:pStyle w:val="Compact"/>
+            </w:pPr>
+            <w:r>
+              <w:rPr>
+                <w:lang w:val="en-GB"/>
+              </w:rPr>
               <w:t xml:space="preserve">Oscillator Ising machines</w:t>
             </w:r>
           </w:p>
@@ -9682,7 +10149,25 @@
         <w:rPr>
           <w:lang w:val="en-GB"/>
         </w:rPr>
-        <w:t xml:space="preserve">Two systems remove the coupling term as a single variable, and the way they do it is an important finding. Kuramoto Orientation Diffusion sets K(t) = 0 in its forward process and reports the result in a table, which is the one unambiguous instance in the record. AKOrN ablates its learned coupling matrix as a J = 0 bar inside a robustness figure, with no number in the text and no statement of whether that variant was retrained without coupling or had its coupling zeroed at evaluation, which is the difference between measuring what coupling contributes and measuring a readout meeting unfamiliar dynamics. KomplexNet’s random-phase control is a third near-instance that freezes phases rather than deleting the coupling. Neither of the two is run at a matched parameter budget against the full model on a task the paper leads with, so the term that names the family has been isolated twice, once legibly. Of the fifty-five applicable control comparisons these five give across the twelve systems, seven have been run, plus this one near-instance; Appendix G itemizes them.</w:t>
+        <w:t xml:space="preserve">Three systems remove the coupling term as a single variable, and the way each does it is itself a finding. Kuramoto Orientation Diffusion sets K(t) = 0 in its forward process and reports the result in a table: on Brodatz textures the hundred-step FID rises from 18.5 to 33.8, though the reference-only process still beats the Gaussian baseline at 38.3, so part of the gain belongs to the periodic design rather than to the coupling, and the ablation is one dataset with single runs. KomplexNet trains a copy of its network without the Kuramoto step,</w:t>
+      </w:r>
+      <w:r>
+        <w:rPr>
+          <w:lang w:val="en-GB"/>
+        </w:rPr>
+        <w:t xml:space="preserve"> </w:t>
+      </w:r>
+      <w:r>
+        <w:rPr>
+          <w:lang w:val="en-GB"/>
+        </w:rPr>
+        <w:t xml:space="preserve">“random phases at the first layer”</w:t>
+      </w:r>
+      <w:r>
+        <w:rPr>
+          <w:lang w:val="en-GB"/>
+        </w:rPr>
+        <w:t xml:space="preserve">; because the phase update has no other term, deleting the coupling and freezing the phases are the same operation, and the retrained model loses two to three points in distribution, five to six under overlap and about thirty under Gaussian noise. AKOrN ablates its learned coupling matrix as a J = 0 bar inside a robustness figure, with no number in the text and no statement of whether that variant was retrained without coupling or had its coupling zeroed at evaluation, which is the difference between measuring what coupling contributes and measuring a readout meeting unfamiliar dynamics. None of the three is what a shared protocol would ask for: a retrained and a zeroed-at-test variant side by side, on more than one dataset, with seeds. Damping, which is not among the five controls, has been ablated twice, each time across a pair of papers by the same group. UnICORNN is coRNN with the damping and the within-layer coupling removed and a layer stack added, and D-LinOSS with its damping set to zero recovers LinOSS’s conservative discretization exactly, so the two papers of each pair publish both sides of a comparison that neither runs alone. That the authors published both sides at all is to their credit, and the second pair is the cleaner instance, since only one term moves, though its LinOSS numbers are carried over from the earlier paper rather than re-run; we would still prefer the two sides in one paper under one protocol, which is what Section 3.2 asks for. Of the sixty-five applicable control comparisons these five give across the fourteen rows, sixteen have been run, ten of them by three systems, plus three near-instances; Appendix F itemizes them.</w:t>
       </w:r>
     </w:p>
     <w:bookmarkEnd w:id="63"/>
@@ -9739,7 +10224,7 @@
         <w:rPr>
           <w:lang w:val="en-GB"/>
         </w:rPr>
-        <w:t xml:space="preserve">, as its authors acknowledge; a community matched-budget replication found a DCGAN clearly stronger on MNIST (Kuramoto-MNIST</w:t>
+        <w:t xml:space="preserve">, as its authors acknowledge; a community reimplementation on MNIST, 512 oscillators trained for 800 epochs against a class-conditional DCGAN that its own write-up puts at roughly ten times the parameters, judges the DCGAN the visibly stronger generator without reporting a metric (Kuramoto-MNIST</w:t>
       </w:r>
       <w:r>
         <w:rPr>
@@ -9779,7 +10264,7 @@
         <w:rPr>
           <w:lang w:val="en-GB"/>
         </w:rPr>
-        <w:t xml:space="preserve">, community repository). Its authors also report an observation about scale that no one has yet tested independently: quality keeps improving as the model grows, but more slowly than for the conventional diffusion models they compare against, EDM</w:t>
+        <w:t xml:space="preserve">, community repository); it is not a matched-budget comparison, and it agrees with rather than overturns the authors’ own statement that conventional generators remain stronger. Its authors also report an observation about scale that no one has yet tested independently: quality keeps improving as the model grows, but more slowly than for the conventional diffusion models they compare against, EDM</w:t>
       </w:r>
       <w:r>
         <w:rPr>
@@ -9851,7 +10336,7 @@
         <w:rPr>
           <w:lang w:val="en-GB"/>
         </w:rPr>
-        <w:t xml:space="preserve">, so the gap to the frontier widens rather than closes with size. That is a single blog-published observation from the system’s own authors rather than a scaling study, and it is the clearest reason the field needs one: whether trained oscillator networks scale competitively is the question a prospective adopter will ask first, and nothing peer reviewed currently answers it. WONN’s 76.78% ImageNet-1K at 12.3M parameters makes it the first synchronization architecture competitive at that scale, not better than modern baselines. Its reasoning results are the sharper claim: 80.1% on Maze-hard at 1% of the parameters of the prior state of the art, which is a parameter-efficiency margin rather than an accuracy win, and is not a matched-budget comparison in the sense of Section 2.3.3, since the budgets differ by two orders of magnitude in the oscillator system’s favour. AKOrN’s reported advantages are robustness, calibration and reasoning-style tasks rather than accuracy dominance.</w:t>
+        <w:t xml:space="preserve">, so the gap to the frontier widens rather than closes with size. That is a single blog-published observation from the system’s own authors rather than a scaling study, and it is the clearest reason the field needs one: whether trained oscillator networks scale competitively is the question a prospective adopter will ask first, and nothing peer reviewed currently answers it. WONN’s 76.78% ImageNet-1K at 12.3M parameters makes it the first synchronization architecture competitive at that scale: it beats a ResNet-18 of similar size by seven points and trails a ResNet-50 of twice the size by a tenth of a point, under training recipes the paper does not match and with baseline ViTs well below their published best. Its reasoning results are the sharper claim, and they need the same care: 76.2% on Maze-hard in one pass, 80.1% with best-of-32 energy voting, at 0.396M parameters, against 85.3% for the 7M-parameter TRM-Att and 74.5% for the 27M-parameter HRM. That is a parameter-efficiency margin rather than an accuracy win, and not a matched-budget comparison in the sense of Section 2.3.3. AKOrN’s reported advantages are adversarial and corruption robustness, calibration and Sudoku rather than clean-accuracy dominance, where it trails a ResNet-18 by three to five points.</w:t>
       </w:r>
     </w:p>
     <w:p>
@@ -9862,7 +10347,7 @@
         <w:rPr>
           <w:lang w:val="en-GB"/>
         </w:rPr>
-        <w:t xml:space="preserve">The wins that exist are niche-shaped, and the niches are real. LinOSS beats Mamba-class baselines on extreme-length sequences, 95.0% against 70.9% on roughly eighteen-thousand-step EigenWorms, which is the clearest protocol-matched oscillator win in the survey and sits exactly where a fixed-size dynamical state should have the advantage over attention. Kuramoto Attention reports beating a parameter-matched Transformer at the 5M scale only (preprint). Untrained oscillator reservoirs beat trained RNNs on some time-series benchmarks. KomplexNet wins on multi-object binding robustness at small scale. A single physical oscillator does spoken digits at roughly 99.6% with one device. Neural Wave Machines report parameter-efficiency advantages.</w:t>
+        <w:t xml:space="preserve">The wins that exist are niche-shaped, and the niches are real. LinOSS beats state-space baselines on extreme-length sequences: 95.0% on the 17,984-step EigenWorms task against 70.9% for Mamba, the weakest baseline, and 87.8% for LRU, the strongest, and half of Mamba’s error on fifty-thousand-step heart-rate windows. It is the clearest protocol-matched oscillator win in the survey and sits exactly where a fixed-size dynamical state should have the advantage over attention, with three caveats the paper itself supplies: the win belongs to the dissipative implicit variant, since the conservative variant scores 80.0% on EigenWorms and loses to five baselines there; the parameter budgets are not matched, with LinOSS at five to nine times the parameters of Mamba and S6 on that task; and the baseline numbers are carried over from prior work rather than re-run. The first of those is evidence for this survey’s own reading in Section 3.1.4 that dissipation, rather than oscillation, is doing the work. Kuramoto Attention beats a parameter-matched Transformer at the 5M scale on byte-level code, by median only on enwik8, and trails it at 1M (preprint). Untrained oscillator reservoirs beat trained RNNs on some time-series benchmarks. KomplexNet wins on multi-object binding robustness at small scale. A single physical oscillator does spoken digits at roughly 99.6% with one device. Neural Wave Machines report a parameter saving that follows from their convolutional coupling, with 45k of their 50k parameters in the encoder and decoder.</w:t>
       </w:r>
     </w:p>
     <w:p>
@@ -10124,7 +10609,40 @@
         <w:rPr>
           <w:lang w:val="en-GB"/>
         </w:rPr>
-        <w:t xml:space="preserve">is the only trained-synchronization system we found reporting that control.</w:t>
+        <w:t xml:space="preserve">and KomplexNet</w:t>
+      </w:r>
+      <w:r>
+        <w:rPr>
+          <w:lang w:val="en-GB"/>
+        </w:rPr>
+        <w:t xml:space="preserve"> </w:t>
+      </w:r>
+      <w:r>
+        <w:rPr>
+          <w:lang w:val="en-GB"/>
+        </w:rPr>
+        <w:t xml:space="preserve">(</w:t>
+      </w:r>
+      <w:hyperlink w:anchor="ref-muzellec2025">
+        <w:r>
+          <w:rPr>
+            <w:rStyle w:val="Hyperlink"/>
+            <w:lang w:val="en-GB"/>
+          </w:rPr>
+          <w:t xml:space="preserve">Muzellec et al., 2025</w:t>
+        </w:r>
+      </w:hyperlink>
+      <w:r>
+        <w:rPr>
+          <w:lang w:val="en-GB"/>
+        </w:rPr>
+        <w:t xml:space="preserve">)</w:t>
+      </w:r>
+      <w:r>
+        <w:rPr>
+          <w:lang w:val="en-GB"/>
+        </w:rPr>
+        <w:t xml:space="preserve">, whose fixed-Gaussian-kernel twin comes within a point of its trained kernel in distribution, are the two trained-synchronization systems we found reporting it.</w:t>
       </w:r>
       <w:r>
         <w:rPr>
@@ -10315,7 +10833,7 @@
         <w:rPr>
           <w:lang w:val="en-GB"/>
         </w:rPr>
-        <w:t xml:space="preserve">: a community replication of Un-0’s recipe on MNIST, matched to a DCGAN on parameter count, batch size, training length and best-of-32 selection, reports the DCGAN as the stronger generator on that benchmark (Kuramoto-MNIST</w:t>
+        <w:t xml:space="preserve">: where the budget is actually matched the result can reverse. At 9k parameters on the chaotic Lorenz-96 system, both coRNN</w:t>
       </w:r>
       <w:r>
         <w:rPr>
@@ -10329,6 +10847,84 @@
         </w:rPr>
         <w:t xml:space="preserve">(</w:t>
       </w:r>
+      <w:hyperlink w:anchor="ref-rusch2021">
+        <w:r>
+          <w:rPr>
+            <w:rStyle w:val="Hyperlink"/>
+            <w:lang w:val="en-GB"/>
+          </w:rPr>
+          <w:t xml:space="preserve">Rusch &amp; Mishra, 2021a</w:t>
+        </w:r>
+      </w:hyperlink>
+      <w:r>
+        <w:rPr>
+          <w:lang w:val="en-GB"/>
+        </w:rPr>
+        <w:t xml:space="preserve">)</w:t>
+      </w:r>
+      <w:r>
+        <w:rPr>
+          <w:lang w:val="en-GB"/>
+        </w:rPr>
+        <w:t xml:space="preserve"> </w:t>
+      </w:r>
+      <w:r>
+        <w:rPr>
+          <w:lang w:val="en-GB"/>
+        </w:rPr>
+        <w:t xml:space="preserve">and UnICORNN</w:t>
+      </w:r>
+      <w:r>
+        <w:rPr>
+          <w:lang w:val="en-GB"/>
+        </w:rPr>
+        <w:t xml:space="preserve"> </w:t>
+      </w:r>
+      <w:r>
+        <w:rPr>
+          <w:lang w:val="en-GB"/>
+        </w:rPr>
+        <w:t xml:space="preserve">(</w:t>
+      </w:r>
+      <w:hyperlink w:anchor="ref-unicornn">
+        <w:r>
+          <w:rPr>
+            <w:rStyle w:val="Hyperlink"/>
+            <w:lang w:val="en-GB"/>
+          </w:rPr>
+          <w:t xml:space="preserve">Rusch &amp; Mishra, 2021b</w:t>
+        </w:r>
+      </w:hyperlink>
+      <w:r>
+        <w:rPr>
+          <w:lang w:val="en-GB"/>
+        </w:rPr>
+        <w:t xml:space="preserve">)</w:t>
+      </w:r>
+      <w:r>
+        <w:rPr>
+          <w:lang w:val="en-GB"/>
+        </w:rPr>
+        <w:t xml:space="preserve"> </w:t>
+      </w:r>
+      <w:r>
+        <w:rPr>
+          <w:lang w:val="en-GB"/>
+        </w:rPr>
+        <w:t xml:space="preserve">lose to an LSTM in their own supplements, which their authors attribute to a design that rules out chaos by construction. A community reimplementation of Un-0’s recipe on MNIST is often read as the same kind of test; it is not, since its class-conditional DCGAN carries roughly ten times the parameters and its verdict is visual (Kuramoto-MNIST</w:t>
+      </w:r>
+      <w:r>
+        <w:rPr>
+          <w:lang w:val="en-GB"/>
+        </w:rPr>
+        <w:t xml:space="preserve"> </w:t>
+      </w:r>
+      <w:r>
+        <w:rPr>
+          <w:lang w:val="en-GB"/>
+        </w:rPr>
+        <w:t xml:space="preserve">(</w:t>
+      </w:r>
       <w:hyperlink w:anchor="ref-kuramoto-mnist">
         <w:r>
           <w:rPr>
@@ -10355,7 +10951,7 @@
         <w:rPr>
           <w:lang w:val="en-GB"/>
         </w:rPr>
-        <w:t xml:space="preserve">, community repository). It is the only external matched-budget comparison of a trained-synchronization system we found, and it runs against the system’s own headline.</w:t>
+        <w:t xml:space="preserve">, community repository). It is the only external comparison of a trained-synchronization system we found, and it should be read as a reimplementation rather than as a budget-matched control.</w:t>
       </w:r>
     </w:p>
     <w:p>
@@ -10419,7 +11015,7 @@
         <w:rPr>
           <w:lang w:val="en-GB"/>
         </w:rPr>
-        <w:t xml:space="preserve">sets K(t) = 0 and keeps only the phase-reference drift, reporting a rise of more than fifteen FID points at a hundred steps: the clearest single-variable removal in the record, though it ablates a forward diffusion process rather than a trained coupling. AKOrN</w:t>
+        <w:t xml:space="preserve">sets K(t) = 0 and keeps only the phase-reference drift, reporting a rise of fifteen FID points at a hundred steps relative to its locally coupled model on Brodatz textures: the clearest single-variable removal in the record, though it ablates a forward diffusion process rather than a trained coupling, on one dataset, without seeds. AKOrN</w:t>
       </w:r>
       <w:r>
         <w:rPr>
@@ -10478,7 +11074,7 @@
         <w:rPr>
           <w:lang w:val="en-GB"/>
         </w:rPr>
-        <w:t xml:space="preserve">. Its update carries three terms: a natural-frequency rotation</w:t>
+        <w:t xml:space="preserve">. Its update carries a natural-frequency rotation</w:t>
       </w:r>
       <w:r>
         <w:rPr>
@@ -10498,7 +11094,7 @@
         <w:rPr>
           <w:lang w:val="en-GB"/>
         </w:rPr>
-        <w:t xml:space="preserve">, a sum over neighbours weighted by a learned coupling matrix</w:t>
+        <w:t xml:space="preserve">, a sum over neighbours weighted by a learned coupling</w:t>
       </w:r>
       <w:r>
         <w:rPr>
@@ -10518,7 +11114,7 @@
         <w:rPr>
           <w:lang w:val="en-GB"/>
         </w:rPr>
-        <w:t xml:space="preserve">, and the input, with both Ω and J optimized against the task objective. Figure 8 of that paper reports a J = 0 bar beside a separate Ω = 0 bar, so the two physics terms were treated as independent axes rather than swapped wholesale, and with J = 0 the population decouples completely: each oscillator turns under its own frequency and the input alone. What the paper does not say is whether that variant was retrained without coupling or had a learned J zeroed at evaluation, and the difference decides what the number means. A retrained variant measures what the coupling contributes; zeroing a learned J at test time largely measures a readout meeting dynamics it was never fitted to. The value itself appears in no table and no sentence, only as a bar, so a reader cannot tell which was done. Kuramoto Attention</w:t>
+        <w:t xml:space="preserve">, a conditioning stimulus computed from the input and held fixed over the steps, and a learned step size with renormalization onto the sphere, with Ω and J optimized against the task objective. Figure 8 of that paper reports a J = 0 bar beside a separate Ω = 0 bar in a random-noise robustness test on CIFAR-10, so the two physics terms were treated as independent axes rather than swapped wholesale, and with J = 0 each layer’s population decouples completely: each oscillator turns under its own frequency and its stimulus alone. What the paper does not say is whether that variant was retrained without coupling or had a learned J zeroed at evaluation, and the difference decides what the number means. A retrained variant measures what the coupling contributes; zeroing a learned J at test time largely measures a readout meeting dynamics it was never fitted to. The value itself appears in no table and no sentence, only as a bar, so a reader cannot tell which was done; the paper’s own ablation table instead finds that the projection and renormalization, not J or Ω, carry the largest effect. KomplexNet</w:t>
       </w:r>
       <w:r>
         <w:rPr>
@@ -10532,6 +11128,69 @@
         </w:rPr>
         <w:t xml:space="preserve">(</w:t>
       </w:r>
+      <w:hyperlink w:anchor="ref-muzellec2025">
+        <w:r>
+          <w:rPr>
+            <w:rStyle w:val="Hyperlink"/>
+            <w:lang w:val="en-GB"/>
+          </w:rPr>
+          <w:t xml:space="preserve">Muzellec et al., 2025</w:t>
+        </w:r>
+      </w:hyperlink>
+      <w:r>
+        <w:rPr>
+          <w:lang w:val="en-GB"/>
+        </w:rPr>
+        <w:t xml:space="preserve">)</w:t>
+      </w:r>
+      <w:r>
+        <w:rPr>
+          <w:lang w:val="en-GB"/>
+        </w:rPr>
+        <w:t xml:space="preserve"> </w:t>
+      </w:r>
+      <w:r>
+        <w:rPr>
+          <w:lang w:val="en-GB"/>
+        </w:rPr>
+        <w:t xml:space="preserve">reports the retrained half of that pair. Its complex-valued twin trained</w:t>
+      </w:r>
+      <w:r>
+        <w:rPr>
+          <w:lang w:val="en-GB"/>
+        </w:rPr>
+        <w:t xml:space="preserve"> </w:t>
+      </w:r>
+      <w:r>
+        <w:rPr>
+          <w:lang w:val="en-GB"/>
+        </w:rPr>
+        <w:t xml:space="preserve">“without the Kuramoto synchrony (random phases at the first layer)”</w:t>
+      </w:r>
+      <w:r>
+        <w:rPr>
+          <w:lang w:val="en-GB"/>
+        </w:rPr>
+        <w:t xml:space="preserve"> </w:t>
+      </w:r>
+      <w:r>
+        <w:rPr>
+          <w:lang w:val="en-GB"/>
+        </w:rPr>
+        <w:t xml:space="preserve">is the coupling ablation, since the phase update contains nothing but the coupling, and it costs two to three points in distribution, five to six on overlapping digits and about thirty under Gaussian noise; the same paper’s twin with a fixed Gaussian kernel shows that training the kernel adds under a point in distribution, and its parameter-matched real-valued and Transformer baselines complete the set. What it cannot say is what a trained KomplexNet does with its coupling switched off. Kuramoto Attention</w:t>
+      </w:r>
+      <w:r>
+        <w:rPr>
+          <w:lang w:val="en-GB"/>
+        </w:rPr>
+        <w:t xml:space="preserve"> </w:t>
+      </w:r>
+      <w:r>
+        <w:rPr>
+          <w:lang w:val="en-GB"/>
+        </w:rPr>
+        <w:t xml:space="preserve">(</w:t>
+      </w:r>
       <w:hyperlink w:anchor="ref-kuramoto-attention">
         <w:r>
           <w:rPr>
@@ -10557,7 +11216,7 @@
         <w:rPr>
           <w:lang w:val="en-GB"/>
         </w:rPr>
-        <w:t xml:space="preserve">reports twelve single-axis ablations and a value-transport comparison, of which one replaces the on-manifold circular mean with a dense linear value projection at a cost of +0.25 BPC, which is the nearest anything in the trained line comes to isolating the synchronization step, though it swaps the value path rather than removing the coupling. FSN</w:t>
+        <w:t xml:space="preserve">reports twelve single-axis ablations and one value-transport comparison, of which one replaces the on-manifold circular mean, the Kuramoto step by the paper’s own account, with a dense linear value projection at a cost of +0.25 BPC; the parameter-matched Transformer it is scored against is the no-synchronization model at the same size, so the pair is a coupling ablation in all but name. FSN</w:t>
       </w:r>
       <w:r>
         <w:rPr>
@@ -10596,7 +11255,7 @@
         <w:rPr>
           <w:lang w:val="en-GB"/>
         </w:rPr>
-        <w:t xml:space="preserve">reports three mechanism ablations, removing the frustration phases, the feed-forward block and the delay term, and flags its own delay result as screen-level rather than converged. KomplexNet</w:t>
+        <w:t xml:space="preserve">reports three mechanism ablations, removing the static frustration angles, the feed-forward block and the delay term, and flags its own delay result as screen-level rather than converged. KoPE</w:t>
       </w:r>
       <w:r>
         <w:rPr>
@@ -10610,13 +11269,13 @@
         </w:rPr>
         <w:t xml:space="preserve">(</w:t>
       </w:r>
-      <w:hyperlink w:anchor="ref-muzellec2025">
-        <w:r>
-          <w:rPr>
-            <w:rStyle w:val="Hyperlink"/>
-            <w:lang w:val="en-GB"/>
-          </w:rPr>
-          <w:t xml:space="preserve">Muzellec et al., 2025</w:t>
+      <w:hyperlink w:anchor="ref-kope">
+        <w:r>
+          <w:rPr>
+            <w:rStyle w:val="Hyperlink"/>
+            <w:lang w:val="en-GB"/>
+          </w:rPr>
+          <w:t xml:space="preserve">Xiao et al., 2026</w:t>
         </w:r>
       </w:hyperlink>
       <w:r>
@@ -10629,39 +11288,6 @@
         <w:rPr>
           <w:lang w:val="en-GB"/>
         </w:rPr>
-        <w:t xml:space="preserve">’s random-phase control is the closest published instance and reports its complex-valued model beating a real-valued baseline by roughly 10 to 15% under distribution shift, while KoPE</w:t>
-      </w:r>
-      <w:r>
-        <w:rPr>
-          <w:lang w:val="en-GB"/>
-        </w:rPr>
-        <w:t xml:space="preserve"> </w:t>
-      </w:r>
-      <w:r>
-        <w:rPr>
-          <w:lang w:val="en-GB"/>
-        </w:rPr>
-        <w:t xml:space="preserve">(</w:t>
-      </w:r>
-      <w:hyperlink w:anchor="ref-kope">
-        <w:r>
-          <w:rPr>
-            <w:rStyle w:val="Hyperlink"/>
-            <w:lang w:val="en-GB"/>
-          </w:rPr>
-          <w:t xml:space="preserve">Xiao et al., 2026</w:t>
-        </w:r>
-      </w:hyperlink>
-      <w:r>
-        <w:rPr>
-          <w:lang w:val="en-GB"/>
-        </w:rPr>
-        <w:t xml:space="preserve">)</w:t>
-      </w:r>
-      <w:r>
-        <w:rPr>
-          <w:lang w:val="en-GB"/>
-        </w:rPr>
         <w:t xml:space="preserve"> </w:t>
       </w:r>
       <w:r>
@@ -10679,7 +11305,7 @@
         <w:rPr>
           <w:lang w:val="en-GB"/>
         </w:rPr>
-        <w:t xml:space="preserve">Where the controls were run, they changed conclusions: Un-0’s frozen-reservoir control, KomplexNet’s random-phase control, and the matched-budget DCGAN. In each of those three cases the control changed what could be concluded from the paper, which is the argument for running them: they are not a procedural formality but the step that decides whether a reported gain is attributable to the dynamics. The binding results are also a reason not to assume the missing ablations would come back empty. If synchronization is the mechanism that groups distributed features, as the neuroscience in Section 1.2.2 reports, then removing it should cost accuracy on grouping tasks specifically, and be harmless on tasks that do not require grouping. An ablation that finds nothing on one task family is therefore not evidence that the coupling does nothing.</w:t>
+        <w:t xml:space="preserve">Where the controls were run, they changed conclusions: Un-0’s frozen-reservoir control, KomplexNet’s random-phase and fixed-kernel controls, Kuramoto Orientation Diffusion’s reference-only process, and the matched-parameter Lorenz-96 comparison in the coRNN and UnICORNN supplements. In each of those cases the control changed what could be concluded from the paper, which is the argument for running them: they are not a procedural formality but the step that decides whether a reported gain is attributable to the dynamics. The binding results are also a reason not to assume the missing ablations would come back empty. If synchronization is the mechanism that groups distributed features, as the neuroscience in Section 1.2.2 reports, then removing it should cost accuracy on grouping tasks specifically, and be harmless on tasks that do not require grouping. An ablation that finds nothing on one task family is therefore not evidence that the coupling does nothing.</w:t>
       </w:r>
     </w:p>
     <w:p>
@@ -10689,9 +11315,9 @@
       <w:r>
         <w:drawing>
           <wp:inline>
-            <wp:extent cx="5334000" cy="2926120"/>
+            <wp:extent cx="5334000" cy="3250461"/>
             <wp:effectExtent b="0" l="0" r="0" t="0"/>
-            <wp:docPr descr="Controls reported by each system. A filled square means the surveyed work reports running that control; an open square means we did not find it reported, which is not evidence that it was not run. Two systems remove the coupling term as a single variable, the mechanism the Kuramoto family is named after, and neither does so at a matched budget on the task its paper leads with. KomplexNet (Muzellec et al., 2025)’s random-phase control, marked as the nearest published instance, freezes phases rather than deleting the coupling." title="" id="68" name="Picture"/>
+            <wp:docPr descr="Controls reported by each system. A filled square means the surveyed work reports running that control; an open square means we did not find it reported, which is not evidence that it was not run. Three systems remove the coupling term as a single variable, the mechanism the Kuramoto family is named after; one reports no number, one reports a single dataset, and one, KomplexNet (Muzellec et al., 2025), reports only a retrained model. Half-filled squares mark the nearest published instance rather than the control itself." title="" id="68" name="Picture"/>
             <a:graphic>
               <a:graphicData uri="http://schemas.openxmlformats.org/drawingml/2006/picture">
                 <pic:pic>
@@ -10710,7 +11336,7 @@
                   <pic:spPr bwMode="auto">
                     <a:xfrm>
                       <a:off x="0" y="0"/>
-                      <a:ext cx="5334000" cy="2926120"/>
+                      <a:ext cx="5334000" cy="3250461"/>
                     </a:xfrm>
                     <a:prstGeom prst="rect">
                       <a:avLst/>
@@ -10737,7 +11363,7 @@
         <w:rPr>
           <w:lang w:val="en-GB"/>
         </w:rPr>
-        <w:t xml:space="preserve">Figure 13. Controls reported by each system. A filled square means the surveyed work reports running that control; an open square means we did not find it reported, which is not evidence that it was not run. Two systems remove the coupling term as a single variable, the mechanism the Kuramoto family is named after, and neither does so at a matched budget on the task its paper leads with. KomplexNet</w:t>
+        <w:t xml:space="preserve">Figure 13. Controls reported by each system. A filled square means the surveyed work reports running that control; an open square means we did not find it reported, which is not evidence that it was not run. Three systems remove the coupling term as a single variable, the mechanism the Kuramoto family is named after; one reports no number, one reports a single dataset, and one, KomplexNet</w:t>
       </w:r>
       <w:r>
         <w:rPr>
@@ -10770,7 +11396,7 @@
         <w:rPr>
           <w:lang w:val="en-GB"/>
         </w:rPr>
-        <w:t xml:space="preserve">’s random-phase control, marked as the nearest published instance, freezes phases rather than deleting the coupling.</w:t>
+        <w:t xml:space="preserve">, reports only a retrained model. Half-filled squares mark the nearest published instance rather than the control itself.</w:t>
       </w:r>
     </w:p>
     <w:bookmarkEnd w:id="70"/>
@@ -11279,7 +11905,7 @@
         <w:rPr>
           <w:lang w:val="en-GB"/>
         </w:rPr>
-        <w:t xml:space="preserve">comes closest, running a one-dimensional ring core and a two-dimensional torus core against a globally coupled coRNN at equivalent parameters and explicitly to isolate the effect of the imposed structure, but its two cores differ in convolution kernel as well as in topology. Kuramoto Orientation Diffusion contrasts global with 5x5 local coupling while retuning the coupling strength between the two. WONN</w:t>
+        <w:t xml:space="preserve">comes closest, running a one-dimensional core of twenty-three disjoint rings and a two-dimensional torus core against a globally coupled coRNN with the same hyperparameters and hidden size, explicitly to isolate the effect of the imposed structure; but the parameter counts of that comparison are neither matched nor reported, and its two cores differ in convolution kernel as well as in topology. Kuramoto Orientation Diffusion contrasts global with 5x5 local coupling while retuning the coupling strength between the two. WONN</w:t>
       </w:r>
       <w:r>
         <w:rPr>
@@ -11432,7 +12058,7 @@
         <w:rPr>
           <w:lang w:val="en-GB"/>
         </w:rPr>
-        <w:t xml:space="preserve">: Un-0’s sparsity study reports dense all-to-all fields easily falling into catastrophic synchronization, a globally locked, zero-gradient state, and FSN opens from the same thesis. The useful regime is partial coherence, exactly what the physics says finite-range nonlocal coupling generically produces.</w:t>
+        <w:t xml:space="preserve">: Un-0’s sparsity study reports dense all-to-all fields easily falling into catastrophic synchronization, a globally locked, zero-gradient state, and FSN’s case against consensus runs the same way. The useful regime is partial coherence, exactly what the physics says finite-range nonlocal coupling generically produces.</w:t>
       </w:r>
       <w:r>
         <w:rPr>
@@ -11550,33 +12176,7 @@
         <w:rPr>
           <w:lang w:val="en-GB"/>
         </w:rPr>
-        <w:t xml:space="preserve">The hazard is manageable, since the successes exist. But the published management strategies are themselves evidence for the diagnosis: coRNN proves its gradient bounds</w:t>
-      </w:r>
-      <w:r>
-        <w:rPr>
-          <w:lang w:val="en-GB"/>
-        </w:rPr>
-        <w:t xml:space="preserve"> </w:t>
-      </w:r>
-      <w:r>
-        <w:rPr>
-          <w:i/>
-          <w:iCs/>
-          <w:lang w:val="en-GB"/>
-        </w:rPr>
-        <w:t xml:space="preserve">from</w:t>
-      </w:r>
-      <w:r>
-        <w:rPr>
-          <w:lang w:val="en-GB"/>
-        </w:rPr>
-        <w:t xml:space="preserve"> </w:t>
-      </w:r>
-      <w:r>
-        <w:rPr>
-          <w:lang w:val="en-GB"/>
-        </w:rPr>
-        <w:t xml:space="preserve">its damping, LinOSS</w:t>
+        <w:t xml:space="preserve">The hazard is manageable, since the successes exist. But the published management strategies are themselves evidence for the diagnosis, and they are less uniform than a first reading suggests: coRNN bounds its hidden-state energy through damping and its gradients through a time-step condition, UnICORNN removes the damping and relies on conservation instead, LinOSS</w:t>
       </w:r>
       <w:r>
         <w:rPr>
@@ -11615,7 +12215,7 @@
         <w:rPr>
           <w:lang w:val="en-GB"/>
         </w:rPr>
-        <w:t xml:space="preserve">obtains stability from implicit discretization, D-LinOSS</w:t>
+        <w:t xml:space="preserve">is stable for any non-negative frequency and its implicit variant, the one that wins on long sequences, carries numerical dissipation, D-LinOSS</w:t>
       </w:r>
       <w:r>
         <w:rPr>
@@ -11654,7 +12254,7 @@
         <w:rPr>
           <w:lang w:val="en-GB"/>
         </w:rPr>
-        <w:t xml:space="preserve">parameterizes damping so every mode stays contractive, and Un-0’s remedy is topological. The theory arrives at the same requirement from the other direction, and the coincidence is worth naming. Each fix above adds damping to make training work. Independently, the approximation rates proved for these models hold only if the system is incrementally stable, which is the property damping provides. Damping is therefore not a workaround sitting beside the theory; it is what both the trainability and the approximation-rate guarantees depend on. One caveat on the inference itself: papers do not report failed horizon scaling, so publication bias could manufacture the pattern, and no published study we found isolates horizon length as the single variable on a fixed nonlinear oscillator substrate.</w:t>
+        <w:t xml:space="preserve">learns an explicit damping term to widen its spectrum, and Un-0’s remedy is topological. The theory arrives at a related requirement from the other direction, and the coincidence is worth naming. Three of the five fixes above dissipate energy, and the one linear model that does not, the conservative LinOSS variant, loses to the dissipative one on the longest task. Independently, the approximation rates proved for these models hold only if the system is incrementally stable, which is the property dissipation provides. Dissipation is therefore not a workaround sitting beside the theory; it is what both the trainability results and the approximation-rate guarantees lean on, with UnICORNN the standing exception that trains long sequences on conservation alone. One caveat on the inference itself: papers do not report failed horizon scaling, so publication bias could manufacture the pattern, and no published study we found isolates horizon length as the single variable on a fixed nonlinear oscillator substrate.</w:t>
       </w:r>
     </w:p>
     <w:bookmarkEnd w:id="73"/>
@@ -11711,7 +12311,7 @@
         <w:rPr>
           <w:lang w:val="en-GB"/>
         </w:rPr>
-        <w:t xml:space="preserve">, and we found no machine-learning system built on them, trained or untrained. The bounds of the physics parameters are unmapped: no published work sweeps coupling strength, frequency spread or delay to the point where the system leaves its useful regime, so the operating envelope is known only anecdotally. One paper compares coupling functions on a single task under controls, and its result is a null. FSN removes the static frustration phases, which reduces its Kuramoto–Sakaguchi coupling to plain Kuramoto, and reports the two statistically indistinguishable at convergence over matched seeds, with the frustration buying early-training speed rather than final quality. That is one comparison, within one coupling family, on one task. We found none that compares across families, so the choice of a Kuramoto-type coupling over a Winfree or Stuart-Landau one remains a convention rather than a finding.</w:t>
+        <w:t xml:space="preserve">, and we found no machine-learning system built on them, trained or untrained. The bounds of the physics parameters are unmapped: no published work sweeps coupling strength, frequency spread or delay to the point where the system leaves its useful regime, so the operating envelope is known only anecdotally. One paper compares coupling functions on a single task under controls, and its result is a null. FSN removes its static frustration angles and reports the no-phase model indistinguishable from the full one at a thirty-epoch budget, three seeds against five, with the angles buying early-training speed rather than final quality; because the delay term it keeps is itself a frustrated coupling with a data-determined angle, the comparison does not reach plain Kuramoto, which the same paper reports as a clearly worse model. That is one comparison, within one coupling family, on one task, and not yet at convergence. We found none that compares across families, so the choice of a Kuramoto-type coupling over a Winfree or Stuart-Landau one remains a convention rather than a finding.</w:t>
       </w:r>
     </w:p>
     <w:bookmarkEnd w:id="74"/>
@@ -11789,7 +12389,7 @@
         <w:rPr>
           <w:lang w:val="en-GB"/>
         </w:rPr>
-        <w:t xml:space="preserve">The most valuable single contribution available is an open, versioned task suite that runs an oscillator system and a tuned conventional baseline under one harness at matched parameter budgets, spanning static classification, long-horizon temporal tasks and generation. The suite need not be invented: the surveyed work has already begun to converge on candidates, and consolidating on them would cost less than agreeing new ones. Static classification is already CIFAR-10 and CIFAR-100 and ImageNet-1K, used by Un-0 for generation and WONN for recognition. Reasoning is already Sudoku, reported independently by AKOrN and WONN, with WONN’s Maze-hard a candidate for path finding. Long-horizon sequence work already runs on the UEA archive and EigenWorms, where LinOSS and D-LinOSS report. Character-level language modelling already runs on enwik8, where Kuramoto Attention and FSN report. Spoken-digit recognition on TI-46 is the one task an oscillator has run in hardware. What is missing from each is not the dataset but the protocol around it: a tuned conventional baseline at a matched parameter budget, seeds reported, and the five controls of Section 2.3.3 run alongside. Nothing in Section 2.3 can be turned into a ranking until this exists, and its absence is currently mistaken for parity in both directions.</w:t>
+        <w:t xml:space="preserve">The most valuable single contribution available is an open, versioned task suite that runs an oscillator system and a tuned conventional baseline under one harness at matched parameter budgets, spanning static classification, long-horizon temporal tasks and generation. The suite need not be invented: the surveyed work has already begun to converge on candidates, and consolidating on them would cost less than agreeing new ones. Static classification is already CIFAR-10 and CIFAR-100 and ImageNet-1K, used by Un-0 for generation and WONN for recognition. Reasoning is already Sudoku, reported independently by AKOrN and WONN, with WONN’s Maze-hard a candidate for path finding. Long-horizon sequence work already runs on the UEA archive and EigenWorms, where UnICORNN, LinOSS and D-LinOSS report. Character-level language modelling already runs on enwik8, and byte-level code on CodeParrot, where Kuramoto Attention and FSN report. Spoken-digit recognition on TI-46 is the one task an oscillator has run in hardware. What is missing from each is not the dataset but the protocol around it: a tuned conventional baseline at a matched parameter budget, seeds reported, and the five controls of Section 2.3.3 run alongside. Nothing in Section 2.3 can be turned into a ranking until this exists, and its absence is currently mistaken for parity in both directions.</w:t>
       </w:r>
     </w:p>
     <w:p>
@@ -11818,7 +12418,7 @@
         <w:rPr>
           <w:lang w:val="en-GB"/>
         </w:rPr>
-        <w:t xml:space="preserve">The five controls of Section 2.3.3 should become a norm rather than an exception: frozen twins, decoder-only controls, randomized-structure twins, matched-budget baselines and single-term ablations, with multi-seed variance reported alongside. Seven of fifty-five possible control comparisons is what a field looks like before its reporting habits have settled, and settling them costs less now than it will once the literature is large. Concretely, a paper introducing a trained oscillator system would say for each of the five controls (frozen twin, decoder-only, randomized twin, matched-budget baseline, single-term ablation of the coupling) whether it was run, and give the resulting number rather than only the headline result. Where a control does not apply it is worth saying so and saying why: a frozen twin means nothing for a system whose dynamics is never trained, and a coupling ablation means nothing for a model that has no coupling term. An unreported control and an inapplicable one look identical to a reader, and distinguishing them took us a close reading of every paper in Table 1.</w:t>
+        <w:t xml:space="preserve">The five controls of Section 2.3.3 should become a norm rather than an exception: frozen twins, decoder-only controls, randomized-structure twins, matched-budget baselines and single-term ablations, with multi-seed variance reported alongside. Sixteen of sixty-five possible control comparisons, ten of them from three systems, is what a field looks like before its reporting habits have settled, and settling them costs less now than it will once the literature is large. Concretely, a paper introducing a trained oscillator system would say for each of the five controls (frozen twin, decoder-only, randomized twin, matched-budget baseline, single-term ablation of the coupling) whether it was run, and give the resulting number rather than only the headline result. Where a control does not apply it is worth saying so and saying why: a frozen twin means nothing for a system whose dynamics is never trained, and a coupling ablation means nothing for a model that has no coupling term. An unreported control and an inapplicable one look identical to a reader, and distinguishing them took us a close reading of every paper in Table 1; an earlier draft of this survey still got several of them wrong, which is the argument for a standard rather than for close reading. Where two papers from one group publish the two sides of an ablation, as coRNN and UnICORNN do for damping and coupling and LinOSS and D-LinOSS do for damping, the standard would ask for the comparison to be run once more, under one protocol, in the later paper.</w:t>
       </w:r>
     </w:p>
     <w:p>
@@ -12061,7 +12661,7 @@
         <w:rPr>
           <w:lang w:val="en-GB"/>
         </w:rPr>
-        <w:t xml:space="preserve">The current wave of oscillator architectures has produced real systems. The oscillatory recurrences and their linear state-space descendants hold strong long-sequence records, with approximation results behind them for a related construction; trained synchronization models generate images and classify at ImageNet scale; frozen physical oscillators rival trained networks on narrow tasks at a fraction of the parameter count. Read against tuned conventional baselines, though, the record is parity and niches rather than dominance, and the surveyed authors mostly say so: the strongest generative result is competitive with first-generation diffusion and far from the current frontier, the largest classification result is the first of its kind at that scale rather than the best, and the clearest wins are shaped like LinOSS</w:t>
+        <w:t xml:space="preserve">The current wave of oscillator architectures has produced real systems. The oscillatory recurrences and their linear state-space descendants hold strong long-sequence records, one of them nonlinear, with approximation results behind them; trained synchronization models generate images and classify at ImageNet scale; frozen physical oscillators rival trained networks on narrow tasks at a fraction of the parameter count. Read against tuned conventional baselines, though, the record is parity and niches rather than dominance, and the surveyed authors mostly say so: the strongest generative result is competitive with first-generation diffusion and far from the current frontier, the largest classification result is the first of its kind at that scale rather than the best, and the clearest wins are shaped like LinOSS</w:t>
       </w:r>
       <w:r>
         <w:rPr>
@@ -12100,7 +12700,7 @@
         <w:rPr>
           <w:lang w:val="en-GB"/>
         </w:rPr>
-        <w:t xml:space="preserve">on eighteen-thousand-step sequences, which is a real advantage on a specific axis.</w:t>
+        <w:t xml:space="preserve">on eighteen- to fifty-thousand-step sequences, which is a real advantage on a specific axis.</w:t>
       </w:r>
     </w:p>
     <w:p>
@@ -12111,7 +12711,7 @@
         <w:rPr>
           <w:lang w:val="en-GB"/>
         </w:rPr>
-        <w:t xml:space="preserve">Our central finding is that the evidence rarely isolates the dynamics, so it is not yet clear what the oscillator physics itself contributes. Five controls would separate a trained system’s result from the alternative explanations for it, and applied across the twelve systems in Table 1 they give sixty possible comparisons. Five do not apply, since a frozen twin means nothing for a system that never trains its dynamics and a coupling ablation means nothing for a model with no coupling term, which leaves fifty-five. Seven have been run, and three of those seven belong to one system: Un-0</w:t>
+        <w:t xml:space="preserve">Our central finding is that the evidence rarely isolates the dynamics, so it is not yet clear what the oscillator physics itself contributes. Five controls would separate a trained system’s result from the alternative explanations for it, and applied across the fourteen rows of Table 1 they give seventy possible comparisons. Five do not apply, since a frozen twin means nothing for a system that never trains its dynamics and a coupling ablation means nothing for a model whose units do not couple within a layer, which leaves sixty-five. Sixteen have been run, and ten of those belong to three systems: Un-0</w:t>
       </w:r>
       <w:r>
         <w:rPr>
@@ -12150,7 +12750,7 @@
         <w:rPr>
           <w:lang w:val="en-GB"/>
         </w:rPr>
-        <w:t xml:space="preserve">reports a frozen twin, a decoder-only comparison and a randomized twin. The remaining four are matched-budget baselines from Kuramoto Attention</w:t>
+        <w:t xml:space="preserve">reports a frozen twin, a decoder-only comparison and a randomized twin; KomplexNet</w:t>
       </w:r>
       <w:r>
         <w:rPr>
@@ -12164,6 +12764,117 @@
         </w:rPr>
         <w:t xml:space="preserve">(</w:t>
       </w:r>
+      <w:hyperlink w:anchor="ref-muzellec2025">
+        <w:r>
+          <w:rPr>
+            <w:rStyle w:val="Hyperlink"/>
+            <w:lang w:val="en-GB"/>
+          </w:rPr>
+          <w:t xml:space="preserve">Muzellec et al., 2025</w:t>
+        </w:r>
+      </w:hyperlink>
+      <w:r>
+        <w:rPr>
+          <w:lang w:val="en-GB"/>
+        </w:rPr>
+        <w:t xml:space="preserve">)</w:t>
+      </w:r>
+      <w:r>
+        <w:rPr>
+          <w:lang w:val="en-GB"/>
+        </w:rPr>
+        <w:t xml:space="preserve"> </w:t>
+      </w:r>
+      <w:r>
+        <w:rPr>
+          <w:lang w:val="en-GB"/>
+        </w:rPr>
+        <w:t xml:space="preserve">reports a frozen kernel, a no-dynamics twin, parameter-matched baselines and a model retrained without its coupling; Kuramoto Orientation Diffusion</w:t>
+      </w:r>
+      <w:r>
+        <w:rPr>
+          <w:lang w:val="en-GB"/>
+        </w:rPr>
+        <w:t xml:space="preserve"> </w:t>
+      </w:r>
+      <w:r>
+        <w:rPr>
+          <w:lang w:val="en-GB"/>
+        </w:rPr>
+        <w:t xml:space="preserve">(</w:t>
+      </w:r>
+      <w:hyperlink w:anchor="ref-kuramoto-orientation-diffusion">
+        <w:r>
+          <w:rPr>
+            <w:rStyle w:val="Hyperlink"/>
+            <w:lang w:val="en-GB"/>
+          </w:rPr>
+          <w:t xml:space="preserve">Song et al., 2025</w:t>
+        </w:r>
+      </w:hyperlink>
+      <w:r>
+        <w:rPr>
+          <w:lang w:val="en-GB"/>
+        </w:rPr>
+        <w:t xml:space="preserve">)</w:t>
+      </w:r>
+      <w:r>
+        <w:rPr>
+          <w:lang w:val="en-GB"/>
+        </w:rPr>
+        <w:t xml:space="preserve"> </w:t>
+      </w:r>
+      <w:r>
+        <w:rPr>
+          <w:lang w:val="en-GB"/>
+        </w:rPr>
+        <w:t xml:space="preserve">reports a same-network Gaussian baseline and a K(t) = 0 forward process. The remaining six are a no-dynamics baseline and a coupling ablation from AKOrN</w:t>
+      </w:r>
+      <w:r>
+        <w:rPr>
+          <w:lang w:val="en-GB"/>
+        </w:rPr>
+        <w:t xml:space="preserve"> </w:t>
+      </w:r>
+      <w:r>
+        <w:rPr>
+          <w:lang w:val="en-GB"/>
+        </w:rPr>
+        <w:t xml:space="preserve">(</w:t>
+      </w:r>
+      <w:hyperlink w:anchor="ref-akorn">
+        <w:r>
+          <w:rPr>
+            <w:rStyle w:val="Hyperlink"/>
+            <w:lang w:val="en-GB"/>
+          </w:rPr>
+          <w:t xml:space="preserve">Miyato et al., 2025</w:t>
+        </w:r>
+      </w:hyperlink>
+      <w:r>
+        <w:rPr>
+          <w:lang w:val="en-GB"/>
+        </w:rPr>
+        <w:t xml:space="preserve">)</w:t>
+      </w:r>
+      <w:r>
+        <w:rPr>
+          <w:lang w:val="en-GB"/>
+        </w:rPr>
+        <w:t xml:space="preserve">, and matched-budget baselines from Kuramoto Attention</w:t>
+      </w:r>
+      <w:r>
+        <w:rPr>
+          <w:lang w:val="en-GB"/>
+        </w:rPr>
+        <w:t xml:space="preserve"> </w:t>
+      </w:r>
+      <w:r>
+        <w:rPr>
+          <w:lang w:val="en-GB"/>
+        </w:rPr>
+        <w:t xml:space="preserve">(</w:t>
+      </w:r>
       <w:hyperlink w:anchor="ref-kuramoto-attention">
         <w:r>
           <w:rPr>
@@ -12222,13 +12933,7 @@
         <w:rPr>
           <w:lang w:val="en-GB"/>
         </w:rPr>
-        <w:t xml:space="preserve"> </w:t>
-      </w:r>
-      <w:r>
-        <w:rPr>
-          <w:lang w:val="en-GB"/>
-        </w:rPr>
-        <w:t xml:space="preserve">and from RON</w:t>
+        <w:t xml:space="preserve">, from RON</w:t>
       </w:r>
       <w:r>
         <w:rPr>
@@ -12261,7 +12966,7 @@
         <w:rPr>
           <w:lang w:val="en-GB"/>
         </w:rPr>
-        <w:t xml:space="preserve">, and single-term coupling ablations from Kuramoto Orientation Diffusion</w:t>
+        <w:t xml:space="preserve">, and from coRNN</w:t>
       </w:r>
       <w:r>
         <w:rPr>
@@ -12275,13 +12980,13 @@
         </w:rPr>
         <w:t xml:space="preserve">(</w:t>
       </w:r>
-      <w:hyperlink w:anchor="ref-kuramoto-orientation-diffusion">
-        <w:r>
-          <w:rPr>
-            <w:rStyle w:val="Hyperlink"/>
-            <w:lang w:val="en-GB"/>
-          </w:rPr>
-          <w:t xml:space="preserve">Song et al., 2025</w:t>
+      <w:hyperlink w:anchor="ref-rusch2021">
+        <w:r>
+          <w:rPr>
+            <w:rStyle w:val="Hyperlink"/>
+            <w:lang w:val="en-GB"/>
+          </w:rPr>
+          <w:t xml:space="preserve">Rusch &amp; Mishra, 2021a</w:t>
         </w:r>
       </w:hyperlink>
       <w:r>
@@ -12300,7 +13005,7 @@
         <w:rPr>
           <w:lang w:val="en-GB"/>
         </w:rPr>
-        <w:t xml:space="preserve">and AKOrN</w:t>
+        <w:t xml:space="preserve">and UnICORNN</w:t>
       </w:r>
       <w:r>
         <w:rPr>
@@ -12314,13 +13019,13 @@
         </w:rPr>
         <w:t xml:space="preserve">(</w:t>
       </w:r>
-      <w:hyperlink w:anchor="ref-akorn">
-        <w:r>
-          <w:rPr>
-            <w:rStyle w:val="Hyperlink"/>
-            <w:lang w:val="en-GB"/>
-          </w:rPr>
-          <w:t xml:space="preserve">Miyato et al., 2025</w:t>
+      <w:hyperlink w:anchor="ref-unicornn">
+        <w:r>
+          <w:rPr>
+            <w:rStyle w:val="Hyperlink"/>
+            <w:lang w:val="en-GB"/>
+          </w:rPr>
+          <w:t xml:space="preserve">Rusch &amp; Mishra, 2021b</w:t>
         </w:r>
       </w:hyperlink>
       <w:r>
@@ -12333,7 +13038,13 @@
         <w:rPr>
           <w:lang w:val="en-GB"/>
         </w:rPr>
-        <w:t xml:space="preserve">. Appendix G itemizes them. Where a control has been run it has changed what the paper could conclude, and in one case it reversed the headline: a matched-budget community replication found a conventional baseline clearly stronger than the oscillator system it reimplemented.</w:t>
+        <w:t xml:space="preserve"> </w:t>
+      </w:r>
+      <w:r>
+        <w:rPr>
+          <w:lang w:val="en-GB"/>
+        </w:rPr>
+        <w:t xml:space="preserve">on one supplementary task. Appendix F itemizes them. Where a control has been run it has changed what the paper could conclude, and in two cases it reversed a headline: at matched parameters on a chaotic system both oscillatory recurrences lose to an LSTM, and a fixed coupling kernel comes within a point of KomplexNet’s learned one in distribution.</w:t>
       </w:r>
     </w:p>
     <w:p>
@@ -13117,7 +13828,7 @@
               <w:rPr>
                 <w:lang w:val="en-GB"/>
               </w:rPr>
-              <w:t xml:space="preserve">Removing one term of the dynamics, holding everything else fixed. For a Kuramoto-family model that means the coupling term.</w:t>
+              <w:t xml:space="preserve">Removing one term of the dynamics, holding everything else fixed. For a Kuramoto-family model that means the coupling term. A variant retrained without the term and a trained model with the term zeroed at evaluation answer different questions, and a report should say which it ran.</w:t>
             </w:r>
           </w:p>
         </w:tc>
@@ -14273,7 +14984,7 @@
               <w:rPr>
                 <w:lang w:val="en-GB"/>
               </w:rPr>
-              <w:t xml:space="preserve">Oscillators as unit vectors in D dimensions with rotation-matrix natural frequencies, so the phase is no longer confined to a circle. This is the coupling AKOrN uses.</w:t>
+              <w:t xml:space="preserve">Oscillators as unit vectors in D dimensions with rotation-matrix natural frequencies, so the phase is no longer confined to a circle. This is the coupling AKOrN uses, and HoloGraph through it.</w:t>
             </w:r>
           </w:p>
         </w:tc>
@@ -14537,7 +15248,7 @@
         <w:rPr>
           <w:lang w:val="en-GB"/>
         </w:rPr>
-        <w:t xml:space="preserve">gradients reach, and whether the work is peer reviewed.</w:t>
+        <w:t xml:space="preserve">gradients reach, and whether the work is peer reviewed. Fifteen rows cover eighteen systems.</w:t>
       </w:r>
     </w:p>
     <w:tbl>
@@ -14546,7 +15257,7 @@
         <w:tblW w:type="pct" w:w="5000"/>
         <w:tblLayout w:type="fixed"/>
         <w:tblLook w:firstRow="1" w:lastRow="0" w:firstColumn="0" w:lastColumn="0" w:noHBand="0" w:noVBand="0" w:val="0020"/>
-        <w:tblCaption w:val="Table 4. Design and classification of each surveyed system: its oscillator family, the part of a model the dynamics constitutes, what gradients reach, and whether the work is peer reviewed."/>
+        <w:tblCaption w:val="Table 4. Design and classification of each surveyed system: its oscillator family, the part of a model the dynamics constitutes, what gradients reach, and whether the work is peer reviewed. Fifteen rows cover eighteen systems."/>
       </w:tblPr>
       <w:tblGrid>
         <w:gridCol w:w="1320"/>
@@ -15176,17 +15887,91 @@
               </w:rPr>
               <w:t xml:space="preserve">)</w:t>
             </w:r>
-            <w:r>
-              <w:rPr>
-                <w:lang w:val="en-GB"/>
-              </w:rPr>
-              <w:t xml:space="preserve"> </w:t>
-            </w:r>
-            <w:r>
-              <w:rPr>
-                <w:lang w:val="en-GB"/>
-              </w:rPr>
-              <w:t xml:space="preserve">/ UnICORNN</w:t>
+          </w:p>
+        </w:tc>
+        <w:tc>
+          <w:tcPr/>
+          <w:p>
+            <w:pPr>
+              <w:pStyle w:val="Compact"/>
+            </w:pPr>
+            <w:r>
+              <w:rPr>
+                <w:lang w:val="en-GB"/>
+              </w:rPr>
+              <w:t xml:space="preserve">coupled damped second-order: full weight matrices inside the nonlinearity</w:t>
+            </w:r>
+          </w:p>
+        </w:tc>
+        <w:tc>
+          <w:tcPr/>
+          <w:p>
+            <w:pPr>
+              <w:pStyle w:val="Compact"/>
+            </w:pPr>
+            <w:r>
+              <w:rPr>
+                <w:lang w:val="en-GB"/>
+              </w:rPr>
+              <w:t xml:space="preserve">recurrent core</w:t>
+            </w:r>
+          </w:p>
+        </w:tc>
+        <w:tc>
+          <w:tcPr/>
+          <w:p>
+            <w:pPr>
+              <w:pStyle w:val="Compact"/>
+            </w:pPr>
+            <w:r>
+              <w:rPr>
+                <w:lang w:val="en-GB"/>
+              </w:rPr>
+              <w:t xml:space="preserve">dynamics, including the coupling</w:t>
+            </w:r>
+          </w:p>
+        </w:tc>
+        <w:tc>
+          <w:tcPr/>
+          <w:p>
+            <w:pPr>
+              <w:pStyle w:val="Compact"/>
+            </w:pPr>
+            <w:r>
+              <w:rPr>
+                <w:lang w:val="en-GB"/>
+              </w:rPr>
+              <w:t xml:space="preserve">simulated</w:t>
+            </w:r>
+          </w:p>
+        </w:tc>
+        <w:tc>
+          <w:tcPr/>
+          <w:p>
+            <w:pPr>
+              <w:pStyle w:val="Compact"/>
+            </w:pPr>
+            <w:r>
+              <w:rPr>
+                <w:lang w:val="en-GB"/>
+              </w:rPr>
+              <w:t xml:space="preserve">ICLR 2021</w:t>
+            </w:r>
+          </w:p>
+        </w:tc>
+      </w:tr>
+      <w:tr>
+        <w:tc>
+          <w:tcPr/>
+          <w:p>
+            <w:pPr>
+              <w:pStyle w:val="Compact"/>
+            </w:pPr>
+            <w:r>
+              <w:rPr>
+                <w:lang w:val="en-GB"/>
+              </w:rPr>
+              <w:t xml:space="preserve">UnICORNN</w:t>
             </w:r>
             <w:r>
               <w:rPr>
@@ -15227,7 +16012,7 @@
               <w:rPr>
                 <w:lang w:val="en-GB"/>
               </w:rPr>
-              <w:t xml:space="preserve">damped second-order</w:t>
+              <w:t xml:space="preserve">independent undamped second-order: Hamiltonian, no coupling within a layer</w:t>
             </w:r>
           </w:p>
         </w:tc>
@@ -15255,7 +16040,7 @@
               <w:rPr>
                 <w:lang w:val="en-GB"/>
               </w:rPr>
-              <w:t xml:space="preserve">dynamics, no phase coupling</w:t>
+              <w:t xml:space="preserve">dynamics, and a per-unit time step</w:t>
             </w:r>
           </w:p>
         </w:tc>
@@ -15283,7 +16068,7 @@
               <w:rPr>
                 <w:lang w:val="en-GB"/>
               </w:rPr>
-              <w:t xml:space="preserve">ICLR/ICML 2021</w:t>
+              <w:t xml:space="preserve">ICML 2021</w:t>
             </w:r>
           </w:p>
         </w:tc>
@@ -15379,7 +16164,7 @@
               <w:rPr>
                 <w:lang w:val="en-GB"/>
               </w:rPr>
-              <w:t xml:space="preserve">linear oscillatory SSM</w:t>
+              <w:t xml:space="preserve">linear oscillatory SSM: uncoupled forced harmonic oscillators, undamped in LinOSS, learnable damping in D-LinOSS</w:t>
             </w:r>
           </w:p>
         </w:tc>
@@ -15407,7 +16192,7 @@
               <w:rPr>
                 <w:lang w:val="en-GB"/>
               </w:rPr>
-              <w:t xml:space="preserve">linear dynamics, learnable damping</w:t>
+              <w:t xml:space="preserve">linear dynamics</w:t>
             </w:r>
           </w:p>
         </w:tc>
@@ -15435,7 +16220,7 @@
               <w:rPr>
                 <w:lang w:val="en-GB"/>
               </w:rPr>
-              <w:t xml:space="preserve">ICLR 2025 (LinOSS); preprint (D-LinOSS)</w:t>
+              <w:t xml:space="preserve">ICLR 2025 oral (LinOSS); preprint (D-LinOSS)</w:t>
             </w:r>
           </w:p>
         </w:tc>
@@ -15492,7 +16277,7 @@
               <w:rPr>
                 <w:lang w:val="en-GB"/>
               </w:rPr>
-              <w:t xml:space="preserve">locally coupled oscillatory RNN</w:t>
+              <w:t xml:space="preserve">coRNN with convolutional coupling over a lattice</w:t>
             </w:r>
           </w:p>
         </w:tc>
@@ -15520,7 +16305,7 @@
               <w:rPr>
                 <w:lang w:val="en-GB"/>
               </w:rPr>
-              <w:t xml:space="preserve">dynamics</w:t>
+              <w:t xml:space="preserve">dynamics, including the coupling kernel</w:t>
             </w:r>
           </w:p>
         </w:tc>
@@ -15619,7 +16404,7 @@
               <w:rPr>
                 <w:lang w:val="en-GB"/>
               </w:rPr>
-              <w:t xml:space="preserve">whole model</w:t>
+              <w:t xml:space="preserve">whole model, with a convolutional decoder under 13% of the parameters</w:t>
             </w:r>
           </w:p>
         </w:tc>
@@ -15653,13 +16438,7 @@
               <w:rPr>
                 <w:lang w:val="en-GB"/>
               </w:rPr>
-              <w:t xml:space="preserve"> </w:t>
-            </w:r>
-            <w:r>
-              <w:rPr>
-                <w:lang w:val="en-GB"/>
-              </w:rPr>
-              <w:t xml:space="preserve">and frequencies</w:t>
+              <w:t xml:space="preserve">, frequencies</w:t>
             </w:r>
             <w:r>
               <w:rPr>
@@ -15675,6 +16454,18 @@
               </w:rPr>
               <w:t xml:space="preserve">ω</w:t>
             </w:r>
+            <w:r>
+              <w:rPr>
+                <w:lang w:val="en-GB"/>
+              </w:rPr>
+              <w:t xml:space="preserve"> </w:t>
+            </w:r>
+            <w:r>
+              <w:rPr>
+                <w:lang w:val="en-GB"/>
+              </w:rPr>
+              <w:t xml:space="preserve">and the decoder</w:t>
+            </w:r>
           </w:p>
         </w:tc>
         <w:tc>
@@ -15703,7 +16494,7 @@
                 <w:bCs/>
                 <w:lang w:val="en-GB"/>
               </w:rPr>
-              <w:t xml:space="preserve">blogs + MIT code</w:t>
+              <w:t xml:space="preserve">blogs + MIT-licensed code</w:t>
             </w:r>
             <w:r>
               <w:rPr>
@@ -15803,35 +16594,35 @@
               <w:rPr>
                 <w:lang w:val="en-GB"/>
               </w:rPr>
-              <w:t xml:space="preserve">Winfree</w:t>
-            </w:r>
-          </w:p>
-        </w:tc>
-        <w:tc>
-          <w:tcPr/>
-          <w:p>
-            <w:pPr>
-              <w:pStyle w:val="Compact"/>
-            </w:pPr>
-            <w:r>
-              <w:rPr>
-                <w:lang w:val="en-GB"/>
-              </w:rPr>
-              <w:t xml:space="preserve">whole model</w:t>
-            </w:r>
-          </w:p>
-        </w:tc>
-        <w:tc>
-          <w:tcPr/>
-          <w:p>
-            <w:pPr>
-              <w:pStyle w:val="Compact"/>
-            </w:pPr>
-            <w:r>
-              <w:rPr>
-                <w:lang w:val="en-GB"/>
-              </w:rPr>
-              <w:t xml:space="preserve">dynamics; input written as frequencies</w:t>
+              <w:t xml:space="preserve">generalized Winfree, trigonometric or MLP-parameterized, with attention-defined coupling</w:t>
+            </w:r>
+          </w:p>
+        </w:tc>
+        <w:tc>
+          <w:tcPr/>
+          <w:p>
+            <w:pPr>
+              <w:pStyle w:val="Compact"/>
+            </w:pPr>
+            <w:r>
+              <w:rPr>
+                <w:lang w:val="en-GB"/>
+              </w:rPr>
+              <w:t xml:space="preserve">whole model, with a learned input embedding and per-layer update networks</w:t>
+            </w:r>
+          </w:p>
+        </w:tc>
+        <w:tc>
+          <w:tcPr/>
+          <w:p>
+            <w:pPr>
+              <w:pStyle w:val="Compact"/>
+            </w:pPr>
+            <w:r>
+              <w:rPr>
+                <w:lang w:val="en-GB"/>
+              </w:rPr>
+              <w:t xml:space="preserve">dynamics; input written as the initial frequencies</w:t>
             </w:r>
           </w:p>
         </w:tc>
@@ -15916,7 +16707,7 @@
               <w:rPr>
                 <w:lang w:val="en-GB"/>
               </w:rPr>
-              <w:t xml:space="preserve">D-dimensional Kuramoto</w:t>
+              <w:t xml:space="preserve">D-dimensional Kuramoto, convolutional or attentive coupling</w:t>
             </w:r>
           </w:p>
         </w:tc>
@@ -15944,7 +16735,7 @@
               <w:rPr>
                 <w:lang w:val="en-GB"/>
               </w:rPr>
-              <w:t xml:space="preserve">dynamics</w:t>
+              <w:t xml:space="preserve">dynamics, including Ω, J and the step size</w:t>
             </w:r>
           </w:p>
         </w:tc>
@@ -15972,7 +16763,7 @@
               <w:rPr>
                 <w:lang w:val="en-GB"/>
               </w:rPr>
-              <w:t xml:space="preserve">ICLR 2025</w:t>
+              <w:t xml:space="preserve">ICLR 2025 oral</w:t>
             </w:r>
           </w:p>
         </w:tc>
@@ -16029,7 +16820,7 @@
               <w:rPr>
                 <w:lang w:val="en-GB"/>
               </w:rPr>
-              <w:t xml:space="preserve">Kuramoto in a complex-valued CNN</w:t>
+              <w:t xml:space="preserve">Kuramoto on the phases of a complex-valued CNN’s first layer</w:t>
             </w:r>
           </w:p>
         </w:tc>
@@ -16057,7 +16848,7 @@
               <w:rPr>
                 <w:lang w:val="en-GB"/>
               </w:rPr>
-              <w:t xml:space="preserve">dynamics</w:t>
+              <w:t xml:space="preserve">coupling kernel, through a mask-supervised synchrony loss, and the network</w:t>
             </w:r>
           </w:p>
         </w:tc>
@@ -16181,7 +16972,7 @@
               <w:rPr>
                 <w:lang w:val="en-GB"/>
               </w:rPr>
-              <w:t xml:space="preserve">Kuramoto; Kuramoto–Sakaguchi (FSN)</w:t>
+              <w:t xml:space="preserve">Kuramoto (Kuramoto Attention); Kuramoto–Sakaguchi–Daido with delay (FSN)</w:t>
             </w:r>
           </w:p>
         </w:tc>
@@ -16294,7 +17085,7 @@
               <w:rPr>
                 <w:lang w:val="en-GB"/>
               </w:rPr>
-              <w:t xml:space="preserve">stochastic Kuramoto</w:t>
+              <w:t xml:space="preserve">stochastic Kuramoto; coupling and noise schedules fixed</w:t>
             </w:r>
           </w:p>
         </w:tc>
@@ -16351,6 +17142,119 @@
                 <w:lang w:val="en-GB"/>
               </w:rPr>
               <w:t xml:space="preserve">NeurIPS 2025</w:t>
+            </w:r>
+          </w:p>
+        </w:tc>
+      </w:tr>
+      <w:tr>
+        <w:tc>
+          <w:tcPr/>
+          <w:p>
+            <w:pPr>
+              <w:pStyle w:val="Compact"/>
+            </w:pPr>
+            <w:r>
+              <w:rPr>
+                <w:lang w:val="en-GB"/>
+              </w:rPr>
+              <w:t xml:space="preserve">HoloGraph</w:t>
+            </w:r>
+            <w:r>
+              <w:rPr>
+                <w:lang w:val="en-GB"/>
+              </w:rPr>
+              <w:t xml:space="preserve"> </w:t>
+            </w:r>
+            <w:r>
+              <w:rPr>
+                <w:lang w:val="en-GB"/>
+              </w:rPr>
+              <w:t xml:space="preserve">(</w:t>
+            </w:r>
+            <w:hyperlink w:anchor="ref-dan2025">
+              <w:r>
+                <w:rPr>
+                  <w:rStyle w:val="Hyperlink"/>
+                  <w:lang w:val="en-GB"/>
+                </w:rPr>
+                <w:t xml:space="preserve">Dan et al., 2025</w:t>
+              </w:r>
+            </w:hyperlink>
+            <w:r>
+              <w:rPr>
+                <w:lang w:val="en-GB"/>
+              </w:rPr>
+              <w:t xml:space="preserve">)</w:t>
+            </w:r>
+          </w:p>
+        </w:tc>
+        <w:tc>
+          <w:tcPr/>
+          <w:p>
+            <w:pPr>
+              <w:pStyle w:val="Compact"/>
+            </w:pPr>
+            <w:r>
+              <w:rPr>
+                <w:lang w:val="en-GB"/>
+              </w:rPr>
+              <w:t xml:space="preserve">D-dimensional Kuramoto with a feedback term, over graph adjacency</w:t>
+            </w:r>
+          </w:p>
+        </w:tc>
+        <w:tc>
+          <w:tcPr/>
+          <w:p>
+            <w:pPr>
+              <w:pStyle w:val="Compact"/>
+            </w:pPr>
+            <w:r>
+              <w:rPr>
+                <w:lang w:val="en-GB"/>
+              </w:rPr>
+              <w:t xml:space="preserve">layer in a conventional net</w:t>
+            </w:r>
+          </w:p>
+        </w:tc>
+        <w:tc>
+          <w:tcPr/>
+          <w:p>
+            <w:pPr>
+              <w:pStyle w:val="Compact"/>
+            </w:pPr>
+            <w:r>
+              <w:rPr>
+                <w:lang w:val="en-GB"/>
+              </w:rPr>
+              <w:t xml:space="preserve">dynamics; a learnable scaling of the adjacency</w:t>
+            </w:r>
+          </w:p>
+        </w:tc>
+        <w:tc>
+          <w:tcPr/>
+          <w:p>
+            <w:pPr>
+              <w:pStyle w:val="Compact"/>
+            </w:pPr>
+            <w:r>
+              <w:rPr>
+                <w:lang w:val="en-GB"/>
+              </w:rPr>
+              <w:t xml:space="preserve">simulated</w:t>
+            </w:r>
+          </w:p>
+        </w:tc>
+        <w:tc>
+          <w:tcPr/>
+          <w:p>
+            <w:pPr>
+              <w:pStyle w:val="Compact"/>
+            </w:pPr>
+            <w:r>
+              <w:rPr>
+                <w:lang w:val="en-GB"/>
+              </w:rPr>
+              <w:t xml:space="preserve">Nature Communications 2025</w:t>
             </w:r>
           </w:p>
         </w:tc>
@@ -16723,35 +17627,35 @@
               <w:rPr>
                 <w:lang w:val="en-GB"/>
               </w:rPr>
-              <w:t xml:space="preserve">time-series benchmarks</w:t>
-            </w:r>
-          </w:p>
-        </w:tc>
-        <w:tc>
-          <w:tcPr/>
-          <w:p>
-            <w:pPr>
-              <w:pStyle w:val="Compact"/>
-            </w:pPr>
-            <w:r>
-              <w:rPr>
-                <w:lang w:val="en-GB"/>
-              </w:rPr>
-              <w:t xml:space="preserve">reported above ESN and trained RNN baselines</w:t>
-            </w:r>
-          </w:p>
-        </w:tc>
-        <w:tc>
-          <w:tcPr/>
-          <w:p>
-            <w:pPr>
-              <w:pStyle w:val="Compact"/>
-            </w:pPr>
-            <w:r>
-              <w:rPr>
-                <w:lang w:val="en-GB"/>
-              </w:rPr>
-              <w:t xml:space="preserve">—</w:t>
+              <w:t xml:space="preserve">time-series classification and chaotic forecasting</w:t>
+            </w:r>
+          </w:p>
+        </w:tc>
+        <w:tc>
+          <w:tcPr/>
+          <w:p>
+            <w:pPr>
+              <w:pStyle w:val="Compact"/>
+            </w:pPr>
+            <w:r>
+              <w:rPr>
+                <w:lang w:val="en-GB"/>
+              </w:rPr>
+              <w:t xml:space="preserve">above a leaky ESN on every task; above trained RNNs on chaotic forecasting and small-parameter classification; below coRNN and its trained twin on sMNIST, psMNIST, noise-padded CIFAR-10 and FordA</w:t>
+            </w:r>
+          </w:p>
+        </w:tc>
+        <w:tc>
+          <w:tcPr/>
+          <w:p>
+            <w:pPr>
+              <w:pStyle w:val="Compact"/>
+            </w:pPr>
+            <w:r>
+              <w:rPr>
+                <w:lang w:val="en-GB"/>
+              </w:rPr>
+              <w:t xml:space="preserve">matched trainable parameters, 0.1k to 134k, with 13,000 oscillators against 256 trained units</w:t>
             </w:r>
           </w:p>
         </w:tc>
@@ -16853,63 +17757,63 @@
               <w:rPr>
                 <w:lang w:val="en-GB"/>
               </w:rPr>
-              <w:t xml:space="preserve">coRNN / UnICORNN</w:t>
-            </w:r>
-          </w:p>
-        </w:tc>
-        <w:tc>
-          <w:tcPr/>
-          <w:p>
-            <w:pPr>
-              <w:pStyle w:val="Compact"/>
-            </w:pPr>
-            <w:r>
-              <w:rPr>
-                <w:lang w:val="en-GB"/>
-              </w:rPr>
-              <w:t xml:space="preserve">long-sequence classification</w:t>
-            </w:r>
-          </w:p>
-        </w:tc>
-        <w:tc>
-          <w:tcPr/>
-          <w:p>
-            <w:pPr>
-              <w:pStyle w:val="Compact"/>
-            </w:pPr>
-            <w:r>
-              <w:rPr>
-                <w:lang w:val="en-GB"/>
-              </w:rPr>
-              <w:t xml:space="preserve">state of the art at publication</w:t>
-            </w:r>
-          </w:p>
-        </w:tc>
-        <w:tc>
-          <w:tcPr/>
-          <w:p>
-            <w:pPr>
-              <w:pStyle w:val="Compact"/>
-            </w:pPr>
-            <w:r>
-              <w:rPr>
-                <w:lang w:val="en-GB"/>
-              </w:rPr>
-              <w:t xml:space="preserve">—</w:t>
-            </w:r>
-          </w:p>
-        </w:tc>
-        <w:tc>
-          <w:tcPr/>
-          <w:p>
-            <w:pPr>
-              <w:pStyle w:val="Compact"/>
-            </w:pPr>
-            <w:r>
-              <w:rPr>
-                <w:lang w:val="en-GB"/>
-              </w:rPr>
-              <w:t xml:space="preserve">long BPTT, damping-bounded gradients</w:t>
+              <w:t xml:space="preserve">coRNN</w:t>
+            </w:r>
+          </w:p>
+        </w:tc>
+        <w:tc>
+          <w:tcPr/>
+          <w:p>
+            <w:pPr>
+              <w:pStyle w:val="Compact"/>
+            </w:pPr>
+            <w:r>
+              <w:rPr>
+                <w:lang w:val="en-GB"/>
+              </w:rPr>
+              <w:t xml:space="preserve">psMNIST (784 steps), noise-padded CIFAR-10 (1,000), the adding problem (to 5,000)</w:t>
+            </w:r>
+          </w:p>
+        </w:tc>
+        <w:tc>
+          <w:tcPr/>
+          <w:p>
+            <w:pPr>
+              <w:pStyle w:val="Compact"/>
+            </w:pPr>
+            <w:r>
+              <w:rPr>
+                <w:lang w:val="en-GB"/>
+              </w:rPr>
+              <w:t xml:space="preserve">comparable to the state of the art; best single-layer RNN on sMNIST and psMNIST at publication</w:t>
+            </w:r>
+          </w:p>
+        </w:tc>
+        <w:tc>
+          <w:tcPr/>
+          <w:p>
+            <w:pPr>
+              <w:pStyle w:val="Compact"/>
+            </w:pPr>
+            <w:r>
+              <w:rPr>
+                <w:lang w:val="en-GB"/>
+              </w:rPr>
+              <w:t xml:space="preserve">34k to 134k</w:t>
+            </w:r>
+          </w:p>
+        </w:tc>
+        <w:tc>
+          <w:tcPr/>
+          <w:p>
+            <w:pPr>
+              <w:pStyle w:val="Compact"/>
+            </w:pPr>
+            <w:r>
+              <w:rPr>
+                <w:lang w:val="en-GB"/>
+              </w:rPr>
+              <w:t xml:space="preserve">full BPTT; energy bounded by damping, gradients bounded under a time-step condition on the weights</w:t>
             </w:r>
           </w:p>
         </w:tc>
@@ -16925,6 +17829,78 @@
               <w:rPr>
                 <w:lang w:val="en-GB"/>
               </w:rPr>
+              <w:t xml:space="preserve">UnICORNN</w:t>
+            </w:r>
+          </w:p>
+        </w:tc>
+        <w:tc>
+          <w:tcPr/>
+          <w:p>
+            <w:pPr>
+              <w:pStyle w:val="Compact"/>
+            </w:pPr>
+            <w:r>
+              <w:rPr>
+                <w:lang w:val="en-GB"/>
+              </w:rPr>
+              <w:t xml:space="preserve">psMNIST, noise-padded CIFAR-10, EigenWorms (17,984 steps), IMDB, vital signs</w:t>
+            </w:r>
+          </w:p>
+        </w:tc>
+        <w:tc>
+          <w:tcPr/>
+          <w:p>
+            <w:pPr>
+              <w:pStyle w:val="Compact"/>
+            </w:pPr>
+            <w:r>
+              <w:rPr>
+                <w:lang w:val="en-GB"/>
+              </w:rPr>
+              <w:t xml:space="preserve">98.4% on psMNIST; 90.3% on EigenWorms with full BPTT, against 57.9% for a truncated-BPTT LSTM</w:t>
+            </w:r>
+          </w:p>
+        </w:tc>
+        <w:tc>
+          <w:tcPr/>
+          <w:p>
+            <w:pPr>
+              <w:pStyle w:val="Compact"/>
+            </w:pPr>
+            <w:r>
+              <w:rPr>
+                <w:lang w:val="en-GB"/>
+              </w:rPr>
+              <w:t xml:space="preserve">35k to 135k; a few thousand on EigenWorms</w:t>
+            </w:r>
+          </w:p>
+        </w:tc>
+        <w:tc>
+          <w:tcPr/>
+          <w:p>
+            <w:pPr>
+              <w:pStyle w:val="Compact"/>
+            </w:pPr>
+            <w:r>
+              <w:rPr>
+                <w:lang w:val="en-GB"/>
+              </w:rPr>
+              <w:t xml:space="preserve">full BPTT through 17,984 steps, made invertible; gradients bounded by Hamiltonian conservation</w:t>
+            </w:r>
+          </w:p>
+        </w:tc>
+      </w:tr>
+      <w:tr>
+        <w:tc>
+          <w:tcPr/>
+          <w:p>
+            <w:pPr>
+              <w:pStyle w:val="Compact"/>
+            </w:pPr>
+            <w:r>
+              <w:rPr>
+                <w:lang w:val="en-GB"/>
+              </w:rPr>
               <w:t xml:space="preserve">LinOSS / D-LinOSS</w:t>
             </w:r>
           </w:p>
@@ -16939,21 +17915,21 @@
               <w:rPr>
                 <w:lang w:val="en-GB"/>
               </w:rPr>
-              <w:t xml:space="preserve">sequences to ~18k steps; EigenWorms</w:t>
-            </w:r>
-          </w:p>
-        </w:tc>
-        <w:tc>
-          <w:tcPr/>
-          <w:p>
-            <w:pPr>
-              <w:pStyle w:val="Compact"/>
-            </w:pPr>
-            <w:r>
-              <w:rPr>
-                <w:lang w:val="en-GB"/>
-              </w:rPr>
-              <w:t xml:space="preserve">95.0% vs 70.9% for Mamba</w:t>
+              <w:t xml:space="preserve">UEA archive including EigenWorms (17,984 steps), PPG-DaLiA (49,920-step windows), weather forecasting</w:t>
+            </w:r>
+          </w:p>
+        </w:tc>
+        <w:tc>
+          <w:tcPr/>
+          <w:p>
+            <w:pPr>
+              <w:pStyle w:val="Compact"/>
+            </w:pPr>
+            <w:r>
+              <w:rPr>
+                <w:lang w:val="en-GB"/>
+              </w:rPr>
+              <w:t xml:space="preserve">EigenWorms 95.0% (LinOSS-IM), 80.0% (LinOSS-IMEX), 93.9% (D-LinOSS), against 70.9% for Mamba</w:t>
             </w:r>
             <w:r>
               <w:rPr>
@@ -16986,35 +17962,41 @@
               <w:rPr>
                 <w:lang w:val="en-GB"/>
               </w:rPr>
-              <w:t xml:space="preserve">-class baselines</w:t>
-            </w:r>
-          </w:p>
-        </w:tc>
-        <w:tc>
-          <w:tcPr/>
-          <w:p>
-            <w:pPr>
-              <w:pStyle w:val="Compact"/>
-            </w:pPr>
-            <w:r>
-              <w:rPr>
-                <w:lang w:val="en-GB"/>
-              </w:rPr>
-              <w:t xml:space="preserve">—</w:t>
-            </w:r>
-          </w:p>
-        </w:tc>
-        <w:tc>
-          <w:tcPr/>
-          <w:p>
-            <w:pPr>
-              <w:pStyle w:val="Compact"/>
-            </w:pPr>
-            <w:r>
-              <w:rPr>
-                <w:lang w:val="en-GB"/>
-              </w:rPr>
-              <w:t xml:space="preserve">parallel scan, implicit discretization</w:t>
+              <w:t xml:space="preserve"> </w:t>
+            </w:r>
+            <w:r>
+              <w:rPr>
+                <w:lang w:val="en-GB"/>
+              </w:rPr>
+              <w:t xml:space="preserve">and 87.8% for LRU; PPG-DaLiA error 6.4 against 10.65 for Mamba (MSE × 10⁻²)</w:t>
+            </w:r>
+          </w:p>
+        </w:tc>
+        <w:tc>
+          <w:tcPr/>
+          <w:p>
+            <w:pPr>
+              <w:pStyle w:val="Compact"/>
+            </w:pPr>
+            <w:r>
+              <w:rPr>
+                <w:lang w:val="en-GB"/>
+              </w:rPr>
+              <w:t xml:space="preserve">134k on EigenWorms, against 27k for Mamba and 15k for S6</w:t>
+            </w:r>
+          </w:p>
+        </w:tc>
+        <w:tc>
+          <w:tcPr/>
+          <w:p>
+            <w:pPr>
+              <w:pStyle w:val="Compact"/>
+            </w:pPr>
+            <w:r>
+              <w:rPr>
+                <w:lang w:val="en-GB"/>
+              </w:rPr>
+              <w:t xml:space="preserve">parallel scan; implicit (dissipative) or symplectic (conservative) discretization</w:t>
             </w:r>
           </w:p>
         </w:tc>
@@ -17044,49 +18026,49 @@
               <w:rPr>
                 <w:lang w:val="en-GB"/>
               </w:rPr>
-              <w:t xml:space="preserve">sequence and physics tasks</w:t>
-            </w:r>
-          </w:p>
-        </w:tc>
-        <w:tc>
-          <w:tcPr/>
-          <w:p>
-            <w:pPr>
-              <w:pStyle w:val="Compact"/>
-            </w:pPr>
-            <w:r>
-              <w:rPr>
-                <w:lang w:val="en-GB"/>
-              </w:rPr>
-              <w:t xml:space="preserve">travelling waves, emergent topography, parameter efficiency</w:t>
-            </w:r>
-          </w:p>
-        </w:tc>
-        <w:tc>
-          <w:tcPr/>
-          <w:p>
-            <w:pPr>
-              <w:pStyle w:val="Compact"/>
-            </w:pPr>
-            <w:r>
-              <w:rPr>
-                <w:lang w:val="en-GB"/>
-              </w:rPr>
-              <w:t xml:space="preserve">—</w:t>
-            </w:r>
-          </w:p>
-        </w:tc>
-        <w:tc>
-          <w:tcPr/>
-          <w:p>
-            <w:pPr>
-              <w:pStyle w:val="Compact"/>
-            </w:pPr>
-            <w:r>
-              <w:rPr>
-                <w:lang w:val="en-GB"/>
-              </w:rPr>
-              <w:t xml:space="preserve">—</w:t>
+              <w:t xml:space="preserve">sMNIST and psMNIST; rotating MNIST; a Hamiltonian physics suite</w:t>
+            </w:r>
+          </w:p>
+        </w:tc>
+        <w:tc>
+          <w:tcPr/>
+          <w:p>
+            <w:pPr>
+              <w:pStyle w:val="Compact"/>
+            </w:pPr>
+            <w:r>
+              <w:rPr>
+                <w:lang w:val="en-GB"/>
+              </w:rPr>
+              <w:t xml:space="preserve">98.6% and 94.8% at 50k parameters against 99.1% and 95.0% for coRNN at 134k; travelling waves and emergent topography</w:t>
+            </w:r>
+          </w:p>
+        </w:tc>
+        <w:tc>
+          <w:tcPr/>
+          <w:p>
+            <w:pPr>
+              <w:pStyle w:val="Compact"/>
+            </w:pPr>
+            <w:r>
+              <w:rPr>
+                <w:lang w:val="en-GB"/>
+              </w:rPr>
+              <w:t xml:space="preserve">50k, of which 45k are the encoder and decoder</w:t>
+            </w:r>
+          </w:p>
+        </w:tc>
+        <w:tc>
+          <w:tcPr/>
+          <w:p>
+            <w:pPr>
+              <w:pStyle w:val="Compact"/>
+            </w:pPr>
+            <w:r>
+              <w:rPr>
+                <w:lang w:val="en-GB"/>
+              </w:rPr>
+              <w:t xml:space="preserve">18 to 60 steps on the physics tasks; 784 on sMNIST</w:t>
             </w:r>
           </w:p>
         </w:tc>
@@ -17188,49 +18170,49 @@
               <w:rPr>
                 <w:lang w:val="en-GB"/>
               </w:rPr>
-              <w:t xml:space="preserve">ImageNet-1K and CIFAR classification; Maze-hard; Sudoku</w:t>
-            </w:r>
-          </w:p>
-        </w:tc>
-        <w:tc>
-          <w:tcPr/>
-          <w:p>
-            <w:pPr>
-              <w:pStyle w:val="Compact"/>
-            </w:pPr>
-            <w:r>
-              <w:rPr>
-                <w:lang w:val="en-GB"/>
-              </w:rPr>
-              <w:t xml:space="preserve">76.78% top-1 on ImageNet-1K; 80.1% on Maze-hard at 1% of prior state-of-the-art parameters</w:t>
-            </w:r>
-          </w:p>
-        </w:tc>
-        <w:tc>
-          <w:tcPr/>
-          <w:p>
-            <w:pPr>
-              <w:pStyle w:val="Compact"/>
-            </w:pPr>
-            <w:r>
-              <w:rPr>
-                <w:lang w:val="en-GB"/>
-              </w:rPr>
-              <w:t xml:space="preserve">12.3M</w:t>
-            </w:r>
-          </w:p>
-        </w:tc>
-        <w:tc>
-          <w:tcPr/>
-          <w:p>
-            <w:pPr>
-              <w:pStyle w:val="Compact"/>
-            </w:pPr>
-            <w:r>
-              <w:rPr>
-                <w:lang w:val="en-GB"/>
-              </w:rPr>
-              <w:t xml:space="preserve">18 unrolled steps (6 layers × 3)</w:t>
+              <w:t xml:space="preserve">ImageNet-1K, ImageNet-100 and CIFAR classification; Maze-hard; Sudoku</w:t>
+            </w:r>
+          </w:p>
+        </w:tc>
+        <w:tc>
+          <w:tcPr/>
+          <w:p>
+            <w:pPr>
+              <w:pStyle w:val="Compact"/>
+            </w:pPr>
+            <w:r>
+              <w:rPr>
+                <w:lang w:val="en-GB"/>
+              </w:rPr>
+              <w:t xml:space="preserve">76.78% top-1 on ImageNet-1K (ResNet-18 69.73%, ResNet-50 76.89%); 76.2% on Maze-hard, 80.1% with best-of-32 energy voting (TRM-Att 85.3%, HRM 74.5%); 100% on Sudoku</w:t>
+            </w:r>
+          </w:p>
+        </w:tc>
+        <w:tc>
+          <w:tcPr/>
+          <w:p>
+            <w:pPr>
+              <w:pStyle w:val="Compact"/>
+            </w:pPr>
+            <w:r>
+              <w:rPr>
+                <w:lang w:val="en-GB"/>
+              </w:rPr>
+              <w:t xml:space="preserve">12.3M (ImageNet-1K); 0.396M (Maze-hard); 1.58M (Sudoku)</w:t>
+            </w:r>
+          </w:p>
+        </w:tc>
+        <w:tc>
+          <w:tcPr/>
+          <w:p>
+            <w:pPr>
+              <w:pStyle w:val="Compact"/>
+            </w:pPr>
+            <w:r>
+              <w:rPr>
+                <w:lang w:val="en-GB"/>
+              </w:rPr>
+              <w:t xml:space="preserve">18 steps for images (6 layers × 3); 24 (Maze-hard); 16 (Sudoku)</w:t>
             </w:r>
           </w:p>
         </w:tc>
@@ -17260,49 +18242,49 @@
               <w:rPr>
                 <w:lang w:val="en-GB"/>
               </w:rPr>
-              <w:t xml:space="preserve">object discovery, Sudoku</w:t>
-            </w:r>
-          </w:p>
-        </w:tc>
-        <w:tc>
-          <w:tcPr/>
-          <w:p>
-            <w:pPr>
-              <w:pStyle w:val="Compact"/>
-            </w:pPr>
-            <w:r>
-              <w:rPr>
-                <w:lang w:val="en-GB"/>
-              </w:rPr>
-              <w:t xml:space="preserve">robustness and calibration advantages, not accuracy dominance</w:t>
-            </w:r>
-          </w:p>
-        </w:tc>
-        <w:tc>
-          <w:tcPr/>
-          <w:p>
-            <w:pPr>
-              <w:pStyle w:val="Compact"/>
-            </w:pPr>
-            <w:r>
-              <w:rPr>
-                <w:lang w:val="en-GB"/>
-              </w:rPr>
-              <w:t xml:space="preserve">—</w:t>
-            </w:r>
-          </w:p>
-        </w:tc>
-        <w:tc>
-          <w:tcPr/>
-          <w:p>
-            <w:pPr>
-              <w:pStyle w:val="Compact"/>
-            </w:pPr>
-            <w:r>
-              <w:rPr>
-                <w:lang w:val="en-GB"/>
-              </w:rPr>
-              <w:t xml:space="preserve">short iterative settles</w:t>
+              <w:t xml:space="preserve">object discovery, Sudoku, CIFAR-10 robustness and calibration</w:t>
+            </w:r>
+          </w:p>
+        </w:tc>
+        <w:tc>
+          <w:tcPr/>
+          <w:p>
+            <w:pPr>
+              <w:pStyle w:val="Compact"/>
+            </w:pPr>
+            <w:r>
+              <w:rPr>
+                <w:lang w:val="en-GB"/>
+              </w:rPr>
+              <w:t xml:space="preserve">robustness and calibration advantages; 100% on Sudoku in distribution and 89.5% out of distribution with voting; clean CIFAR-10 accuracy below ResNet-18</w:t>
+            </w:r>
+          </w:p>
+        </w:tc>
+        <w:tc>
+          <w:tcPr/>
+          <w:p>
+            <w:pPr>
+              <w:pStyle w:val="Compact"/>
+            </w:pPr>
+            <w:r>
+              <w:rPr>
+                <w:lang w:val="en-GB"/>
+              </w:rPr>
+              <w:t xml:space="preserve">not printed; baselines matched in FLOPs and memory</w:t>
+            </w:r>
+          </w:p>
+        </w:tc>
+        <w:tc>
+          <w:tcPr/>
+          <w:p>
+            <w:pPr>
+              <w:pStyle w:val="Compact"/>
+            </w:pPr>
+            <w:r>
+              <w:rPr>
+                <w:lang w:val="en-GB"/>
+              </w:rPr>
+              <w:t xml:space="preserve">8 steps per block for object discovery, 16 for Sudoku, 3 to 6 for CIFAR-10</w:t>
             </w:r>
           </w:p>
         </w:tc>
@@ -17332,49 +18314,49 @@
               <w:rPr>
                 <w:lang w:val="en-GB"/>
               </w:rPr>
-              <w:t xml:space="preserve">multi-object binding, small scale</w:t>
-            </w:r>
-          </w:p>
-        </w:tc>
-        <w:tc>
-          <w:tcPr/>
-          <w:p>
-            <w:pPr>
-              <w:pStyle w:val="Compact"/>
-            </w:pPr>
-            <w:r>
-              <w:rPr>
-                <w:lang w:val="en-GB"/>
-              </w:rPr>
-              <w:t xml:space="preserve">synchronization helps ~10–15%</w:t>
-            </w:r>
-          </w:p>
-        </w:tc>
-        <w:tc>
-          <w:tcPr/>
-          <w:p>
-            <w:pPr>
-              <w:pStyle w:val="Compact"/>
-            </w:pPr>
-            <w:r>
-              <w:rPr>
-                <w:lang w:val="en-GB"/>
-              </w:rPr>
-              <w:t xml:space="preserve">—</w:t>
-            </w:r>
-          </w:p>
-        </w:tc>
-        <w:tc>
-          <w:tcPr/>
-          <w:p>
-            <w:pPr>
-              <w:pStyle w:val="Compact"/>
-            </w:pPr>
-            <w:r>
-              <w:rPr>
-                <w:lang w:val="en-GB"/>
-              </w:rPr>
-              <w:t xml:space="preserve">—</w:t>
+              <w:t xml:space="preserve">multi-object recognition on Multi-MNIST variants: 2 to 9 digits, overlap, noise, CIFAR backgrounds</w:t>
+            </w:r>
+          </w:p>
+        </w:tc>
+        <w:tc>
+          <w:tcPr/>
+          <w:p>
+            <w:pPr>
+              <w:pStyle w:val="Compact"/>
+            </w:pPr>
+            <w:r>
+              <w:rPr>
+                <w:lang w:val="en-GB"/>
+              </w:rPr>
+              <w:t xml:space="preserve">10 to 15% over a real-valued model under overlap and noise; 2 to 3 points in distribution</w:t>
+            </w:r>
+          </w:p>
+        </w:tc>
+        <w:tc>
+          <w:tcPr/>
+          <w:p>
+            <w:pPr>
+              <w:pStyle w:val="Compact"/>
+            </w:pPr>
+            <w:r>
+              <w:rPr>
+                <w:lang w:val="en-GB"/>
+              </w:rPr>
+              <w:t xml:space="preserve">small; matched to the real-valued baseline in its appendix</w:t>
+            </w:r>
+          </w:p>
+        </w:tc>
+        <w:tc>
+          <w:tcPr/>
+          <w:p>
+            <w:pPr>
+              <w:pStyle w:val="Compact"/>
+            </w:pPr>
+            <w:r>
+              <w:rPr>
+                <w:lang w:val="en-GB"/>
+              </w:rPr>
+              <w:t xml:space="preserve">15 Kuramoto steps at the first layer, backpropagated through</w:t>
             </w:r>
           </w:p>
         </w:tc>
@@ -17404,35 +18386,35 @@
               <w:rPr>
                 <w:lang w:val="en-GB"/>
               </w:rPr>
-              <w:t xml:space="preserve">character-level language modelling</w:t>
-            </w:r>
-          </w:p>
-        </w:tc>
-        <w:tc>
-          <w:tcPr/>
-          <w:p>
-            <w:pPr>
-              <w:pStyle w:val="Compact"/>
-            </w:pPr>
-            <w:r>
-              <w:rPr>
-                <w:lang w:val="en-GB"/>
-              </w:rPr>
-              <w:t xml:space="preserve">above a parameter-matched Transformer at 5M (preprint)</w:t>
-            </w:r>
-          </w:p>
-        </w:tc>
-        <w:tc>
-          <w:tcPr/>
-          <w:p>
-            <w:pPr>
-              <w:pStyle w:val="Compact"/>
-            </w:pPr>
-            <w:r>
-              <w:rPr>
-                <w:lang w:val="en-GB"/>
-              </w:rPr>
-              <w:t xml:space="preserve">5M</w:t>
+              <w:t xml:space="preserve">character-level language modelling (enwik8) and byte-level code (CodeParrot)</w:t>
+            </w:r>
+          </w:p>
+        </w:tc>
+        <w:tc>
+          <w:tcPr/>
+          <w:p>
+            <w:pPr>
+              <w:pStyle w:val="Compact"/>
+            </w:pPr>
+            <w:r>
+              <w:rPr>
+                <w:lang w:val="en-GB"/>
+              </w:rPr>
+              <w:t xml:space="preserve">above a parameter-matched Transformer at 5M on code and by median on enwik8; below it at 1M (preprints)</w:t>
+            </w:r>
+          </w:p>
+        </w:tc>
+        <w:tc>
+          <w:tcPr/>
+          <w:p>
+            <w:pPr>
+              <w:pStyle w:val="Compact"/>
+            </w:pPr>
+            <w:r>
+              <w:rPr>
+                <w:lang w:val="en-GB"/>
+              </w:rPr>
+              <w:t xml:space="preserve">1M; 5M</w:t>
             </w:r>
           </w:p>
         </w:tc>
@@ -17476,49 +18458,121 @@
               <w:rPr>
                 <w:lang w:val="en-GB"/>
               </w:rPr>
-              <w:t xml:space="preserve">generation on periodic domains</w:t>
-            </w:r>
-          </w:p>
-        </w:tc>
-        <w:tc>
-          <w:tcPr/>
-          <w:p>
-            <w:pPr>
-              <w:pStyle w:val="Compact"/>
-            </w:pPr>
-            <w:r>
-              <w:rPr>
-                <w:lang w:val="en-GB"/>
-              </w:rPr>
-              <w:t xml:space="preserve">—</w:t>
-            </w:r>
-          </w:p>
-        </w:tc>
-        <w:tc>
-          <w:tcPr/>
-          <w:p>
-            <w:pPr>
-              <w:pStyle w:val="Compact"/>
-            </w:pPr>
-            <w:r>
-              <w:rPr>
-                <w:lang w:val="en-GB"/>
-              </w:rPr>
-              <w:t xml:space="preserve">—</w:t>
-            </w:r>
-          </w:p>
-        </w:tc>
-        <w:tc>
-          <w:tcPr/>
-          <w:p>
-            <w:pPr>
-              <w:pStyle w:val="Compact"/>
-            </w:pPr>
-            <w:r>
-              <w:rPr>
-                <w:lang w:val="en-GB"/>
-              </w:rPr>
-              <w:t xml:space="preserve">per-step score objectives</w:t>
+              <w:t xml:space="preserve">generation on periodic domains: fingerprints, textures, terrain, CIFAR-10</w:t>
+            </w:r>
+          </w:p>
+        </w:tc>
+        <w:tc>
+          <w:tcPr/>
+          <w:p>
+            <w:pPr>
+              <w:pStyle w:val="Compact"/>
+            </w:pPr>
+            <w:r>
+              <w:rPr>
+                <w:lang w:val="en-GB"/>
+              </w:rPr>
+              <w:t xml:space="preserve">Brodatz FID 18.5 at 100 steps and 14.2 at 1,000, against 38.3 and 20.4 for the same-network Gaussian baseline; CIFAR-10 28.2 against 38.0 at 100 steps, but 10.8 against 3.2 at 1,000</w:t>
+            </w:r>
+          </w:p>
+        </w:tc>
+        <w:tc>
+          <w:tcPr/>
+          <w:p>
+            <w:pPr>
+              <w:pStyle w:val="Compact"/>
+            </w:pPr>
+            <w:r>
+              <w:rPr>
+                <w:lang w:val="en-GB"/>
+              </w:rPr>
+              <w:t xml:space="preserve">same U-Net as the baseline; count not reported</w:t>
+            </w:r>
+          </w:p>
+        </w:tc>
+        <w:tc>
+          <w:tcPr/>
+          <w:p>
+            <w:pPr>
+              <w:pStyle w:val="Compact"/>
+            </w:pPr>
+            <w:r>
+              <w:rPr>
+                <w:lang w:val="en-GB"/>
+              </w:rPr>
+              <w:t xml:space="preserve">forward chain of 100 to 1,000 steps simulated; per-step score objectives, no gradient through the chain</w:t>
+            </w:r>
+          </w:p>
+        </w:tc>
+      </w:tr>
+      <w:tr>
+        <w:tc>
+          <w:tcPr/>
+          <w:p>
+            <w:pPr>
+              <w:pStyle w:val="Compact"/>
+            </w:pPr>
+            <w:r>
+              <w:rPr>
+                <w:lang w:val="en-GB"/>
+              </w:rPr>
+              <w:t xml:space="preserve">HoloGraph</w:t>
+            </w:r>
+          </w:p>
+        </w:tc>
+        <w:tc>
+          <w:tcPr/>
+          <w:p>
+            <w:pPr>
+              <w:pStyle w:val="Compact"/>
+            </w:pPr>
+            <w:r>
+              <w:rPr>
+                <w:lang w:val="en-GB"/>
+              </w:rPr>
+              <w:t xml:space="preserve">node and graph classification on ten citation, web and molecule graphs; fMRI task decoding</w:t>
+            </w:r>
+          </w:p>
+        </w:tc>
+        <w:tc>
+          <w:tcPr/>
+          <w:p>
+            <w:pPr>
+              <w:pStyle w:val="Compact"/>
+            </w:pPr>
+            <w:r>
+              <w:rPr>
+                <w:lang w:val="en-GB"/>
+              </w:rPr>
+              <w:t xml:space="preserve">best or near-best against eight GNN baselines including KuramotoGNN and GraphCON; accuracy stable to 128 layers</w:t>
+            </w:r>
+          </w:p>
+        </w:tc>
+        <w:tc>
+          <w:tcPr/>
+          <w:p>
+            <w:pPr>
+              <w:pStyle w:val="Compact"/>
+            </w:pPr>
+            <w:r>
+              <w:rPr>
+                <w:lang w:val="en-GB"/>
+              </w:rPr>
+              <w:t xml:space="preserve">not reported in the main text</w:t>
+            </w:r>
+          </w:p>
+        </w:tc>
+        <w:tc>
+          <w:tcPr/>
+          <w:p>
+            <w:pPr>
+              <w:pStyle w:val="Compact"/>
+            </w:pPr>
+            <w:r>
+              <w:rPr>
+                <w:lang w:val="en-GB"/>
+              </w:rPr>
+              <w:t xml:space="preserve">unrolled forward-difference stack, to 128 layers</w:t>
             </w:r>
           </w:p>
         </w:tc>
@@ -17545,31 +18599,7 @@
         <w:rPr>
           <w:lang w:val="en-GB"/>
         </w:rPr>
-        <w:t xml:space="preserve">The counts quoted in Sections 2.3.3 and 4 are derived from Table 1 as follows. Twelve rows</w:t>
-      </w:r>
-      <w:r>
-        <w:rPr>
-          <w:lang w:val="en-GB"/>
-        </w:rPr>
-        <w:t xml:space="preserve"> </w:t>
-      </w:r>
-      <w:r>
-        <w:rPr>
-          <w:lang w:val="en-GB"/>
-        </w:rPr>
-        <w:t xml:space="preserve">times five controls gives sixty possible control comparisons. Five are marked not applicable: the single-term</w:t>
-      </w:r>
-      <w:r>
-        <w:rPr>
-          <w:lang w:val="en-GB"/>
-        </w:rPr>
-        <w:t xml:space="preserve"> </w:t>
-      </w:r>
-      <w:r>
-        <w:rPr>
-          <w:lang w:val="en-GB"/>
-        </w:rPr>
-        <w:t xml:space="preserve">coupling ablation for coRNN</w:t>
+        <w:t xml:space="preserve">The counts quoted in Sections 2.3.3 and 4 are derived from Table 1 as follows. Fourteen rows times five controls gives seventy possible control comparisons. Five are marked not applicable: the single-term coupling ablation for UnICORNN</w:t>
       </w:r>
       <w:r>
         <w:rPr>
@@ -17583,6 +18613,144 @@
         </w:rPr>
         <w:t xml:space="preserve">(</w:t>
       </w:r>
+      <w:hyperlink w:anchor="ref-unicornn">
+        <w:r>
+          <w:rPr>
+            <w:rStyle w:val="Hyperlink"/>
+            <w:lang w:val="en-GB"/>
+          </w:rPr>
+          <w:t xml:space="preserve">Rusch &amp; Mishra, 2021b</w:t>
+        </w:r>
+      </w:hyperlink>
+      <w:r>
+        <w:rPr>
+          <w:lang w:val="en-GB"/>
+        </w:rPr>
+        <w:t xml:space="preserve">)</w:t>
+      </w:r>
+      <w:r>
+        <w:rPr>
+          <w:lang w:val="en-GB"/>
+        </w:rPr>
+        <w:t xml:space="preserve">, whose units do not couple within a layer, and for LinOSS</w:t>
+      </w:r>
+      <w:r>
+        <w:rPr>
+          <w:lang w:val="en-GB"/>
+        </w:rPr>
+        <w:t xml:space="preserve"> </w:t>
+      </w:r>
+      <w:r>
+        <w:rPr>
+          <w:lang w:val="en-GB"/>
+        </w:rPr>
+        <w:t xml:space="preserve">(</w:t>
+      </w:r>
+      <w:hyperlink w:anchor="ref-rusch2025">
+        <w:r>
+          <w:rPr>
+            <w:rStyle w:val="Hyperlink"/>
+            <w:lang w:val="en-GB"/>
+          </w:rPr>
+          <w:t xml:space="preserve">Rusch &amp; Rus, 2025</w:t>
+        </w:r>
+      </w:hyperlink>
+      <w:r>
+        <w:rPr>
+          <w:lang w:val="en-GB"/>
+        </w:rPr>
+        <w:t xml:space="preserve">)</w:t>
+      </w:r>
+      <w:r>
+        <w:rPr>
+          <w:lang w:val="en-GB"/>
+        </w:rPr>
+        <w:t xml:space="preserve"> </w:t>
+      </w:r>
+      <w:r>
+        <w:rPr>
+          <w:lang w:val="en-GB"/>
+        </w:rPr>
+        <w:t xml:space="preserve">/ D-LinOSS</w:t>
+      </w:r>
+      <w:r>
+        <w:rPr>
+          <w:lang w:val="en-GB"/>
+        </w:rPr>
+        <w:t xml:space="preserve"> </w:t>
+      </w:r>
+      <w:r>
+        <w:rPr>
+          <w:lang w:val="en-GB"/>
+        </w:rPr>
+        <w:t xml:space="preserve">(</w:t>
+      </w:r>
+      <w:hyperlink w:anchor="ref-d-linoss">
+        <w:r>
+          <w:rPr>
+            <w:rStyle w:val="Hyperlink"/>
+            <w:lang w:val="en-GB"/>
+          </w:rPr>
+          <w:t xml:space="preserve">Boyer et al., 2025</w:t>
+        </w:r>
+      </w:hyperlink>
+      <w:r>
+        <w:rPr>
+          <w:lang w:val="en-GB"/>
+        </w:rPr>
+        <w:t xml:space="preserve">)</w:t>
+      </w:r>
+      <w:r>
+        <w:rPr>
+          <w:lang w:val="en-GB"/>
+        </w:rPr>
+        <w:t xml:space="preserve">, whose state matrices are diagonal, and the frozen twin for RON</w:t>
+      </w:r>
+      <w:r>
+        <w:rPr>
+          <w:lang w:val="en-GB"/>
+        </w:rPr>
+        <w:t xml:space="preserve"> </w:t>
+      </w:r>
+      <w:r>
+        <w:rPr>
+          <w:lang w:val="en-GB"/>
+        </w:rPr>
+        <w:t xml:space="preserve">(</w:t>
+      </w:r>
+      <w:hyperlink w:anchor="ref-ceni2024">
+        <w:r>
+          <w:rPr>
+            <w:rStyle w:val="Hyperlink"/>
+            <w:lang w:val="en-GB"/>
+          </w:rPr>
+          <w:t xml:space="preserve">Ceni et al., 2024</w:t>
+        </w:r>
+      </w:hyperlink>
+      <w:r>
+        <w:rPr>
+          <w:lang w:val="en-GB"/>
+        </w:rPr>
+        <w:t xml:space="preserve">)</w:t>
+      </w:r>
+      <w:r>
+        <w:rPr>
+          <w:lang w:val="en-GB"/>
+        </w:rPr>
+        <w:t xml:space="preserve">, the spintronic reservoir and oscillator Ising machines, none of which trains its dynamics in the first place. coRNN</w:t>
+      </w:r>
+      <w:r>
+        <w:rPr>
+          <w:lang w:val="en-GB"/>
+        </w:rPr>
+        <w:t xml:space="preserve"> </w:t>
+      </w:r>
+      <w:r>
+        <w:rPr>
+          <w:lang w:val="en-GB"/>
+        </w:rPr>
+        <w:t xml:space="preserve">(</w:t>
+      </w:r>
       <w:hyperlink w:anchor="ref-rusch2021">
         <w:r>
           <w:rPr>
@@ -17608,175 +18776,7 @@
         <w:rPr>
           <w:lang w:val="en-GB"/>
         </w:rPr>
-        <w:t xml:space="preserve">/ UnICORNN</w:t>
-      </w:r>
-      <w:r>
-        <w:rPr>
-          <w:lang w:val="en-GB"/>
-        </w:rPr>
-        <w:t xml:space="preserve"> </w:t>
-      </w:r>
-      <w:r>
-        <w:rPr>
-          <w:lang w:val="en-GB"/>
-        </w:rPr>
-        <w:t xml:space="preserve">(</w:t>
-      </w:r>
-      <w:hyperlink w:anchor="ref-unicornn">
-        <w:r>
-          <w:rPr>
-            <w:rStyle w:val="Hyperlink"/>
-            <w:lang w:val="en-GB"/>
-          </w:rPr>
-          <w:t xml:space="preserve">Rusch &amp; Mishra, 2021b</w:t>
-        </w:r>
-      </w:hyperlink>
-      <w:r>
-        <w:rPr>
-          <w:lang w:val="en-GB"/>
-        </w:rPr>
-        <w:t xml:space="preserve">)</w:t>
-      </w:r>
-      <w:r>
-        <w:rPr>
-          <w:lang w:val="en-GB"/>
-        </w:rPr>
-        <w:t xml:space="preserve"> </w:t>
-      </w:r>
-      <w:r>
-        <w:rPr>
-          <w:lang w:val="en-GB"/>
-        </w:rPr>
-        <w:t xml:space="preserve">and for LinOSS</w:t>
-      </w:r>
-      <w:r>
-        <w:rPr>
-          <w:lang w:val="en-GB"/>
-        </w:rPr>
-        <w:t xml:space="preserve"> </w:t>
-      </w:r>
-      <w:r>
-        <w:rPr>
-          <w:lang w:val="en-GB"/>
-        </w:rPr>
-        <w:t xml:space="preserve">(</w:t>
-      </w:r>
-      <w:hyperlink w:anchor="ref-rusch2025">
-        <w:r>
-          <w:rPr>
-            <w:rStyle w:val="Hyperlink"/>
-            <w:lang w:val="en-GB"/>
-          </w:rPr>
-          <w:t xml:space="preserve">Rusch &amp; Rus, 2025</w:t>
-        </w:r>
-      </w:hyperlink>
-      <w:r>
-        <w:rPr>
-          <w:lang w:val="en-GB"/>
-        </w:rPr>
-        <w:t xml:space="preserve">)</w:t>
-      </w:r>
-      <w:r>
-        <w:rPr>
-          <w:lang w:val="en-GB"/>
-        </w:rPr>
-        <w:t xml:space="preserve"> </w:t>
-      </w:r>
-      <w:r>
-        <w:rPr>
-          <w:lang w:val="en-GB"/>
-        </w:rPr>
-        <w:t xml:space="preserve">/ D-LinOSS</w:t>
-      </w:r>
-      <w:r>
-        <w:rPr>
-          <w:lang w:val="en-GB"/>
-        </w:rPr>
-        <w:t xml:space="preserve"> </w:t>
-      </w:r>
-      <w:r>
-        <w:rPr>
-          <w:lang w:val="en-GB"/>
-        </w:rPr>
-        <w:t xml:space="preserve">(</w:t>
-      </w:r>
-      <w:hyperlink w:anchor="ref-d-linoss">
-        <w:r>
-          <w:rPr>
-            <w:rStyle w:val="Hyperlink"/>
-            <w:lang w:val="en-GB"/>
-          </w:rPr>
-          <w:t xml:space="preserve">Boyer et al., 2025</w:t>
-        </w:r>
-      </w:hyperlink>
-      <w:r>
-        <w:rPr>
-          <w:lang w:val="en-GB"/>
-        </w:rPr>
-        <w:t xml:space="preserve">)</w:t>
-      </w:r>
-      <w:r>
-        <w:rPr>
-          <w:lang w:val="en-GB"/>
-        </w:rPr>
-        <w:t xml:space="preserve">, neither of which has a</w:t>
-      </w:r>
-      <w:r>
-        <w:rPr>
-          <w:lang w:val="en-GB"/>
-        </w:rPr>
-        <w:t xml:space="preserve"> </w:t>
-      </w:r>
-      <w:r>
-        <w:rPr>
-          <w:lang w:val="en-GB"/>
-        </w:rPr>
-        <w:t xml:space="preserve">coupling term to remove, and the frozen twin for RON</w:t>
-      </w:r>
-      <w:r>
-        <w:rPr>
-          <w:lang w:val="en-GB"/>
-        </w:rPr>
-        <w:t xml:space="preserve"> </w:t>
-      </w:r>
-      <w:r>
-        <w:rPr>
-          <w:lang w:val="en-GB"/>
-        </w:rPr>
-        <w:t xml:space="preserve">(</w:t>
-      </w:r>
-      <w:hyperlink w:anchor="ref-ceni2024">
-        <w:r>
-          <w:rPr>
-            <w:rStyle w:val="Hyperlink"/>
-            <w:lang w:val="en-GB"/>
-          </w:rPr>
-          <w:t xml:space="preserve">Ceni et al., 2024</w:t>
-        </w:r>
-      </w:hyperlink>
-      <w:r>
-        <w:rPr>
-          <w:lang w:val="en-GB"/>
-        </w:rPr>
-        <w:t xml:space="preserve">)</w:t>
-      </w:r>
-      <w:r>
-        <w:rPr>
-          <w:lang w:val="en-GB"/>
-        </w:rPr>
-        <w:t xml:space="preserve">, the spintronic reservoir and oscillator</w:t>
-      </w:r>
-      <w:r>
-        <w:rPr>
-          <w:lang w:val="en-GB"/>
-        </w:rPr>
-        <w:t xml:space="preserve"> </w:t>
-      </w:r>
-      <w:r>
-        <w:rPr>
-          <w:lang w:val="en-GB"/>
-        </w:rPr>
-        <w:t xml:space="preserve">Ising machines, none of which trains its dynamics in the first place. That leaves</w:t>
+        <w:t xml:space="preserve">is coupled through its full weight matrices, so its coupling cell is applicable and empty. That leaves</w:t>
       </w:r>
       <w:r>
         <w:rPr>
@@ -17790,7 +18790,19 @@
           <w:bCs/>
           <w:lang w:val="en-GB"/>
         </w:rPr>
-        <w:t xml:space="preserve">fifty-five</w:t>
+        <w:t xml:space="preserve">sixty-five applicable comparisons</w:t>
+      </w:r>
+      <w:r>
+        <w:rPr>
+          <w:lang w:val="en-GB"/>
+        </w:rPr>
+        <w:t xml:space="preserve">, of which</w:t>
+      </w:r>
+      <w:r>
+        <w:rPr>
+          <w:lang w:val="en-GB"/>
+        </w:rPr>
+        <w:t xml:space="preserve"> </w:t>
       </w:r>
       <w:r>
         <w:rPr>
@@ -17798,35 +18810,7 @@
           <w:bCs/>
           <w:lang w:val="en-GB"/>
         </w:rPr>
-        <w:t xml:space="preserve"> </w:t>
-      </w:r>
-      <w:r>
-        <w:rPr>
-          <w:b/>
-          <w:bCs/>
-          <w:lang w:val="en-GB"/>
-        </w:rPr>
-        <w:t xml:space="preserve">applicable comparisons</w:t>
-      </w:r>
-      <w:r>
-        <w:rPr>
-          <w:lang w:val="en-GB"/>
-        </w:rPr>
-        <w:t xml:space="preserve">, of which</w:t>
-      </w:r>
-      <w:r>
-        <w:rPr>
-          <w:lang w:val="en-GB"/>
-        </w:rPr>
-        <w:t xml:space="preserve"> </w:t>
-      </w:r>
-      <w:r>
-        <w:rPr>
-          <w:b/>
-          <w:bCs/>
-          <w:lang w:val="en-GB"/>
-        </w:rPr>
-        <w:t xml:space="preserve">seven are reported</w:t>
+        <w:t xml:space="preserve">sixteen are reported</w:t>
       </w:r>
       <w:r>
         <w:rPr>
@@ -17925,7 +18909,7 @@
         <w:rPr>
           <w:lang w:val="en-GB"/>
         </w:rPr>
-        <w:t xml:space="preserve">Kuramoto Attention</w:t>
+        <w:t xml:space="preserve">AKOrN</w:t>
       </w:r>
       <w:r>
         <w:rPr>
@@ -17939,13 +18923,13 @@
         </w:rPr>
         <w:t xml:space="preserve">(</w:t>
       </w:r>
-      <w:hyperlink w:anchor="ref-kuramoto-attention">
-        <w:r>
-          <w:rPr>
-            <w:rStyle w:val="Hyperlink"/>
-            <w:lang w:val="en-GB"/>
-          </w:rPr>
-          <w:t xml:space="preserve">Nunley, 2026b</w:t>
+      <w:hyperlink w:anchor="ref-akorn">
+        <w:r>
+          <w:rPr>
+            <w:rStyle w:val="Hyperlink"/>
+            <w:lang w:val="en-GB"/>
+          </w:rPr>
+          <w:t xml:space="preserve">Miyato et al., 2025</w:t>
         </w:r>
       </w:hyperlink>
       <w:r>
@@ -17958,46 +18942,7 @@
         <w:rPr>
           <w:lang w:val="en-GB"/>
         </w:rPr>
-        <w:t xml:space="preserve"> </w:t>
-      </w:r>
-      <w:r>
-        <w:rPr>
-          <w:lang w:val="en-GB"/>
-        </w:rPr>
-        <w:t xml:space="preserve">/ FSN</w:t>
-      </w:r>
-      <w:r>
-        <w:rPr>
-          <w:lang w:val="en-GB"/>
-        </w:rPr>
-        <w:t xml:space="preserve"> </w:t>
-      </w:r>
-      <w:r>
-        <w:rPr>
-          <w:lang w:val="en-GB"/>
-        </w:rPr>
-        <w:t xml:space="preserve">(</w:t>
-      </w:r>
-      <w:hyperlink w:anchor="ref-nunley2026">
-        <w:r>
-          <w:rPr>
-            <w:rStyle w:val="Hyperlink"/>
-            <w:lang w:val="en-GB"/>
-          </w:rPr>
-          <w:t xml:space="preserve">Nunley, 2026a</w:t>
-        </w:r>
-      </w:hyperlink>
-      <w:r>
-        <w:rPr>
-          <w:lang w:val="en-GB"/>
-        </w:rPr>
-        <w:t xml:space="preserve">)</w:t>
-      </w:r>
-      <w:r>
-        <w:rPr>
-          <w:lang w:val="en-GB"/>
-        </w:rPr>
-        <w:t xml:space="preserve">, matched-budget baseline (parameter-matched Transformer at 5M).</w:t>
+        <w:t xml:space="preserve">, decoder-only (ItrConv and ItrSA, the same iterated layers without the Kuramoto update).</w:t>
       </w:r>
     </w:p>
     <w:p>
@@ -18012,7 +18957,7 @@
         <w:rPr>
           <w:lang w:val="en-GB"/>
         </w:rPr>
-        <w:t xml:space="preserve">RON, matched-budget baseline (echo-state and trained recurrent baselines).</w:t>
+        <w:t xml:space="preserve">AKOrN, single-term ablation of the coupling (a J = 0 bar in a robustness figure).</w:t>
       </w:r>
     </w:p>
     <w:p>
@@ -18027,7 +18972,7 @@
         <w:rPr>
           <w:lang w:val="en-GB"/>
         </w:rPr>
-        <w:t xml:space="preserve">Kuramoto Orientation Diffusion</w:t>
+        <w:t xml:space="preserve">Kuramoto Attention</w:t>
       </w:r>
       <w:r>
         <w:rPr>
@@ -18041,13 +18986,13 @@
         </w:rPr>
         <w:t xml:space="preserve">(</w:t>
       </w:r>
-      <w:hyperlink w:anchor="ref-kuramoto-orientation-diffusion">
-        <w:r>
-          <w:rPr>
-            <w:rStyle w:val="Hyperlink"/>
-            <w:lang w:val="en-GB"/>
-          </w:rPr>
-          <w:t xml:space="preserve">Song et al., 2025</w:t>
+      <w:hyperlink w:anchor="ref-kuramoto-attention">
+        <w:r>
+          <w:rPr>
+            <w:rStyle w:val="Hyperlink"/>
+            <w:lang w:val="en-GB"/>
+          </w:rPr>
+          <w:t xml:space="preserve">Nunley, 2026b</w:t>
         </w:r>
       </w:hyperlink>
       <w:r>
@@ -18060,7 +19005,46 @@
         <w:rPr>
           <w:lang w:val="en-GB"/>
         </w:rPr>
-        <w:t xml:space="preserve">, single-term ablation of the coupling (K(t) = 0).</w:t>
+        <w:t xml:space="preserve"> </w:t>
+      </w:r>
+      <w:r>
+        <w:rPr>
+          <w:lang w:val="en-GB"/>
+        </w:rPr>
+        <w:t xml:space="preserve">/ FSN</w:t>
+      </w:r>
+      <w:r>
+        <w:rPr>
+          <w:lang w:val="en-GB"/>
+        </w:rPr>
+        <w:t xml:space="preserve"> </w:t>
+      </w:r>
+      <w:r>
+        <w:rPr>
+          <w:lang w:val="en-GB"/>
+        </w:rPr>
+        <w:t xml:space="preserve">(</w:t>
+      </w:r>
+      <w:hyperlink w:anchor="ref-nunley2026">
+        <w:r>
+          <w:rPr>
+            <w:rStyle w:val="Hyperlink"/>
+            <w:lang w:val="en-GB"/>
+          </w:rPr>
+          <w:t xml:space="preserve">Nunley, 2026a</w:t>
+        </w:r>
+      </w:hyperlink>
+      <w:r>
+        <w:rPr>
+          <w:lang w:val="en-GB"/>
+        </w:rPr>
+        <w:t xml:space="preserve">)</w:t>
+      </w:r>
+      <w:r>
+        <w:rPr>
+          <w:lang w:val="en-GB"/>
+        </w:rPr>
+        <w:t xml:space="preserve">, matched-budget baseline (parameter-matched Transformers at 1M and 5M).</w:t>
       </w:r>
     </w:p>
     <w:p>
@@ -18075,7 +19059,7 @@
         <w:rPr>
           <w:lang w:val="en-GB"/>
         </w:rPr>
-        <w:t xml:space="preserve">AKOrN</w:t>
+        <w:t xml:space="preserve">KomplexNet</w:t>
       </w:r>
       <w:r>
         <w:rPr>
@@ -18089,13 +19073,13 @@
         </w:rPr>
         <w:t xml:space="preserve">(</w:t>
       </w:r>
-      <w:hyperlink w:anchor="ref-akorn">
-        <w:r>
-          <w:rPr>
-            <w:rStyle w:val="Hyperlink"/>
-            <w:lang w:val="en-GB"/>
-          </w:rPr>
-          <w:t xml:space="preserve">Miyato et al., 2025</w:t>
+      <w:hyperlink w:anchor="ref-muzellec2025">
+        <w:r>
+          <w:rPr>
+            <w:rStyle w:val="Hyperlink"/>
+            <w:lang w:val="en-GB"/>
+          </w:rPr>
+          <w:t xml:space="preserve">Muzellec et al., 2025</w:t>
         </w:r>
       </w:hyperlink>
       <w:r>
@@ -18108,7 +19092,175 @@
         <w:rPr>
           <w:lang w:val="en-GB"/>
         </w:rPr>
-        <w:t xml:space="preserve">, single-term ablation of the coupling (a J = 0 bar in a robustness figure).</w:t>
+        <w:t xml:space="preserve">, frozen twin (coupling kernel held at a fixed Gaussian).</w:t>
+      </w:r>
+    </w:p>
+    <w:p>
+      <w:pPr>
+        <w:pStyle w:val="Compact"/>
+        <w:numPr>
+          <w:ilvl w:val="0"/>
+          <w:numId w:val="1005"/>
+        </w:numPr>
+      </w:pPr>
+      <w:r>
+        <w:rPr>
+          <w:lang w:val="en-GB"/>
+        </w:rPr>
+        <w:t xml:space="preserve">KomplexNet, decoder-only (the real-valued twin, and the complex twin without the Kuramoto step).</w:t>
+      </w:r>
+    </w:p>
+    <w:p>
+      <w:pPr>
+        <w:pStyle w:val="Compact"/>
+        <w:numPr>
+          <w:ilvl w:val="0"/>
+          <w:numId w:val="1005"/>
+        </w:numPr>
+      </w:pPr>
+      <w:r>
+        <w:rPr>
+          <w:lang w:val="en-GB"/>
+        </w:rPr>
+        <w:t xml:space="preserve">KomplexNet, matched-budget baseline (a parameter-matched real-valued model, and a ViT of comparable size).</w:t>
+      </w:r>
+    </w:p>
+    <w:p>
+      <w:pPr>
+        <w:pStyle w:val="Compact"/>
+        <w:numPr>
+          <w:ilvl w:val="0"/>
+          <w:numId w:val="1005"/>
+        </w:numPr>
+      </w:pPr>
+      <w:r>
+        <w:rPr>
+          <w:lang w:val="en-GB"/>
+        </w:rPr>
+        <w:t xml:space="preserve">KomplexNet, single-term ablation of the coupling (retrained without the Kuramoto step).</w:t>
+      </w:r>
+    </w:p>
+    <w:p>
+      <w:pPr>
+        <w:pStyle w:val="Compact"/>
+        <w:numPr>
+          <w:ilvl w:val="0"/>
+          <w:numId w:val="1005"/>
+        </w:numPr>
+      </w:pPr>
+      <w:r>
+        <w:rPr>
+          <w:lang w:val="en-GB"/>
+        </w:rPr>
+        <w:t xml:space="preserve">Kuramoto Orientation Diffusion</w:t>
+      </w:r>
+      <w:r>
+        <w:rPr>
+          <w:lang w:val="en-GB"/>
+        </w:rPr>
+        <w:t xml:space="preserve"> </w:t>
+      </w:r>
+      <w:r>
+        <w:rPr>
+          <w:lang w:val="en-GB"/>
+        </w:rPr>
+        <w:t xml:space="preserve">(</w:t>
+      </w:r>
+      <w:hyperlink w:anchor="ref-kuramoto-orientation-diffusion">
+        <w:r>
+          <w:rPr>
+            <w:rStyle w:val="Hyperlink"/>
+            <w:lang w:val="en-GB"/>
+          </w:rPr>
+          <w:t xml:space="preserve">Song et al., 2025</w:t>
+        </w:r>
+      </w:hyperlink>
+      <w:r>
+        <w:rPr>
+          <w:lang w:val="en-GB"/>
+        </w:rPr>
+        <w:t xml:space="preserve">)</w:t>
+      </w:r>
+      <w:r>
+        <w:rPr>
+          <w:lang w:val="en-GB"/>
+        </w:rPr>
+        <w:t xml:space="preserve">, decoder-only (the Gaussian score model with the same U-Net).</w:t>
+      </w:r>
+    </w:p>
+    <w:p>
+      <w:pPr>
+        <w:pStyle w:val="Compact"/>
+        <w:numPr>
+          <w:ilvl w:val="0"/>
+          <w:numId w:val="1005"/>
+        </w:numPr>
+      </w:pPr>
+      <w:r>
+        <w:rPr>
+          <w:lang w:val="en-GB"/>
+        </w:rPr>
+        <w:t xml:space="preserve">Kuramoto Orientation Diffusion, matched-budget baseline (the same experiment as item 11, counted once per column as the table does).</w:t>
+      </w:r>
+    </w:p>
+    <w:p>
+      <w:pPr>
+        <w:pStyle w:val="Compact"/>
+        <w:numPr>
+          <w:ilvl w:val="0"/>
+          <w:numId w:val="1005"/>
+        </w:numPr>
+      </w:pPr>
+      <w:r>
+        <w:rPr>
+          <w:lang w:val="en-GB"/>
+        </w:rPr>
+        <w:t xml:space="preserve">Kuramoto Orientation Diffusion, single-term ablation of the coupling (K(t) = 0).</w:t>
+      </w:r>
+    </w:p>
+    <w:p>
+      <w:pPr>
+        <w:pStyle w:val="Compact"/>
+        <w:numPr>
+          <w:ilvl w:val="0"/>
+          <w:numId w:val="1005"/>
+        </w:numPr>
+      </w:pPr>
+      <w:r>
+        <w:rPr>
+          <w:lang w:val="en-GB"/>
+        </w:rPr>
+        <w:t xml:space="preserve">coRNN, matched-budget baseline (a 9k-parameter LSTM on Lorenz-96, in the supplement).</w:t>
+      </w:r>
+    </w:p>
+    <w:p>
+      <w:pPr>
+        <w:pStyle w:val="Compact"/>
+        <w:numPr>
+          <w:ilvl w:val="0"/>
+          <w:numId w:val="1005"/>
+        </w:numPr>
+      </w:pPr>
+      <w:r>
+        <w:rPr>
+          <w:lang w:val="en-GB"/>
+        </w:rPr>
+        <w:t xml:space="preserve">UnICORNN, matched-budget baseline (the same Lorenz-96 comparison).</w:t>
+      </w:r>
+    </w:p>
+    <w:p>
+      <w:pPr>
+        <w:pStyle w:val="Compact"/>
+        <w:numPr>
+          <w:ilvl w:val="0"/>
+          <w:numId w:val="1005"/>
+        </w:numPr>
+      </w:pPr>
+      <w:r>
+        <w:rPr>
+          <w:lang w:val="en-GB"/>
+        </w:rPr>
+        <w:t xml:space="preserve">RON, matched-budget baseline (echo-state and trained recurrent baselines at matched trainable parameters).</w:t>
       </w:r>
     </w:p>
     <w:p>
@@ -18119,7 +19271,7 @@
         <w:rPr>
           <w:lang w:val="en-GB"/>
         </w:rPr>
-        <w:t xml:space="preserve">An eighth cell, KomplexNet</w:t>
+        <w:t xml:space="preserve">Three further cells are marked as the nearest published instance rather than the control itself, and are not counted among the sixteen: AKOrN’s matched-budget cell, since its baselines are matched in FLOPs and memory and described as roughly matched in parameters but the counts are not printed; WONN</w:t>
       </w:r>
       <w:r>
         <w:rPr>
@@ -18133,13 +19285,13 @@
         </w:rPr>
         <w:t xml:space="preserve">(</w:t>
       </w:r>
-      <w:hyperlink w:anchor="ref-muzellec2025">
-        <w:r>
-          <w:rPr>
-            <w:rStyle w:val="Hyperlink"/>
-            <w:lang w:val="en-GB"/>
-          </w:rPr>
-          <w:t xml:space="preserve">Muzellec et al., 2025</w:t>
+      <w:hyperlink w:anchor="ref-wonn">
+        <w:r>
+          <w:rPr>
+            <w:rStyle w:val="Hyperlink"/>
+            <w:lang w:val="en-GB"/>
+          </w:rPr>
+          <w:t xml:space="preserve">Dai &amp; Song, 2026</w:t>
         </w:r>
       </w:hyperlink>
       <w:r>
@@ -18152,19 +19304,7 @@
         <w:rPr>
           <w:lang w:val="en-GB"/>
         </w:rPr>
-        <w:t xml:space="preserve">’s random-phase control, is marked as the nearest published instance</w:t>
-      </w:r>
-      <w:r>
-        <w:rPr>
-          <w:lang w:val="en-GB"/>
-        </w:rPr>
-        <w:t xml:space="preserve"> </w:t>
-      </w:r>
-      <w:r>
-        <w:rPr>
-          <w:lang w:val="en-GB"/>
-        </w:rPr>
-        <w:t xml:space="preserve">rather than the control itself, and is not counted among the seven.</w:t>
+        <w:t xml:space="preserve">’s matched-budget cell, since the ResNet-18 it is compared with is an off-the-shelf model of similar size under a different training recipe; and the coupling cell of Kuramoto Attention / FSN, whose learned-value-projection ablation replaces the Kuramoto step rather than removing it.</w:t>
       </w:r>
     </w:p>
     <w:p>
@@ -18175,7 +19315,29 @@
         <w:rPr>
           <w:lang w:val="en-GB"/>
         </w:rPr>
-        <w:t xml:space="preserve">Table 1 covers twelve of the thirteen systems in Appendix D. ESN</w:t>
+        <w:t xml:space="preserve">Two comparisons the five controls do not capture are recorded in Section 2.3.3 because they come close to a sixth: UnICORNN is coRNN with the damping and the within-layer coupling removed and a layer stack added, and D-LinOSS with its damping set to zero recovers LinOSS’s conservative discretization, so each pair of papers publishes both sides of a damping ablation that neither paper runs alone.</w:t>
+      </w:r>
+    </w:p>
+    <w:p>
+      <w:pPr>
+        <w:pStyle w:val="BodyText"/>
+      </w:pPr>
+      <w:r>
+        <w:rPr>
+          <w:lang w:val="en-GB"/>
+        </w:rPr>
+        <w:t xml:space="preserve">An earlier draft of this survey counted seven of fifty-five. The difference is entirely controls that the papers report and that draft had missed, together with one cell it had marked not applicable in error. We record the correction here because it is itself evidence for the argument of Section 3.2 that reported controls need a reporting standard to be legible.</w:t>
+      </w:r>
+    </w:p>
+    <w:p>
+      <w:pPr>
+        <w:pStyle w:val="BodyText"/>
+      </w:pPr>
+      <w:r>
+        <w:rPr>
+          <w:lang w:val="en-GB"/>
+        </w:rPr>
+        <w:t xml:space="preserve">Table 1 covers fourteen of the fifteen rows in Appendix D. ESN</w:t>
       </w:r>
       <w:r>
         <w:rPr>
@@ -18253,31 +19415,7 @@
         <w:rPr>
           <w:lang w:val="en-GB"/>
         </w:rPr>
-        <w:t xml:space="preserve">are omitted from it</w:t>
-      </w:r>
-      <w:r>
-        <w:rPr>
-          <w:lang w:val="en-GB"/>
-        </w:rPr>
-        <w:t xml:space="preserve"> </w:t>
-      </w:r>
-      <w:r>
-        <w:rPr>
-          <w:lang w:val="en-GB"/>
-        </w:rPr>
-        <w:t xml:space="preserve">because they are the reservoir-computing precedent this survey measures oscillator systems</w:t>
-      </w:r>
-      <w:r>
-        <w:rPr>
-          <w:lang w:val="en-GB"/>
-        </w:rPr>
-        <w:t xml:space="preserve"> </w:t>
-      </w:r>
-      <w:r>
-        <w:rPr>
-          <w:lang w:val="en-GB"/>
-        </w:rPr>
-        <w:t xml:space="preserve">against rather than oscillator systems whose dynamics is itself under test.</w:t>
+        <w:t xml:space="preserve">are omitted from it because they are the reservoir-computing precedent this survey measures oscillator systems against rather than oscillator systems whose dynamics is itself under test.</w:t>
       </w:r>
     </w:p>
     <w:bookmarkEnd w:id="86"/>
@@ -18330,7 +19468,7 @@
         <w:rPr>
           <w:lang w:val="en-GB"/>
         </w:rPr>
-        <w:t xml:space="preserve">Removed as a single variable twice, in a diffusion forward process and in one bar of a robustness figure, and never at a matched budget on a headline task; theory says expressivity survives without it; the binding literature says something</w:t>
+        <w:t xml:space="preserve">Removed as a single variable three times, in a diffusion forward process on one dataset, in one bar of a robustness figure, and in a model retrained without the term, never with a retrained and a zeroed-at-test variant side by side; theory says expressivity survives without it; the binding literature says something</w:t>
       </w:r>
       <w:r>
         <w:rPr>

--- a/papers/01-evidence-audit/from-synchronization-physics-to-trained-dynamics.docx
+++ b/papers/01-evidence-audit/from-synchronization-physics-to-trained-dynamics.docx
@@ -5094,19 +5094,19 @@
           <w:bCs/>
           <w:lang w:val="en-GB"/>
         </w:rPr>
-        <w:t xml:space="preserve">State-space models put a linear dynamical system back in.</w:t>
-      </w:r>
-      <w:r>
-        <w:rPr>
-          <w:lang w:val="en-GB"/>
-        </w:rPr>
-        <w:t xml:space="preserve"> </w:t>
-      </w:r>
-      <w:r>
-        <w:rPr>
-          <w:lang w:val="en-GB"/>
-        </w:rPr>
-        <w:t xml:space="preserve">S4</w:t>
+        <w:t xml:space="preserve">Diffusion models iterate over noise rather than over time.</w:t>
+      </w:r>
+      <w:r>
+        <w:rPr>
+          <w:lang w:val="en-GB"/>
+        </w:rPr>
+        <w:t xml:space="preserve"> </w:t>
+      </w:r>
+      <w:r>
+        <w:rPr>
+          <w:lang w:val="en-GB"/>
+        </w:rPr>
+        <w:t xml:space="preserve">A diffusion model</w:t>
       </w:r>
       <w:r>
         <w:rPr>
@@ -5120,13 +5120,34 @@
         </w:rPr>
         <w:t xml:space="preserve">(</w:t>
       </w:r>
-      <w:hyperlink w:anchor="ref-s4">
-        <w:r>
-          <w:rPr>
-            <w:rStyle w:val="Hyperlink"/>
-            <w:lang w:val="en-GB"/>
-          </w:rPr>
-          <w:t xml:space="preserve">Gu et al., 2022</w:t>
+      <w:hyperlink w:anchor="ref-ho2020">
+        <w:r>
+          <w:rPr>
+            <w:rStyle w:val="Hyperlink"/>
+            <w:lang w:val="en-GB"/>
+          </w:rPr>
+          <w:t xml:space="preserve">Ho et al., 2020</w:t>
+        </w:r>
+      </w:hyperlink>
+      <w:r>
+        <w:rPr>
+          <w:lang w:val="en-GB"/>
+        </w:rPr>
+        <w:t xml:space="preserve">;</w:t>
+      </w:r>
+      <w:r>
+        <w:rPr>
+          <w:lang w:val="en-GB"/>
+        </w:rPr>
+        <w:t xml:space="preserve"> </w:t>
+      </w:r>
+      <w:hyperlink w:anchor="ref-sohl-dickstein2015">
+        <w:r>
+          <w:rPr>
+            <w:rStyle w:val="Hyperlink"/>
+            <w:lang w:val="en-GB"/>
+          </w:rPr>
+          <w:t xml:space="preserve">Sohl-Dickstein et al., 2015</w:t>
         </w:r>
       </w:hyperlink>
       <w:r>
@@ -5145,138 +5166,7 @@
         <w:rPr>
           <w:lang w:val="en-GB"/>
         </w:rPr>
-        <w:t xml:space="preserve">recovers a constant-size recurrent state while keeping parallel training, and finds its spectrum’s initialization to be load-bearing rather than incidental</w:t>
-      </w:r>
-      <w:r>
-        <w:rPr>
-          <w:lang w:val="en-GB"/>
-        </w:rPr>
-        <w:t xml:space="preserve"> </w:t>
-      </w:r>
-      <w:r>
-        <w:rPr>
-          <w:lang w:val="en-GB"/>
-        </w:rPr>
-        <w:t xml:space="preserve">(</w:t>
-      </w:r>
-      <w:hyperlink w:anchor="ref-how-train-your-hippo">
-        <w:r>
-          <w:rPr>
-            <w:rStyle w:val="Hyperlink"/>
-            <w:lang w:val="en-GB"/>
-          </w:rPr>
-          <w:t xml:space="preserve">Gu et al., 2023</w:t>
-        </w:r>
-      </w:hyperlink>
-      <w:r>
-        <w:rPr>
-          <w:lang w:val="en-GB"/>
-        </w:rPr>
-        <w:t xml:space="preserve">)</w:t>
-      </w:r>
-      <w:r>
-        <w:rPr>
-          <w:lang w:val="en-GB"/>
-        </w:rPr>
-        <w:t xml:space="preserve">; Mamba</w:t>
-      </w:r>
-      <w:r>
-        <w:rPr>
-          <w:lang w:val="en-GB"/>
-        </w:rPr>
-        <w:t xml:space="preserve"> </w:t>
-      </w:r>
-      <w:r>
-        <w:rPr>
-          <w:lang w:val="en-GB"/>
-        </w:rPr>
-        <w:t xml:space="preserve">(</w:t>
-      </w:r>
-      <w:hyperlink w:anchor="ref-mamba">
-        <w:r>
-          <w:rPr>
-            <w:rStyle w:val="Hyperlink"/>
-            <w:lang w:val="en-GB"/>
-          </w:rPr>
-          <w:t xml:space="preserve">Gu &amp; Dao, 2023</w:t>
-        </w:r>
-      </w:hyperlink>
-      <w:r>
-        <w:rPr>
-          <w:lang w:val="en-GB"/>
-        </w:rPr>
-        <w:t xml:space="preserve">)</w:t>
-      </w:r>
-      <w:r>
-        <w:rPr>
-          <w:lang w:val="en-GB"/>
-        </w:rPr>
-        <w:t xml:space="preserve"> </w:t>
-      </w:r>
-      <w:r>
-        <w:rPr>
-          <w:lang w:val="en-GB"/>
-        </w:rPr>
-        <w:t xml:space="preserve">makes the state transition input-dependent and reaches Transformer-quality language modelling. This is the family the oscillatory recurrences are closest to: LinOSS</w:t>
-      </w:r>
-      <w:r>
-        <w:rPr>
-          <w:lang w:val="en-GB"/>
-        </w:rPr>
-        <w:t xml:space="preserve"> </w:t>
-      </w:r>
-      <w:r>
-        <w:rPr>
-          <w:i/>
-          <w:iCs/>
-          <w:lang w:val="en-GB"/>
-        </w:rPr>
-        <w:t xml:space="preserve">is</w:t>
-      </w:r>
-      <w:r>
-        <w:rPr>
-          <w:lang w:val="en-GB"/>
-        </w:rPr>
-        <w:t xml:space="preserve"> </w:t>
-      </w:r>
-      <w:r>
-        <w:rPr>
-          <w:lang w:val="en-GB"/>
-        </w:rPr>
-        <w:t xml:space="preserve">a state-space model whose transition is a bank of harmonic oscillators, which is why it is also the oscillator system with the longest gradient horizon in the survey, roughly fifty thousand steps; UnICORNN’s 17,984 is the longest for a nonlinear one. Hybrids interleave the two, keeping a few attention layers for recall over a mostly recurrent stack</w:t>
-      </w:r>
-      <w:r>
-        <w:rPr>
-          <w:lang w:val="en-GB"/>
-        </w:rPr>
-        <w:t xml:space="preserve"> </w:t>
-      </w:r>
-      <w:r>
-        <w:rPr>
-          <w:lang w:val="en-GB"/>
-        </w:rPr>
-        <w:t xml:space="preserve">(</w:t>
-      </w:r>
-      <w:hyperlink w:anchor="ref-lieber2024">
-        <w:r>
-          <w:rPr>
-            <w:rStyle w:val="Hyperlink"/>
-            <w:lang w:val="en-GB"/>
-          </w:rPr>
-          <w:t xml:space="preserve">Lieber et al., 2024</w:t>
-        </w:r>
-      </w:hyperlink>
-      <w:r>
-        <w:rPr>
-          <w:lang w:val="en-GB"/>
-        </w:rPr>
-        <w:t xml:space="preserve">)</w:t>
-      </w:r>
-      <w:r>
-        <w:rPr>
-          <w:lang w:val="en-GB"/>
-        </w:rPr>
-        <w:t xml:space="preserve">.</w:t>
+        <w:t xml:space="preserve">carries nothing between inputs; it generates by running a learned denoiser, itself a convolutional or attention network, for a fixed number of steps down a noise schedule, so the computation is a dynamical system over noise level rather than over the time axis of a signal. That makes it the conventional family closest in shape to a trained oscillator field settling from a random initial condition, which is why Un-0 is scored against diffusion baselines and why Kuramoto Orientation Diffusion could replace the Gaussian forward process with stochastic Kuramoto dynamics outright.</w:t>
       </w:r>
     </w:p>
     <w:p>
@@ -5289,19 +5179,19 @@
           <w:bCs/>
           <w:lang w:val="en-GB"/>
         </w:rPr>
-        <w:t xml:space="preserve">Spiking networks are the nearest neighbour.</w:t>
-      </w:r>
-      <w:r>
-        <w:rPr>
-          <w:lang w:val="en-GB"/>
-        </w:rPr>
-        <w:t xml:space="preserve"> </w:t>
-      </w:r>
-      <w:r>
-        <w:rPr>
-          <w:lang w:val="en-GB"/>
-        </w:rPr>
-        <w:t xml:space="preserve">A spiking unit is an oscillator of a restricted kind: it integrates input, crosses a threshold, emits a discrete event, and resets. That discreteness is what makes it efficient on neuromorphic hardware and what makes it hard to train, since the threshold is non-differentiable, so gradient methods need a surrogate and the choice of surrogate is itself a modelling decision</w:t>
+        <w:t xml:space="preserve">State-space models put a linear dynamical system back in.</w:t>
+      </w:r>
+      <w:r>
+        <w:rPr>
+          <w:lang w:val="en-GB"/>
+        </w:rPr>
+        <w:t xml:space="preserve"> </w:t>
+      </w:r>
+      <w:r>
+        <w:rPr>
+          <w:lang w:val="en-GB"/>
+        </w:rPr>
+        <w:t xml:space="preserve">S4</w:t>
       </w:r>
       <w:r>
         <w:rPr>
@@ -5315,13 +5205,13 @@
         </w:rPr>
         <w:t xml:space="preserve">(</w:t>
       </w:r>
-      <w:hyperlink w:anchor="ref-neftci2019">
-        <w:r>
-          <w:rPr>
-            <w:rStyle w:val="Hyperlink"/>
-            <w:lang w:val="en-GB"/>
-          </w:rPr>
-          <w:t xml:space="preserve">Neftci et al., 2019</w:t>
+      <w:hyperlink w:anchor="ref-s4">
+        <w:r>
+          <w:rPr>
+            <w:rStyle w:val="Hyperlink"/>
+            <w:lang w:val="en-GB"/>
+          </w:rPr>
+          <w:t xml:space="preserve">Gu et al., 2022</w:t>
         </w:r>
       </w:hyperlink>
       <w:r>
@@ -5334,7 +5224,13 @@
         <w:rPr>
           <w:lang w:val="en-GB"/>
         </w:rPr>
-        <w:t xml:space="preserve">. Oscillator models keep the state continuous, so coupling is differentiable and no surrogate is needed, and they carry structure a threshold unit discards: a natural frequency, a phase relationship to every other unit, and a graded rather than binary response to input. Recent work narrows the gap from the other side, training networks of Morris–Lecar neurons directly with backpropagation</w:t>
+        <w:t xml:space="preserve"> </w:t>
+      </w:r>
+      <w:r>
+        <w:rPr>
+          <w:lang w:val="en-GB"/>
+        </w:rPr>
+        <w:t xml:space="preserve">recovers a constant-size recurrent state while keeping parallel training, and finds its spectrum’s initialization to be load-bearing rather than incidental</w:t>
       </w:r>
       <w:r>
         <w:rPr>
@@ -5348,20 +5244,157 @@
         </w:rPr>
         <w:t xml:space="preserve">(</w:t>
       </w:r>
-      <w:hyperlink w:anchor="ref-akbari2025">
-        <w:r>
-          <w:rPr>
-            <w:rStyle w:val="Hyperlink"/>
-            <w:lang w:val="en-GB"/>
-          </w:rPr>
-          <w:t xml:space="preserve">Akbari et al., 2025</w:t>
-        </w:r>
-      </w:hyperlink>
-      <w:r>
-        <w:rPr>
-          <w:lang w:val="en-GB"/>
-        </w:rPr>
-        <w:t xml:space="preserve">, preprint)</w:t>
+      <w:hyperlink w:anchor="ref-how-train-your-hippo">
+        <w:r>
+          <w:rPr>
+            <w:rStyle w:val="Hyperlink"/>
+            <w:lang w:val="en-GB"/>
+          </w:rPr>
+          <w:t xml:space="preserve">Gu et al., 2023</w:t>
+        </w:r>
+      </w:hyperlink>
+      <w:r>
+        <w:rPr>
+          <w:lang w:val="en-GB"/>
+        </w:rPr>
+        <w:t xml:space="preserve">)</w:t>
+      </w:r>
+      <w:r>
+        <w:rPr>
+          <w:lang w:val="en-GB"/>
+        </w:rPr>
+        <w:t xml:space="preserve">; Mamba</w:t>
+      </w:r>
+      <w:r>
+        <w:rPr>
+          <w:lang w:val="en-GB"/>
+        </w:rPr>
+        <w:t xml:space="preserve"> </w:t>
+      </w:r>
+      <w:r>
+        <w:rPr>
+          <w:lang w:val="en-GB"/>
+        </w:rPr>
+        <w:t xml:space="preserve">(</w:t>
+      </w:r>
+      <w:hyperlink w:anchor="ref-mamba">
+        <w:r>
+          <w:rPr>
+            <w:rStyle w:val="Hyperlink"/>
+            <w:lang w:val="en-GB"/>
+          </w:rPr>
+          <w:t xml:space="preserve">Gu &amp; Dao, 2023</w:t>
+        </w:r>
+      </w:hyperlink>
+      <w:r>
+        <w:rPr>
+          <w:lang w:val="en-GB"/>
+        </w:rPr>
+        <w:t xml:space="preserve">)</w:t>
+      </w:r>
+      <w:r>
+        <w:rPr>
+          <w:lang w:val="en-GB"/>
+        </w:rPr>
+        <w:t xml:space="preserve"> </w:t>
+      </w:r>
+      <w:r>
+        <w:rPr>
+          <w:lang w:val="en-GB"/>
+        </w:rPr>
+        <w:t xml:space="preserve">makes the state transition input-dependent and reaches Transformer-quality language modelling. RWKV</w:t>
+      </w:r>
+      <w:r>
+        <w:rPr>
+          <w:lang w:val="en-GB"/>
+        </w:rPr>
+        <w:t xml:space="preserve"> </w:t>
+      </w:r>
+      <w:r>
+        <w:rPr>
+          <w:lang w:val="en-GB"/>
+        </w:rPr>
+        <w:t xml:space="preserve">(</w:t>
+      </w:r>
+      <w:hyperlink w:anchor="ref-peng2023">
+        <w:r>
+          <w:rPr>
+            <w:rStyle w:val="Hyperlink"/>
+            <w:lang w:val="en-GB"/>
+          </w:rPr>
+          <w:t xml:space="preserve">Peng et al., 2023</w:t>
+        </w:r>
+      </w:hyperlink>
+      <w:r>
+        <w:rPr>
+          <w:lang w:val="en-GB"/>
+        </w:rPr>
+        <w:t xml:space="preserve">)</w:t>
+      </w:r>
+      <w:r>
+        <w:rPr>
+          <w:lang w:val="en-GB"/>
+        </w:rPr>
+        <w:t xml:space="preserve"> </w:t>
+      </w:r>
+      <w:r>
+        <w:rPr>
+          <w:lang w:val="en-GB"/>
+        </w:rPr>
+        <w:t xml:space="preserve">arrives at the same shape from the attention side, rewriting attention as a linear recurrence so that a Transformer-style model trains in parallel and runs with a constant-size state, which makes it the mainstream counterpart of the attention-as-dynamics reading that Kuramoto Attention and FSN give. This is the family the oscillatory recurrences are closest to: LinOSS</w:t>
+      </w:r>
+      <w:r>
+        <w:rPr>
+          <w:lang w:val="en-GB"/>
+        </w:rPr>
+        <w:t xml:space="preserve"> </w:t>
+      </w:r>
+      <w:r>
+        <w:rPr>
+          <w:i/>
+          <w:iCs/>
+          <w:lang w:val="en-GB"/>
+        </w:rPr>
+        <w:t xml:space="preserve">is</w:t>
+      </w:r>
+      <w:r>
+        <w:rPr>
+          <w:lang w:val="en-GB"/>
+        </w:rPr>
+        <w:t xml:space="preserve"> </w:t>
+      </w:r>
+      <w:r>
+        <w:rPr>
+          <w:lang w:val="en-GB"/>
+        </w:rPr>
+        <w:t xml:space="preserve">a state-space model whose transition is a bank of harmonic oscillators, which is why it is also the oscillator system with the longest gradient horizon in the survey, roughly fifty thousand steps; UnICORNN’s 17,984 is the longest for a nonlinear one. Hybrids interleave the two, keeping a few attention layers for recall over a mostly recurrent stack</w:t>
+      </w:r>
+      <w:r>
+        <w:rPr>
+          <w:lang w:val="en-GB"/>
+        </w:rPr>
+        <w:t xml:space="preserve"> </w:t>
+      </w:r>
+      <w:r>
+        <w:rPr>
+          <w:lang w:val="en-GB"/>
+        </w:rPr>
+        <w:t xml:space="preserve">(</w:t>
+      </w:r>
+      <w:hyperlink w:anchor="ref-lieber2024">
+        <w:r>
+          <w:rPr>
+            <w:rStyle w:val="Hyperlink"/>
+            <w:lang w:val="en-GB"/>
+          </w:rPr>
+          <w:t xml:space="preserve">Lieber et al., 2024</w:t>
+        </w:r>
+      </w:hyperlink>
+      <w:r>
+        <w:rPr>
+          <w:lang w:val="en-GB"/>
+        </w:rPr>
+        <w:t xml:space="preserve">)</w:t>
       </w:r>
       <w:r>
         <w:rPr>
@@ -5369,18 +5402,109 @@
         </w:rPr>
         <w:t xml:space="preserve">.</w:t>
       </w:r>
-      <w:r>
-        <w:rPr>
-          <w:lang w:val="en-GB"/>
-        </w:rPr>
-        <w:t xml:space="preserve"> </w:t>
-      </w:r>
+    </w:p>
+    <w:p>
+      <w:pPr>
+        <w:pStyle w:val="BodyText"/>
+      </w:pPr>
       <w:r>
         <w:rPr>
           <w:b/>
           <w:bCs/>
           <w:lang w:val="en-GB"/>
         </w:rPr>
+        <w:t xml:space="preserve">Spiking networks are the nearest neighbour.</w:t>
+      </w:r>
+      <w:r>
+        <w:rPr>
+          <w:lang w:val="en-GB"/>
+        </w:rPr>
+        <w:t xml:space="preserve"> </w:t>
+      </w:r>
+      <w:r>
+        <w:rPr>
+          <w:lang w:val="en-GB"/>
+        </w:rPr>
+        <w:t xml:space="preserve">A spiking unit is an oscillator of a restricted kind: it integrates input, crosses a threshold, emits a discrete event, and resets. That discreteness is what makes it efficient on neuromorphic hardware and what makes it hard to train, since the threshold is non-differentiable, so gradient methods need a surrogate and the choice of surrogate is itself a modelling decision</w:t>
+      </w:r>
+      <w:r>
+        <w:rPr>
+          <w:lang w:val="en-GB"/>
+        </w:rPr>
+        <w:t xml:space="preserve"> </w:t>
+      </w:r>
+      <w:r>
+        <w:rPr>
+          <w:lang w:val="en-GB"/>
+        </w:rPr>
+        <w:t xml:space="preserve">(</w:t>
+      </w:r>
+      <w:hyperlink w:anchor="ref-neftci2019">
+        <w:r>
+          <w:rPr>
+            <w:rStyle w:val="Hyperlink"/>
+            <w:lang w:val="en-GB"/>
+          </w:rPr>
+          <w:t xml:space="preserve">Neftci et al., 2019</w:t>
+        </w:r>
+      </w:hyperlink>
+      <w:r>
+        <w:rPr>
+          <w:lang w:val="en-GB"/>
+        </w:rPr>
+        <w:t xml:space="preserve">)</w:t>
+      </w:r>
+      <w:r>
+        <w:rPr>
+          <w:lang w:val="en-GB"/>
+        </w:rPr>
+        <w:t xml:space="preserve">. Oscillator models keep the state continuous, so coupling is differentiable and no surrogate is needed, and they carry structure a threshold unit discards: a natural frequency, a phase relationship to every other unit, and a graded rather than binary response to input. Recent work narrows the gap from the other side, training networks of Morris–Lecar neurons directly with backpropagation</w:t>
+      </w:r>
+      <w:r>
+        <w:rPr>
+          <w:lang w:val="en-GB"/>
+        </w:rPr>
+        <w:t xml:space="preserve"> </w:t>
+      </w:r>
+      <w:r>
+        <w:rPr>
+          <w:lang w:val="en-GB"/>
+        </w:rPr>
+        <w:t xml:space="preserve">(</w:t>
+      </w:r>
+      <w:hyperlink w:anchor="ref-akbari2025">
+        <w:r>
+          <w:rPr>
+            <w:rStyle w:val="Hyperlink"/>
+            <w:lang w:val="en-GB"/>
+          </w:rPr>
+          <w:t xml:space="preserve">Akbari et al., 2025</w:t>
+        </w:r>
+      </w:hyperlink>
+      <w:r>
+        <w:rPr>
+          <w:lang w:val="en-GB"/>
+        </w:rPr>
+        <w:t xml:space="preserve">, preprint)</w:t>
+      </w:r>
+      <w:r>
+        <w:rPr>
+          <w:lang w:val="en-GB"/>
+        </w:rPr>
+        <w:t xml:space="preserve">.</w:t>
+      </w:r>
+      <w:r>
+        <w:rPr>
+          <w:lang w:val="en-GB"/>
+        </w:rPr>
+        <w:t xml:space="preserve"> </w:t>
+      </w:r>
+      <w:r>
+        <w:rPr>
+          <w:b/>
+          <w:bCs/>
+          <w:lang w:val="en-GB"/>
+        </w:rPr>
         <w:t xml:space="preserve">Whether continuous state makes oscillator networks easier to train is open, and this survey’s own evidence cautions against assuming it.</w:t>
       </w:r>
       <w:r>
@@ -5403,9 +5527,9 @@
       <w:r>
         <w:drawing>
           <wp:inline>
-            <wp:extent cx="5334000" cy="1068210"/>
+            <wp:extent cx="5334000" cy="1293838"/>
             <wp:effectExtent b="0" l="0" r="0" t="0"/>
-            <wp:docPr descr="Conventional neural network architectures, by how each one holds the past. Above the axis, a state is carried forward one step at a time; below it, the whole window is recomputed at every step. An oscillator field belongs to the upper track, but its state evolves under a fixed differential equation rather than under a transition learned from scratch, which is the substance of both the efficiency argument made for it and the training difficulty reported against it." title="" id="36" name="Picture"/>
+            <wp:docPr descr="Conventional neural network architectures, by how each one holds the past. Above the axis, a state is carried forward one step at a time; below it, the whole window is recomputed at every step. Diffusion sits below the axis as well: it keeps nothing between inputs and iterates a denoiser over noise levels rather than over time, the iteration Kuramoto Orientation Diffusion makes oscillatory. An oscillator field belongs to the upper track, but its state evolves under a fixed differential equation rather than under a transition learned from scratch, which is the substance of both the efficiency argument made for it and the training difficulty reported against it." title="" id="36" name="Picture"/>
             <a:graphic>
               <a:graphicData uri="http://schemas.openxmlformats.org/drawingml/2006/picture">
                 <pic:pic>
@@ -5424,7 +5548,7 @@
                   <pic:spPr bwMode="auto">
                     <a:xfrm>
                       <a:off x="0" y="0"/>
-                      <a:ext cx="5334000" cy="1068210"/>
+                      <a:ext cx="5334000" cy="1293838"/>
                     </a:xfrm>
                     <a:prstGeom prst="rect">
                       <a:avLst/>
@@ -5451,7 +5575,7 @@
         <w:rPr>
           <w:lang w:val="en-GB"/>
         </w:rPr>
-        <w:t xml:space="preserve">Figure 8. Conventional neural network architectures, by how each one holds the past. Above the axis, a state is carried forward one step at a time; below it, the whole window is recomputed at every step. An oscillator field belongs to the upper track, but its state evolves under a fixed differential equation rather than under a transition learned from scratch, which is the substance of both the efficiency argument made for it and the training difficulty reported against it.</w:t>
+        <w:t xml:space="preserve">Figure 8. Conventional neural network architectures, by how each one holds the past. Above the axis, a state is carried forward one step at a time; below it, the whole window is recomputed at every step. Diffusion sits below the axis as well: it keeps nothing between inputs and iterates a denoiser over noise levels rather than over time, the iteration Kuramoto Orientation Diffusion makes oscillatory. An oscillator field belongs to the upper track, but its state evolves under a fixed differential equation rather than under a transition learned from scratch, which is the substance of both the efficiency argument made for it and the training difficulty reported against it.</w:t>
       </w:r>
     </w:p>
     <w:bookmarkEnd w:id="38"/>
@@ -19419,7 +19543,7 @@
       </w:r>
     </w:p>
     <w:bookmarkEnd w:id="86"/>
-    <w:bookmarkStart w:id="348" w:name="g-questions-the-record-leaves-open"/>
+    <w:bookmarkStart w:id="354" w:name="g-questions-the-record-leaves-open"/>
     <w:p>
       <w:pPr>
         <w:pStyle w:val="Heading1"/>
@@ -19799,7 +19923,7 @@
         <w:t xml:space="preserve">References</w:t>
       </w:r>
     </w:p>
-    <w:bookmarkStart w:id="347" w:name="refs"/>
+    <w:bookmarkStart w:id="353" w:name="refs"/>
     <w:bookmarkStart w:id="88" w:name="ref-abrams2004"/>
     <w:p>
       <w:pPr>
@@ -23314,7 +23438,7 @@
       </w:hyperlink>
     </w:p>
     <w:bookmarkEnd w:id="188"/>
-    <w:bookmarkStart w:id="190" w:name="ref-hochreiter1997"/>
+    <w:bookmarkStart w:id="190" w:name="ref-ho2020"/>
     <w:p>
       <w:pPr>
         <w:pStyle w:val="Bibliography"/>
@@ -23323,6 +23447,86 @@
         <w:rPr>
           <w:lang w:val="en-GB"/>
         </w:rPr>
+        <w:t xml:space="preserve">Ho, J., Jain, A., &amp; Abbeel, P. (2020). Denoising diffusion probabilistic models.</w:t>
+      </w:r>
+      <w:r>
+        <w:rPr>
+          <w:lang w:val="en-GB"/>
+        </w:rPr>
+        <w:t xml:space="preserve"> </w:t>
+      </w:r>
+      <w:r>
+        <w:rPr>
+          <w:i/>
+          <w:iCs/>
+          <w:lang w:val="en-GB"/>
+        </w:rPr>
+        <w:t xml:space="preserve">Advances in Neural Information Processing Systems 33: Annual Conference on Neural Information Processing Systems 2020,</w:t>
+      </w:r>
+      <w:r>
+        <w:rPr>
+          <w:i/>
+          <w:iCs/>
+          <w:lang w:val="en-GB"/>
+        </w:rPr>
+        <w:t xml:space="preserve"> </w:t>
+      </w:r>
+      <w:r>
+        <w:rPr>
+          <w:i/>
+          <w:iCs/>
+          <w:lang w:val="en-GB"/>
+        </w:rPr>
+        <w:t xml:space="preserve">NeurIPS</w:t>
+      </w:r>
+      <w:r>
+        <w:rPr>
+          <w:i/>
+          <w:iCs/>
+          <w:lang w:val="en-GB"/>
+        </w:rPr>
+        <w:t xml:space="preserve"> </w:t>
+      </w:r>
+      <w:r>
+        <w:rPr>
+          <w:i/>
+          <w:iCs/>
+          <w:lang w:val="en-GB"/>
+        </w:rPr>
+        <w:t xml:space="preserve">2020, December 6-12, 2020, Virtual</w:t>
+      </w:r>
+      <w:r>
+        <w:rPr>
+          <w:lang w:val="en-GB"/>
+        </w:rPr>
+        <w:t xml:space="preserve">.</w:t>
+      </w:r>
+      <w:r>
+        <w:rPr>
+          <w:lang w:val="en-GB"/>
+        </w:rPr>
+        <w:t xml:space="preserve"> </w:t>
+      </w:r>
+      <w:hyperlink r:id="rId189">
+        <w:r>
+          <w:rPr>
+            <w:rStyle w:val="Hyperlink"/>
+            <w:lang w:val="en-GB"/>
+          </w:rPr>
+          <w:t xml:space="preserve">https://proceedings.neurips.cc/paper/2020/hash/4c5bcfec8584af0d967f1ab10179ca4b-Abstract.html</w:t>
+        </w:r>
+      </w:hyperlink>
+    </w:p>
+    <w:bookmarkEnd w:id="190"/>
+    <w:bookmarkStart w:id="192" w:name="ref-hochreiter1997"/>
+    <w:p>
+      <w:pPr>
+        <w:pStyle w:val="Bibliography"/>
+      </w:pPr>
+      <w:r>
+        <w:rPr>
+          <w:lang w:val="en-GB"/>
+        </w:rPr>
         <w:t xml:space="preserve">Hochreiter, S., &amp; Schmidhuber, J. (1997). Long short-term memory.</w:t>
       </w:r>
       <w:r>
@@ -23371,7 +23575,7 @@
         </w:rPr>
         <w:t xml:space="preserve"> </w:t>
       </w:r>
-      <w:hyperlink r:id="rId189">
+      <w:hyperlink r:id="rId191">
         <w:r>
           <w:rPr>
             <w:rStyle w:val="Hyperlink"/>
@@ -23381,8 +23585,8 @@
         </w:r>
       </w:hyperlink>
     </w:p>
-    <w:bookmarkEnd w:id="190"/>
-    <w:bookmarkStart w:id="192" w:name="ref-hodgkin1952"/>
+    <w:bookmarkEnd w:id="192"/>
+    <w:bookmarkStart w:id="194" w:name="ref-hodgkin1952"/>
     <w:p>
       <w:pPr>
         <w:pStyle w:val="Bibliography"/>
@@ -23439,7 +23643,7 @@
         </w:rPr>
         <w:t xml:space="preserve"> </w:t>
       </w:r>
-      <w:hyperlink r:id="rId191">
+      <w:hyperlink r:id="rId193">
         <w:r>
           <w:rPr>
             <w:rStyle w:val="Hyperlink"/>
@@ -23449,8 +23653,8 @@
         </w:r>
       </w:hyperlink>
     </w:p>
-    <w:bookmarkEnd w:id="192"/>
-    <w:bookmarkStart w:id="194" w:name="ref-hopfield1982"/>
+    <w:bookmarkEnd w:id="194"/>
+    <w:bookmarkStart w:id="196" w:name="ref-hopfield1982"/>
     <w:p>
       <w:pPr>
         <w:pStyle w:val="Bibliography"/>
@@ -23507,7 +23711,7 @@
         </w:rPr>
         <w:t xml:space="preserve"> </w:t>
       </w:r>
-      <w:hyperlink r:id="rId193">
+      <w:hyperlink r:id="rId195">
         <w:r>
           <w:rPr>
             <w:rStyle w:val="Hyperlink"/>
@@ -23517,8 +23721,8 @@
         </w:r>
       </w:hyperlink>
     </w:p>
-    <w:bookmarkEnd w:id="194"/>
-    <w:bookmarkStart w:id="196" w:name="ref-huang2025"/>
+    <w:bookmarkEnd w:id="196"/>
+    <w:bookmarkStart w:id="198" w:name="ref-huang2025"/>
     <w:p>
       <w:pPr>
         <w:pStyle w:val="Bibliography"/>
@@ -23575,7 +23779,7 @@
         </w:rPr>
         <w:t xml:space="preserve"> </w:t>
       </w:r>
-      <w:hyperlink r:id="rId195">
+      <w:hyperlink r:id="rId197">
         <w:r>
           <w:rPr>
             <w:rStyle w:val="Hyperlink"/>
@@ -23585,8 +23789,8 @@
         </w:r>
       </w:hyperlink>
     </w:p>
-    <w:bookmarkEnd w:id="196"/>
-    <w:bookmarkStart w:id="198" w:name="ref-huang"/>
+    <w:bookmarkEnd w:id="198"/>
+    <w:bookmarkStart w:id="200" w:name="ref-huang"/>
     <w:p>
       <w:pPr>
         <w:pStyle w:val="Bibliography"/>
@@ -23623,7 +23827,7 @@
         </w:rPr>
         <w:t xml:space="preserve"> </w:t>
       </w:r>
-      <w:hyperlink r:id="rId197">
+      <w:hyperlink r:id="rId199">
         <w:r>
           <w:rPr>
             <w:rStyle w:val="Hyperlink"/>
@@ -23633,8 +23837,8 @@
         </w:r>
       </w:hyperlink>
     </w:p>
-    <w:bookmarkEnd w:id="198"/>
-    <w:bookmarkStart w:id="200" w:name="ref-iaccarino2016"/>
+    <w:bookmarkEnd w:id="200"/>
+    <w:bookmarkStart w:id="202" w:name="ref-iaccarino2016"/>
     <w:p>
       <w:pPr>
         <w:pStyle w:val="Bibliography"/>
@@ -23691,7 +23895,7 @@
         </w:rPr>
         <w:t xml:space="preserve"> </w:t>
       </w:r>
-      <w:hyperlink r:id="rId199">
+      <w:hyperlink r:id="rId201">
         <w:r>
           <w:rPr>
             <w:rStyle w:val="Hyperlink"/>
@@ -23701,8 +23905,8 @@
         </w:r>
       </w:hyperlink>
     </w:p>
-    <w:bookmarkEnd w:id="200"/>
-    <w:bookmarkStart w:id="202" w:name="ref-jaeger2001"/>
+    <w:bookmarkEnd w:id="202"/>
+    <w:bookmarkStart w:id="204" w:name="ref-jaeger2001"/>
     <w:p>
       <w:pPr>
         <w:pStyle w:val="Bibliography"/>
@@ -23777,7 +23981,7 @@
         </w:rPr>
         <w:t xml:space="preserve"> </w:t>
       </w:r>
-      <w:hyperlink r:id="rId201">
+      <w:hyperlink r:id="rId203">
         <w:r>
           <w:rPr>
             <w:rStyle w:val="Hyperlink"/>
@@ -23787,8 +23991,8 @@
         </w:r>
       </w:hyperlink>
     </w:p>
-    <w:bookmarkEnd w:id="202"/>
-    <w:bookmarkStart w:id="204" w:name="ref-edm"/>
+    <w:bookmarkEnd w:id="204"/>
+    <w:bookmarkStart w:id="206" w:name="ref-edm"/>
     <w:p>
       <w:pPr>
         <w:pStyle w:val="Bibliography"/>
@@ -23857,7 +24061,7 @@
         </w:rPr>
         <w:t xml:space="preserve"> </w:t>
       </w:r>
-      <w:hyperlink r:id="rId203">
+      <w:hyperlink r:id="rId205">
         <w:r>
           <w:rPr>
             <w:rStyle w:val="Hyperlink"/>
@@ -23867,8 +24071,8 @@
         </w:r>
       </w:hyperlink>
     </w:p>
-    <w:bookmarkEnd w:id="204"/>
-    <w:bookmarkStart w:id="206" w:name="ref-keller2023"/>
+    <w:bookmarkEnd w:id="206"/>
+    <w:bookmarkStart w:id="208" w:name="ref-keller2023"/>
     <w:p>
       <w:pPr>
         <w:pStyle w:val="Bibliography"/>
@@ -23977,7 +24181,7 @@
         </w:rPr>
         <w:t xml:space="preserve"> </w:t>
       </w:r>
-      <w:hyperlink r:id="rId205">
+      <w:hyperlink r:id="rId207">
         <w:r>
           <w:rPr>
             <w:rStyle w:val="Hyperlink"/>
@@ -23987,8 +24191,8 @@
         </w:r>
       </w:hyperlink>
     </w:p>
-    <w:bookmarkEnd w:id="206"/>
-    <w:bookmarkStart w:id="208" w:name="ref-kern2003"/>
+    <w:bookmarkEnd w:id="208"/>
+    <w:bookmarkStart w:id="210" w:name="ref-kern2003"/>
     <w:p>
       <w:pPr>
         <w:pStyle w:val="Bibliography"/>
@@ -24045,7 +24249,7 @@
         </w:rPr>
         <w:t xml:space="preserve"> </w:t>
       </w:r>
-      <w:hyperlink r:id="rId207">
+      <w:hyperlink r:id="rId209">
         <w:r>
           <w:rPr>
             <w:rStyle w:val="Hyperlink"/>
@@ -24055,8 +24259,8 @@
         </w:r>
       </w:hyperlink>
     </w:p>
-    <w:bookmarkEnd w:id="208"/>
-    <w:bookmarkStart w:id="210" w:name="ref-kozachkov2022"/>
+    <w:bookmarkEnd w:id="210"/>
+    <w:bookmarkStart w:id="212" w:name="ref-kozachkov2022"/>
     <w:p>
       <w:pPr>
         <w:pStyle w:val="Bibliography"/>
@@ -24093,7 +24297,7 @@
         </w:rPr>
         <w:t xml:space="preserve"> </w:t>
       </w:r>
-      <w:hyperlink r:id="rId209">
+      <w:hyperlink r:id="rId211">
         <w:r>
           <w:rPr>
             <w:rStyle w:val="Hyperlink"/>
@@ -24103,8 +24307,8 @@
         </w:r>
       </w:hyperlink>
     </w:p>
-    <w:bookmarkEnd w:id="210"/>
-    <w:bookmarkStart w:id="212" w:name="ref-kuramoto1975"/>
+    <w:bookmarkEnd w:id="212"/>
+    <w:bookmarkStart w:id="214" w:name="ref-kuramoto1975"/>
     <w:p>
       <w:pPr>
         <w:pStyle w:val="Bibliography"/>
@@ -24141,7 +24345,7 @@
         </w:rPr>
         <w:t xml:space="preserve"> </w:t>
       </w:r>
-      <w:hyperlink r:id="rId211">
+      <w:hyperlink r:id="rId213">
         <w:r>
           <w:rPr>
             <w:rStyle w:val="Hyperlink"/>
@@ -24151,8 +24355,8 @@
         </w:r>
       </w:hyperlink>
     </w:p>
-    <w:bookmarkEnd w:id="212"/>
-    <w:bookmarkStart w:id="214" w:name="ref-kuramoto2002"/>
+    <w:bookmarkEnd w:id="214"/>
+    <w:bookmarkStart w:id="216" w:name="ref-kuramoto2002"/>
     <w:p>
       <w:pPr>
         <w:pStyle w:val="Bibliography"/>
@@ -24209,7 +24413,7 @@
         </w:rPr>
         <w:t xml:space="preserve"> </w:t>
       </w:r>
-      <w:hyperlink r:id="rId213">
+      <w:hyperlink r:id="rId215">
         <w:r>
           <w:rPr>
             <w:rStyle w:val="Hyperlink"/>
@@ -24219,8 +24423,8 @@
         </w:r>
       </w:hyperlink>
     </w:p>
-    <w:bookmarkEnd w:id="214"/>
-    <w:bookmarkStart w:id="216" w:name="ref-kusmierz2025"/>
+    <w:bookmarkEnd w:id="216"/>
+    <w:bookmarkStart w:id="218" w:name="ref-kusmierz2025"/>
     <w:p>
       <w:pPr>
         <w:pStyle w:val="Bibliography"/>
@@ -24277,7 +24481,7 @@
         </w:rPr>
         <w:t xml:space="preserve"> </w:t>
       </w:r>
-      <w:hyperlink r:id="rId215">
+      <w:hyperlink r:id="rId217">
         <w:r>
           <w:rPr>
             <w:rStyle w:val="Hyperlink"/>
@@ -24287,8 +24491,8 @@
         </w:r>
       </w:hyperlink>
     </w:p>
-    <w:bookmarkEnd w:id="216"/>
-    <w:bookmarkStart w:id="218" w:name="ref-kwon2023"/>
+    <w:bookmarkEnd w:id="218"/>
+    <w:bookmarkStart w:id="220" w:name="ref-kwon2023"/>
     <w:p>
       <w:pPr>
         <w:pStyle w:val="Bibliography"/>
@@ -24357,7 +24561,7 @@
         </w:rPr>
         <w:t xml:space="preserve"> </w:t>
       </w:r>
-      <w:hyperlink r:id="rId217">
+      <w:hyperlink r:id="rId219">
         <w:r>
           <w:rPr>
             <w:rStyle w:val="Hyperlink"/>
@@ -24367,8 +24571,8 @@
         </w:r>
       </w:hyperlink>
     </w:p>
-    <w:bookmarkEnd w:id="218"/>
-    <w:bookmarkStart w:id="220" w:name="ref-kynkaanniemi2019"/>
+    <w:bookmarkEnd w:id="220"/>
+    <w:bookmarkStart w:id="222" w:name="ref-kynkaanniemi2019"/>
     <w:p>
       <w:pPr>
         <w:pStyle w:val="Bibliography"/>
@@ -24437,7 +24641,7 @@
         </w:rPr>
         <w:t xml:space="preserve"> </w:t>
       </w:r>
-      <w:hyperlink r:id="rId219">
+      <w:hyperlink r:id="rId221">
         <w:r>
           <w:rPr>
             <w:rStyle w:val="Hyperlink"/>
@@ -24447,8 +24651,8 @@
         </w:r>
       </w:hyperlink>
     </w:p>
-    <w:bookmarkEnd w:id="220"/>
-    <w:bookmarkStart w:id="222" w:name="ref-landau1944"/>
+    <w:bookmarkEnd w:id="222"/>
+    <w:bookmarkStart w:id="224" w:name="ref-landau1944"/>
     <w:p>
       <w:pPr>
         <w:pStyle w:val="Bibliography"/>
@@ -24491,7 +24695,7 @@
         </w:rPr>
         <w:t xml:space="preserve"> </w:t>
       </w:r>
-      <w:hyperlink r:id="rId221">
+      <w:hyperlink r:id="rId223">
         <w:r>
           <w:rPr>
             <w:rStyle w:val="Hyperlink"/>
@@ -24501,8 +24705,8 @@
         </w:r>
       </w:hyperlink>
     </w:p>
-    <w:bookmarkEnd w:id="222"/>
-    <w:bookmarkStart w:id="224" w:name="ref-lanthaler2023"/>
+    <w:bookmarkEnd w:id="224"/>
+    <w:bookmarkStart w:id="226" w:name="ref-lanthaler2023"/>
     <w:p>
       <w:pPr>
         <w:pStyle w:val="Bibliography"/>
@@ -24571,7 +24775,7 @@
         </w:rPr>
         <w:t xml:space="preserve"> </w:t>
       </w:r>
-      <w:hyperlink r:id="rId223">
+      <w:hyperlink r:id="rId225">
         <w:r>
           <w:rPr>
             <w:rStyle w:val="Hyperlink"/>
@@ -24581,8 +24785,8 @@
         </w:r>
       </w:hyperlink>
     </w:p>
-    <w:bookmarkEnd w:id="224"/>
-    <w:bookmarkStart w:id="226" w:name="ref-lecun1998"/>
+    <w:bookmarkEnd w:id="226"/>
+    <w:bookmarkStart w:id="228" w:name="ref-lecun1998"/>
     <w:p>
       <w:pPr>
         <w:pStyle w:val="Bibliography"/>
@@ -24639,7 +24843,7 @@
         </w:rPr>
         <w:t xml:space="preserve"> </w:t>
       </w:r>
-      <w:hyperlink r:id="rId225">
+      <w:hyperlink r:id="rId227">
         <w:r>
           <w:rPr>
             <w:rStyle w:val="Hyperlink"/>
@@ -24649,8 +24853,8 @@
         </w:r>
       </w:hyperlink>
     </w:p>
-    <w:bookmarkEnd w:id="226"/>
-    <w:bookmarkStart w:id="228" w:name="ref-lieber2024"/>
+    <w:bookmarkEnd w:id="228"/>
+    <w:bookmarkStart w:id="230" w:name="ref-lieber2024"/>
     <w:p>
       <w:pPr>
         <w:pStyle w:val="Bibliography"/>
@@ -24687,7 +24891,7 @@
         </w:rPr>
         <w:t xml:space="preserve"> </w:t>
       </w:r>
-      <w:hyperlink r:id="rId227">
+      <w:hyperlink r:id="rId229">
         <w:r>
           <w:rPr>
             <w:rStyle w:val="Hyperlink"/>
@@ -24697,8 +24901,8 @@
         </w:r>
       </w:hyperlink>
     </w:p>
-    <w:bookmarkEnd w:id="228"/>
-    <w:bookmarkStart w:id="230" w:name="ref-litwin-kumar2012"/>
+    <w:bookmarkEnd w:id="230"/>
+    <w:bookmarkStart w:id="232" w:name="ref-litwin-kumar2012"/>
     <w:p>
       <w:pPr>
         <w:pStyle w:val="Bibliography"/>
@@ -24755,7 +24959,7 @@
         </w:rPr>
         <w:t xml:space="preserve"> </w:t>
       </w:r>
-      <w:hyperlink r:id="rId229">
+      <w:hyperlink r:id="rId231">
         <w:r>
           <w:rPr>
             <w:rStyle w:val="Hyperlink"/>
@@ -24765,8 +24969,8 @@
         </w:r>
       </w:hyperlink>
     </w:p>
-    <w:bookmarkEnd w:id="230"/>
-    <w:bookmarkStart w:id="232" w:name="ref-murenn"/>
+    <w:bookmarkEnd w:id="232"/>
+    <w:bookmarkStart w:id="234" w:name="ref-murenn"/>
     <w:p>
       <w:pPr>
         <w:pStyle w:val="Bibliography"/>
@@ -24851,7 +25055,7 @@
         </w:rPr>
         <w:t xml:space="preserve"> </w:t>
       </w:r>
-      <w:hyperlink r:id="rId231">
+      <w:hyperlink r:id="rId233">
         <w:r>
           <w:rPr>
             <w:rStyle w:val="Hyperlink"/>
@@ -24861,8 +25065,8 @@
         </w:r>
       </w:hyperlink>
     </w:p>
-    <w:bookmarkEnd w:id="232"/>
-    <w:bookmarkStart w:id="234" w:name="ref-lukosevicius2009"/>
+    <w:bookmarkEnd w:id="234"/>
+    <w:bookmarkStart w:id="236" w:name="ref-lukosevicius2009"/>
     <w:p>
       <w:pPr>
         <w:pStyle w:val="Bibliography"/>
@@ -24919,7 +25123,7 @@
         </w:rPr>
         <w:t xml:space="preserve"> </w:t>
       </w:r>
-      <w:hyperlink r:id="rId233">
+      <w:hyperlink r:id="rId235">
         <w:r>
           <w:rPr>
             <w:rStyle w:val="Hyperlink"/>
@@ -24929,8 +25133,8 @@
         </w:r>
       </w:hyperlink>
     </w:p>
-    <w:bookmarkEnd w:id="234"/>
-    <w:bookmarkStart w:id="236" w:name="ref-maass2002"/>
+    <w:bookmarkEnd w:id="236"/>
+    <w:bookmarkStart w:id="238" w:name="ref-maass2002"/>
     <w:p>
       <w:pPr>
         <w:pStyle w:val="Bibliography"/>
@@ -24987,7 +25191,7 @@
         </w:rPr>
         <w:t xml:space="preserve"> </w:t>
       </w:r>
-      <w:hyperlink r:id="rId235">
+      <w:hyperlink r:id="rId237">
         <w:r>
           <w:rPr>
             <w:rStyle w:val="Hyperlink"/>
@@ -24997,8 +25201,8 @@
         </w:r>
       </w:hyperlink>
     </w:p>
-    <w:bookmarkEnd w:id="236"/>
-    <w:bookmarkStart w:id="238" w:name="ref-mead1990"/>
+    <w:bookmarkEnd w:id="238"/>
+    <w:bookmarkStart w:id="240" w:name="ref-mead1990"/>
     <w:p>
       <w:pPr>
         <w:pStyle w:val="Bibliography"/>
@@ -25055,7 +25259,7 @@
         </w:rPr>
         <w:t xml:space="preserve"> </w:t>
       </w:r>
-      <w:hyperlink r:id="rId237">
+      <w:hyperlink r:id="rId239">
         <w:r>
           <w:rPr>
             <w:rStyle w:val="Hyperlink"/>
@@ -25065,8 +25269,8 @@
         </w:r>
       </w:hyperlink>
     </w:p>
-    <w:bookmarkEnd w:id="238"/>
-    <w:bookmarkStart w:id="240" w:name="ref-leaf-apcen"/>
+    <w:bookmarkEnd w:id="240"/>
+    <w:bookmarkStart w:id="242" w:name="ref-leaf-apcen"/>
     <w:p>
       <w:pPr>
         <w:pStyle w:val="Bibliography"/>
@@ -25151,7 +25355,7 @@
         </w:rPr>
         <w:t xml:space="preserve"> </w:t>
       </w:r>
-      <w:hyperlink r:id="rId239">
+      <w:hyperlink r:id="rId241">
         <w:r>
           <w:rPr>
             <w:rStyle w:val="Hyperlink"/>
@@ -25161,8 +25365,8 @@
         </w:r>
       </w:hyperlink>
     </w:p>
-    <w:bookmarkEnd w:id="240"/>
-    <w:bookmarkStart w:id="242" w:name="ref-millan2020"/>
+    <w:bookmarkEnd w:id="242"/>
+    <w:bookmarkStart w:id="244" w:name="ref-millan2020"/>
     <w:p>
       <w:pPr>
         <w:pStyle w:val="Bibliography"/>
@@ -25219,7 +25423,7 @@
         </w:rPr>
         <w:t xml:space="preserve"> </w:t>
       </w:r>
-      <w:hyperlink r:id="rId241">
+      <w:hyperlink r:id="rId243">
         <w:r>
           <w:rPr>
             <w:rStyle w:val="Hyperlink"/>
@@ -25229,8 +25433,8 @@
         </w:r>
       </w:hyperlink>
     </w:p>
-    <w:bookmarkEnd w:id="242"/>
-    <w:bookmarkStart w:id="244" w:name="ref-milling2026"/>
+    <w:bookmarkEnd w:id="244"/>
+    <w:bookmarkStart w:id="246" w:name="ref-milling2026"/>
     <w:p>
       <w:pPr>
         <w:pStyle w:val="Bibliography"/>
@@ -25287,7 +25491,7 @@
         </w:rPr>
         <w:t xml:space="preserve"> </w:t>
       </w:r>
-      <w:hyperlink r:id="rId243">
+      <w:hyperlink r:id="rId245">
         <w:r>
           <w:rPr>
             <w:rStyle w:val="Hyperlink"/>
@@ -25297,8 +25501,8 @@
         </w:r>
       </w:hyperlink>
     </w:p>
-    <w:bookmarkEnd w:id="244"/>
-    <w:bookmarkStart w:id="246" w:name="ref-akorn"/>
+    <w:bookmarkEnd w:id="246"/>
+    <w:bookmarkStart w:id="248" w:name="ref-akorn"/>
     <w:p>
       <w:pPr>
         <w:pStyle w:val="Bibliography"/>
@@ -25367,7 +25571,7 @@
         </w:rPr>
         <w:t xml:space="preserve"> </w:t>
       </w:r>
-      <w:hyperlink r:id="rId245">
+      <w:hyperlink r:id="rId247">
         <w:r>
           <w:rPr>
             <w:rStyle w:val="Hyperlink"/>
@@ -25377,8 +25581,8 @@
         </w:r>
       </w:hyperlink>
     </w:p>
-    <w:bookmarkEnd w:id="246"/>
-    <w:bookmarkStart w:id="248" w:name="ref-morris1981"/>
+    <w:bookmarkEnd w:id="248"/>
+    <w:bookmarkStart w:id="250" w:name="ref-morris1981"/>
     <w:p>
       <w:pPr>
         <w:pStyle w:val="Bibliography"/>
@@ -25435,7 +25639,7 @@
         </w:rPr>
         <w:t xml:space="preserve"> </w:t>
       </w:r>
-      <w:hyperlink r:id="rId247">
+      <w:hyperlink r:id="rId249">
         <w:r>
           <w:rPr>
             <w:rStyle w:val="Hyperlink"/>
@@ -25445,8 +25649,8 @@
         </w:r>
       </w:hyperlink>
     </w:p>
-    <w:bookmarkEnd w:id="248"/>
-    <w:bookmarkStart w:id="250" w:name="ref-mulas2020"/>
+    <w:bookmarkEnd w:id="250"/>
+    <w:bookmarkStart w:id="252" w:name="ref-mulas2020"/>
     <w:p>
       <w:pPr>
         <w:pStyle w:val="Bibliography"/>
@@ -25503,7 +25707,7 @@
         </w:rPr>
         <w:t xml:space="preserve"> </w:t>
       </w:r>
-      <w:hyperlink r:id="rId249">
+      <w:hyperlink r:id="rId251">
         <w:r>
           <w:rPr>
             <w:rStyle w:val="Hyperlink"/>
@@ -25513,8 +25717,8 @@
         </w:r>
       </w:hyperlink>
     </w:p>
-    <w:bookmarkEnd w:id="250"/>
-    <w:bookmarkStart w:id="252" w:name="ref-muzellec2025"/>
+    <w:bookmarkEnd w:id="252"/>
+    <w:bookmarkStart w:id="254" w:name="ref-muzellec2025"/>
     <w:p>
       <w:pPr>
         <w:pStyle w:val="Bibliography"/>
@@ -25551,7 +25755,7 @@
         </w:rPr>
         <w:t xml:space="preserve"> </w:t>
       </w:r>
-      <w:hyperlink r:id="rId251">
+      <w:hyperlink r:id="rId253">
         <w:r>
           <w:rPr>
             <w:rStyle w:val="Hyperlink"/>
@@ -25561,8 +25765,8 @@
         </w:r>
       </w:hyperlink>
     </w:p>
-    <w:bookmarkEnd w:id="252"/>
-    <w:bookmarkStart w:id="254" w:name="ref-nagerl2025"/>
+    <w:bookmarkEnd w:id="254"/>
+    <w:bookmarkStart w:id="256" w:name="ref-nagerl2025"/>
     <w:p>
       <w:pPr>
         <w:pStyle w:val="Bibliography"/>
@@ -25599,7 +25803,7 @@
         </w:rPr>
         <w:t xml:space="preserve"> </w:t>
       </w:r>
-      <w:hyperlink r:id="rId253">
+      <w:hyperlink r:id="rId255">
         <w:r>
           <w:rPr>
             <w:rStyle w:val="Hyperlink"/>
@@ -25609,8 +25813,8 @@
         </w:r>
       </w:hyperlink>
     </w:p>
-    <w:bookmarkEnd w:id="254"/>
-    <w:bookmarkStart w:id="256" w:name="ref-neftci2019"/>
+    <w:bookmarkEnd w:id="256"/>
+    <w:bookmarkStart w:id="258" w:name="ref-neftci2019"/>
     <w:p>
       <w:pPr>
         <w:pStyle w:val="Bibliography"/>
@@ -25667,7 +25871,7 @@
         </w:rPr>
         <w:t xml:space="preserve"> </w:t>
       </w:r>
-      <w:hyperlink r:id="rId255">
+      <w:hyperlink r:id="rId257">
         <w:r>
           <w:rPr>
             <w:rStyle w:val="Hyperlink"/>
@@ -25677,8 +25881,8 @@
         </w:r>
       </w:hyperlink>
     </w:p>
-    <w:bookmarkEnd w:id="256"/>
-    <w:bookmarkStart w:id="258" w:name="ref-nunley2026"/>
+    <w:bookmarkEnd w:id="258"/>
+    <w:bookmarkStart w:id="260" w:name="ref-nunley2026"/>
     <w:p>
       <w:pPr>
         <w:pStyle w:val="Bibliography"/>
@@ -25715,7 +25919,7 @@
         </w:rPr>
         <w:t xml:space="preserve"> </w:t>
       </w:r>
-      <w:hyperlink r:id="rId257">
+      <w:hyperlink r:id="rId259">
         <w:r>
           <w:rPr>
             <w:rStyle w:val="Hyperlink"/>
@@ -25725,8 +25929,8 @@
         </w:r>
       </w:hyperlink>
     </w:p>
-    <w:bookmarkEnd w:id="258"/>
-    <w:bookmarkStart w:id="260" w:name="ref-kuramoto-attention"/>
+    <w:bookmarkEnd w:id="260"/>
+    <w:bookmarkStart w:id="262" w:name="ref-kuramoto-attention"/>
     <w:p>
       <w:pPr>
         <w:pStyle w:val="Bibliography"/>
@@ -25763,7 +25967,7 @@
         </w:rPr>
         <w:t xml:space="preserve"> </w:t>
       </w:r>
-      <w:hyperlink r:id="rId259">
+      <w:hyperlink r:id="rId261">
         <w:r>
           <w:rPr>
             <w:rStyle w:val="Hyperlink"/>
@@ -25773,8 +25977,8 @@
         </w:r>
       </w:hyperlink>
     </w:p>
-    <w:bookmarkEnd w:id="260"/>
-    <w:bookmarkStart w:id="262" w:name="ref-o-keeffe2019"/>
+    <w:bookmarkEnd w:id="262"/>
+    <w:bookmarkStart w:id="264" w:name="ref-o-keeffe2019"/>
     <w:p>
       <w:pPr>
         <w:pStyle w:val="Bibliography"/>
@@ -25827,7 +26031,7 @@
         </w:rPr>
         <w:t xml:space="preserve"> </w:t>
       </w:r>
-      <w:hyperlink r:id="rId261">
+      <w:hyperlink r:id="rId263">
         <w:r>
           <w:rPr>
             <w:rStyle w:val="Hyperlink"/>
@@ -25837,8 +26041,8 @@
         </w:r>
       </w:hyperlink>
     </w:p>
-    <w:bookmarkEnd w:id="262"/>
-    <w:bookmarkStart w:id="264" w:name="ref-pantaleone2002"/>
+    <w:bookmarkEnd w:id="264"/>
+    <w:bookmarkStart w:id="266" w:name="ref-pantaleone2002"/>
     <w:p>
       <w:pPr>
         <w:pStyle w:val="Bibliography"/>
@@ -25895,7 +26099,7 @@
         </w:rPr>
         <w:t xml:space="preserve"> </w:t>
       </w:r>
-      <w:hyperlink r:id="rId263">
+      <w:hyperlink r:id="rId265">
         <w:r>
           <w:rPr>
             <w:rStyle w:val="Hyperlink"/>
@@ -25905,8 +26109,8 @@
         </w:r>
       </w:hyperlink>
     </w:p>
-    <w:bookmarkEnd w:id="264"/>
-    <w:bookmarkStart w:id="266" w:name="ref-pikovsky2001"/>
+    <w:bookmarkEnd w:id="266"/>
+    <w:bookmarkStart w:id="268" w:name="ref-peng2023"/>
     <w:p>
       <w:pPr>
         <w:pStyle w:val="Bibliography"/>
@@ -25915,6 +26119,128 @@
         <w:rPr>
           <w:lang w:val="en-GB"/>
         </w:rPr>
+        <w:t xml:space="preserve">Peng, B., Alcaide, E., Anthony, Q., Albalak, A., Arcadinho, S., Biderman, S., Cao, H., Cheng, X., Chung, M., Derczynski, L., Du, X., Grella, M., Gv, K., He, X., Hou, H., Kazienko, P., Kocon, J., Kong, J., Koptyra, B., … Zhu, R.-J. (2023).</w:t>
+      </w:r>
+      <w:r>
+        <w:rPr>
+          <w:lang w:val="en-GB"/>
+        </w:rPr>
+        <w:t xml:space="preserve"> </w:t>
+      </w:r>
+      <w:r>
+        <w:rPr>
+          <w:lang w:val="en-GB"/>
+        </w:rPr>
+        <w:t xml:space="preserve">RWKV</w:t>
+      </w:r>
+      <w:r>
+        <w:rPr>
+          <w:lang w:val="en-GB"/>
+        </w:rPr>
+        <w:t xml:space="preserve">: Reinventing</w:t>
+      </w:r>
+      <w:r>
+        <w:rPr>
+          <w:lang w:val="en-GB"/>
+        </w:rPr>
+        <w:t xml:space="preserve"> </w:t>
+      </w:r>
+      <w:r>
+        <w:rPr>
+          <w:lang w:val="en-GB"/>
+        </w:rPr>
+        <w:t xml:space="preserve">RNNs</w:t>
+      </w:r>
+      <w:r>
+        <w:rPr>
+          <w:lang w:val="en-GB"/>
+        </w:rPr>
+        <w:t xml:space="preserve"> </w:t>
+      </w:r>
+      <w:r>
+        <w:rPr>
+          <w:lang w:val="en-GB"/>
+        </w:rPr>
+        <w:t xml:space="preserve">for the transformer era.</w:t>
+      </w:r>
+      <w:r>
+        <w:rPr>
+          <w:lang w:val="en-GB"/>
+        </w:rPr>
+        <w:t xml:space="preserve"> </w:t>
+      </w:r>
+      <w:r>
+        <w:rPr>
+          <w:i/>
+          <w:iCs/>
+          <w:lang w:val="en-GB"/>
+        </w:rPr>
+        <w:t xml:space="preserve">Findings of the Association for Computational Linguistics:</w:t>
+      </w:r>
+      <w:r>
+        <w:rPr>
+          <w:i/>
+          <w:iCs/>
+          <w:lang w:val="en-GB"/>
+        </w:rPr>
+        <w:t xml:space="preserve"> </w:t>
+      </w:r>
+      <w:r>
+        <w:rPr>
+          <w:i/>
+          <w:iCs/>
+          <w:lang w:val="en-GB"/>
+        </w:rPr>
+        <w:t xml:space="preserve">EMNLP</w:t>
+      </w:r>
+      <w:r>
+        <w:rPr>
+          <w:i/>
+          <w:iCs/>
+          <w:lang w:val="en-GB"/>
+        </w:rPr>
+        <w:t xml:space="preserve"> </w:t>
+      </w:r>
+      <w:r>
+        <w:rPr>
+          <w:i/>
+          <w:iCs/>
+          <w:lang w:val="en-GB"/>
+        </w:rPr>
+        <w:t xml:space="preserve">2023, Singapore, December 6-10, 2023</w:t>
+      </w:r>
+      <w:r>
+        <w:rPr>
+          <w:lang w:val="en-GB"/>
+        </w:rPr>
+        <w:t xml:space="preserve">, 14048–14077.</w:t>
+      </w:r>
+      <w:r>
+        <w:rPr>
+          <w:lang w:val="en-GB"/>
+        </w:rPr>
+        <w:t xml:space="preserve"> </w:t>
+      </w:r>
+      <w:hyperlink r:id="rId267">
+        <w:r>
+          <w:rPr>
+            <w:rStyle w:val="Hyperlink"/>
+            <w:lang w:val="en-GB"/>
+          </w:rPr>
+          <w:t xml:space="preserve">https://doi.org/10.18653/v1/2023.findings-emnlp.936</w:t>
+        </w:r>
+      </w:hyperlink>
+    </w:p>
+    <w:bookmarkEnd w:id="268"/>
+    <w:bookmarkStart w:id="270" w:name="ref-pikovsky2001"/>
+    <w:p>
+      <w:pPr>
+        <w:pStyle w:val="Bibliography"/>
+      </w:pPr>
+      <w:r>
+        <w:rPr>
+          <w:lang w:val="en-GB"/>
+        </w:rPr>
         <w:t xml:space="preserve">Pikovsky, A., Rosenblum, M., &amp; Kurths, J. (2001).</w:t>
       </w:r>
       <w:r>
@@ -25943,7 +26269,7 @@
         </w:rPr>
         <w:t xml:space="preserve"> </w:t>
       </w:r>
-      <w:hyperlink r:id="rId265">
+      <w:hyperlink r:id="rId269">
         <w:r>
           <w:rPr>
             <w:rStyle w:val="Hyperlink"/>
@@ -25953,8 +26279,8 @@
         </w:r>
       </w:hyperlink>
     </w:p>
-    <w:bookmarkEnd w:id="266"/>
-    <w:bookmarkStart w:id="268" w:name="ref-pittman-polletta2021"/>
+    <w:bookmarkEnd w:id="270"/>
+    <w:bookmarkStart w:id="272" w:name="ref-pittman-polletta2021"/>
     <w:p>
       <w:pPr>
         <w:pStyle w:val="Bibliography"/>
@@ -26011,7 +26337,7 @@
         </w:rPr>
         <w:t xml:space="preserve"> </w:t>
       </w:r>
-      <w:hyperlink r:id="rId267">
+      <w:hyperlink r:id="rId271">
         <w:r>
           <w:rPr>
             <w:rStyle w:val="Hyperlink"/>
@@ -26021,8 +26347,8 @@
         </w:r>
       </w:hyperlink>
     </w:p>
-    <w:bookmarkEnd w:id="268"/>
-    <w:bookmarkStart w:id="270" w:name="ref-poppel2026"/>
+    <w:bookmarkEnd w:id="272"/>
+    <w:bookmarkStart w:id="274" w:name="ref-poppel2026"/>
     <w:p>
       <w:pPr>
         <w:pStyle w:val="Bibliography"/>
@@ -26059,7 +26385,7 @@
         </w:rPr>
         <w:t xml:space="preserve"> </w:t>
       </w:r>
-      <w:hyperlink r:id="rId269">
+      <w:hyperlink r:id="rId273">
         <w:r>
           <w:rPr>
             <w:rStyle w:val="Hyperlink"/>
@@ -26069,8 +26395,8 @@
         </w:r>
       </w:hyperlink>
     </w:p>
-    <w:bookmarkEnd w:id="270"/>
-    <w:bookmarkStart w:id="272" w:name="ref-rivera-sierra2026"/>
+    <w:bookmarkEnd w:id="274"/>
+    <w:bookmarkStart w:id="276" w:name="ref-rivera-sierra2026"/>
     <w:p>
       <w:pPr>
         <w:pStyle w:val="Bibliography"/>
@@ -26127,7 +26453,7 @@
         </w:rPr>
         <w:t xml:space="preserve"> </w:t>
       </w:r>
-      <w:hyperlink r:id="rId271">
+      <w:hyperlink r:id="rId275">
         <w:r>
           <w:rPr>
             <w:rStyle w:val="Hyperlink"/>
@@ -26137,8 +26463,8 @@
         </w:r>
       </w:hyperlink>
     </w:p>
-    <w:bookmarkEnd w:id="272"/>
-    <w:bookmarkStart w:id="274" w:name="ref-rodan2011"/>
+    <w:bookmarkEnd w:id="276"/>
+    <w:bookmarkStart w:id="278" w:name="ref-rodan2011"/>
     <w:p>
       <w:pPr>
         <w:pStyle w:val="Bibliography"/>
@@ -26195,7 +26521,7 @@
         </w:rPr>
         <w:t xml:space="preserve"> </w:t>
       </w:r>
-      <w:hyperlink r:id="rId273">
+      <w:hyperlink r:id="rId277">
         <w:r>
           <w:rPr>
             <w:rStyle w:val="Hyperlink"/>
@@ -26205,8 +26531,8 @@
         </w:r>
       </w:hyperlink>
     </w:p>
-    <w:bookmarkEnd w:id="274"/>
-    <w:bookmarkStart w:id="276" w:name="ref-rusch2021"/>
+    <w:bookmarkEnd w:id="278"/>
+    <w:bookmarkStart w:id="280" w:name="ref-rusch2021"/>
     <w:p>
       <w:pPr>
         <w:pStyle w:val="Bibliography"/>
@@ -26275,7 +26601,7 @@
         </w:rPr>
         <w:t xml:space="preserve"> </w:t>
       </w:r>
-      <w:hyperlink r:id="rId275">
+      <w:hyperlink r:id="rId279">
         <w:r>
           <w:rPr>
             <w:rStyle w:val="Hyperlink"/>
@@ -26285,8 +26611,8 @@
         </w:r>
       </w:hyperlink>
     </w:p>
-    <w:bookmarkEnd w:id="276"/>
-    <w:bookmarkStart w:id="278" w:name="ref-unicornn"/>
+    <w:bookmarkEnd w:id="280"/>
+    <w:bookmarkStart w:id="282" w:name="ref-unicornn"/>
     <w:p>
       <w:pPr>
         <w:pStyle w:val="Bibliography"/>
@@ -26375,7 +26701,7 @@
         </w:rPr>
         <w:t xml:space="preserve"> </w:t>
       </w:r>
-      <w:hyperlink r:id="rId277">
+      <w:hyperlink r:id="rId281">
         <w:r>
           <w:rPr>
             <w:rStyle w:val="Hyperlink"/>
@@ -26385,8 +26711,8 @@
         </w:r>
       </w:hyperlink>
     </w:p>
-    <w:bookmarkEnd w:id="278"/>
-    <w:bookmarkStart w:id="280" w:name="ref-rusch2025"/>
+    <w:bookmarkEnd w:id="282"/>
+    <w:bookmarkStart w:id="284" w:name="ref-rusch2025"/>
     <w:p>
       <w:pPr>
         <w:pStyle w:val="Bibliography"/>
@@ -26455,7 +26781,7 @@
         </w:rPr>
         <w:t xml:space="preserve"> </w:t>
       </w:r>
-      <w:hyperlink r:id="rId279">
+      <w:hyperlink r:id="rId283">
         <w:r>
           <w:rPr>
             <w:rStyle w:val="Hyperlink"/>
@@ -26465,8 +26791,8 @@
         </w:r>
       </w:hyperlink>
     </w:p>
-    <w:bookmarkEnd w:id="280"/>
-    <w:bookmarkStart w:id="282" w:name="ref-sagodi"/>
+    <w:bookmarkEnd w:id="284"/>
+    <w:bookmarkStart w:id="286" w:name="ref-sagodi"/>
     <w:p>
       <w:pPr>
         <w:pStyle w:val="Bibliography"/>
@@ -26503,7 +26829,7 @@
         </w:rPr>
         <w:t xml:space="preserve"> </w:t>
       </w:r>
-      <w:hyperlink r:id="rId281">
+      <w:hyperlink r:id="rId285">
         <w:r>
           <w:rPr>
             <w:rStyle w:val="Hyperlink"/>
@@ -26513,8 +26839,8 @@
         </w:r>
       </w:hyperlink>
     </w:p>
-    <w:bookmarkEnd w:id="282"/>
-    <w:bookmarkStart w:id="284" w:name="ref-sajjadi2018"/>
+    <w:bookmarkEnd w:id="286"/>
+    <w:bookmarkStart w:id="288" w:name="ref-sajjadi2018"/>
     <w:p>
       <w:pPr>
         <w:pStyle w:val="Bibliography"/>
@@ -26583,7 +26909,7 @@
         </w:rPr>
         <w:t xml:space="preserve"> </w:t>
       </w:r>
-      <w:hyperlink r:id="rId283">
+      <w:hyperlink r:id="rId287">
         <w:r>
           <w:rPr>
             <w:rStyle w:val="Hyperlink"/>
@@ -26593,8 +26919,8 @@
         </w:r>
       </w:hyperlink>
     </w:p>
-    <w:bookmarkEnd w:id="284"/>
-    <w:bookmarkStart w:id="286" w:name="ref-sakaguchi1986"/>
+    <w:bookmarkEnd w:id="288"/>
+    <w:bookmarkStart w:id="290" w:name="ref-sakaguchi1986"/>
     <w:p>
       <w:pPr>
         <w:pStyle w:val="Bibliography"/>
@@ -26651,7 +26977,7 @@
         </w:rPr>
         <w:t xml:space="preserve"> </w:t>
       </w:r>
-      <w:hyperlink r:id="rId285">
+      <w:hyperlink r:id="rId289">
         <w:r>
           <w:rPr>
             <w:rStyle w:val="Hyperlink"/>
@@ -26661,8 +26987,8 @@
         </w:r>
       </w:hyperlink>
     </w:p>
-    <w:bookmarkEnd w:id="286"/>
-    <w:bookmarkStart w:id="288" w:name="ref-sasikumar2026"/>
+    <w:bookmarkEnd w:id="290"/>
+    <w:bookmarkStart w:id="292" w:name="ref-sasikumar2026"/>
     <w:p>
       <w:pPr>
         <w:pStyle w:val="Bibliography"/>
@@ -26719,7 +27045,7 @@
         </w:rPr>
         <w:t xml:space="preserve"> </w:t>
       </w:r>
-      <w:hyperlink r:id="rId287">
+      <w:hyperlink r:id="rId291">
         <w:r>
           <w:rPr>
             <w:rStyle w:val="Hyperlink"/>
@@ -26729,8 +27055,8 @@
         </w:r>
       </w:hyperlink>
     </w:p>
-    <w:bookmarkEnd w:id="288"/>
-    <w:bookmarkStart w:id="290" w:name="ref-schuster1989"/>
+    <w:bookmarkEnd w:id="292"/>
+    <w:bookmarkStart w:id="294" w:name="ref-schuster1989"/>
     <w:p>
       <w:pPr>
         <w:pStyle w:val="Bibliography"/>
@@ -26787,7 +27113,7 @@
         </w:rPr>
         <w:t xml:space="preserve"> </w:t>
       </w:r>
-      <w:hyperlink r:id="rId289">
+      <w:hyperlink r:id="rId293">
         <w:r>
           <w:rPr>
             <w:rStyle w:val="Hyperlink"/>
@@ -26797,8 +27123,8 @@
         </w:r>
       </w:hyperlink>
     </w:p>
-    <w:bookmarkEnd w:id="290"/>
-    <w:bookmarkStart w:id="292" w:name="ref-skardal2019"/>
+    <w:bookmarkEnd w:id="294"/>
+    <w:bookmarkStart w:id="296" w:name="ref-skardal2019"/>
     <w:p>
       <w:pPr>
         <w:pStyle w:val="Bibliography"/>
@@ -26855,7 +27181,7 @@
         </w:rPr>
         <w:t xml:space="preserve"> </w:t>
       </w:r>
-      <w:hyperlink r:id="rId291">
+      <w:hyperlink r:id="rId295">
         <w:r>
           <w:rPr>
             <w:rStyle w:val="Hyperlink"/>
@@ -26865,8 +27191,8 @@
         </w:r>
       </w:hyperlink>
     </w:p>
-    <w:bookmarkEnd w:id="292"/>
-    <w:bookmarkStart w:id="294" w:name="ref-kuramoto-orientation-diffusion"/>
+    <w:bookmarkEnd w:id="296"/>
+    <w:bookmarkStart w:id="298" w:name="ref-sohl-dickstein2015"/>
     <w:p>
       <w:pPr>
         <w:pStyle w:val="Bibliography"/>
@@ -26875,6 +27201,106 @@
         <w:rPr>
           <w:lang w:val="en-GB"/>
         </w:rPr>
+        <w:t xml:space="preserve">Sohl-Dickstein, J., Weiss, E. A., Maheswaranathan, N., &amp; Ganguli, S. (2015). Deep unsupervised learning using nonequilibrium thermodynamics.</w:t>
+      </w:r>
+      <w:r>
+        <w:rPr>
+          <w:lang w:val="en-GB"/>
+        </w:rPr>
+        <w:t xml:space="preserve"> </w:t>
+      </w:r>
+      <w:r>
+        <w:rPr>
+          <w:i/>
+          <w:iCs/>
+          <w:lang w:val="en-GB"/>
+        </w:rPr>
+        <w:t xml:space="preserve">Proceedings of the 32nd International Conference on Machine Learning,</w:t>
+      </w:r>
+      <w:r>
+        <w:rPr>
+          <w:i/>
+          <w:iCs/>
+          <w:lang w:val="en-GB"/>
+        </w:rPr>
+        <w:t xml:space="preserve"> </w:t>
+      </w:r>
+      <w:r>
+        <w:rPr>
+          <w:i/>
+          <w:iCs/>
+          <w:lang w:val="en-GB"/>
+        </w:rPr>
+        <w:t xml:space="preserve">ICML</w:t>
+      </w:r>
+      <w:r>
+        <w:rPr>
+          <w:i/>
+          <w:iCs/>
+          <w:lang w:val="en-GB"/>
+        </w:rPr>
+        <w:t xml:space="preserve"> </w:t>
+      </w:r>
+      <w:r>
+        <w:rPr>
+          <w:i/>
+          <w:iCs/>
+          <w:lang w:val="en-GB"/>
+        </w:rPr>
+        <w:t xml:space="preserve">2015, Lille, France, 6-11 July 2015, Proceedings of Machine Learning Research</w:t>
+      </w:r>
+      <w:r>
+        <w:rPr>
+          <w:lang w:val="en-GB"/>
+        </w:rPr>
+        <w:t xml:space="preserve">,</w:t>
+      </w:r>
+      <w:r>
+        <w:rPr>
+          <w:lang w:val="en-GB"/>
+        </w:rPr>
+        <w:t xml:space="preserve"> </w:t>
+      </w:r>
+      <w:r>
+        <w:rPr>
+          <w:i/>
+          <w:iCs/>
+          <w:lang w:val="en-GB"/>
+        </w:rPr>
+        <w:t xml:space="preserve">37</w:t>
+      </w:r>
+      <w:r>
+        <w:rPr>
+          <w:lang w:val="en-GB"/>
+        </w:rPr>
+        <w:t xml:space="preserve">, 2256–2265.</w:t>
+      </w:r>
+      <w:r>
+        <w:rPr>
+          <w:lang w:val="en-GB"/>
+        </w:rPr>
+        <w:t xml:space="preserve"> </w:t>
+      </w:r>
+      <w:hyperlink r:id="rId297">
+        <w:r>
+          <w:rPr>
+            <w:rStyle w:val="Hyperlink"/>
+            <w:lang w:val="en-GB"/>
+          </w:rPr>
+          <w:t xml:space="preserve">https://proceedings.mlr.press/v37/sohl-dickstein15.html</w:t>
+        </w:r>
+      </w:hyperlink>
+    </w:p>
+    <w:bookmarkEnd w:id="298"/>
+    <w:bookmarkStart w:id="300" w:name="ref-kuramoto-orientation-diffusion"/>
+    <w:p>
+      <w:pPr>
+        <w:pStyle w:val="Bibliography"/>
+      </w:pPr>
+      <w:r>
+        <w:rPr>
+          <w:lang w:val="en-GB"/>
+        </w:rPr>
         <w:t xml:space="preserve">Song, Y., Keller, T. A., Brodjian, S., Miyato, T., Yue, Y., Perona, P., &amp; Welling, M. (2025). Kuramoto orientation diffusion models.</w:t>
       </w:r>
       <w:r>
@@ -26935,7 +27361,7 @@
         </w:rPr>
         <w:t xml:space="preserve"> </w:t>
       </w:r>
-      <w:hyperlink r:id="rId293">
+      <w:hyperlink r:id="rId299">
         <w:r>
           <w:rPr>
             <w:rStyle w:val="Hyperlink"/>
@@ -26945,8 +27371,8 @@
         </w:r>
       </w:hyperlink>
     </w:p>
-    <w:bookmarkEnd w:id="294"/>
-    <w:bookmarkStart w:id="296" w:name="ref-stiefel2016"/>
+    <w:bookmarkEnd w:id="300"/>
+    <w:bookmarkStart w:id="302" w:name="ref-stiefel2016"/>
     <w:p>
       <w:pPr>
         <w:pStyle w:val="Bibliography"/>
@@ -27003,7 +27429,7 @@
         </w:rPr>
         <w:t xml:space="preserve"> </w:t>
       </w:r>
-      <w:hyperlink r:id="rId295">
+      <w:hyperlink r:id="rId301">
         <w:r>
           <w:rPr>
             <w:rStyle w:val="Hyperlink"/>
@@ -27013,8 +27439,8 @@
         </w:r>
       </w:hyperlink>
     </w:p>
-    <w:bookmarkEnd w:id="296"/>
-    <w:bookmarkStart w:id="298" w:name="ref-stolzle2024"/>
+    <w:bookmarkEnd w:id="302"/>
+    <w:bookmarkStart w:id="304" w:name="ref-stolzle2024"/>
     <w:p>
       <w:pPr>
         <w:pStyle w:val="Bibliography"/>
@@ -27083,7 +27509,7 @@
         </w:rPr>
         <w:t xml:space="preserve"> </w:t>
       </w:r>
-      <w:hyperlink r:id="rId297">
+      <w:hyperlink r:id="rId303">
         <w:r>
           <w:rPr>
             <w:rStyle w:val="Hyperlink"/>
@@ -27093,8 +27519,8 @@
         </w:r>
       </w:hyperlink>
     </w:p>
-    <w:bookmarkEnd w:id="298"/>
-    <w:bookmarkStart w:id="300" w:name="ref-strogatz2000"/>
+    <w:bookmarkEnd w:id="304"/>
+    <w:bookmarkStart w:id="306" w:name="ref-strogatz2000"/>
     <w:p>
       <w:pPr>
         <w:pStyle w:val="Bibliography"/>
@@ -27151,7 +27577,7 @@
         </w:rPr>
         <w:t xml:space="preserve"> </w:t>
       </w:r>
-      <w:hyperlink r:id="rId299">
+      <w:hyperlink r:id="rId305">
         <w:r>
           <w:rPr>
             <w:rStyle w:val="Hyperlink"/>
@@ -27161,8 +27587,8 @@
         </w:r>
       </w:hyperlink>
     </w:p>
-    <w:bookmarkEnd w:id="300"/>
-    <w:bookmarkStart w:id="302" w:name="ref-strogatz1993"/>
+    <w:bookmarkEnd w:id="306"/>
+    <w:bookmarkStart w:id="308" w:name="ref-strogatz1993"/>
     <w:p>
       <w:pPr>
         <w:pStyle w:val="Bibliography"/>
@@ -27219,7 +27645,7 @@
         </w:rPr>
         <w:t xml:space="preserve"> </w:t>
       </w:r>
-      <w:hyperlink r:id="rId301">
+      <w:hyperlink r:id="rId307">
         <w:r>
           <w:rPr>
             <w:rStyle w:val="Hyperlink"/>
@@ -27229,8 +27655,8 @@
         </w:r>
       </w:hyperlink>
     </w:p>
-    <w:bookmarkEnd w:id="302"/>
-    <w:bookmarkStart w:id="304" w:name="ref-stuart1960"/>
+    <w:bookmarkEnd w:id="308"/>
+    <w:bookmarkStart w:id="310" w:name="ref-stuart1960"/>
     <w:p>
       <w:pPr>
         <w:pStyle w:val="Bibliography"/>
@@ -27287,7 +27713,7 @@
         </w:rPr>
         <w:t xml:space="preserve"> </w:t>
       </w:r>
-      <w:hyperlink r:id="rId303">
+      <w:hyperlink r:id="rId309">
         <w:r>
           <w:rPr>
             <w:rStyle w:val="Hyperlink"/>
@@ -27297,8 +27723,8 @@
         </w:r>
       </w:hyperlink>
     </w:p>
-    <w:bookmarkEnd w:id="304"/>
-    <w:bookmarkStart w:id="306" w:name="ref-tanaka2019"/>
+    <w:bookmarkEnd w:id="310"/>
+    <w:bookmarkStart w:id="312" w:name="ref-tanaka2019"/>
     <w:p>
       <w:pPr>
         <w:pStyle w:val="Bibliography"/>
@@ -27355,7 +27781,7 @@
         </w:rPr>
         <w:t xml:space="preserve"> </w:t>
       </w:r>
-      <w:hyperlink r:id="rId305">
+      <w:hyperlink r:id="rId311">
         <w:r>
           <w:rPr>
             <w:rStyle w:val="Hyperlink"/>
@@ -27365,8 +27791,8 @@
         </w:r>
       </w:hyperlink>
     </w:p>
-    <w:bookmarkEnd w:id="306"/>
-    <w:bookmarkStart w:id="308" w:name="ref-tanaka2011"/>
+    <w:bookmarkEnd w:id="312"/>
+    <w:bookmarkStart w:id="314" w:name="ref-tanaka2011"/>
     <w:p>
       <w:pPr>
         <w:pStyle w:val="Bibliography"/>
@@ -27423,7 +27849,7 @@
         </w:rPr>
         <w:t xml:space="preserve"> </w:t>
       </w:r>
-      <w:hyperlink r:id="rId307">
+      <w:hyperlink r:id="rId313">
         <w:r>
           <w:rPr>
             <w:rStyle w:val="Hyperlink"/>
@@ -27433,8 +27859,8 @@
         </w:r>
       </w:hyperlink>
     </w:p>
-    <w:bookmarkEnd w:id="308"/>
-    <w:bookmarkStart w:id="310" w:name="ref-torrejon2017"/>
+    <w:bookmarkEnd w:id="314"/>
+    <w:bookmarkStart w:id="316" w:name="ref-torrejon2017"/>
     <w:p>
       <w:pPr>
         <w:pStyle w:val="Bibliography"/>
@@ -27491,7 +27917,7 @@
         </w:rPr>
         <w:t xml:space="preserve"> </w:t>
       </w:r>
-      <w:hyperlink r:id="rId309">
+      <w:hyperlink r:id="rId315">
         <w:r>
           <w:rPr>
             <w:rStyle w:val="Hyperlink"/>
@@ -27501,8 +27927,8 @@
         </w:r>
       </w:hyperlink>
     </w:p>
-    <w:bookmarkEnd w:id="310"/>
-    <w:bookmarkStart w:id="312" w:name="ref-turcu2022"/>
+    <w:bookmarkEnd w:id="316"/>
+    <w:bookmarkStart w:id="318" w:name="ref-turcu2022"/>
     <w:p>
       <w:pPr>
         <w:pStyle w:val="Bibliography"/>
@@ -27559,7 +27985,7 @@
         </w:rPr>
         <w:t xml:space="preserve"> </w:t>
       </w:r>
-      <w:hyperlink r:id="rId311">
+      <w:hyperlink r:id="rId317">
         <w:r>
           <w:rPr>
             <w:rStyle w:val="Hyperlink"/>
@@ -27569,8 +27995,8 @@
         </w:r>
       </w:hyperlink>
     </w:p>
-    <w:bookmarkEnd w:id="312"/>
-    <w:bookmarkStart w:id="314" w:name="ref-turian2020"/>
+    <w:bookmarkEnd w:id="318"/>
+    <w:bookmarkStart w:id="320" w:name="ref-turian2020"/>
     <w:p>
       <w:pPr>
         <w:pStyle w:val="Bibliography"/>
@@ -27671,7 +28097,7 @@
         </w:rPr>
         <w:t xml:space="preserve"> </w:t>
       </w:r>
-      <w:hyperlink r:id="rId313">
+      <w:hyperlink r:id="rId319">
         <w:r>
           <w:rPr>
             <w:rStyle w:val="Hyperlink"/>
@@ -27681,8 +28107,8 @@
         </w:r>
       </w:hyperlink>
     </w:p>
-    <w:bookmarkEnd w:id="314"/>
-    <w:bookmarkStart w:id="316" w:name="ref-uhlhaas2006"/>
+    <w:bookmarkEnd w:id="320"/>
+    <w:bookmarkStart w:id="322" w:name="ref-uhlhaas2006"/>
     <w:p>
       <w:pPr>
         <w:pStyle w:val="Bibliography"/>
@@ -27739,7 +28165,7 @@
         </w:rPr>
         <w:t xml:space="preserve"> </w:t>
       </w:r>
-      <w:hyperlink r:id="rId315">
+      <w:hyperlink r:id="rId321">
         <w:r>
           <w:rPr>
             <w:rStyle w:val="Hyperlink"/>
@@ -27749,8 +28175,8 @@
         </w:r>
       </w:hyperlink>
     </w:p>
-    <w:bookmarkEnd w:id="316"/>
-    <w:bookmarkStart w:id="318" w:name="ref-un-0"/>
+    <w:bookmarkEnd w:id="322"/>
+    <w:bookmarkStart w:id="324" w:name="ref-un-0"/>
     <w:p>
       <w:pPr>
         <w:pStyle w:val="Bibliography"/>
@@ -27811,7 +28237,7 @@
         </w:rPr>
         <w:t xml:space="preserve"> </w:t>
       </w:r>
-      <w:hyperlink r:id="rId317">
+      <w:hyperlink r:id="rId323">
         <w:r>
           <w:rPr>
             <w:rStyle w:val="Hyperlink"/>
@@ -27821,8 +28247,8 @@
         </w:r>
       </w:hyperlink>
     </w:p>
-    <w:bookmarkEnd w:id="318"/>
-    <w:bookmarkStart w:id="320" w:name="ref-sparsity-study"/>
+    <w:bookmarkEnd w:id="324"/>
+    <w:bookmarkStart w:id="326" w:name="ref-sparsity-study"/>
     <w:p>
       <w:pPr>
         <w:pStyle w:val="Bibliography"/>
@@ -27859,7 +28285,7 @@
         </w:rPr>
         <w:t xml:space="preserve"> </w:t>
       </w:r>
-      <w:hyperlink r:id="rId319">
+      <w:hyperlink r:id="rId325">
         <w:r>
           <w:rPr>
             <w:rStyle w:val="Hyperlink"/>
@@ -27869,8 +28295,8 @@
         </w:r>
       </w:hyperlink>
     </w:p>
-    <w:bookmarkEnd w:id="320"/>
-    <w:bookmarkStart w:id="322" w:name="ref-mit-code"/>
+    <w:bookmarkEnd w:id="326"/>
+    <w:bookmarkStart w:id="328" w:name="ref-mit-code"/>
     <w:p>
       <w:pPr>
         <w:pStyle w:val="Bibliography"/>
@@ -27915,7 +28341,7 @@
         </w:rPr>
         <w:t xml:space="preserve"> </w:t>
       </w:r>
-      <w:hyperlink r:id="rId321">
+      <w:hyperlink r:id="rId327">
         <w:r>
           <w:rPr>
             <w:rStyle w:val="Hyperlink"/>
@@ -27925,8 +28351,8 @@
         </w:r>
       </w:hyperlink>
     </w:p>
-    <w:bookmarkEnd w:id="322"/>
-    <w:bookmarkStart w:id="324" w:name="ref-vanderpol1926"/>
+    <w:bookmarkEnd w:id="328"/>
+    <w:bookmarkStart w:id="330" w:name="ref-vanderpol1926"/>
     <w:p>
       <w:pPr>
         <w:pStyle w:val="Bibliography"/>
@@ -27983,7 +28409,7 @@
         </w:rPr>
         <w:t xml:space="preserve"> </w:t>
       </w:r>
-      <w:hyperlink r:id="rId323">
+      <w:hyperlink r:id="rId329">
         <w:r>
           <w:rPr>
             <w:rStyle w:val="Hyperlink"/>
@@ -27993,8 +28419,8 @@
         </w:r>
       </w:hyperlink>
     </w:p>
-    <w:bookmarkEnd w:id="324"/>
-    <w:bookmarkStart w:id="326" w:name="ref-vaswani2017"/>
+    <w:bookmarkEnd w:id="330"/>
+    <w:bookmarkStart w:id="332" w:name="ref-vaswani2017"/>
     <w:p>
       <w:pPr>
         <w:pStyle w:val="Bibliography"/>
@@ -28063,7 +28489,7 @@
         </w:rPr>
         <w:t xml:space="preserve"> </w:t>
       </w:r>
-      <w:hyperlink r:id="rId325">
+      <w:hyperlink r:id="rId331">
         <w:r>
           <w:rPr>
             <w:rStyle w:val="Hyperlink"/>
@@ -28073,8 +28499,8 @@
         </w:r>
       </w:hyperlink>
     </w:p>
-    <w:bookmarkEnd w:id="326"/>
-    <w:bookmarkStart w:id="328" w:name="ref-spikevoice"/>
+    <w:bookmarkEnd w:id="332"/>
+    <w:bookmarkStart w:id="334" w:name="ref-spikevoice"/>
     <w:p>
       <w:pPr>
         <w:pStyle w:val="Bibliography"/>
@@ -28111,7 +28537,7 @@
         </w:rPr>
         <w:t xml:space="preserve"> </w:t>
       </w:r>
-      <w:hyperlink r:id="rId327">
+      <w:hyperlink r:id="rId333">
         <w:r>
           <w:rPr>
             <w:rStyle w:val="Hyperlink"/>
@@ -28121,8 +28547,8 @@
         </w:r>
       </w:hyperlink>
     </w:p>
-    <w:bookmarkEnd w:id="328"/>
-    <w:bookmarkStart w:id="330" w:name="ref-oscillator-ising-machines"/>
+    <w:bookmarkEnd w:id="334"/>
+    <w:bookmarkStart w:id="336" w:name="ref-oscillator-ising-machines"/>
     <w:p>
       <w:pPr>
         <w:pStyle w:val="Bibliography"/>
@@ -28159,7 +28585,7 @@
         </w:rPr>
         <w:t xml:space="preserve"> </w:t>
       </w:r>
-      <w:hyperlink r:id="rId329">
+      <w:hyperlink r:id="rId335">
         <w:r>
           <w:rPr>
             <w:rStyle w:val="Hyperlink"/>
@@ -28169,8 +28595,8 @@
         </w:r>
       </w:hyperlink>
     </w:p>
-    <w:bookmarkEnd w:id="330"/>
-    <w:bookmarkStart w:id="332" w:name="ref-winfree1967"/>
+    <w:bookmarkEnd w:id="336"/>
+    <w:bookmarkStart w:id="338" w:name="ref-winfree1967"/>
     <w:p>
       <w:pPr>
         <w:pStyle w:val="Bibliography"/>
@@ -28227,7 +28653,7 @@
         </w:rPr>
         <w:t xml:space="preserve"> </w:t>
       </w:r>
-      <w:hyperlink r:id="rId331">
+      <w:hyperlink r:id="rId337">
         <w:r>
           <w:rPr>
             <w:rStyle w:val="Hyperlink"/>
@@ -28237,8 +28663,8 @@
         </w:r>
       </w:hyperlink>
     </w:p>
-    <w:bookmarkEnd w:id="332"/>
-    <w:bookmarkStart w:id="334" w:name="ref-kope"/>
+    <w:bookmarkEnd w:id="338"/>
+    <w:bookmarkStart w:id="340" w:name="ref-kope"/>
     <w:p>
       <w:pPr>
         <w:pStyle w:val="Bibliography"/>
@@ -28307,7 +28733,7 @@
         </w:rPr>
         <w:t xml:space="preserve"> </w:t>
       </w:r>
-      <w:hyperlink r:id="rId333">
+      <w:hyperlink r:id="rId339">
         <w:r>
           <w:rPr>
             <w:rStyle w:val="Hyperlink"/>
@@ -28317,8 +28743,8 @@
         </w:r>
       </w:hyperlink>
     </w:p>
-    <w:bookmarkEnd w:id="334"/>
-    <w:bookmarkStart w:id="336" w:name="ref-yeung1999"/>
+    <w:bookmarkEnd w:id="340"/>
+    <w:bookmarkStart w:id="342" w:name="ref-yeung1999"/>
     <w:p>
       <w:pPr>
         <w:pStyle w:val="Bibliography"/>
@@ -28375,7 +28801,7 @@
         </w:rPr>
         <w:t xml:space="preserve"> </w:t>
       </w:r>
-      <w:hyperlink r:id="rId335">
+      <w:hyperlink r:id="rId341">
         <w:r>
           <w:rPr>
             <w:rStyle w:val="Hyperlink"/>
@@ -28385,8 +28811,8 @@
         </w:r>
       </w:hyperlink>
     </w:p>
-    <w:bookmarkEnd w:id="336"/>
-    <w:bookmarkStart w:id="338" w:name="ref-yu2025"/>
+    <w:bookmarkEnd w:id="342"/>
+    <w:bookmarkStart w:id="344" w:name="ref-yu2025"/>
     <w:p>
       <w:pPr>
         <w:pStyle w:val="Bibliography"/>
@@ -28455,7 +28881,7 @@
         </w:rPr>
         <w:t xml:space="preserve"> </w:t>
       </w:r>
-      <w:hyperlink r:id="rId337">
+      <w:hyperlink r:id="rId343">
         <w:r>
           <w:rPr>
             <w:rStyle w:val="Hyperlink"/>
@@ -28465,8 +28891,8 @@
         </w:r>
       </w:hyperlink>
     </w:p>
-    <w:bookmarkEnd w:id="338"/>
-    <w:bookmarkStart w:id="340" w:name="ref-zhang2026"/>
+    <w:bookmarkEnd w:id="344"/>
+    <w:bookmarkStart w:id="346" w:name="ref-zhang2026"/>
     <w:p>
       <w:pPr>
         <w:pStyle w:val="Bibliography"/>
@@ -28591,7 +29017,7 @@
         </w:rPr>
         <w:t xml:space="preserve"> </w:t>
       </w:r>
-      <w:hyperlink r:id="rId339">
+      <w:hyperlink r:id="rId345">
         <w:r>
           <w:rPr>
             <w:rStyle w:val="Hyperlink"/>
@@ -28601,8 +29027,8 @@
         </w:r>
       </w:hyperlink>
     </w:p>
-    <w:bookmarkEnd w:id="340"/>
-    <w:bookmarkStart w:id="342" w:name="ref-ada-fe"/>
+    <w:bookmarkEnd w:id="346"/>
+    <w:bookmarkStart w:id="348" w:name="ref-ada-fe"/>
     <w:p>
       <w:pPr>
         <w:pStyle w:val="Bibliography"/>
@@ -28639,7 +29065,7 @@
         </w:rPr>
         <w:t xml:space="preserve"> </w:t>
       </w:r>
-      <w:hyperlink r:id="rId341">
+      <w:hyperlink r:id="rId347">
         <w:r>
           <w:rPr>
             <w:rStyle w:val="Hyperlink"/>
@@ -28649,8 +29075,8 @@
         </w:r>
       </w:hyperlink>
     </w:p>
-    <w:bookmarkEnd w:id="342"/>
-    <w:bookmarkStart w:id="344" w:name="ref-zhang2023"/>
+    <w:bookmarkEnd w:id="348"/>
+    <w:bookmarkStart w:id="350" w:name="ref-zhang2023"/>
     <w:p>
       <w:pPr>
         <w:pStyle w:val="Bibliography"/>
@@ -28707,7 +29133,7 @@
         </w:rPr>
         <w:t xml:space="preserve"> </w:t>
       </w:r>
-      <w:hyperlink r:id="rId343">
+      <w:hyperlink r:id="rId349">
         <w:r>
           <w:rPr>
             <w:rStyle w:val="Hyperlink"/>
@@ -28717,8 +29143,8 @@
         </w:r>
       </w:hyperlink>
     </w:p>
-    <w:bookmarkEnd w:id="344"/>
-    <w:bookmarkStart w:id="346" w:name="ref-gdd"/>
+    <w:bookmarkEnd w:id="350"/>
+    <w:bookmarkStart w:id="352" w:name="ref-gdd"/>
     <w:p>
       <w:pPr>
         <w:pStyle w:val="Bibliography"/>
@@ -28755,7 +29181,7 @@
         </w:rPr>
         <w:t xml:space="preserve"> </w:t>
       </w:r>
-      <w:hyperlink r:id="rId345">
+      <w:hyperlink r:id="rId351">
         <w:r>
           <w:rPr>
             <w:rStyle w:val="Hyperlink"/>
@@ -28765,9 +29191,9 @@
         </w:r>
       </w:hyperlink>
     </w:p>
-    <w:bookmarkEnd w:id="346"/>
-    <w:bookmarkEnd w:id="347"/>
-    <w:bookmarkEnd w:id="348"/>
+    <w:bookmarkEnd w:id="352"/>
+    <w:bookmarkEnd w:id="353"/>
+    <w:bookmarkEnd w:id="354"/>
     <w:sectPr>
       <w:footnotePr>
         <w:numRestart w:val="eachSect"/>

--- a/papers/01-evidence-audit/from-synchronization-physics-to-trained-dynamics.docx
+++ b/papers/01-evidence-audit/from-synchronization-physics-to-trained-dynamics.docx
@@ -8667,7 +8667,7 @@
       <w:r>
         <w:drawing>
           <wp:inline>
-            <wp:extent cx="5334000" cy="3557175"/>
+            <wp:extent cx="5334000" cy="3751074"/>
             <wp:effectExtent b="0" l="0" r="0" t="0"/>
             <wp:docPr descr="Steps unrolled and backpropagated through, by system. Filled markers are nonlinear dynamics with no stated gradient bound; half-filled markers are nonlinear dynamics whose gradients are controlled by the structure of the dynamics, a dissipative energy bound with a time-step condition in coRNN and Neural Wave Machines, and Hamiltonian conservation in UnICORNN; the open marker is linear dynamics. Every nonlinear system without a stated bound trains at twenty-five steps or fewer; the two nonlinear systems that reach thousands of steps carry a proof, and the only system beyond twenty thousand is linear." title="" id="60" name="Picture"/>
             <a:graphic>
@@ -8688,7 +8688,7 @@
                   <pic:spPr bwMode="auto">
                     <a:xfrm>
                       <a:off x="0" y="0"/>
-                      <a:ext cx="5334000" cy="3557175"/>
+                      <a:ext cx="5334000" cy="3751074"/>
                     </a:xfrm>
                     <a:prstGeom prst="rect">
                       <a:avLst/>
